--- a/Spark_CheatSheet.docx
+++ b/Spark_CheatSheet.docx
@@ -18,49 +18,12 @@
       <w:pPr>
         <w:pStyle w:val="Subtitle"/>
       </w:pPr>
-      <w:proofErr w:type="spellStart"/>
       <w:r>
         <w:rPr>
           <w:b/>
           <w:bCs/>
         </w:rPr>
-        <w:t>PySpark</w:t>
-      </w:r>
-      <w:proofErr w:type="spellEnd"/>
-      <w:r>
-        <w:rPr>
-          <w:b/>
-          <w:bCs/>
-        </w:rPr>
-        <w:t xml:space="preserve"> • </w:t>
-      </w:r>
-      <w:proofErr w:type="spellStart"/>
-      <w:r>
-        <w:rPr>
-          <w:b/>
-          <w:bCs/>
-        </w:rPr>
-        <w:t>DataFrames</w:t>
-      </w:r>
-      <w:proofErr w:type="spellEnd"/>
-      <w:r>
-        <w:rPr>
-          <w:b/>
-          <w:bCs/>
-        </w:rPr>
-        <w:t xml:space="preserve"> • RDDs • SQL • Spark CLI</w:t>
-      </w:r>
-    </w:p>
-    <w:p>
-      <w:pPr>
-        <w:pStyle w:val="Subtitle"/>
-      </w:pPr>
-      <w:r>
-        <w:rPr>
-          <w:i/>
-          <w:iCs/>
-        </w:rPr>
-        <w:t>Quick reference for learning, practice, and interviews</w:t>
+        <w:t>PySpark • DataFrames • RDDs • SQL • Spark CLI</w:t>
       </w:r>
     </w:p>
     <w:p>
@@ -222,17 +185,8 @@
                 <w:b/>
                 <w:bCs/>
               </w:rPr>
-              <w:t xml:space="preserve">Create </w:t>
-            </w:r>
-            <w:proofErr w:type="spellStart"/>
-            <w:r>
-              <w:rPr>
-                <w:b/>
-                <w:bCs/>
-              </w:rPr>
-              <w:t>SparkSession</w:t>
-            </w:r>
-            <w:proofErr w:type="spellEnd"/>
+              <w:t>Create SparkSession</w:t>
+            </w:r>
           </w:p>
         </w:tc>
         <w:tc>
@@ -258,55 +212,11 @@
               <w:spacing w:after="160" w:line="278" w:lineRule="auto"/>
             </w:pPr>
             <w:r>
-              <w:t xml:space="preserve">from </w:t>
-            </w:r>
-            <w:proofErr w:type="spellStart"/>
-            <w:r>
-              <w:t>pyspark.sql</w:t>
-            </w:r>
-            <w:proofErr w:type="spellEnd"/>
-            <w:r>
-              <w:t xml:space="preserve"> import </w:t>
-            </w:r>
-            <w:proofErr w:type="spellStart"/>
-            <w:r>
-              <w:t>SparkSession</w:t>
-            </w:r>
-            <w:proofErr w:type="spellEnd"/>
+              <w:t>from pyspark.sql import SparkSession</w:t>
+            </w:r>
             <w:r>
               <w:br/>
-              <w:t xml:space="preserve">spark = </w:t>
-            </w:r>
-            <w:proofErr w:type="spellStart"/>
-            <w:proofErr w:type="gramStart"/>
-            <w:r>
-              <w:t>SparkSession.builder.appName</w:t>
-            </w:r>
-            <w:proofErr w:type="spellEnd"/>
-            <w:proofErr w:type="gramEnd"/>
-            <w:r>
-              <w:t>("</w:t>
-            </w:r>
-            <w:proofErr w:type="spellStart"/>
-            <w:r>
-              <w:t>MyApp</w:t>
-            </w:r>
-            <w:proofErr w:type="spellEnd"/>
-            <w:r>
-              <w:t>"</w:t>
-            </w:r>
-            <w:proofErr w:type="gramStart"/>
-            <w:r>
-              <w:t>).</w:t>
-            </w:r>
-            <w:proofErr w:type="spellStart"/>
-            <w:r>
-              <w:t>getOrCreate</w:t>
-            </w:r>
-            <w:proofErr w:type="spellEnd"/>
-            <w:proofErr w:type="gramEnd"/>
-            <w:r>
-              <w:t>()</w:t>
+              <w:t>spark = SparkSession.builder.appName("MyApp").getOrCreate()</w:t>
             </w:r>
           </w:p>
         </w:tc>
@@ -392,29 +302,8 @@
             <w:pPr>
               <w:spacing w:after="160" w:line="278" w:lineRule="auto"/>
             </w:pPr>
-            <w:proofErr w:type="gramStart"/>
-            <w:r>
-              <w:t>SparkSession.builder.master</w:t>
-            </w:r>
-            <w:proofErr w:type="gramEnd"/>
-            <w:r>
-              <w:t>("local[*]"</w:t>
-            </w:r>
-            <w:proofErr w:type="gramStart"/>
-            <w:r>
-              <w:t>).appName</w:t>
-            </w:r>
-            <w:proofErr w:type="gramEnd"/>
-            <w:r>
-              <w:t>("Demo"</w:t>
-            </w:r>
-            <w:proofErr w:type="gramStart"/>
-            <w:r>
-              <w:t>).getOrCreate</w:t>
-            </w:r>
-            <w:proofErr w:type="gramEnd"/>
-            <w:r>
-              <w:t>()</w:t>
+            <w:r>
+              <w:t>SparkSession.builder.master("local[*]").appName("Demo").getOrCreate()</w:t>
             </w:r>
           </w:p>
         </w:tc>
@@ -500,15 +389,8 @@
             <w:pPr>
               <w:spacing w:after="160" w:line="278" w:lineRule="auto"/>
             </w:pPr>
-            <w:proofErr w:type="spellStart"/>
-            <w:proofErr w:type="gramStart"/>
-            <w:r>
-              <w:t>spark.stop</w:t>
-            </w:r>
-            <w:proofErr w:type="spellEnd"/>
-            <w:proofErr w:type="gramEnd"/>
-            <w:r>
-              <w:t>()</w:t>
+            <w:r>
+              <w:t>spark.stop()</w:t>
             </w:r>
           </w:p>
         </w:tc>
@@ -535,15 +417,7 @@
               <w:spacing w:after="160" w:line="278" w:lineRule="auto"/>
             </w:pPr>
             <w:r>
-              <w:t xml:space="preserve">Stops the </w:t>
-            </w:r>
-            <w:proofErr w:type="spellStart"/>
-            <w:r>
-              <w:t>SparkSession</w:t>
-            </w:r>
-            <w:proofErr w:type="spellEnd"/>
-            <w:r>
-              <w:t>.</w:t>
+              <w:t>Stops the SparkSession.</w:t>
             </w:r>
           </w:p>
         </w:tc>
@@ -602,11 +476,9 @@
             <w:pPr>
               <w:spacing w:after="160" w:line="278" w:lineRule="auto"/>
             </w:pPr>
-            <w:proofErr w:type="spellStart"/>
             <w:r>
               <w:t>pyspark</w:t>
             </w:r>
-            <w:proofErr w:type="spellEnd"/>
           </w:p>
         </w:tc>
         <w:tc>
@@ -632,15 +504,7 @@
               <w:spacing w:after="160" w:line="278" w:lineRule="auto"/>
             </w:pPr>
             <w:r>
-              <w:t xml:space="preserve">Starts an interactive </w:t>
-            </w:r>
-            <w:proofErr w:type="spellStart"/>
-            <w:r>
-              <w:t>PySpark</w:t>
-            </w:r>
-            <w:proofErr w:type="spellEnd"/>
-            <w:r>
-              <w:t xml:space="preserve"> shell.</w:t>
+              <w:t>Starts an interactive PySpark shell.</w:t>
             </w:r>
           </w:p>
         </w:tc>
@@ -831,16 +695,8 @@
         <w:rPr>
           <w:rFonts w:asciiTheme="minorHAnsi" w:hAnsiTheme="minorHAnsi" w:cstheme="minorBidi"/>
         </w:rPr>
-        <w:t xml:space="preserve">2. Create </w:t>
+        <w:t>2. Create DataFrames</w:t>
       </w:r>
-      <w:proofErr w:type="spellStart"/>
-      <w:r>
-        <w:rPr>
-          <w:rFonts w:asciiTheme="minorHAnsi" w:hAnsiTheme="minorHAnsi" w:cstheme="minorBidi"/>
-        </w:rPr>
-        <w:t>DataFrames</w:t>
-      </w:r>
-      <w:proofErr w:type="spellEnd"/>
     </w:p>
     <w:tbl>
       <w:tblPr>
@@ -1016,60 +872,11 @@
               <w:spacing w:after="160" w:line="278" w:lineRule="auto"/>
             </w:pPr>
             <w:r>
-              <w:t xml:space="preserve">data </w:t>
-            </w:r>
-            <w:proofErr w:type="gramStart"/>
-            <w:r>
-              <w:t>= [(</w:t>
-            </w:r>
-            <w:proofErr w:type="gramEnd"/>
-            <w:r>
-              <w:t>1,"A"</w:t>
-            </w:r>
-            <w:proofErr w:type="gramStart"/>
-            <w:r>
-              <w:t>),(</w:t>
-            </w:r>
-            <w:proofErr w:type="gramEnd"/>
-            <w:r>
-              <w:t>2,"B")]</w:t>
+              <w:t>data = [(1,"A"),(2,"B")]</w:t>
             </w:r>
             <w:r>
               <w:br/>
-            </w:r>
-            <w:proofErr w:type="spellStart"/>
-            <w:r>
-              <w:t>df</w:t>
-            </w:r>
-            <w:proofErr w:type="spellEnd"/>
-            <w:r>
-              <w:t xml:space="preserve"> = </w:t>
-            </w:r>
-            <w:proofErr w:type="spellStart"/>
-            <w:proofErr w:type="gramStart"/>
-            <w:r>
-              <w:t>spark.createDataFrame</w:t>
-            </w:r>
-            <w:proofErr w:type="spellEnd"/>
-            <w:proofErr w:type="gramEnd"/>
-            <w:r>
-              <w:t>(</w:t>
-            </w:r>
-            <w:proofErr w:type="gramStart"/>
-            <w:r>
-              <w:t>data,[</w:t>
-            </w:r>
-            <w:proofErr w:type="gramEnd"/>
-            <w:r>
-              <w:t>"</w:t>
-            </w:r>
-            <w:proofErr w:type="spellStart"/>
-            <w:r>
-              <w:t>id","name</w:t>
-            </w:r>
-            <w:proofErr w:type="spellEnd"/>
-            <w:r>
-              <w:t>"])</w:t>
+              <w:t>df = spark.createDataFrame(data,["id","name"])</w:t>
             </w:r>
           </w:p>
         </w:tc>
@@ -1163,37 +970,8 @@
             <w:pPr>
               <w:spacing w:after="160" w:line="278" w:lineRule="auto"/>
             </w:pPr>
-            <w:proofErr w:type="spellStart"/>
-            <w:r>
-              <w:t>df</w:t>
-            </w:r>
-            <w:proofErr w:type="spellEnd"/>
-            <w:r>
-              <w:t xml:space="preserve"> = </w:t>
-            </w:r>
-            <w:proofErr w:type="gramStart"/>
-            <w:r>
-              <w:t>spark.read</w:t>
-            </w:r>
-            <w:proofErr w:type="gramEnd"/>
-            <w:r>
-              <w:t>.option("header</w:t>
-            </w:r>
-            <w:proofErr w:type="gramStart"/>
-            <w:r>
-              <w:t>",True).option</w:t>
-            </w:r>
-            <w:proofErr w:type="gramEnd"/>
-            <w:r>
-              <w:t>("inferSchema</w:t>
-            </w:r>
-            <w:proofErr w:type="gramStart"/>
-            <w:r>
-              <w:t>",True</w:t>
-            </w:r>
-            <w:proofErr w:type="gramEnd"/>
-            <w:r>
-              <w:t>).csv("file.csv")</w:t>
+            <w:r>
+              <w:t>df = spark.read.option("header",True).option("inferSchema",True).csv("file.csv")</w:t>
             </w:r>
           </w:p>
         </w:tc>
@@ -1287,36 +1065,8 @@
             <w:pPr>
               <w:spacing w:after="160" w:line="278" w:lineRule="auto"/>
             </w:pPr>
-            <w:proofErr w:type="spellStart"/>
-            <w:r>
-              <w:t>df</w:t>
-            </w:r>
-            <w:proofErr w:type="spellEnd"/>
-            <w:r>
-              <w:t xml:space="preserve"> = </w:t>
-            </w:r>
-            <w:proofErr w:type="spellStart"/>
-            <w:proofErr w:type="gramStart"/>
-            <w:r>
-              <w:t>spark.read</w:t>
-            </w:r>
-            <w:proofErr w:type="gramEnd"/>
-            <w:r>
-              <w:t>.json</w:t>
-            </w:r>
-            <w:proofErr w:type="spellEnd"/>
-            <w:r>
-              <w:t>("</w:t>
-            </w:r>
-            <w:proofErr w:type="spellStart"/>
-            <w:proofErr w:type="gramStart"/>
-            <w:r>
-              <w:t>file.json</w:t>
-            </w:r>
-            <w:proofErr w:type="spellEnd"/>
-            <w:proofErr w:type="gramEnd"/>
-            <w:r>
-              <w:t>")</w:t>
+            <w:r>
+              <w:t>df = spark.read.json("file.json")</w:t>
             </w:r>
           </w:p>
         </w:tc>
@@ -1410,36 +1160,8 @@
             <w:pPr>
               <w:spacing w:after="160" w:line="278" w:lineRule="auto"/>
             </w:pPr>
-            <w:proofErr w:type="spellStart"/>
-            <w:r>
-              <w:t>df</w:t>
-            </w:r>
-            <w:proofErr w:type="spellEnd"/>
-            <w:r>
-              <w:t xml:space="preserve"> = </w:t>
-            </w:r>
-            <w:proofErr w:type="spellStart"/>
-            <w:proofErr w:type="gramStart"/>
-            <w:r>
-              <w:t>spark.read</w:t>
-            </w:r>
-            <w:proofErr w:type="gramEnd"/>
-            <w:r>
-              <w:t>.parquet</w:t>
-            </w:r>
-            <w:proofErr w:type="spellEnd"/>
-            <w:r>
-              <w:t>("</w:t>
-            </w:r>
-            <w:proofErr w:type="spellStart"/>
-            <w:proofErr w:type="gramStart"/>
-            <w:r>
-              <w:t>data.parquet</w:t>
-            </w:r>
-            <w:proofErr w:type="spellEnd"/>
-            <w:proofErr w:type="gramEnd"/>
-            <w:r>
-              <w:t>")</w:t>
+            <w:r>
+              <w:t>df = spark.read.parquet("data.parquet")</w:t>
             </w:r>
           </w:p>
         </w:tc>
@@ -1534,33 +1256,8 @@
             <w:pPr>
               <w:spacing w:after="160" w:line="278" w:lineRule="auto"/>
             </w:pPr>
-            <w:proofErr w:type="spellStart"/>
-            <w:r>
-              <w:t>df</w:t>
-            </w:r>
-            <w:proofErr w:type="spellEnd"/>
-            <w:r>
-              <w:t xml:space="preserve"> = </w:t>
-            </w:r>
-            <w:proofErr w:type="spellStart"/>
-            <w:proofErr w:type="gramStart"/>
-            <w:r>
-              <w:t>spark.table</w:t>
-            </w:r>
-            <w:proofErr w:type="spellEnd"/>
-            <w:proofErr w:type="gramEnd"/>
-            <w:r>
-              <w:t>("</w:t>
-            </w:r>
-            <w:proofErr w:type="spellStart"/>
-            <w:proofErr w:type="gramStart"/>
-            <w:r>
-              <w:t>database.table</w:t>
-            </w:r>
-            <w:proofErr w:type="spellEnd"/>
-            <w:proofErr w:type="gramEnd"/>
-            <w:r>
-              <w:t>")</w:t>
+            <w:r>
+              <w:t>df = spark.table("database.table")</w:t>
             </w:r>
           </w:p>
         </w:tc>
@@ -1780,28 +1477,12 @@
             <w:pPr>
               <w:spacing w:after="160" w:line="278" w:lineRule="auto"/>
             </w:pPr>
-            <w:proofErr w:type="spellStart"/>
-            <w:proofErr w:type="gramStart"/>
-            <w:r>
-              <w:t>df.show</w:t>
-            </w:r>
-            <w:proofErr w:type="spellEnd"/>
-            <w:proofErr w:type="gramEnd"/>
-            <w:r>
-              <w:t>()</w:t>
+            <w:r>
+              <w:t>df.show()</w:t>
             </w:r>
             <w:r>
               <w:br/>
-            </w:r>
-            <w:proofErr w:type="spellStart"/>
-            <w:proofErr w:type="gramStart"/>
-            <w:r>
-              <w:t>df.show</w:t>
-            </w:r>
-            <w:proofErr w:type="spellEnd"/>
-            <w:proofErr w:type="gramEnd"/>
-            <w:r>
-              <w:t>(20, truncate=False)</w:t>
+              <w:t>df.show(20, truncate=False)</w:t>
             </w:r>
           </w:p>
         </w:tc>
@@ -1895,15 +1576,8 @@
             <w:pPr>
               <w:spacing w:after="160" w:line="278" w:lineRule="auto"/>
             </w:pPr>
-            <w:proofErr w:type="spellStart"/>
-            <w:proofErr w:type="gramStart"/>
-            <w:r>
-              <w:t>df.printSchema</w:t>
-            </w:r>
-            <w:proofErr w:type="spellEnd"/>
-            <w:proofErr w:type="gramEnd"/>
-            <w:r>
-              <w:t>()</w:t>
+            <w:r>
+              <w:t>df.printSchema()</w:t>
             </w:r>
           </w:p>
         </w:tc>
@@ -1997,13 +1671,9 @@
             <w:pPr>
               <w:spacing w:after="160" w:line="278" w:lineRule="auto"/>
             </w:pPr>
-            <w:proofErr w:type="spellStart"/>
-            <w:proofErr w:type="gramStart"/>
             <w:r>
               <w:t>df.columns</w:t>
             </w:r>
-            <w:proofErr w:type="spellEnd"/>
-            <w:proofErr w:type="gramEnd"/>
           </w:p>
         </w:tc>
         <w:tc>
@@ -2096,15 +1766,8 @@
             <w:pPr>
               <w:spacing w:after="160" w:line="278" w:lineRule="auto"/>
             </w:pPr>
-            <w:proofErr w:type="spellStart"/>
-            <w:proofErr w:type="gramStart"/>
-            <w:r>
-              <w:t>df.count</w:t>
-            </w:r>
-            <w:proofErr w:type="spellEnd"/>
-            <w:proofErr w:type="gramEnd"/>
-            <w:r>
-              <w:t>()</w:t>
+            <w:r>
+              <w:t>df.count()</w:t>
             </w:r>
           </w:p>
         </w:tc>
@@ -2198,15 +1861,8 @@
             <w:pPr>
               <w:spacing w:after="160" w:line="278" w:lineRule="auto"/>
             </w:pPr>
-            <w:proofErr w:type="spellStart"/>
-            <w:proofErr w:type="gramStart"/>
-            <w:r>
-              <w:t>df.first</w:t>
-            </w:r>
-            <w:proofErr w:type="spellEnd"/>
-            <w:proofErr w:type="gramEnd"/>
-            <w:r>
-              <w:t>()</w:t>
+            <w:r>
+              <w:t>df.first()</w:t>
             </w:r>
           </w:p>
         </w:tc>
@@ -2300,15 +1956,8 @@
             <w:pPr>
               <w:spacing w:after="160" w:line="278" w:lineRule="auto"/>
             </w:pPr>
-            <w:proofErr w:type="spellStart"/>
-            <w:proofErr w:type="gramStart"/>
-            <w:r>
-              <w:t>df.take</w:t>
-            </w:r>
-            <w:proofErr w:type="spellEnd"/>
-            <w:proofErr w:type="gramEnd"/>
-            <w:r>
-              <w:t>(5)</w:t>
+            <w:r>
+              <w:t>df.take(5)</w:t>
             </w:r>
           </w:p>
         </w:tc>
@@ -2402,23 +2051,8 @@
             <w:pPr>
               <w:spacing w:after="160" w:line="278" w:lineRule="auto"/>
             </w:pPr>
-            <w:proofErr w:type="spellStart"/>
-            <w:proofErr w:type="gramStart"/>
-            <w:r>
-              <w:t>df.describe</w:t>
-            </w:r>
-            <w:proofErr w:type="spellEnd"/>
-            <w:proofErr w:type="gramEnd"/>
-            <w:r>
-              <w:t>(</w:t>
-            </w:r>
-            <w:proofErr w:type="gramStart"/>
-            <w:r>
-              <w:t>).show</w:t>
-            </w:r>
-            <w:proofErr w:type="gramEnd"/>
-            <w:r>
-              <w:t>()</w:t>
+            <w:r>
+              <w:t>df.describe().show()</w:t>
             </w:r>
           </w:p>
         </w:tc>
@@ -2445,15 +2079,7 @@
               <w:spacing w:after="160" w:line="278" w:lineRule="auto"/>
             </w:pPr>
             <w:r>
-              <w:t xml:space="preserve">Shows count, mean, </w:t>
-            </w:r>
-            <w:proofErr w:type="spellStart"/>
-            <w:r>
-              <w:t>stddev</w:t>
-            </w:r>
-            <w:proofErr w:type="spellEnd"/>
-            <w:r>
-              <w:t>, min, and max for numeric/string columns.</w:t>
+              <w:t>Shows count, mean, stddev, min, and max for numeric/string columns.</w:t>
             </w:r>
           </w:p>
         </w:tc>
@@ -2646,31 +2272,8 @@
             <w:pPr>
               <w:spacing w:after="160" w:line="278" w:lineRule="auto"/>
             </w:pPr>
-            <w:proofErr w:type="spellStart"/>
-            <w:proofErr w:type="gramStart"/>
-            <w:r>
-              <w:t>df.select</w:t>
-            </w:r>
-            <w:proofErr w:type="spellEnd"/>
-            <w:proofErr w:type="gramEnd"/>
-            <w:r>
-              <w:t>("</w:t>
-            </w:r>
-            <w:proofErr w:type="spellStart"/>
-            <w:r>
-              <w:t>name","age</w:t>
-            </w:r>
-            <w:proofErr w:type="spellEnd"/>
-            <w:r>
-              <w:t>"</w:t>
-            </w:r>
-            <w:proofErr w:type="gramStart"/>
-            <w:r>
-              <w:t>).show</w:t>
-            </w:r>
-            <w:proofErr w:type="gramEnd"/>
-            <w:r>
-              <w:t>()</w:t>
+            <w:r>
+              <w:t>df.select("name","age").show()</w:t>
             </w:r>
           </w:p>
         </w:tc>
@@ -2764,23 +2367,8 @@
             <w:pPr>
               <w:spacing w:after="160" w:line="278" w:lineRule="auto"/>
             </w:pPr>
-            <w:proofErr w:type="spellStart"/>
-            <w:proofErr w:type="gramStart"/>
-            <w:r>
-              <w:t>df.selectExpr</w:t>
-            </w:r>
-            <w:proofErr w:type="spellEnd"/>
-            <w:proofErr w:type="gramEnd"/>
-            <w:r>
-              <w:t xml:space="preserve">("name", "salary * 12 AS </w:t>
-            </w:r>
-            <w:proofErr w:type="spellStart"/>
-            <w:r>
-              <w:t>annual_salary</w:t>
-            </w:r>
-            <w:proofErr w:type="spellEnd"/>
-            <w:r>
-              <w:t>")</w:t>
+            <w:r>
+              <w:t>df.selectExpr("name", "salary * 12 AS annual_salary")</w:t>
             </w:r>
           </w:p>
         </w:tc>
@@ -2875,38 +2463,11 @@
               <w:spacing w:after="160" w:line="278" w:lineRule="auto"/>
             </w:pPr>
             <w:r>
-              <w:t xml:space="preserve">from </w:t>
-            </w:r>
-            <w:proofErr w:type="spellStart"/>
-            <w:proofErr w:type="gramStart"/>
-            <w:r>
-              <w:t>pyspark.sql.functions</w:t>
-            </w:r>
-            <w:proofErr w:type="spellEnd"/>
-            <w:proofErr w:type="gramEnd"/>
-            <w:r>
-              <w:t xml:space="preserve"> import col, lit</w:t>
+              <w:t>from pyspark.sql.functions import col, lit</w:t>
             </w:r>
             <w:r>
               <w:br/>
-            </w:r>
-            <w:proofErr w:type="spellStart"/>
-            <w:r>
-              <w:t>df</w:t>
-            </w:r>
-            <w:proofErr w:type="spellEnd"/>
-            <w:r>
-              <w:t xml:space="preserve"> = </w:t>
-            </w:r>
-            <w:proofErr w:type="spellStart"/>
-            <w:proofErr w:type="gramStart"/>
-            <w:r>
-              <w:t>df.withColumn</w:t>
-            </w:r>
-            <w:proofErr w:type="spellEnd"/>
-            <w:proofErr w:type="gramEnd"/>
-            <w:r>
-              <w:t>("bonus", col("salary") * 0.10)</w:t>
+              <w:t>df = df.withColumn("bonus", col("salary") * 0.10)</w:t>
             </w:r>
           </w:p>
         </w:tc>
@@ -3000,23 +2561,8 @@
             <w:pPr>
               <w:spacing w:after="160" w:line="278" w:lineRule="auto"/>
             </w:pPr>
-            <w:proofErr w:type="spellStart"/>
-            <w:r>
-              <w:t>df</w:t>
-            </w:r>
-            <w:proofErr w:type="spellEnd"/>
-            <w:r>
-              <w:t xml:space="preserve"> = </w:t>
-            </w:r>
-            <w:proofErr w:type="spellStart"/>
-            <w:proofErr w:type="gramStart"/>
-            <w:r>
-              <w:t>df.withColumn</w:t>
-            </w:r>
-            <w:proofErr w:type="spellEnd"/>
-            <w:proofErr w:type="gramEnd"/>
-            <w:r>
-              <w:t>("country", lit("USA"))</w:t>
+            <w:r>
+              <w:t>df = df.withColumn("country", lit("USA"))</w:t>
             </w:r>
           </w:p>
         </w:tc>
@@ -3110,31 +2656,8 @@
             <w:pPr>
               <w:spacing w:after="160" w:line="278" w:lineRule="auto"/>
             </w:pPr>
-            <w:proofErr w:type="spellStart"/>
-            <w:r>
-              <w:t>df</w:t>
-            </w:r>
-            <w:proofErr w:type="spellEnd"/>
-            <w:r>
-              <w:t xml:space="preserve"> = </w:t>
-            </w:r>
-            <w:proofErr w:type="spellStart"/>
-            <w:proofErr w:type="gramStart"/>
-            <w:r>
-              <w:t>df.withColumnRenamed</w:t>
-            </w:r>
-            <w:proofErr w:type="spellEnd"/>
-            <w:proofErr w:type="gramEnd"/>
-            <w:r>
-              <w:t>("old_name","</w:t>
-            </w:r>
-            <w:proofErr w:type="spellStart"/>
-            <w:r>
-              <w:t>new_name</w:t>
-            </w:r>
-            <w:proofErr w:type="spellEnd"/>
-            <w:r>
-              <w:t>")</w:t>
+            <w:r>
+              <w:t>df = df.withColumnRenamed("old_name","new_name")</w:t>
             </w:r>
           </w:p>
         </w:tc>
@@ -3228,31 +2751,8 @@
             <w:pPr>
               <w:spacing w:after="160" w:line="278" w:lineRule="auto"/>
             </w:pPr>
-            <w:proofErr w:type="spellStart"/>
-            <w:r>
-              <w:t>df</w:t>
-            </w:r>
-            <w:proofErr w:type="spellEnd"/>
-            <w:r>
-              <w:t xml:space="preserve"> = </w:t>
-            </w:r>
-            <w:proofErr w:type="spellStart"/>
-            <w:proofErr w:type="gramStart"/>
-            <w:r>
-              <w:t>df.drop</w:t>
-            </w:r>
-            <w:proofErr w:type="spellEnd"/>
-            <w:proofErr w:type="gramEnd"/>
-            <w:r>
-              <w:t>("</w:t>
-            </w:r>
-            <w:proofErr w:type="spellStart"/>
-            <w:r>
-              <w:t>unwanted_column</w:t>
-            </w:r>
-            <w:proofErr w:type="spellEnd"/>
-            <w:r>
-              <w:t>")</w:t>
+            <w:r>
+              <w:t>df = df.drop("unwanted_column")</w:t>
             </w:r>
           </w:p>
         </w:tc>
@@ -3346,23 +2846,8 @@
             <w:pPr>
               <w:spacing w:after="160" w:line="278" w:lineRule="auto"/>
             </w:pPr>
-            <w:proofErr w:type="spellStart"/>
-            <w:proofErr w:type="gramStart"/>
-            <w:r>
-              <w:t>df.select</w:t>
-            </w:r>
-            <w:proofErr w:type="spellEnd"/>
-            <w:proofErr w:type="gramEnd"/>
-            <w:r>
-              <w:t>(col("salary"</w:t>
-            </w:r>
-            <w:proofErr w:type="gramStart"/>
-            <w:r>
-              <w:t>).alias</w:t>
-            </w:r>
-            <w:proofErr w:type="gramEnd"/>
-            <w:r>
-              <w:t>("pay"))</w:t>
+            <w:r>
+              <w:t>df.select(col("salary").alias("pay"))</w:t>
             </w:r>
           </w:p>
         </w:tc>
@@ -3583,15 +3068,8 @@
             <w:pPr>
               <w:spacing w:after="160" w:line="278" w:lineRule="auto"/>
             </w:pPr>
-            <w:proofErr w:type="spellStart"/>
-            <w:proofErr w:type="gramStart"/>
-            <w:r>
-              <w:t>df.filter</w:t>
-            </w:r>
-            <w:proofErr w:type="spellEnd"/>
-            <w:proofErr w:type="gramEnd"/>
-            <w:r>
-              <w:t>(col("age") &gt; 25)</w:t>
+            <w:r>
+              <w:t>df.filter(col("age") &gt; 25)</w:t>
             </w:r>
           </w:p>
         </w:tc>
@@ -3685,15 +3163,8 @@
             <w:pPr>
               <w:spacing w:after="160" w:line="278" w:lineRule="auto"/>
             </w:pPr>
-            <w:proofErr w:type="spellStart"/>
-            <w:proofErr w:type="gramStart"/>
-            <w:r>
-              <w:t>df.where</w:t>
-            </w:r>
-            <w:proofErr w:type="spellEnd"/>
-            <w:proofErr w:type="gramEnd"/>
-            <w:r>
-              <w:t>(col("city") == "Dallas")</w:t>
+            <w:r>
+              <w:t>df.where(col("city") == "Dallas")</w:t>
             </w:r>
           </w:p>
         </w:tc>
@@ -3720,15 +3191,7 @@
               <w:spacing w:after="160" w:line="278" w:lineRule="auto"/>
             </w:pPr>
             <w:r>
-              <w:t xml:space="preserve">Same idea as </w:t>
-            </w:r>
-            <w:proofErr w:type="gramStart"/>
-            <w:r>
-              <w:t>filter(</w:t>
-            </w:r>
-            <w:proofErr w:type="gramEnd"/>
-            <w:r>
-              <w:t>).</w:t>
+              <w:t>Same idea as filter().</w:t>
             </w:r>
           </w:p>
         </w:tc>
@@ -3795,15 +3258,8 @@
             <w:pPr>
               <w:spacing w:after="160" w:line="278" w:lineRule="auto"/>
             </w:pPr>
-            <w:proofErr w:type="spellStart"/>
-            <w:proofErr w:type="gramStart"/>
-            <w:r>
-              <w:t>df.filter</w:t>
-            </w:r>
-            <w:proofErr w:type="spellEnd"/>
-            <w:proofErr w:type="gramEnd"/>
-            <w:r>
-              <w:t>((col("age") &gt; 25) &amp; (col("city") == "Dallas"))</w:t>
+            <w:r>
+              <w:t>df.filter((col("age") &gt; 25) &amp; (col("city") == "Dallas"))</w:t>
             </w:r>
           </w:p>
         </w:tc>
@@ -3897,15 +3353,8 @@
             <w:pPr>
               <w:spacing w:after="160" w:line="278" w:lineRule="auto"/>
             </w:pPr>
-            <w:proofErr w:type="spellStart"/>
-            <w:proofErr w:type="gramStart"/>
-            <w:r>
-              <w:t>df.filter</w:t>
-            </w:r>
-            <w:proofErr w:type="spellEnd"/>
-            <w:proofErr w:type="gramEnd"/>
-            <w:r>
-              <w:t>((col("age") &lt; 20) | (col("age") &gt; 60))</w:t>
+            <w:r>
+              <w:t>df.filter((col("age") &lt; 20) | (col("age") &gt; 60))</w:t>
             </w:r>
           </w:p>
         </w:tc>
@@ -3999,28 +3448,8 @@
             <w:pPr>
               <w:spacing w:after="160" w:line="278" w:lineRule="auto"/>
             </w:pPr>
-            <w:proofErr w:type="spellStart"/>
-            <w:proofErr w:type="gramStart"/>
-            <w:r>
-              <w:t>df.filter</w:t>
-            </w:r>
-            <w:proofErr w:type="spellEnd"/>
-            <w:proofErr w:type="gramEnd"/>
-            <w:r>
-              <w:t>(col("state"</w:t>
-            </w:r>
-            <w:proofErr w:type="gramStart"/>
-            <w:r>
-              <w:t>).</w:t>
-            </w:r>
-            <w:proofErr w:type="spellStart"/>
-            <w:r>
-              <w:t>isin</w:t>
-            </w:r>
-            <w:proofErr w:type="spellEnd"/>
-            <w:proofErr w:type="gramEnd"/>
-            <w:r>
-              <w:t>("TX","MO"))</w:t>
+            <w:r>
+              <w:t>df.filter(col("state").isin("TX","MO"))</w:t>
             </w:r>
           </w:p>
         </w:tc>
@@ -4114,23 +3543,8 @@
             <w:pPr>
               <w:spacing w:after="160" w:line="278" w:lineRule="auto"/>
             </w:pPr>
-            <w:proofErr w:type="spellStart"/>
-            <w:proofErr w:type="gramStart"/>
-            <w:r>
-              <w:t>df.filter</w:t>
-            </w:r>
-            <w:proofErr w:type="spellEnd"/>
-            <w:proofErr w:type="gramEnd"/>
-            <w:r>
-              <w:t>(col("name"</w:t>
-            </w:r>
-            <w:proofErr w:type="gramStart"/>
-            <w:r>
-              <w:t>).like</w:t>
-            </w:r>
-            <w:proofErr w:type="gramEnd"/>
-            <w:r>
-              <w:t>("A%"))</w:t>
+            <w:r>
+              <w:t>df.filter(col("name").like("A%"))</w:t>
             </w:r>
           </w:p>
         </w:tc>
@@ -4224,28 +3638,8 @@
             <w:pPr>
               <w:spacing w:after="160" w:line="278" w:lineRule="auto"/>
             </w:pPr>
-            <w:proofErr w:type="spellStart"/>
-            <w:proofErr w:type="gramStart"/>
-            <w:r>
-              <w:t>df.filter</w:t>
-            </w:r>
-            <w:proofErr w:type="spellEnd"/>
-            <w:proofErr w:type="gramEnd"/>
-            <w:r>
-              <w:t>(col("name"</w:t>
-            </w:r>
-            <w:proofErr w:type="gramStart"/>
-            <w:r>
-              <w:t>).</w:t>
-            </w:r>
-            <w:proofErr w:type="spellStart"/>
-            <w:r>
-              <w:t>ilike</w:t>
-            </w:r>
-            <w:proofErr w:type="spellEnd"/>
-            <w:proofErr w:type="gramEnd"/>
-            <w:r>
-              <w:t>("a%"))</w:t>
+            <w:r>
+              <w:t>df.filter(col("name").ilike("a%"))</w:t>
             </w:r>
           </w:p>
         </w:tc>
@@ -4339,15 +3733,8 @@
             <w:pPr>
               <w:spacing w:after="160" w:line="278" w:lineRule="auto"/>
             </w:pPr>
-            <w:proofErr w:type="spellStart"/>
-            <w:proofErr w:type="gramStart"/>
-            <w:r>
-              <w:t>df.orderBy</w:t>
-            </w:r>
-            <w:proofErr w:type="spellEnd"/>
-            <w:proofErr w:type="gramEnd"/>
-            <w:r>
-              <w:t>("salary")</w:t>
+            <w:r>
+              <w:t>df.orderBy("salary")</w:t>
             </w:r>
           </w:p>
         </w:tc>
@@ -4441,23 +3828,8 @@
             <w:pPr>
               <w:spacing w:after="160" w:line="278" w:lineRule="auto"/>
             </w:pPr>
-            <w:proofErr w:type="spellStart"/>
-            <w:proofErr w:type="gramStart"/>
-            <w:r>
-              <w:t>df.orderBy</w:t>
-            </w:r>
-            <w:proofErr w:type="spellEnd"/>
-            <w:proofErr w:type="gramEnd"/>
-            <w:r>
-              <w:t>(col("salary"</w:t>
-            </w:r>
-            <w:proofErr w:type="gramStart"/>
-            <w:r>
-              <w:t>).desc</w:t>
-            </w:r>
-            <w:proofErr w:type="gramEnd"/>
-            <w:r>
-              <w:t>())</w:t>
+            <w:r>
+              <w:t>df.orderBy(col("salary").desc())</w:t>
             </w:r>
           </w:p>
         </w:tc>
@@ -4483,13 +3855,8 @@
             <w:pPr>
               <w:spacing w:after="160" w:line="278" w:lineRule="auto"/>
             </w:pPr>
-            <w:proofErr w:type="gramStart"/>
-            <w:r>
-              <w:t>Sorts</w:t>
-            </w:r>
-            <w:proofErr w:type="gramEnd"/>
-            <w:r>
-              <w:t xml:space="preserve"> highest to lowest.</w:t>
+            <w:r>
+              <w:t>Sorts highest to lowest.</w:t>
             </w:r>
           </w:p>
         </w:tc>
@@ -4682,15 +4049,8 @@
             <w:pPr>
               <w:spacing w:after="160" w:line="278" w:lineRule="auto"/>
             </w:pPr>
-            <w:proofErr w:type="spellStart"/>
-            <w:proofErr w:type="gramStart"/>
-            <w:r>
-              <w:t>df.na.drop</w:t>
-            </w:r>
-            <w:proofErr w:type="spellEnd"/>
-            <w:proofErr w:type="gramEnd"/>
-            <w:r>
-              <w:t>()</w:t>
+            <w:r>
+              <w:t>df.na.drop()</w:t>
             </w:r>
           </w:p>
         </w:tc>
@@ -4716,13 +4076,8 @@
             <w:pPr>
               <w:spacing w:after="160" w:line="278" w:lineRule="auto"/>
             </w:pPr>
-            <w:proofErr w:type="gramStart"/>
-            <w:r>
-              <w:t>Removes</w:t>
-            </w:r>
-            <w:proofErr w:type="gramEnd"/>
-            <w:r>
-              <w:t xml:space="preserve"> rows containing nulls.</w:t>
+            <w:r>
+              <w:t>Removes rows containing nulls.</w:t>
             </w:r>
           </w:p>
         </w:tc>
@@ -4789,23 +4144,8 @@
             <w:pPr>
               <w:spacing w:after="160" w:line="278" w:lineRule="auto"/>
             </w:pPr>
-            <w:proofErr w:type="spellStart"/>
-            <w:proofErr w:type="gramStart"/>
-            <w:r>
-              <w:t>df.na.drop</w:t>
-            </w:r>
-            <w:proofErr w:type="spellEnd"/>
-            <w:proofErr w:type="gramEnd"/>
-            <w:r>
-              <w:t>(subset=["</w:t>
-            </w:r>
-            <w:proofErr w:type="spellStart"/>
-            <w:r>
-              <w:t>name","age</w:t>
-            </w:r>
-            <w:proofErr w:type="spellEnd"/>
-            <w:r>
-              <w:t>"])</w:t>
+            <w:r>
+              <w:t>df.na.drop(subset=["name","age"])</w:t>
             </w:r>
           </w:p>
         </w:tc>
@@ -4899,23 +4239,8 @@
             <w:pPr>
               <w:spacing w:after="160" w:line="278" w:lineRule="auto"/>
             </w:pPr>
-            <w:proofErr w:type="spellStart"/>
-            <w:proofErr w:type="gramStart"/>
-            <w:r>
-              <w:t>df.na.fill</w:t>
-            </w:r>
-            <w:proofErr w:type="spellEnd"/>
-            <w:proofErr w:type="gramEnd"/>
-            <w:r>
-              <w:t>({"age":0,"city":"</w:t>
-            </w:r>
-            <w:proofErr w:type="gramStart"/>
-            <w:r>
-              <w:t>Unknown"}</w:t>
-            </w:r>
-            <w:proofErr w:type="gramEnd"/>
-            <w:r>
-              <w:t>)</w:t>
+            <w:r>
+              <w:t>df.na.fill({"age":0,"city":"Unknown"})</w:t>
             </w:r>
           </w:p>
         </w:tc>
@@ -5009,15 +4334,8 @@
             <w:pPr>
               <w:spacing w:after="160" w:line="278" w:lineRule="auto"/>
             </w:pPr>
-            <w:proofErr w:type="spellStart"/>
-            <w:proofErr w:type="gramStart"/>
-            <w:r>
-              <w:t>df.dropDuplicates</w:t>
-            </w:r>
-            <w:proofErr w:type="spellEnd"/>
-            <w:proofErr w:type="gramEnd"/>
-            <w:r>
-              <w:t>()</w:t>
+            <w:r>
+              <w:t>df.dropDuplicates()</w:t>
             </w:r>
           </w:p>
         </w:tc>
@@ -5043,13 +4361,8 @@
             <w:pPr>
               <w:spacing w:after="160" w:line="278" w:lineRule="auto"/>
             </w:pPr>
-            <w:proofErr w:type="gramStart"/>
-            <w:r>
-              <w:t>Removes</w:t>
-            </w:r>
-            <w:proofErr w:type="gramEnd"/>
-            <w:r>
-              <w:t xml:space="preserve"> rows that are completely duplicated.</w:t>
+            <w:r>
+              <w:t>Removes rows that are completely duplicated.</w:t>
             </w:r>
           </w:p>
         </w:tc>
@@ -5116,23 +4429,8 @@
             <w:pPr>
               <w:spacing w:after="160" w:line="278" w:lineRule="auto"/>
             </w:pPr>
-            <w:proofErr w:type="spellStart"/>
-            <w:proofErr w:type="gramStart"/>
-            <w:r>
-              <w:t>df.dropDuplicates</w:t>
-            </w:r>
-            <w:proofErr w:type="spellEnd"/>
-            <w:proofErr w:type="gramEnd"/>
-            <w:r>
-              <w:t>(["</w:t>
-            </w:r>
-            <w:proofErr w:type="spellStart"/>
-            <w:r>
-              <w:t>age","height</w:t>
-            </w:r>
-            <w:proofErr w:type="spellEnd"/>
-            <w:r>
-              <w:t>"])</w:t>
+            <w:r>
+              <w:t>df.dropDuplicates(["age","height"])</w:t>
             </w:r>
           </w:p>
         </w:tc>
@@ -5352,23 +4650,8 @@
             <w:pPr>
               <w:spacing w:after="160" w:line="278" w:lineRule="auto"/>
             </w:pPr>
-            <w:proofErr w:type="spellStart"/>
-            <w:proofErr w:type="gramStart"/>
-            <w:r>
-              <w:t>df.groupBy</w:t>
-            </w:r>
-            <w:proofErr w:type="spellEnd"/>
-            <w:proofErr w:type="gramEnd"/>
-            <w:r>
-              <w:t>("department"</w:t>
-            </w:r>
-            <w:proofErr w:type="gramStart"/>
-            <w:r>
-              <w:t>).count</w:t>
-            </w:r>
-            <w:proofErr w:type="gramEnd"/>
-            <w:r>
-              <w:t>()</w:t>
+            <w:r>
+              <w:t>df.groupBy("department").count()</w:t>
             </w:r>
           </w:p>
         </w:tc>
@@ -5462,23 +4745,8 @@
             <w:pPr>
               <w:spacing w:after="160" w:line="278" w:lineRule="auto"/>
             </w:pPr>
-            <w:proofErr w:type="spellStart"/>
-            <w:proofErr w:type="gramStart"/>
-            <w:r>
-              <w:t>df.groupBy</w:t>
-            </w:r>
-            <w:proofErr w:type="spellEnd"/>
-            <w:proofErr w:type="gramEnd"/>
-            <w:r>
-              <w:t>("department"</w:t>
-            </w:r>
-            <w:proofErr w:type="gramStart"/>
-            <w:r>
-              <w:t>).sum</w:t>
-            </w:r>
-            <w:proofErr w:type="gramEnd"/>
-            <w:r>
-              <w:t>("salary")</w:t>
+            <w:r>
+              <w:t>df.groupBy("department").sum("salary")</w:t>
             </w:r>
           </w:p>
         </w:tc>
@@ -5572,23 +4840,8 @@
             <w:pPr>
               <w:spacing w:after="160" w:line="278" w:lineRule="auto"/>
             </w:pPr>
-            <w:proofErr w:type="spellStart"/>
-            <w:proofErr w:type="gramStart"/>
-            <w:r>
-              <w:t>df.groupBy</w:t>
-            </w:r>
-            <w:proofErr w:type="spellEnd"/>
-            <w:proofErr w:type="gramEnd"/>
-            <w:r>
-              <w:t>("department"</w:t>
-            </w:r>
-            <w:proofErr w:type="gramStart"/>
-            <w:r>
-              <w:t>).avg</w:t>
-            </w:r>
-            <w:proofErr w:type="gramEnd"/>
-            <w:r>
-              <w:t>("salary")</w:t>
+            <w:r>
+              <w:t>df.groupBy("department").avg("salary")</w:t>
             </w:r>
           </w:p>
         </w:tc>
@@ -5684,59 +4937,11 @@
               <w:spacing w:after="160" w:line="278" w:lineRule="auto"/>
             </w:pPr>
             <w:r>
-              <w:t xml:space="preserve">from </w:t>
-            </w:r>
-            <w:proofErr w:type="spellStart"/>
-            <w:proofErr w:type="gramStart"/>
-            <w:r>
-              <w:t>pyspark.sql.functions</w:t>
-            </w:r>
-            <w:proofErr w:type="spellEnd"/>
-            <w:proofErr w:type="gramEnd"/>
-            <w:r>
-              <w:t xml:space="preserve"> import sum, avg, max</w:t>
+              <w:t>from pyspark.sql.functions import sum, avg, max</w:t>
             </w:r>
             <w:r>
               <w:br/>
-            </w:r>
-            <w:proofErr w:type="spellStart"/>
-            <w:proofErr w:type="gramStart"/>
-            <w:r>
-              <w:t>df.groupBy</w:t>
-            </w:r>
-            <w:proofErr w:type="spellEnd"/>
-            <w:proofErr w:type="gramEnd"/>
-            <w:r>
-              <w:t>("dept"</w:t>
-            </w:r>
-            <w:proofErr w:type="gramStart"/>
-            <w:r>
-              <w:t>).</w:t>
-            </w:r>
-            <w:proofErr w:type="spellStart"/>
-            <w:r>
-              <w:t>agg</w:t>
-            </w:r>
-            <w:proofErr w:type="spellEnd"/>
-            <w:proofErr w:type="gramEnd"/>
-            <w:r>
-              <w:t>(sum("sales"</w:t>
-            </w:r>
-            <w:proofErr w:type="gramStart"/>
-            <w:r>
-              <w:t>),avg</w:t>
-            </w:r>
-            <w:proofErr w:type="gramEnd"/>
-            <w:r>
-              <w:t>("sales"</w:t>
-            </w:r>
-            <w:proofErr w:type="gramStart"/>
-            <w:r>
-              <w:t>),max</w:t>
-            </w:r>
-            <w:proofErr w:type="gramEnd"/>
-            <w:r>
-              <w:t>("sales"))</w:t>
+              <w:t>df.groupBy("dept").agg(sum("sales"),avg("sales"),max("sales"))</w:t>
             </w:r>
           </w:p>
         </w:tc>
@@ -5831,57 +5036,11 @@
               <w:spacing w:after="160" w:line="278" w:lineRule="auto"/>
             </w:pPr>
             <w:r>
-              <w:t xml:space="preserve">from </w:t>
-            </w:r>
-            <w:proofErr w:type="spellStart"/>
-            <w:proofErr w:type="gramStart"/>
-            <w:r>
-              <w:t>pyspark.sql.functions</w:t>
-            </w:r>
-            <w:proofErr w:type="spellEnd"/>
-            <w:proofErr w:type="gramEnd"/>
-            <w:r>
-              <w:t xml:space="preserve"> import </w:t>
-            </w:r>
-            <w:proofErr w:type="spellStart"/>
-            <w:r>
-              <w:t>countDistinct</w:t>
-            </w:r>
-            <w:proofErr w:type="spellEnd"/>
+              <w:t>from pyspark.sql.functions import countDistinct</w:t>
+            </w:r>
             <w:r>
               <w:br/>
-            </w:r>
-            <w:proofErr w:type="spellStart"/>
-            <w:r>
-              <w:t>df.agg</w:t>
-            </w:r>
-            <w:proofErr w:type="spellEnd"/>
-            <w:r>
-              <w:t>(</w:t>
-            </w:r>
-            <w:proofErr w:type="spellStart"/>
-            <w:r>
-              <w:t>countDistinct</w:t>
-            </w:r>
-            <w:proofErr w:type="spellEnd"/>
-            <w:r>
-              <w:t>("</w:t>
-            </w:r>
-            <w:proofErr w:type="spellStart"/>
-            <w:r>
-              <w:t>customer_id</w:t>
-            </w:r>
-            <w:proofErr w:type="spellEnd"/>
-            <w:r>
-              <w:t>")</w:t>
-            </w:r>
-            <w:proofErr w:type="gramStart"/>
-            <w:r>
-              <w:t>).show</w:t>
-            </w:r>
-            <w:proofErr w:type="gramEnd"/>
-            <w:r>
-              <w:t>()</w:t>
+              <w:t>df.agg(countDistinct("customer_id")).show()</w:t>
             </w:r>
           </w:p>
         </w:tc>
@@ -6101,23 +5260,8 @@
             <w:pPr>
               <w:spacing w:after="160" w:line="278" w:lineRule="auto"/>
             </w:pPr>
-            <w:proofErr w:type="spellStart"/>
-            <w:proofErr w:type="gramStart"/>
-            <w:r>
-              <w:t>df.withColumn</w:t>
-            </w:r>
-            <w:proofErr w:type="spellEnd"/>
-            <w:proofErr w:type="gramEnd"/>
-            <w:r>
-              <w:t>("age", col("age"</w:t>
-            </w:r>
-            <w:proofErr w:type="gramStart"/>
-            <w:r>
-              <w:t>).cast</w:t>
-            </w:r>
-            <w:proofErr w:type="gramEnd"/>
-            <w:r>
-              <w:t>("int"))</w:t>
+            <w:r>
+              <w:t>df.withColumn("age", col("age").cast("int"))</w:t>
             </w:r>
           </w:p>
         </w:tc>
@@ -6212,30 +5356,11 @@
               <w:spacing w:after="160" w:line="278" w:lineRule="auto"/>
             </w:pPr>
             <w:r>
-              <w:t xml:space="preserve">from </w:t>
-            </w:r>
-            <w:proofErr w:type="spellStart"/>
-            <w:proofErr w:type="gramStart"/>
-            <w:r>
-              <w:t>pyspark.sql.functions</w:t>
-            </w:r>
-            <w:proofErr w:type="spellEnd"/>
-            <w:proofErr w:type="gramEnd"/>
-            <w:r>
-              <w:t xml:space="preserve"> import upper, lower</w:t>
+              <w:t>from pyspark.sql.functions import upper, lower</w:t>
             </w:r>
             <w:r>
               <w:br/>
-            </w:r>
-            <w:proofErr w:type="spellStart"/>
-            <w:proofErr w:type="gramStart"/>
-            <w:r>
-              <w:t>df.select</w:t>
-            </w:r>
-            <w:proofErr w:type="spellEnd"/>
-            <w:proofErr w:type="gramEnd"/>
-            <w:r>
-              <w:t>(upper("name"), lower("city"))</w:t>
+              <w:t>df.select(upper("name"), lower("city"))</w:t>
             </w:r>
           </w:p>
         </w:tc>
@@ -6298,7 +5423,6 @@
             <w:pPr>
               <w:spacing w:after="160" w:line="278" w:lineRule="auto"/>
             </w:pPr>
-            <w:proofErr w:type="spellStart"/>
             <w:r>
               <w:rPr>
                 <w:b/>
@@ -6306,7 +5430,6 @@
               </w:rPr>
               <w:t>Concat</w:t>
             </w:r>
-            <w:proofErr w:type="spellEnd"/>
           </w:p>
         </w:tc>
         <w:tc>
@@ -6332,67 +5455,11 @@
               <w:spacing w:after="160" w:line="278" w:lineRule="auto"/>
             </w:pPr>
             <w:r>
-              <w:t xml:space="preserve">from </w:t>
-            </w:r>
-            <w:proofErr w:type="spellStart"/>
-            <w:proofErr w:type="gramStart"/>
-            <w:r>
-              <w:t>pyspark.sql.functions</w:t>
-            </w:r>
-            <w:proofErr w:type="spellEnd"/>
-            <w:proofErr w:type="gramEnd"/>
-            <w:r>
-              <w:t xml:space="preserve"> import </w:t>
-            </w:r>
-            <w:proofErr w:type="spellStart"/>
-            <w:r>
-              <w:t>concat_ws</w:t>
-            </w:r>
-            <w:proofErr w:type="spellEnd"/>
+              <w:t>from pyspark.sql.functions import concat_ws</w:t>
+            </w:r>
             <w:r>
               <w:br/>
-            </w:r>
-            <w:proofErr w:type="spellStart"/>
-            <w:proofErr w:type="gramStart"/>
-            <w:r>
-              <w:t>df.withColumn</w:t>
-            </w:r>
-            <w:proofErr w:type="spellEnd"/>
-            <w:proofErr w:type="gramEnd"/>
-            <w:r>
-              <w:t>("</w:t>
-            </w:r>
-            <w:proofErr w:type="spellStart"/>
-            <w:r>
-              <w:t>full_name</w:t>
-            </w:r>
-            <w:proofErr w:type="spellEnd"/>
-            <w:r>
-              <w:t xml:space="preserve">", </w:t>
-            </w:r>
-            <w:proofErr w:type="spellStart"/>
-            <w:r>
-              <w:t>concat_</w:t>
-            </w:r>
-            <w:proofErr w:type="gramStart"/>
-            <w:r>
-              <w:t>ws</w:t>
-            </w:r>
-            <w:proofErr w:type="spellEnd"/>
-            <w:r>
-              <w:t>(</w:t>
-            </w:r>
-            <w:proofErr w:type="gramEnd"/>
-            <w:r>
-              <w:t>" ","</w:t>
-            </w:r>
-            <w:proofErr w:type="spellStart"/>
-            <w:r>
-              <w:t>first","last</w:t>
-            </w:r>
-            <w:proofErr w:type="spellEnd"/>
-            <w:r>
-              <w:t>"))</w:t>
+              <w:t>df.withColumn("full_name", concat_ws(" ","first","last"))</w:t>
             </w:r>
           </w:p>
         </w:tc>
@@ -6487,30 +5554,11 @@
               <w:spacing w:after="160" w:line="278" w:lineRule="auto"/>
             </w:pPr>
             <w:r>
-              <w:t xml:space="preserve">from </w:t>
-            </w:r>
-            <w:proofErr w:type="spellStart"/>
-            <w:proofErr w:type="gramStart"/>
-            <w:r>
-              <w:t>pyspark.sql.functions</w:t>
-            </w:r>
-            <w:proofErr w:type="spellEnd"/>
-            <w:proofErr w:type="gramEnd"/>
-            <w:r>
-              <w:t xml:space="preserve"> import substring</w:t>
+              <w:t>from pyspark.sql.functions import substring</w:t>
             </w:r>
             <w:r>
               <w:br/>
-            </w:r>
-            <w:proofErr w:type="spellStart"/>
-            <w:proofErr w:type="gramStart"/>
-            <w:r>
-              <w:t>df.withColumn</w:t>
-            </w:r>
-            <w:proofErr w:type="spellEnd"/>
-            <w:proofErr w:type="gramEnd"/>
-            <w:r>
-              <w:t>("code", substring("id",1,3))</w:t>
+              <w:t>df.withColumn("code", substring("id",1,3))</w:t>
             </w:r>
           </w:p>
         </w:tc>
@@ -6605,38 +5653,11 @@
               <w:spacing w:after="160" w:line="278" w:lineRule="auto"/>
             </w:pPr>
             <w:r>
-              <w:t xml:space="preserve">from </w:t>
-            </w:r>
-            <w:proofErr w:type="spellStart"/>
-            <w:proofErr w:type="gramStart"/>
-            <w:r>
-              <w:t>pyspark.sql.functions</w:t>
-            </w:r>
-            <w:proofErr w:type="spellEnd"/>
-            <w:proofErr w:type="gramEnd"/>
-            <w:r>
-              <w:t xml:space="preserve"> import when</w:t>
+              <w:t>from pyspark.sql.functions import when</w:t>
             </w:r>
             <w:r>
               <w:br/>
-            </w:r>
-            <w:proofErr w:type="spellStart"/>
-            <w:proofErr w:type="gramStart"/>
-            <w:r>
-              <w:t>df.withColumn</w:t>
-            </w:r>
-            <w:proofErr w:type="spellEnd"/>
-            <w:proofErr w:type="gramEnd"/>
-            <w:r>
-              <w:t>("grade", when(col("score")&gt;=90,"A"</w:t>
-            </w:r>
-            <w:proofErr w:type="gramStart"/>
-            <w:r>
-              <w:t>).otherwise</w:t>
-            </w:r>
-            <w:proofErr w:type="gramEnd"/>
-            <w:r>
-              <w:t>("Other"))</w:t>
+              <w:t>df.withColumn("grade", when(col("score")&gt;=90,"A").otherwise("Other"))</w:t>
             </w:r>
           </w:p>
         </w:tc>
@@ -6731,51 +5752,11 @@
               <w:spacing w:after="160" w:line="278" w:lineRule="auto"/>
             </w:pPr>
             <w:r>
-              <w:t xml:space="preserve">from </w:t>
-            </w:r>
-            <w:proofErr w:type="spellStart"/>
-            <w:proofErr w:type="gramStart"/>
-            <w:r>
-              <w:t>pyspark.sql.functions</w:t>
-            </w:r>
-            <w:proofErr w:type="spellEnd"/>
-            <w:proofErr w:type="gramEnd"/>
-            <w:r>
-              <w:t xml:space="preserve"> import </w:t>
-            </w:r>
-            <w:proofErr w:type="spellStart"/>
-            <w:r>
-              <w:t>to_date</w:t>
-            </w:r>
-            <w:proofErr w:type="spellEnd"/>
+              <w:t>from pyspark.sql.functions import to_date</w:t>
+            </w:r>
             <w:r>
               <w:br/>
-            </w:r>
-            <w:proofErr w:type="spellStart"/>
-            <w:proofErr w:type="gramStart"/>
-            <w:r>
-              <w:t>df.withColumn</w:t>
-            </w:r>
-            <w:proofErr w:type="spellEnd"/>
-            <w:proofErr w:type="gramEnd"/>
-            <w:r>
-              <w:t xml:space="preserve">("dt", </w:t>
-            </w:r>
-            <w:proofErr w:type="spellStart"/>
-            <w:r>
-              <w:t>to_date</w:t>
-            </w:r>
-            <w:proofErr w:type="spellEnd"/>
-            <w:r>
-              <w:t>("date_str","</w:t>
-            </w:r>
-            <w:proofErr w:type="spellStart"/>
-            <w:r>
-              <w:t>yyyy</w:t>
-            </w:r>
-            <w:proofErr w:type="spellEnd"/>
-            <w:r>
-              <w:t>-MM-dd"))</w:t>
+              <w:t>df.withColumn("dt", to_date("date_str","yyyy-MM-dd"))</w:t>
             </w:r>
           </w:p>
         </w:tc>
@@ -6802,15 +5783,7 @@
               <w:spacing w:after="160" w:line="278" w:lineRule="auto"/>
             </w:pPr>
             <w:r>
-              <w:t xml:space="preserve">Converts string to </w:t>
-            </w:r>
-            <w:proofErr w:type="spellStart"/>
-            <w:r>
-              <w:t>DateType</w:t>
-            </w:r>
-            <w:proofErr w:type="spellEnd"/>
-            <w:r>
-              <w:t>.</w:t>
+              <w:t>Converts string to DateType.</w:t>
             </w:r>
           </w:p>
         </w:tc>
@@ -7031,15 +6004,7 @@
               <w:spacing w:after="160" w:line="278" w:lineRule="auto"/>
             </w:pPr>
             <w:r>
-              <w:t xml:space="preserve">Returns matching rows from both </w:t>
-            </w:r>
-            <w:proofErr w:type="spellStart"/>
-            <w:r>
-              <w:t>DataFrames</w:t>
-            </w:r>
-            <w:proofErr w:type="spellEnd"/>
-            <w:r>
-              <w:t>.</w:t>
+              <w:t>Returns matching rows from both DataFrames.</w:t>
             </w:r>
           </w:p>
         </w:tc>
@@ -7365,23 +6330,7 @@
                 <w:b/>
                 <w:bCs/>
               </w:rPr>
-              <w:t xml:space="preserve">Join </w:t>
-            </w:r>
-            <w:proofErr w:type="gramStart"/>
-            <w:r>
-              <w:rPr>
-                <w:b/>
-                <w:bCs/>
-              </w:rPr>
-              <w:t>on</w:t>
-            </w:r>
-            <w:proofErr w:type="gramEnd"/>
-            <w:r>
-              <w:rPr>
-                <w:b/>
-                <w:bCs/>
-              </w:rPr>
-              <w:t xml:space="preserve"> different keys</w:t>
+              <w:t>Join on different keys</w:t>
             </w:r>
           </w:p>
         </w:tc>
@@ -7503,15 +6452,7 @@
               <w:spacing w:after="160" w:line="278" w:lineRule="auto"/>
             </w:pPr>
             <w:r>
-              <w:t>df1.join(df2, "id", "</w:t>
-            </w:r>
-            <w:proofErr w:type="spellStart"/>
-            <w:r>
-              <w:t>left_semi</w:t>
-            </w:r>
-            <w:proofErr w:type="spellEnd"/>
-            <w:r>
-              <w:t>")</w:t>
+              <w:t>df1.join(df2, "id", "left_semi")</w:t>
             </w:r>
           </w:p>
         </w:tc>
@@ -7606,15 +6547,7 @@
               <w:spacing w:after="160" w:line="278" w:lineRule="auto"/>
             </w:pPr>
             <w:r>
-              <w:t>df1.join(df2, "id", "</w:t>
-            </w:r>
-            <w:proofErr w:type="spellStart"/>
-            <w:r>
-              <w:t>left_anti</w:t>
-            </w:r>
-            <w:proofErr w:type="spellEnd"/>
-            <w:r>
-              <w:t>")</w:t>
+              <w:t>df1.join(df2, "id", "left_anti")</w:t>
             </w:r>
           </w:p>
         </w:tc>
@@ -7835,15 +6768,8 @@
             <w:pPr>
               <w:spacing w:after="160" w:line="278" w:lineRule="auto"/>
             </w:pPr>
-            <w:proofErr w:type="spellStart"/>
-            <w:proofErr w:type="gramStart"/>
-            <w:r>
-              <w:t>df.createOrReplaceTempView</w:t>
-            </w:r>
-            <w:proofErr w:type="spellEnd"/>
-            <w:proofErr w:type="gramEnd"/>
-            <w:r>
-              <w:t>("people")</w:t>
+            <w:r>
+              <w:t>df.createOrReplaceTempView("people")</w:t>
             </w:r>
           </w:p>
         </w:tc>
@@ -7870,15 +6796,7 @@
               <w:spacing w:after="160" w:line="278" w:lineRule="auto"/>
             </w:pPr>
             <w:r>
-              <w:t xml:space="preserve">Makes a DataFrame </w:t>
-            </w:r>
-            <w:proofErr w:type="spellStart"/>
-            <w:r>
-              <w:t>queryable</w:t>
-            </w:r>
-            <w:proofErr w:type="spellEnd"/>
-            <w:r>
-              <w:t xml:space="preserve"> with SQL.</w:t>
+              <w:t>Makes a DataFrame queryable with SQL.</w:t>
             </w:r>
           </w:p>
         </w:tc>
@@ -7946,20 +6864,7 @@
               <w:spacing w:after="160" w:line="278" w:lineRule="auto"/>
             </w:pPr>
             <w:r>
-              <w:t xml:space="preserve">result = </w:t>
-            </w:r>
-            <w:proofErr w:type="spellStart"/>
-            <w:proofErr w:type="gramStart"/>
-            <w:r>
-              <w:t>spark.sql</w:t>
-            </w:r>
-            <w:proofErr w:type="spellEnd"/>
-            <w:r>
-              <w:t>(</w:t>
-            </w:r>
-            <w:proofErr w:type="gramEnd"/>
-            <w:r>
-              <w:t>"SELECT * FROM people WHERE age &gt; 25")</w:t>
+              <w:t>result = spark.sql("SELECT * FROM people WHERE age &gt; 25")</w:t>
             </w:r>
           </w:p>
         </w:tc>
@@ -8053,26 +6958,8 @@
             <w:pPr>
               <w:spacing w:after="160" w:line="278" w:lineRule="auto"/>
             </w:pPr>
-            <w:proofErr w:type="spellStart"/>
-            <w:proofErr w:type="gramStart"/>
-            <w:r>
-              <w:t>spark.sql</w:t>
-            </w:r>
-            <w:proofErr w:type="spellEnd"/>
-            <w:r>
-              <w:t>(</w:t>
-            </w:r>
-            <w:proofErr w:type="gramEnd"/>
-            <w:r>
-              <w:t>"SHOW DATABASES"</w:t>
-            </w:r>
-            <w:proofErr w:type="gramStart"/>
-            <w:r>
-              <w:t>).show</w:t>
-            </w:r>
-            <w:proofErr w:type="gramEnd"/>
-            <w:r>
-              <w:t>()</w:t>
+            <w:r>
+              <w:t>spark.sql("SHOW DATABASES").show()</w:t>
             </w:r>
           </w:p>
         </w:tc>
@@ -8166,26 +7053,8 @@
             <w:pPr>
               <w:spacing w:after="160" w:line="278" w:lineRule="auto"/>
             </w:pPr>
-            <w:proofErr w:type="spellStart"/>
-            <w:proofErr w:type="gramStart"/>
-            <w:r>
-              <w:t>spark.sql</w:t>
-            </w:r>
-            <w:proofErr w:type="spellEnd"/>
-            <w:r>
-              <w:t>(</w:t>
-            </w:r>
-            <w:proofErr w:type="gramEnd"/>
-            <w:r>
-              <w:t>"SHOW TABLES"</w:t>
-            </w:r>
-            <w:proofErr w:type="gramStart"/>
-            <w:r>
-              <w:t>).show</w:t>
-            </w:r>
-            <w:proofErr w:type="gramEnd"/>
-            <w:r>
-              <w:t>()</w:t>
+            <w:r>
+              <w:t>spark.sql("SHOW TABLES").show()</w:t>
             </w:r>
           </w:p>
         </w:tc>
@@ -8211,13 +7080,8 @@
             <w:pPr>
               <w:spacing w:after="160" w:line="278" w:lineRule="auto"/>
             </w:pPr>
-            <w:proofErr w:type="gramStart"/>
-            <w:r>
-              <w:t>Shows</w:t>
-            </w:r>
-            <w:proofErr w:type="gramEnd"/>
-            <w:r>
-              <w:t xml:space="preserve"> tables in the current database.</w:t>
+            <w:r>
+              <w:t>Shows tables in the current database.</w:t>
             </w:r>
           </w:p>
         </w:tc>
@@ -8284,26 +7148,8 @@
             <w:pPr>
               <w:spacing w:after="160" w:line="278" w:lineRule="auto"/>
             </w:pPr>
-            <w:proofErr w:type="spellStart"/>
-            <w:proofErr w:type="gramStart"/>
-            <w:r>
-              <w:t>spark.sql</w:t>
-            </w:r>
-            <w:proofErr w:type="spellEnd"/>
-            <w:r>
-              <w:t>(</w:t>
-            </w:r>
-            <w:proofErr w:type="gramEnd"/>
-            <w:r>
-              <w:t xml:space="preserve">"USE </w:t>
-            </w:r>
-            <w:proofErr w:type="spellStart"/>
-            <w:r>
-              <w:t>my_database</w:t>
-            </w:r>
-            <w:proofErr w:type="spellEnd"/>
-            <w:r>
-              <w:t>")</w:t>
+            <w:r>
+              <w:t>spark.sql("USE my_database")</w:t>
             </w:r>
           </w:p>
         </w:tc>
@@ -8523,23 +7369,8 @@
             <w:pPr>
               <w:spacing w:after="160" w:line="278" w:lineRule="auto"/>
             </w:pPr>
-            <w:proofErr w:type="spellStart"/>
-            <w:r>
-              <w:t>rdd</w:t>
-            </w:r>
-            <w:proofErr w:type="spellEnd"/>
-            <w:r>
-              <w:t xml:space="preserve"> = </w:t>
-            </w:r>
-            <w:proofErr w:type="spellStart"/>
-            <w:proofErr w:type="gramStart"/>
-            <w:r>
-              <w:t>spark.sparkContext.parallelize</w:t>
-            </w:r>
-            <w:proofErr w:type="spellEnd"/>
-            <w:proofErr w:type="gramEnd"/>
-            <w:r>
-              <w:t>([1,2,3,4])</w:t>
+            <w:r>
+              <w:t>rdd = spark.sparkContext.parallelize([1,2,3,4])</w:t>
             </w:r>
           </w:p>
         </w:tc>
@@ -8565,13 +7396,8 @@
             <w:pPr>
               <w:spacing w:after="160" w:line="278" w:lineRule="auto"/>
             </w:pPr>
-            <w:proofErr w:type="gramStart"/>
-            <w:r>
-              <w:t>Creates</w:t>
-            </w:r>
-            <w:proofErr w:type="gramEnd"/>
-            <w:r>
-              <w:t xml:space="preserve"> a distributed collection.</w:t>
+            <w:r>
+              <w:t>Creates a distributed collection.</w:t>
             </w:r>
           </w:p>
         </w:tc>
@@ -8638,26 +7464,8 @@
             <w:pPr>
               <w:spacing w:after="160" w:line="278" w:lineRule="auto"/>
             </w:pPr>
-            <w:proofErr w:type="spellStart"/>
-            <w:proofErr w:type="gramStart"/>
-            <w:r>
-              <w:t>rdd.map</w:t>
-            </w:r>
-            <w:proofErr w:type="spellEnd"/>
-            <w:r>
-              <w:t>(</w:t>
-            </w:r>
-            <w:proofErr w:type="gramEnd"/>
-            <w:r>
-              <w:t>lambda x: x * 2</w:t>
-            </w:r>
-            <w:proofErr w:type="gramStart"/>
-            <w:r>
-              <w:t>).collect</w:t>
-            </w:r>
-            <w:proofErr w:type="gramEnd"/>
-            <w:r>
-              <w:t>()</w:t>
+            <w:r>
+              <w:t>rdd.map(lambda x: x * 2).collect()</w:t>
             </w:r>
           </w:p>
         </w:tc>
@@ -8720,7 +7528,6 @@
             <w:pPr>
               <w:spacing w:after="160" w:line="278" w:lineRule="auto"/>
             </w:pPr>
-            <w:proofErr w:type="spellStart"/>
             <w:r>
               <w:rPr>
                 <w:b/>
@@ -8728,7 +7535,6 @@
               </w:rPr>
               <w:t>flatMap</w:t>
             </w:r>
-            <w:proofErr w:type="spellEnd"/>
           </w:p>
         </w:tc>
         <w:tc>
@@ -8753,23 +7559,8 @@
             <w:pPr>
               <w:spacing w:after="160" w:line="278" w:lineRule="auto"/>
             </w:pPr>
-            <w:proofErr w:type="spellStart"/>
-            <w:proofErr w:type="gramStart"/>
-            <w:r>
-              <w:t>rdd.flatMap</w:t>
-            </w:r>
-            <w:proofErr w:type="spellEnd"/>
-            <w:proofErr w:type="gramEnd"/>
-            <w:r>
-              <w:t>(lambda x: [x, x*2]</w:t>
-            </w:r>
-            <w:proofErr w:type="gramStart"/>
-            <w:r>
-              <w:t>).collect</w:t>
-            </w:r>
-            <w:proofErr w:type="gramEnd"/>
-            <w:r>
-              <w:t>()</w:t>
+            <w:r>
+              <w:t>rdd.flatMap(lambda x: [x, x*2]).collect()</w:t>
             </w:r>
           </w:p>
         </w:tc>
@@ -8863,31 +7654,8 @@
             <w:pPr>
               <w:spacing w:after="160" w:line="278" w:lineRule="auto"/>
             </w:pPr>
-            <w:proofErr w:type="spellStart"/>
-            <w:proofErr w:type="gramStart"/>
-            <w:r>
-              <w:t>rdd.filter</w:t>
-            </w:r>
-            <w:proofErr w:type="spellEnd"/>
-            <w:proofErr w:type="gramEnd"/>
-            <w:r>
-              <w:t>(lambda x</w:t>
-            </w:r>
-            <w:proofErr w:type="gramStart"/>
-            <w:r>
-              <w:t>: x</w:t>
-            </w:r>
-            <w:proofErr w:type="gramEnd"/>
-            <w:r>
-              <w:t xml:space="preserve"> &gt; 2</w:t>
-            </w:r>
-            <w:proofErr w:type="gramStart"/>
-            <w:r>
-              <w:t>).collect</w:t>
-            </w:r>
-            <w:proofErr w:type="gramEnd"/>
-            <w:r>
-              <w:t>()</w:t>
+            <w:r>
+              <w:t>rdd.filter(lambda x: x &gt; 2).collect()</w:t>
             </w:r>
           </w:p>
         </w:tc>
@@ -8981,33 +7749,8 @@
             <w:pPr>
               <w:spacing w:after="160" w:line="278" w:lineRule="auto"/>
             </w:pPr>
-            <w:proofErr w:type="spellStart"/>
-            <w:proofErr w:type="gramStart"/>
-            <w:r>
-              <w:t>rdd.reduce</w:t>
-            </w:r>
-            <w:proofErr w:type="spellEnd"/>
-            <w:proofErr w:type="gramEnd"/>
-            <w:r>
-              <w:t xml:space="preserve">(lambda </w:t>
-            </w:r>
-            <w:proofErr w:type="spellStart"/>
-            <w:proofErr w:type="gramStart"/>
-            <w:r>
-              <w:t>a,b</w:t>
-            </w:r>
-            <w:proofErr w:type="spellEnd"/>
-            <w:proofErr w:type="gramEnd"/>
-            <w:r>
-              <w:t xml:space="preserve">: </w:t>
-            </w:r>
-            <w:proofErr w:type="spellStart"/>
-            <w:r>
-              <w:t>a+b</w:t>
-            </w:r>
-            <w:proofErr w:type="spellEnd"/>
-            <w:r>
-              <w:t>)</w:t>
+            <w:r>
+              <w:t>rdd.reduce(lambda a,b: a+b)</w:t>
             </w:r>
           </w:p>
         </w:tc>
@@ -9101,15 +7844,8 @@
             <w:pPr>
               <w:spacing w:after="160" w:line="278" w:lineRule="auto"/>
             </w:pPr>
-            <w:proofErr w:type="spellStart"/>
-            <w:proofErr w:type="gramStart"/>
-            <w:r>
-              <w:t>rdd.count</w:t>
-            </w:r>
-            <w:proofErr w:type="spellEnd"/>
-            <w:proofErr w:type="gramEnd"/>
-            <w:r>
-              <w:t>()</w:t>
+            <w:r>
+              <w:t>rdd.count()</w:t>
             </w:r>
           </w:p>
         </w:tc>
@@ -9203,15 +7939,8 @@
             <w:pPr>
               <w:spacing w:after="160" w:line="278" w:lineRule="auto"/>
             </w:pPr>
-            <w:proofErr w:type="spellStart"/>
-            <w:proofErr w:type="gramStart"/>
-            <w:r>
-              <w:t>rdd.collect</w:t>
-            </w:r>
-            <w:proofErr w:type="spellEnd"/>
-            <w:proofErr w:type="gramEnd"/>
-            <w:r>
-              <w:t>()</w:t>
+            <w:r>
+              <w:t>rdd.collect()</w:t>
             </w:r>
           </w:p>
         </w:tc>
@@ -9237,13 +7966,8 @@
             <w:pPr>
               <w:spacing w:after="160" w:line="278" w:lineRule="auto"/>
             </w:pPr>
-            <w:proofErr w:type="gramStart"/>
-            <w:r>
-              <w:t>Brings</w:t>
-            </w:r>
-            <w:proofErr w:type="gramEnd"/>
-            <w:r>
-              <w:t xml:space="preserve"> all elements to the driver; use carefully on large data.</w:t>
+            <w:r>
+              <w:t>Brings all elements to the driver; use carefully on large data.</w:t>
             </w:r>
           </w:p>
         </w:tc>
@@ -9436,15 +8160,8 @@
             <w:pPr>
               <w:spacing w:after="160" w:line="278" w:lineRule="auto"/>
             </w:pPr>
-            <w:proofErr w:type="spellStart"/>
-            <w:proofErr w:type="gramStart"/>
-            <w:r>
-              <w:t>df.rdd.getNumPartitions</w:t>
-            </w:r>
-            <w:proofErr w:type="spellEnd"/>
-            <w:proofErr w:type="gramEnd"/>
-            <w:r>
-              <w:t>()</w:t>
+            <w:r>
+              <w:t>df.rdd.getNumPartitions()</w:t>
             </w:r>
           </w:p>
         </w:tc>
@@ -9539,17 +8256,7 @@
               <w:spacing w:after="160" w:line="278" w:lineRule="auto"/>
             </w:pPr>
             <w:r>
-              <w:t xml:space="preserve">df2 = </w:t>
-            </w:r>
-            <w:proofErr w:type="spellStart"/>
-            <w:proofErr w:type="gramStart"/>
-            <w:r>
-              <w:t>df.repartition</w:t>
-            </w:r>
-            <w:proofErr w:type="spellEnd"/>
-            <w:proofErr w:type="gramEnd"/>
-            <w:r>
-              <w:t>(8)</w:t>
+              <w:t>df2 = df.repartition(8)</w:t>
             </w:r>
           </w:p>
         </w:tc>
@@ -9644,17 +8351,7 @@
               <w:spacing w:after="160" w:line="278" w:lineRule="auto"/>
             </w:pPr>
             <w:r>
-              <w:t xml:space="preserve">df2 = </w:t>
-            </w:r>
-            <w:proofErr w:type="spellStart"/>
-            <w:proofErr w:type="gramStart"/>
-            <w:r>
-              <w:t>df.repartition</w:t>
-            </w:r>
-            <w:proofErr w:type="spellEnd"/>
-            <w:proofErr w:type="gramEnd"/>
-            <w:r>
-              <w:t>("department")</w:t>
+              <w:t>df2 = df.repartition("department")</w:t>
             </w:r>
           </w:p>
         </w:tc>
@@ -9750,17 +8447,7 @@
               <w:spacing w:after="160" w:line="278" w:lineRule="auto"/>
             </w:pPr>
             <w:r>
-              <w:t xml:space="preserve">df2 = </w:t>
-            </w:r>
-            <w:proofErr w:type="spellStart"/>
-            <w:proofErr w:type="gramStart"/>
-            <w:r>
-              <w:t>df.coalesce</w:t>
-            </w:r>
-            <w:proofErr w:type="spellEnd"/>
-            <w:proofErr w:type="gramEnd"/>
-            <w:r>
-              <w:t>(2)</w:t>
+              <w:t>df2 = df.coalesce(2)</w:t>
             </w:r>
           </w:p>
         </w:tc>
@@ -9854,15 +8541,8 @@
             <w:pPr>
               <w:spacing w:after="160" w:line="278" w:lineRule="auto"/>
             </w:pPr>
-            <w:proofErr w:type="spellStart"/>
-            <w:proofErr w:type="gramStart"/>
-            <w:r>
-              <w:t>df.cache</w:t>
-            </w:r>
-            <w:proofErr w:type="spellEnd"/>
-            <w:proofErr w:type="gramEnd"/>
-            <w:r>
-              <w:t>()</w:t>
+            <w:r>
+              <w:t>df.cache()</w:t>
             </w:r>
           </w:p>
         </w:tc>
@@ -9889,15 +8569,7 @@
               <w:spacing w:after="160" w:line="278" w:lineRule="auto"/>
             </w:pPr>
             <w:r>
-              <w:t xml:space="preserve">Marks the DataFrame to be </w:t>
-            </w:r>
-            <w:proofErr w:type="gramStart"/>
-            <w:r>
-              <w:t>cached</w:t>
-            </w:r>
-            <w:proofErr w:type="gramEnd"/>
-            <w:r>
-              <w:t xml:space="preserve"> after an action.</w:t>
+              <w:t>Marks the DataFrame to be cached after an action.</w:t>
             </w:r>
           </w:p>
         </w:tc>
@@ -9965,39 +8637,11 @@
               <w:spacing w:after="160" w:line="278" w:lineRule="auto"/>
             </w:pPr>
             <w:r>
-              <w:t xml:space="preserve">from </w:t>
-            </w:r>
-            <w:proofErr w:type="spellStart"/>
-            <w:r>
-              <w:t>pyspark</w:t>
-            </w:r>
-            <w:proofErr w:type="spellEnd"/>
-            <w:r>
-              <w:t xml:space="preserve"> import </w:t>
-            </w:r>
-            <w:proofErr w:type="spellStart"/>
-            <w:r>
-              <w:t>StorageLevel</w:t>
-            </w:r>
-            <w:proofErr w:type="spellEnd"/>
+              <w:t>from pyspark import StorageLevel</w:t>
+            </w:r>
             <w:r>
               <w:br/>
-            </w:r>
-            <w:proofErr w:type="spellStart"/>
-            <w:r>
-              <w:t>df.persist</w:t>
-            </w:r>
-            <w:proofErr w:type="spellEnd"/>
-            <w:r>
-              <w:t>(</w:t>
-            </w:r>
-            <w:proofErr w:type="spellStart"/>
-            <w:r>
-              <w:t>StorageLevel.MEMORY_AND_DISK</w:t>
-            </w:r>
-            <w:proofErr w:type="spellEnd"/>
-            <w:r>
-              <w:t>)</w:t>
+              <w:t>df.persist(StorageLevel.MEMORY_AND_DISK)</w:t>
             </w:r>
           </w:p>
         </w:tc>
@@ -10023,13 +8667,8 @@
             <w:pPr>
               <w:spacing w:after="160" w:line="278" w:lineRule="auto"/>
             </w:pPr>
-            <w:proofErr w:type="gramStart"/>
-            <w:r>
-              <w:t>Persists</w:t>
-            </w:r>
-            <w:proofErr w:type="gramEnd"/>
-            <w:r>
-              <w:t xml:space="preserve"> using a chosen storage level.</w:t>
+            <w:r>
+              <w:t>Persists using a chosen storage level.</w:t>
             </w:r>
           </w:p>
         </w:tc>
@@ -10065,7 +8704,6 @@
             <w:pPr>
               <w:spacing w:after="160" w:line="278" w:lineRule="auto"/>
             </w:pPr>
-            <w:proofErr w:type="spellStart"/>
             <w:r>
               <w:rPr>
                 <w:b/>
@@ -10073,7 +8711,6 @@
               </w:rPr>
               <w:t>Unpersist</w:t>
             </w:r>
-            <w:proofErr w:type="spellEnd"/>
           </w:p>
         </w:tc>
         <w:tc>
@@ -10098,15 +8735,8 @@
             <w:pPr>
               <w:spacing w:after="160" w:line="278" w:lineRule="auto"/>
             </w:pPr>
-            <w:proofErr w:type="spellStart"/>
-            <w:proofErr w:type="gramStart"/>
-            <w:r>
-              <w:t>df.unpersist</w:t>
-            </w:r>
-            <w:proofErr w:type="spellEnd"/>
-            <w:proofErr w:type="gramEnd"/>
-            <w:r>
-              <w:t>()</w:t>
+            <w:r>
+              <w:t>df.unpersist()</w:t>
             </w:r>
           </w:p>
         </w:tc>
@@ -10200,15 +8830,8 @@
             <w:pPr>
               <w:spacing w:after="160" w:line="278" w:lineRule="auto"/>
             </w:pPr>
-            <w:proofErr w:type="spellStart"/>
-            <w:proofErr w:type="gramStart"/>
-            <w:r>
-              <w:t>df.explain</w:t>
-            </w:r>
-            <w:proofErr w:type="spellEnd"/>
-            <w:proofErr w:type="gramEnd"/>
-            <w:r>
-              <w:t>(True)</w:t>
+            <w:r>
+              <w:t>df.explain(True)</w:t>
             </w:r>
           </w:p>
         </w:tc>
@@ -10428,39 +9051,8 @@
             <w:pPr>
               <w:spacing w:after="160" w:line="278" w:lineRule="auto"/>
             </w:pPr>
-            <w:proofErr w:type="spellStart"/>
-            <w:proofErr w:type="gramStart"/>
-            <w:r>
-              <w:t>df.write</w:t>
-            </w:r>
-            <w:proofErr w:type="gramEnd"/>
-            <w:r>
-              <w:t>.mode</w:t>
-            </w:r>
-            <w:proofErr w:type="spellEnd"/>
-            <w:r>
-              <w:t>("overwrite"</w:t>
-            </w:r>
-            <w:proofErr w:type="gramStart"/>
-            <w:r>
-              <w:t>).option</w:t>
-            </w:r>
-            <w:proofErr w:type="gramEnd"/>
-            <w:r>
-              <w:t>("</w:t>
-            </w:r>
-            <w:proofErr w:type="spellStart"/>
-            <w:r>
-              <w:t>header</w:t>
-            </w:r>
-            <w:proofErr w:type="gramStart"/>
-            <w:r>
-              <w:t>",True</w:t>
-            </w:r>
-            <w:proofErr w:type="spellEnd"/>
-            <w:proofErr w:type="gramEnd"/>
-            <w:r>
-              <w:t>).csv("output")</w:t>
+            <w:r>
+              <w:t>df.write.mode("overwrite").option("header",True).csv("output")</w:t>
             </w:r>
           </w:p>
         </w:tc>
@@ -10554,26 +9146,8 @@
             <w:pPr>
               <w:spacing w:after="160" w:line="278" w:lineRule="auto"/>
             </w:pPr>
-            <w:proofErr w:type="spellStart"/>
-            <w:proofErr w:type="gramStart"/>
-            <w:r>
-              <w:t>df.write</w:t>
-            </w:r>
-            <w:proofErr w:type="gramEnd"/>
-            <w:r>
-              <w:t>.mode</w:t>
-            </w:r>
-            <w:proofErr w:type="spellEnd"/>
-            <w:r>
-              <w:t>("overwrite"</w:t>
-            </w:r>
-            <w:proofErr w:type="gramStart"/>
-            <w:r>
-              <w:t>).parquet</w:t>
-            </w:r>
-            <w:proofErr w:type="gramEnd"/>
-            <w:r>
-              <w:t>("output")</w:t>
+            <w:r>
+              <w:t>df.write.mode("overwrite").parquet("output")</w:t>
             </w:r>
           </w:p>
         </w:tc>
@@ -10667,31 +9241,8 @@
             <w:pPr>
               <w:spacing w:after="160" w:line="278" w:lineRule="auto"/>
             </w:pPr>
-            <w:proofErr w:type="spellStart"/>
-            <w:proofErr w:type="gramStart"/>
-            <w:r>
-              <w:t>df.write</w:t>
-            </w:r>
-            <w:proofErr w:type="gramEnd"/>
-            <w:r>
-              <w:t>.mode</w:t>
-            </w:r>
-            <w:proofErr w:type="spellEnd"/>
-            <w:r>
-              <w:t>("overwrite"</w:t>
-            </w:r>
-            <w:proofErr w:type="gramStart"/>
-            <w:r>
-              <w:t>).</w:t>
-            </w:r>
-            <w:proofErr w:type="spellStart"/>
-            <w:r>
-              <w:t>json</w:t>
-            </w:r>
-            <w:proofErr w:type="spellEnd"/>
-            <w:proofErr w:type="gramEnd"/>
-            <w:r>
-              <w:t>("output")</w:t>
+            <w:r>
+              <w:t>df.write.mode("overwrite").json("output")</w:t>
             </w:r>
           </w:p>
         </w:tc>
@@ -10785,41 +9336,8 @@
             <w:pPr>
               <w:spacing w:after="160" w:line="278" w:lineRule="auto"/>
             </w:pPr>
-            <w:proofErr w:type="spellStart"/>
-            <w:proofErr w:type="gramStart"/>
-            <w:r>
-              <w:t>df.write</w:t>
-            </w:r>
-            <w:proofErr w:type="gramEnd"/>
-            <w:r>
-              <w:t>.mode</w:t>
-            </w:r>
-            <w:proofErr w:type="spellEnd"/>
-            <w:r>
-              <w:t>("overwrite"</w:t>
-            </w:r>
-            <w:proofErr w:type="gramStart"/>
-            <w:r>
-              <w:t>).</w:t>
-            </w:r>
-            <w:proofErr w:type="spellStart"/>
-            <w:r>
-              <w:t>saveAsTable</w:t>
-            </w:r>
-            <w:proofErr w:type="spellEnd"/>
-            <w:proofErr w:type="gramEnd"/>
-            <w:r>
-              <w:t>("</w:t>
-            </w:r>
-            <w:proofErr w:type="spellStart"/>
-            <w:proofErr w:type="gramStart"/>
-            <w:r>
-              <w:t>database.table</w:t>
-            </w:r>
-            <w:proofErr w:type="spellEnd"/>
-            <w:proofErr w:type="gramEnd"/>
-            <w:r>
-              <w:t>")</w:t>
+            <w:r>
+              <w:t>df.write.mode("overwrite").saveAsTable("database.table")</w:t>
             </w:r>
           </w:p>
         </w:tc>
@@ -10845,13 +9363,8 @@
             <w:pPr>
               <w:spacing w:after="160" w:line="278" w:lineRule="auto"/>
             </w:pPr>
-            <w:proofErr w:type="gramStart"/>
-            <w:r>
-              <w:t>Writes</w:t>
-            </w:r>
-            <w:proofErr w:type="gramEnd"/>
-            <w:r>
-              <w:t xml:space="preserve"> a catalog/Hive table.</w:t>
+            <w:r>
+              <w:t>Writes a catalog/Hive table.</w:t>
             </w:r>
           </w:p>
         </w:tc>
@@ -10918,34 +9431,8 @@
             <w:pPr>
               <w:spacing w:after="160" w:line="278" w:lineRule="auto"/>
             </w:pPr>
-            <w:proofErr w:type="spellStart"/>
-            <w:proofErr w:type="gramStart"/>
-            <w:r>
-              <w:t>df.write</w:t>
-            </w:r>
-            <w:proofErr w:type="gramEnd"/>
-            <w:r>
-              <w:t>.partitionBy</w:t>
-            </w:r>
-            <w:proofErr w:type="spellEnd"/>
-            <w:r>
-              <w:t>("</w:t>
-            </w:r>
-            <w:proofErr w:type="spellStart"/>
-            <w:r>
-              <w:t>year","month</w:t>
-            </w:r>
-            <w:proofErr w:type="spellEnd"/>
-            <w:r>
-              <w:t>"</w:t>
-            </w:r>
-            <w:proofErr w:type="gramStart"/>
-            <w:r>
-              <w:t>).parquet</w:t>
-            </w:r>
-            <w:proofErr w:type="gramEnd"/>
-            <w:r>
-              <w:t>("output")</w:t>
+            <w:r>
+              <w:t>df.write.partitionBy("year","month").parquet("output")</w:t>
             </w:r>
           </w:p>
         </w:tc>
@@ -11166,50 +9653,11 @@
               <w:spacing w:after="160" w:line="278" w:lineRule="auto"/>
             </w:pPr>
             <w:r>
-              <w:t xml:space="preserve">from </w:t>
-            </w:r>
-            <w:proofErr w:type="spellStart"/>
-            <w:proofErr w:type="gramStart"/>
-            <w:r>
-              <w:t>pyspark.sql.window</w:t>
-            </w:r>
-            <w:proofErr w:type="spellEnd"/>
-            <w:proofErr w:type="gramEnd"/>
-            <w:r>
-              <w:t xml:space="preserve"> import Window</w:t>
+              <w:t>from pyspark.sql.window import Window</w:t>
             </w:r>
             <w:r>
               <w:br/>
-              <w:t xml:space="preserve">w = </w:t>
-            </w:r>
-            <w:proofErr w:type="spellStart"/>
-            <w:r>
-              <w:t>Window.partitionBy</w:t>
-            </w:r>
-            <w:proofErr w:type="spellEnd"/>
-            <w:r>
-              <w:t>("dept"</w:t>
-            </w:r>
-            <w:proofErr w:type="gramStart"/>
-            <w:r>
-              <w:t>).</w:t>
-            </w:r>
-            <w:proofErr w:type="spellStart"/>
-            <w:r>
-              <w:t>orderBy</w:t>
-            </w:r>
-            <w:proofErr w:type="spellEnd"/>
-            <w:proofErr w:type="gramEnd"/>
-            <w:r>
-              <w:t>(col("salary"</w:t>
-            </w:r>
-            <w:proofErr w:type="gramStart"/>
-            <w:r>
-              <w:t>).desc</w:t>
-            </w:r>
-            <w:proofErr w:type="gramEnd"/>
-            <w:r>
-              <w:t>())</w:t>
+              <w:t>w = Window.partitionBy("dept").orderBy(col("salary").desc())</w:t>
             </w:r>
           </w:p>
         </w:tc>
@@ -11236,15 +9684,7 @@
               <w:spacing w:after="160" w:line="278" w:lineRule="auto"/>
             </w:pPr>
             <w:r>
-              <w:t xml:space="preserve">Defines </w:t>
-            </w:r>
-            <w:proofErr w:type="gramStart"/>
-            <w:r>
-              <w:t>a window</w:t>
-            </w:r>
-            <w:proofErr w:type="gramEnd"/>
-            <w:r>
-              <w:t xml:space="preserve"> partition and ordering.</w:t>
+              <w:t>Defines a window partition and ordering.</w:t>
             </w:r>
           </w:p>
         </w:tc>
@@ -11312,59 +9752,11 @@
               <w:spacing w:after="160" w:line="278" w:lineRule="auto"/>
             </w:pPr>
             <w:r>
-              <w:t xml:space="preserve">from </w:t>
-            </w:r>
-            <w:proofErr w:type="spellStart"/>
-            <w:proofErr w:type="gramStart"/>
-            <w:r>
-              <w:t>pyspark.sql.functions</w:t>
-            </w:r>
-            <w:proofErr w:type="spellEnd"/>
-            <w:proofErr w:type="gramEnd"/>
-            <w:r>
-              <w:t xml:space="preserve"> import </w:t>
-            </w:r>
-            <w:proofErr w:type="spellStart"/>
-            <w:r>
-              <w:t>row_number</w:t>
-            </w:r>
-            <w:proofErr w:type="spellEnd"/>
+              <w:t>from pyspark.sql.functions import row_number</w:t>
+            </w:r>
             <w:r>
               <w:br/>
-            </w:r>
-            <w:proofErr w:type="spellStart"/>
-            <w:proofErr w:type="gramStart"/>
-            <w:r>
-              <w:t>df.withColumn</w:t>
-            </w:r>
-            <w:proofErr w:type="spellEnd"/>
-            <w:proofErr w:type="gramEnd"/>
-            <w:r>
-              <w:t>("</w:t>
-            </w:r>
-            <w:proofErr w:type="spellStart"/>
-            <w:r>
-              <w:t>rn</w:t>
-            </w:r>
-            <w:proofErr w:type="spellEnd"/>
-            <w:r>
-              <w:t xml:space="preserve">", </w:t>
-            </w:r>
-            <w:proofErr w:type="spellStart"/>
-            <w:r>
-              <w:t>row_number</w:t>
-            </w:r>
-            <w:proofErr w:type="spellEnd"/>
-            <w:r>
-              <w:t>(</w:t>
-            </w:r>
-            <w:proofErr w:type="gramStart"/>
-            <w:r>
-              <w:t>).over</w:t>
-            </w:r>
-            <w:proofErr w:type="gramEnd"/>
-            <w:r>
-              <w:t>(w))</w:t>
+              <w:t>df.withColumn("rn", row_number().over(w))</w:t>
             </w:r>
           </w:p>
         </w:tc>
@@ -11459,38 +9851,11 @@
               <w:spacing w:after="160" w:line="278" w:lineRule="auto"/>
             </w:pPr>
             <w:r>
-              <w:t xml:space="preserve">from </w:t>
-            </w:r>
-            <w:proofErr w:type="spellStart"/>
-            <w:proofErr w:type="gramStart"/>
-            <w:r>
-              <w:t>pyspark.sql.functions</w:t>
-            </w:r>
-            <w:proofErr w:type="spellEnd"/>
-            <w:proofErr w:type="gramEnd"/>
-            <w:r>
-              <w:t xml:space="preserve"> import rank</w:t>
+              <w:t>from pyspark.sql.functions import rank</w:t>
             </w:r>
             <w:r>
               <w:br/>
-            </w:r>
-            <w:proofErr w:type="spellStart"/>
-            <w:proofErr w:type="gramStart"/>
-            <w:r>
-              <w:t>df.withColumn</w:t>
-            </w:r>
-            <w:proofErr w:type="spellEnd"/>
-            <w:proofErr w:type="gramEnd"/>
-            <w:r>
-              <w:t>("rank", rank(</w:t>
-            </w:r>
-            <w:proofErr w:type="gramStart"/>
-            <w:r>
-              <w:t>).over</w:t>
-            </w:r>
-            <w:proofErr w:type="gramEnd"/>
-            <w:r>
-              <w:t>(w))</w:t>
+              <w:t>df.withColumn("rank", rank().over(w))</w:t>
             </w:r>
           </w:p>
         </w:tc>
@@ -11585,46 +9950,11 @@
               <w:spacing w:after="160" w:line="278" w:lineRule="auto"/>
             </w:pPr>
             <w:r>
-              <w:t xml:space="preserve">from </w:t>
-            </w:r>
-            <w:proofErr w:type="spellStart"/>
-            <w:proofErr w:type="gramStart"/>
-            <w:r>
-              <w:t>pyspark.sql.functions</w:t>
-            </w:r>
-            <w:proofErr w:type="spellEnd"/>
-            <w:proofErr w:type="gramEnd"/>
-            <w:r>
-              <w:t xml:space="preserve"> import lag</w:t>
+              <w:t>from pyspark.sql.functions import lag</w:t>
             </w:r>
             <w:r>
               <w:br/>
-            </w:r>
-            <w:proofErr w:type="spellStart"/>
-            <w:proofErr w:type="gramStart"/>
-            <w:r>
-              <w:t>df.withColumn</w:t>
-            </w:r>
-            <w:proofErr w:type="spellEnd"/>
-            <w:proofErr w:type="gramEnd"/>
-            <w:r>
-              <w:t>("</w:t>
-            </w:r>
-            <w:proofErr w:type="spellStart"/>
-            <w:r>
-              <w:t>prev</w:t>
-            </w:r>
-            <w:proofErr w:type="spellEnd"/>
-            <w:r>
-              <w:t>", lag("sales",1</w:t>
-            </w:r>
-            <w:proofErr w:type="gramStart"/>
-            <w:r>
-              <w:t>).over</w:t>
-            </w:r>
-            <w:proofErr w:type="gramEnd"/>
-            <w:r>
-              <w:t>(w))</w:t>
+              <w:t>df.withColumn("prev", lag("sales",1).over(w))</w:t>
             </w:r>
           </w:p>
         </w:tc>
@@ -11845,26 +10175,8 @@
             <w:pPr>
               <w:spacing w:after="160" w:line="278" w:lineRule="auto"/>
             </w:pPr>
-            <w:proofErr w:type="spellStart"/>
-            <w:r>
-              <w:t>spark.conf.get</w:t>
-            </w:r>
-            <w:proofErr w:type="spellEnd"/>
-            <w:r>
-              <w:t>("</w:t>
-            </w:r>
-            <w:proofErr w:type="spellStart"/>
-            <w:proofErr w:type="gramStart"/>
-            <w:r>
-              <w:t>spark.sql.shuffle</w:t>
-            </w:r>
-            <w:proofErr w:type="gramEnd"/>
-            <w:r>
-              <w:t>.partitions</w:t>
-            </w:r>
-            <w:proofErr w:type="spellEnd"/>
-            <w:r>
-              <w:t>")</w:t>
+            <w:r>
+              <w:t>spark.conf.get("spark.sql.shuffle.partitions")</w:t>
             </w:r>
           </w:p>
         </w:tc>
@@ -11891,15 +10203,7 @@
               <w:spacing w:after="160" w:line="278" w:lineRule="auto"/>
             </w:pPr>
             <w:r>
-              <w:t xml:space="preserve">Reads </w:t>
-            </w:r>
-            <w:proofErr w:type="gramStart"/>
-            <w:r>
-              <w:t>a Spark</w:t>
-            </w:r>
-            <w:proofErr w:type="gramEnd"/>
-            <w:r>
-              <w:t xml:space="preserve"> configuration value.</w:t>
+              <w:t>Reads a Spark configuration value.</w:t>
             </w:r>
           </w:p>
         </w:tc>
@@ -11966,31 +10270,8 @@
             <w:pPr>
               <w:spacing w:after="160" w:line="278" w:lineRule="auto"/>
             </w:pPr>
-            <w:proofErr w:type="spellStart"/>
-            <w:proofErr w:type="gramStart"/>
-            <w:r>
-              <w:t>spark.conf.set</w:t>
-            </w:r>
-            <w:proofErr w:type="spellEnd"/>
-            <w:r>
-              <w:t>(</w:t>
-            </w:r>
-            <w:proofErr w:type="gramEnd"/>
-            <w:r>
-              <w:t>"</w:t>
-            </w:r>
-            <w:proofErr w:type="spellStart"/>
-            <w:proofErr w:type="gramStart"/>
-            <w:r>
-              <w:t>spark.sql.shuffle</w:t>
-            </w:r>
-            <w:proofErr w:type="gramEnd"/>
-            <w:r>
-              <w:t>.partitions</w:t>
-            </w:r>
-            <w:proofErr w:type="spellEnd"/>
-            <w:r>
-              <w:t>", "8")</w:t>
+            <w:r>
+              <w:t>spark.conf.set("spark.sql.shuffle.partitions", "8")</w:t>
             </w:r>
           </w:p>
         </w:tc>
@@ -12084,13 +10365,9 @@
             <w:pPr>
               <w:spacing w:after="160" w:line="278" w:lineRule="auto"/>
             </w:pPr>
-            <w:proofErr w:type="spellStart"/>
-            <w:proofErr w:type="gramStart"/>
             <w:r>
               <w:t>spark.sparkContext.appName</w:t>
             </w:r>
-            <w:proofErr w:type="spellEnd"/>
-            <w:proofErr w:type="gramEnd"/>
           </w:p>
         </w:tc>
         <w:tc>
@@ -12183,13 +10460,9 @@
             <w:pPr>
               <w:spacing w:after="160" w:line="278" w:lineRule="auto"/>
             </w:pPr>
-            <w:proofErr w:type="spellStart"/>
-            <w:proofErr w:type="gramStart"/>
             <w:r>
               <w:t>spark.version</w:t>
             </w:r>
-            <w:proofErr w:type="spellEnd"/>
-            <w:proofErr w:type="gramEnd"/>
           </w:p>
         </w:tc>
         <w:tc>
@@ -12282,13 +10555,9 @@
             <w:pPr>
               <w:spacing w:after="160" w:line="278" w:lineRule="auto"/>
             </w:pPr>
-            <w:proofErr w:type="spellStart"/>
-            <w:proofErr w:type="gramStart"/>
             <w:r>
               <w:t>spark.sparkContext.uiWebUrl</w:t>
             </w:r>
-            <w:proofErr w:type="spellEnd"/>
-            <w:proofErr w:type="gramEnd"/>
           </w:p>
         </w:tc>
         <w:tc>
@@ -12508,31 +10777,8 @@
               <w:spacing w:after="160" w:line="278" w:lineRule="auto"/>
             </w:pPr>
             <w:r>
-              <w:t xml:space="preserve">select, filter, </w:t>
-            </w:r>
-            <w:proofErr w:type="spellStart"/>
-            <w:proofErr w:type="gramStart"/>
-            <w:r>
-              <w:t>withColumn</w:t>
-            </w:r>
-            <w:proofErr w:type="spellEnd"/>
-            <w:proofErr w:type="gramEnd"/>
-            <w:r>
-              <w:t xml:space="preserve">, </w:t>
-            </w:r>
-            <w:proofErr w:type="spellStart"/>
-            <w:r>
-              <w:t>groupBy</w:t>
-            </w:r>
-            <w:proofErr w:type="spellEnd"/>
-            <w:r>
-              <w:t xml:space="preserve">, join, map, </w:t>
-            </w:r>
-            <w:proofErr w:type="spellStart"/>
-            <w:r>
-              <w:t>flatMap</w:t>
-            </w:r>
-            <w:proofErr w:type="spellEnd"/>
+              <w:t>select, filter, withColumn, groupBy, join, map, flatMap</w:t>
+            </w:r>
           </w:p>
         </w:tc>
         <w:tc>
@@ -12723,7 +10969,31 @@
         <w:rPr>
           <w:rFonts w:asciiTheme="minorHAnsi" w:hAnsiTheme="minorHAnsi" w:cstheme="minorBidi"/>
         </w:rPr>
-        <w:t>17. Mini End-to-End Example</w:t>
+        <w:t>17. Mini End</w:t>
+      </w:r>
+      <w:r>
+        <w:rPr>
+          <w:rFonts w:asciiTheme="minorHAnsi" w:hAnsiTheme="minorHAnsi" w:cstheme="minorBidi"/>
+        </w:rPr>
+        <w:t>_</w:t>
+      </w:r>
+      <w:r>
+        <w:rPr>
+          <w:rFonts w:asciiTheme="minorHAnsi" w:hAnsiTheme="minorHAnsi" w:cstheme="minorBidi"/>
+        </w:rPr>
+        <w:t>to</w:t>
+      </w:r>
+      <w:r>
+        <w:rPr>
+          <w:rFonts w:asciiTheme="minorHAnsi" w:hAnsiTheme="minorHAnsi" w:cstheme="minorBidi"/>
+        </w:rPr>
+        <w:t>_</w:t>
+      </w:r>
+      <w:r>
+        <w:rPr>
+          <w:rFonts w:asciiTheme="minorHAnsi" w:hAnsiTheme="minorHAnsi" w:cstheme="minorBidi"/>
+        </w:rPr>
+        <w:t>End Example</w:t>
       </w:r>
     </w:p>
     <w:p>
@@ -12731,98 +11001,33 @@
         <w:spacing w:after="160" w:line="278" w:lineRule="auto"/>
       </w:pPr>
       <w:r>
-        <w:t xml:space="preserve">from </w:t>
+        <w:t>from pyspark.sql import SparkSession</w:t>
       </w:r>
-      <w:proofErr w:type="spellStart"/>
-      <w:r>
-        <w:t>pyspark.sql</w:t>
-      </w:r>
-      <w:proofErr w:type="spellEnd"/>
-      <w:r>
-        <w:t xml:space="preserve"> import </w:t>
-      </w:r>
-      <w:proofErr w:type="spellStart"/>
-      <w:r>
-        <w:t>SparkSession</w:t>
-      </w:r>
-      <w:proofErr w:type="spellEnd"/>
       <w:r>
         <w:br/>
-        <w:t xml:space="preserve">from </w:t>
-      </w:r>
-      <w:proofErr w:type="spellStart"/>
-      <w:r>
-        <w:t>pyspark.sql.functions</w:t>
-      </w:r>
-      <w:proofErr w:type="spellEnd"/>
-      <w:r>
-        <w:t xml:space="preserve"> import col, avg</w:t>
+        <w:t>from pyspark.sql.functions import col, avg</w:t>
       </w:r>
       <w:r>
         <w:br/>
       </w:r>
       <w:r>
         <w:br/>
-        <w:t xml:space="preserve">spark = </w:t>
-      </w:r>
-      <w:proofErr w:type="spellStart"/>
-      <w:r>
-        <w:t>SparkSession.builder.appName</w:t>
-      </w:r>
-      <w:proofErr w:type="spellEnd"/>
-      <w:r>
-        <w:t>("</w:t>
-      </w:r>
-      <w:proofErr w:type="spellStart"/>
-      <w:r>
-        <w:t>SalesDemo</w:t>
-      </w:r>
-      <w:proofErr w:type="spellEnd"/>
-      <w:r>
-        <w:t>").</w:t>
-      </w:r>
-      <w:proofErr w:type="spellStart"/>
-      <w:r>
-        <w:t>getOrCreate</w:t>
-      </w:r>
-      <w:proofErr w:type="spellEnd"/>
-      <w:r>
-        <w:t>()</w:t>
+        <w:t>spark = SparkSession.builder.appName("SalesDemo").getOrCreate()</w:t>
       </w:r>
       <w:r>
         <w:br/>
       </w:r>
       <w:r>
         <w:br/>
+        <w:t>df = (spark.read</w:t>
       </w:r>
-      <w:proofErr w:type="spellStart"/>
-      <w:r>
-        <w:t>df</w:t>
-      </w:r>
-      <w:proofErr w:type="spellEnd"/>
-      <w:r>
-        <w:t xml:space="preserve"> = (</w:t>
-      </w:r>
-      <w:proofErr w:type="spellStart"/>
-      <w:r>
-        <w:t>spark.read</w:t>
-      </w:r>
-      <w:proofErr w:type="spellEnd"/>
       <w:r>
         <w:br/>
         <w:t>.option("header", True)</w:t>
       </w:r>
       <w:r>
         <w:br/>
-        <w:t>.option("</w:t>
-      </w:r>
-      <w:proofErr w:type="spellStart"/>
-      <w:r>
-        <w:t>inferSchema</w:t>
-      </w:r>
-      <w:proofErr w:type="spellEnd"/>
-      <w:r>
-        <w:t>", True)</w:t>
+        <w:t>.option("inferSchema", True)</w:t>
       </w:r>
       <w:r>
         <w:br/>
@@ -12833,24 +11038,11 @@
       </w:r>
       <w:r>
         <w:br/>
-        <w:t>result = (</w:t>
+        <w:t>result = (df</w:t>
       </w:r>
-      <w:proofErr w:type="spellStart"/>
-      <w:r>
-        <w:t>df</w:t>
-      </w:r>
-      <w:proofErr w:type="spellEnd"/>
       <w:r>
         <w:br/>
-        <w:t>.</w:t>
-      </w:r>
-      <w:proofErr w:type="spellStart"/>
-      <w:r>
-        <w:t>dropDuplicates</w:t>
-      </w:r>
-      <w:proofErr w:type="spellEnd"/>
-      <w:r>
-        <w:t>()</w:t>
+        <w:t>.dropDuplicates()</w:t>
       </w:r>
       <w:r>
         <w:br/>
@@ -12858,102 +11050,33 @@
       </w:r>
       <w:r>
         <w:br/>
-        <w:t>.</w:t>
-      </w:r>
-      <w:proofErr w:type="spellStart"/>
-      <w:r>
-        <w:t>groupBy</w:t>
-      </w:r>
-      <w:proofErr w:type="spellEnd"/>
-      <w:r>
-        <w:t>("department")</w:t>
+        <w:t>.groupBy("department")</w:t>
       </w:r>
       <w:r>
         <w:br/>
-        <w:t>.</w:t>
-      </w:r>
-      <w:proofErr w:type="spellStart"/>
-      <w:r>
-        <w:t>agg</w:t>
-      </w:r>
-      <w:proofErr w:type="spellEnd"/>
-      <w:r>
-        <w:t>(avg("sales").alias("</w:t>
-      </w:r>
-      <w:proofErr w:type="spellStart"/>
-      <w:r>
-        <w:t>avg_sales</w:t>
-      </w:r>
-      <w:proofErr w:type="spellEnd"/>
-      <w:r>
-        <w:t>"))</w:t>
+        <w:t>.agg(avg("sales").alias("avg_sales"))</w:t>
       </w:r>
       <w:r>
         <w:br/>
-        <w:t>.</w:t>
-      </w:r>
-      <w:proofErr w:type="spellStart"/>
-      <w:r>
-        <w:t>orderBy</w:t>
-      </w:r>
-      <w:proofErr w:type="spellEnd"/>
-      <w:r>
-        <w:t>(col("</w:t>
-      </w:r>
-      <w:proofErr w:type="spellStart"/>
-      <w:r>
-        <w:t>avg_sales</w:t>
-      </w:r>
-      <w:proofErr w:type="spellEnd"/>
-      <w:r>
-        <w:t>").desc()))</w:t>
+        <w:t>.orderBy(col("avg_sales").desc()))</w:t>
       </w:r>
       <w:r>
         <w:br/>
       </w:r>
       <w:r>
         <w:br/>
-      </w:r>
-      <w:proofErr w:type="spellStart"/>
-      <w:r>
-        <w:t>result.show</w:t>
-      </w:r>
-      <w:proofErr w:type="spellEnd"/>
-      <w:r>
-        <w:t>()</w:t>
+        <w:t>result.show()</w:t>
       </w:r>
       <w:r>
         <w:br/>
-      </w:r>
-      <w:proofErr w:type="spellStart"/>
-      <w:r>
-        <w:t>result.write.mode</w:t>
-      </w:r>
-      <w:proofErr w:type="spellEnd"/>
-      <w:r>
-        <w:t>("overwrite").parquet("</w:t>
-      </w:r>
-      <w:proofErr w:type="spellStart"/>
-      <w:r>
-        <w:t>sales_summary</w:t>
-      </w:r>
-      <w:proofErr w:type="spellEnd"/>
-      <w:r>
-        <w:t>")</w:t>
+        <w:t>result.write.mode("overwrite").parquet("sales_summary")</w:t>
       </w:r>
       <w:r>
         <w:br/>
       </w:r>
       <w:r>
         <w:br/>
-      </w:r>
-      <w:proofErr w:type="spellStart"/>
-      <w:r>
-        <w:t>spark.stop</w:t>
-      </w:r>
-      <w:proofErr w:type="spellEnd"/>
-      <w:r>
-        <w:t>()</w:t>
+        <w:t>spark.stop()</w:t>
       </w:r>
     </w:p>
     <w:p>
@@ -12976,15 +11099,7 @@
         <w:spacing w:after="160" w:line="278" w:lineRule="auto"/>
       </w:pPr>
       <w:r>
-        <w:t xml:space="preserve">DataFrame is the preferred high-level API for structured data; RDD is </w:t>
-      </w:r>
-      <w:proofErr w:type="gramStart"/>
-      <w:r>
-        <w:t>lower-level</w:t>
-      </w:r>
-      <w:proofErr w:type="gramEnd"/>
-      <w:r>
-        <w:t>.</w:t>
+        <w:t>DataFrame is the preferred high-level API for structured data; RDD is lower-level.</w:t>
       </w:r>
     </w:p>
     <w:p>
@@ -12992,15 +11107,7 @@
         <w:spacing w:after="160" w:line="278" w:lineRule="auto"/>
       </w:pPr>
       <w:r>
-        <w:t>Narrow transformations (for example, map/filter) usually avoid shuffles; wide transformations (</w:t>
-      </w:r>
-      <w:proofErr w:type="spellStart"/>
-      <w:r>
-        <w:t>groupBy</w:t>
-      </w:r>
-      <w:proofErr w:type="spellEnd"/>
-      <w:r>
-        <w:t>/join/repartition) often cause shuffles.</w:t>
+        <w:t>Narrow transformations (for example, map/filter) usually avoid shuffles; wide transformations (groupBy/join/repartition) often cause shuffles.</w:t>
       </w:r>
     </w:p>
     <w:p>
@@ -13024,15 +11131,7 @@
         <w:spacing w:after="160" w:line="278" w:lineRule="auto"/>
       </w:pPr>
       <w:r>
-        <w:t xml:space="preserve">Avoid </w:t>
-      </w:r>
-      <w:proofErr w:type="gramStart"/>
-      <w:r>
-        <w:t>collect(</w:t>
-      </w:r>
-      <w:proofErr w:type="gramEnd"/>
-      <w:r>
-        <w:t>) on large datasets because it moves all data to the driver.</w:t>
+        <w:t>Avoid collect() on large datasets because it moves all data to the driver.</w:t>
       </w:r>
     </w:p>
     <w:p>
@@ -13048,15 +11147,7 @@
         <w:spacing w:after="160" w:line="278" w:lineRule="auto"/>
       </w:pPr>
       <w:r>
-        <w:t xml:space="preserve">Use </w:t>
-      </w:r>
-      <w:proofErr w:type="gramStart"/>
-      <w:r>
-        <w:t>explain(</w:t>
-      </w:r>
-      <w:proofErr w:type="gramEnd"/>
-      <w:r>
-        <w:t>) and the Spark UI to understand query plans, stages, shuffles, and bottlenecks.</w:t>
+        <w:t>Use explain() and the Spark UI to understand query plans, stages, shuffles, and bottlenecks.</w:t>
       </w:r>
     </w:p>
     <w:p>
@@ -13064,15 +11155,7 @@
         <w:spacing w:after="160" w:line="278" w:lineRule="auto"/>
       </w:pPr>
       <w:r>
-        <w:t xml:space="preserve">Apache Spark Commands Cheat Sheet • </w:t>
-      </w:r>
-      <w:proofErr w:type="spellStart"/>
-      <w:r>
-        <w:t>PySpark</w:t>
-      </w:r>
-      <w:proofErr w:type="spellEnd"/>
-      <w:r>
-        <w:t xml:space="preserve"> Quick Reference</w:t>
+        <w:t>Apache Spark Commands Cheat Sheet • PySpark Quick Reference</w:t>
       </w:r>
     </w:p>
     <w:p/>
@@ -13696,6 +11779,7 @@
   <w:style w:type="character" w:default="1" w:styleId="DefaultParagraphFont">
     <w:name w:val="Default Paragraph Font"/>
     <w:uiPriority w:val="1"/>
+    <w:semiHidden/>
     <w:unhideWhenUsed/>
   </w:style>
   <w:style w:type="table" w:default="1" w:styleId="TableNormal">

--- a/Spark_CheatSheet.docx
+++ b/Spark_CheatSheet.docx
@@ -119,7 +119,7 @@
                 <w:bCs/>
                 <w:color w:val="000000"/>
               </w:rPr>
-              <w:t>Command / Example</w:t>
+              <w:t xml:space="preserve">Command </w:t>
             </w:r>
           </w:p>
         </w:tc>
@@ -771,7 +771,23 @@
                 <w:bCs/>
                 <w:color w:val="000000"/>
               </w:rPr>
-              <w:t>Command / Example</w:t>
+              <w:t xml:space="preserve">Command </w:t>
+            </w:r>
+            <w:r>
+              <w:rPr>
+                <w:b/>
+                <w:bCs/>
+                <w:color w:val="000000"/>
+              </w:rPr>
+              <w:t>-</w:t>
+            </w:r>
+            <w:r>
+              <w:rPr>
+                <w:b/>
+                <w:bCs/>
+                <w:color w:val="000000"/>
+              </w:rPr>
+              <w:t>Example</w:t>
             </w:r>
           </w:p>
         </w:tc>

--- a/Spark_CheatSheet.docx
+++ b/Spark_CheatSheet.docx
@@ -121,6 +121,14 @@
               </w:rPr>
               <w:t xml:space="preserve">Command </w:t>
             </w:r>
+            <w:r>
+              <w:rPr>
+                <w:b/>
+                <w:bCs/>
+                <w:color w:val="000000"/>
+              </w:rPr>
+              <w:t>_example</w:t>
+            </w:r>
           </w:p>
         </w:tc>
         <w:tc>
@@ -1317,7 +1325,19 @@
         <w:rPr>
           <w:rFonts w:asciiTheme="minorHAnsi" w:hAnsiTheme="minorHAnsi" w:cstheme="minorBidi"/>
         </w:rPr>
-        <w:t>3. Inspect Data</w:t>
+        <w:t>3. Inspect</w:t>
+      </w:r>
+      <w:r>
+        <w:rPr>
+          <w:rFonts w:asciiTheme="minorHAnsi" w:hAnsiTheme="minorHAnsi" w:cstheme="minorBidi"/>
+        </w:rPr>
+        <w:t>_</w:t>
+      </w:r>
+      <w:r>
+        <w:rPr>
+          <w:rFonts w:asciiTheme="minorHAnsi" w:hAnsiTheme="minorHAnsi" w:cstheme="minorBidi"/>
+        </w:rPr>
+        <w:t>Data</w:t>
       </w:r>
     </w:p>
     <w:tbl>

--- a/Spark_CheatSheet.docx
+++ b/Spark_CheatSheet.docx
@@ -284,7 +284,21 @@
                 <w:b/>
                 <w:bCs/>
               </w:rPr>
-              <w:t>Local mode</w:t>
+              <w:t>Local</w:t>
+            </w:r>
+            <w:r>
+              <w:rPr>
+                <w:b/>
+                <w:bCs/>
+              </w:rPr>
+              <w:t>-</w:t>
+            </w:r>
+            <w:r>
+              <w:rPr>
+                <w:b/>
+                <w:bCs/>
+              </w:rPr>
+              <w:t>mode</w:t>
             </w:r>
           </w:p>
         </w:tc>

--- a/Spark_CheatSheet.docx
+++ b/Spark_CheatSheet.docx
@@ -11,19 +11,72 @@
           <w:b/>
           <w:bCs/>
         </w:rPr>
-        <w:t>Apache Spark Commands Cheat Sheet</w:t>
+        <w:t>Apache Spark</w:t>
+      </w:r>
+      <w:r>
+        <w:rPr>
+          <w:b/>
+          <w:bCs/>
+        </w:rPr>
+        <w:t>_</w:t>
+      </w:r>
+      <w:r>
+        <w:rPr>
+          <w:b/>
+          <w:bCs/>
+        </w:rPr>
+        <w:t>Commands</w:t>
+      </w:r>
+      <w:r>
+        <w:rPr>
+          <w:b/>
+          <w:bCs/>
+        </w:rPr>
+        <w:t>-</w:t>
+      </w:r>
+      <w:r>
+        <w:rPr>
+          <w:b/>
+          <w:bCs/>
+        </w:rPr>
+        <w:t>Cheat Sheet</w:t>
       </w:r>
     </w:p>
     <w:p>
       <w:pPr>
         <w:pStyle w:val="Subtitle"/>
       </w:pPr>
+      <w:proofErr w:type="spellStart"/>
       <w:r>
         <w:rPr>
           <w:b/>
           <w:bCs/>
         </w:rPr>
-        <w:t>PySpark • DataFrames • RDDs • SQL • Spark CLI</w:t>
+        <w:t>PySpark</w:t>
+      </w:r>
+      <w:proofErr w:type="spellEnd"/>
+      <w:r>
+        <w:rPr>
+          <w:b/>
+          <w:bCs/>
+        </w:rPr>
+        <w:t xml:space="preserve"> • </w:t>
+      </w:r>
+      <w:proofErr w:type="spellStart"/>
+      <w:r>
+        <w:rPr>
+          <w:b/>
+          <w:bCs/>
+        </w:rPr>
+        <w:t>DataFrames</w:t>
+      </w:r>
+      <w:proofErr w:type="spellEnd"/>
+      <w:r>
+        <w:rPr>
+          <w:b/>
+          <w:bCs/>
+        </w:rPr>
+        <w:t xml:space="preserve"> • RDDs • SQL • Spark CLI</w:t>
       </w:r>
     </w:p>
     <w:p>
@@ -37,8 +90,28 @@
         <w:rPr>
           <w:rFonts w:asciiTheme="minorHAnsi" w:hAnsiTheme="minorHAnsi" w:cstheme="minorBidi"/>
         </w:rPr>
-        <w:t>1. Start Spark</w:t>
+        <w:t xml:space="preserve">1. </w:t>
       </w:r>
+      <w:proofErr w:type="spellStart"/>
+      <w:r>
+        <w:rPr>
+          <w:rFonts w:asciiTheme="minorHAnsi" w:hAnsiTheme="minorHAnsi" w:cstheme="minorBidi"/>
+        </w:rPr>
+        <w:t>Start</w:t>
+      </w:r>
+      <w:r>
+        <w:rPr>
+          <w:rFonts w:asciiTheme="minorHAnsi" w:hAnsiTheme="minorHAnsi" w:cstheme="minorBidi"/>
+        </w:rPr>
+        <w:t>_</w:t>
+      </w:r>
+      <w:r>
+        <w:rPr>
+          <w:rFonts w:asciiTheme="minorHAnsi" w:hAnsiTheme="minorHAnsi" w:cstheme="minorBidi"/>
+        </w:rPr>
+        <w:t>Spark</w:t>
+      </w:r>
+      <w:proofErr w:type="spellEnd"/>
     </w:p>
     <w:tbl>
       <w:tblPr>
@@ -193,8 +266,17 @@
                 <w:b/>
                 <w:bCs/>
               </w:rPr>
-              <w:t>Create SparkSession</w:t>
-            </w:r>
+              <w:t xml:space="preserve">Create </w:t>
+            </w:r>
+            <w:proofErr w:type="spellStart"/>
+            <w:r>
+              <w:rPr>
+                <w:b/>
+                <w:bCs/>
+              </w:rPr>
+              <w:t>SparkSession</w:t>
+            </w:r>
+            <w:proofErr w:type="spellEnd"/>
           </w:p>
         </w:tc>
         <w:tc>
@@ -220,11 +302,55 @@
               <w:spacing w:after="160" w:line="278" w:lineRule="auto"/>
             </w:pPr>
             <w:r>
-              <w:t>from pyspark.sql import SparkSession</w:t>
-            </w:r>
+              <w:t xml:space="preserve">from </w:t>
+            </w:r>
+            <w:proofErr w:type="spellStart"/>
+            <w:r>
+              <w:t>pyspark.sql</w:t>
+            </w:r>
+            <w:proofErr w:type="spellEnd"/>
+            <w:r>
+              <w:t xml:space="preserve"> import </w:t>
+            </w:r>
+            <w:proofErr w:type="spellStart"/>
+            <w:r>
+              <w:t>SparkSession</w:t>
+            </w:r>
+            <w:proofErr w:type="spellEnd"/>
             <w:r>
               <w:br/>
-              <w:t>spark = SparkSession.builder.appName("MyApp").getOrCreate()</w:t>
+              <w:t xml:space="preserve">spark = </w:t>
+            </w:r>
+            <w:proofErr w:type="spellStart"/>
+            <w:proofErr w:type="gramStart"/>
+            <w:r>
+              <w:t>SparkSession.builder.appName</w:t>
+            </w:r>
+            <w:proofErr w:type="spellEnd"/>
+            <w:proofErr w:type="gramEnd"/>
+            <w:r>
+              <w:t>("</w:t>
+            </w:r>
+            <w:proofErr w:type="spellStart"/>
+            <w:r>
+              <w:t>MyApp</w:t>
+            </w:r>
+            <w:proofErr w:type="spellEnd"/>
+            <w:r>
+              <w:t>"</w:t>
+            </w:r>
+            <w:proofErr w:type="gramStart"/>
+            <w:r>
+              <w:t>).</w:t>
+            </w:r>
+            <w:proofErr w:type="spellStart"/>
+            <w:r>
+              <w:t>getOrCreate</w:t>
+            </w:r>
+            <w:proofErr w:type="spellEnd"/>
+            <w:proofErr w:type="gramEnd"/>
+            <w:r>
+              <w:t>()</w:t>
             </w:r>
           </w:p>
         </w:tc>
@@ -279,6 +405,7 @@
             <w:pPr>
               <w:spacing w:after="160" w:line="278" w:lineRule="auto"/>
             </w:pPr>
+            <w:proofErr w:type="gramStart"/>
             <w:r>
               <w:rPr>
                 <w:b/>
@@ -300,6 +427,7 @@
               </w:rPr>
               <w:t>mode</w:t>
             </w:r>
+            <w:proofErr w:type="gramEnd"/>
           </w:p>
         </w:tc>
         <w:tc>
@@ -324,8 +452,29 @@
             <w:pPr>
               <w:spacing w:after="160" w:line="278" w:lineRule="auto"/>
             </w:pPr>
-            <w:r>
-              <w:t>SparkSession.builder.master("local[*]").appName("Demo").getOrCreate()</w:t>
+            <w:proofErr w:type="gramStart"/>
+            <w:r>
+              <w:t>SparkSession.builder.master</w:t>
+            </w:r>
+            <w:proofErr w:type="gramEnd"/>
+            <w:r>
+              <w:t>("local[*]"</w:t>
+            </w:r>
+            <w:proofErr w:type="gramStart"/>
+            <w:r>
+              <w:t>).appName</w:t>
+            </w:r>
+            <w:proofErr w:type="gramEnd"/>
+            <w:r>
+              <w:t>("Demo"</w:t>
+            </w:r>
+            <w:proofErr w:type="gramStart"/>
+            <w:r>
+              <w:t>).getOrCreate</w:t>
+            </w:r>
+            <w:proofErr w:type="gramEnd"/>
+            <w:r>
+              <w:t>()</w:t>
             </w:r>
           </w:p>
         </w:tc>
@@ -411,8 +560,15 @@
             <w:pPr>
               <w:spacing w:after="160" w:line="278" w:lineRule="auto"/>
             </w:pPr>
-            <w:r>
-              <w:t>spark.stop()</w:t>
+            <w:proofErr w:type="spellStart"/>
+            <w:proofErr w:type="gramStart"/>
+            <w:r>
+              <w:t>spark.stop</w:t>
+            </w:r>
+            <w:proofErr w:type="spellEnd"/>
+            <w:proofErr w:type="gramEnd"/>
+            <w:r>
+              <w:t>()</w:t>
             </w:r>
           </w:p>
         </w:tc>
@@ -439,7 +595,15 @@
               <w:spacing w:after="160" w:line="278" w:lineRule="auto"/>
             </w:pPr>
             <w:r>
-              <w:t>Stops the SparkSession.</w:t>
+              <w:t xml:space="preserve">Stops the </w:t>
+            </w:r>
+            <w:proofErr w:type="spellStart"/>
+            <w:r>
+              <w:t>SparkSession</w:t>
+            </w:r>
+            <w:proofErr w:type="spellEnd"/>
+            <w:r>
+              <w:t>.</w:t>
             </w:r>
           </w:p>
         </w:tc>
@@ -498,9 +662,11 @@
             <w:pPr>
               <w:spacing w:after="160" w:line="278" w:lineRule="auto"/>
             </w:pPr>
+            <w:proofErr w:type="spellStart"/>
             <w:r>
               <w:t>pyspark</w:t>
             </w:r>
+            <w:proofErr w:type="spellEnd"/>
           </w:p>
         </w:tc>
         <w:tc>
@@ -526,7 +692,15 @@
               <w:spacing w:after="160" w:line="278" w:lineRule="auto"/>
             </w:pPr>
             <w:r>
-              <w:t>Starts an interactive PySpark shell.</w:t>
+              <w:t xml:space="preserve">Starts an interactive </w:t>
+            </w:r>
+            <w:proofErr w:type="spellStart"/>
+            <w:r>
+              <w:t>PySpark</w:t>
+            </w:r>
+            <w:proofErr w:type="spellEnd"/>
+            <w:r>
+              <w:t xml:space="preserve"> shell.</w:t>
             </w:r>
           </w:p>
         </w:tc>
@@ -717,8 +891,16 @@
         <w:rPr>
           <w:rFonts w:asciiTheme="minorHAnsi" w:hAnsiTheme="minorHAnsi" w:cstheme="minorBidi"/>
         </w:rPr>
-        <w:t>2. Create DataFrames</w:t>
+        <w:t xml:space="preserve">2. Create </w:t>
       </w:r>
+      <w:proofErr w:type="spellStart"/>
+      <w:r>
+        <w:rPr>
+          <w:rFonts w:asciiTheme="minorHAnsi" w:hAnsiTheme="minorHAnsi" w:cstheme="minorBidi"/>
+        </w:rPr>
+        <w:t>DataFrames</w:t>
+      </w:r>
+      <w:proofErr w:type="spellEnd"/>
     </w:p>
     <w:tbl>
       <w:tblPr>
@@ -910,11 +1092,60 @@
               <w:spacing w:after="160" w:line="278" w:lineRule="auto"/>
             </w:pPr>
             <w:r>
-              <w:t>data = [(1,"A"),(2,"B")]</w:t>
+              <w:t xml:space="preserve">data </w:t>
+            </w:r>
+            <w:proofErr w:type="gramStart"/>
+            <w:r>
+              <w:t>= [(</w:t>
+            </w:r>
+            <w:proofErr w:type="gramEnd"/>
+            <w:r>
+              <w:t>1,"A"</w:t>
+            </w:r>
+            <w:proofErr w:type="gramStart"/>
+            <w:r>
+              <w:t>),(</w:t>
+            </w:r>
+            <w:proofErr w:type="gramEnd"/>
+            <w:r>
+              <w:t>2,"B")]</w:t>
             </w:r>
             <w:r>
               <w:br/>
-              <w:t>df = spark.createDataFrame(data,["id","name"])</w:t>
+            </w:r>
+            <w:proofErr w:type="spellStart"/>
+            <w:r>
+              <w:t>df</w:t>
+            </w:r>
+            <w:proofErr w:type="spellEnd"/>
+            <w:r>
+              <w:t xml:space="preserve"> = </w:t>
+            </w:r>
+            <w:proofErr w:type="spellStart"/>
+            <w:proofErr w:type="gramStart"/>
+            <w:r>
+              <w:t>spark.createDataFrame</w:t>
+            </w:r>
+            <w:proofErr w:type="spellEnd"/>
+            <w:proofErr w:type="gramEnd"/>
+            <w:r>
+              <w:t>(</w:t>
+            </w:r>
+            <w:proofErr w:type="gramStart"/>
+            <w:r>
+              <w:t>data,[</w:t>
+            </w:r>
+            <w:proofErr w:type="gramEnd"/>
+            <w:r>
+              <w:t>"</w:t>
+            </w:r>
+            <w:proofErr w:type="spellStart"/>
+            <w:r>
+              <w:t>id","name</w:t>
+            </w:r>
+            <w:proofErr w:type="spellEnd"/>
+            <w:r>
+              <w:t>"])</w:t>
             </w:r>
           </w:p>
         </w:tc>
@@ -1008,8 +1239,37 @@
             <w:pPr>
               <w:spacing w:after="160" w:line="278" w:lineRule="auto"/>
             </w:pPr>
-            <w:r>
-              <w:t>df = spark.read.option("header",True).option("inferSchema",True).csv("file.csv")</w:t>
+            <w:proofErr w:type="spellStart"/>
+            <w:r>
+              <w:t>df</w:t>
+            </w:r>
+            <w:proofErr w:type="spellEnd"/>
+            <w:r>
+              <w:t xml:space="preserve"> = </w:t>
+            </w:r>
+            <w:proofErr w:type="gramStart"/>
+            <w:r>
+              <w:t>spark.read</w:t>
+            </w:r>
+            <w:proofErr w:type="gramEnd"/>
+            <w:r>
+              <w:t>.option("header</w:t>
+            </w:r>
+            <w:proofErr w:type="gramStart"/>
+            <w:r>
+              <w:t>",True).option</w:t>
+            </w:r>
+            <w:proofErr w:type="gramEnd"/>
+            <w:r>
+              <w:t>("inferSchema</w:t>
+            </w:r>
+            <w:proofErr w:type="gramStart"/>
+            <w:r>
+              <w:t>",True</w:t>
+            </w:r>
+            <w:proofErr w:type="gramEnd"/>
+            <w:r>
+              <w:t>).csv("file.csv")</w:t>
             </w:r>
           </w:p>
         </w:tc>
@@ -1103,8 +1363,36 @@
             <w:pPr>
               <w:spacing w:after="160" w:line="278" w:lineRule="auto"/>
             </w:pPr>
-            <w:r>
-              <w:t>df = spark.read.json("file.json")</w:t>
+            <w:proofErr w:type="spellStart"/>
+            <w:r>
+              <w:t>df</w:t>
+            </w:r>
+            <w:proofErr w:type="spellEnd"/>
+            <w:r>
+              <w:t xml:space="preserve"> = </w:t>
+            </w:r>
+            <w:proofErr w:type="spellStart"/>
+            <w:proofErr w:type="gramStart"/>
+            <w:r>
+              <w:t>spark.read</w:t>
+            </w:r>
+            <w:proofErr w:type="gramEnd"/>
+            <w:r>
+              <w:t>.json</w:t>
+            </w:r>
+            <w:proofErr w:type="spellEnd"/>
+            <w:r>
+              <w:t>("</w:t>
+            </w:r>
+            <w:proofErr w:type="spellStart"/>
+            <w:proofErr w:type="gramStart"/>
+            <w:r>
+              <w:t>file.json</w:t>
+            </w:r>
+            <w:proofErr w:type="spellEnd"/>
+            <w:proofErr w:type="gramEnd"/>
+            <w:r>
+              <w:t>")</w:t>
             </w:r>
           </w:p>
         </w:tc>
@@ -1198,8 +1486,36 @@
             <w:pPr>
               <w:spacing w:after="160" w:line="278" w:lineRule="auto"/>
             </w:pPr>
-            <w:r>
-              <w:t>df = spark.read.parquet("data.parquet")</w:t>
+            <w:proofErr w:type="spellStart"/>
+            <w:r>
+              <w:t>df</w:t>
+            </w:r>
+            <w:proofErr w:type="spellEnd"/>
+            <w:r>
+              <w:t xml:space="preserve"> = </w:t>
+            </w:r>
+            <w:proofErr w:type="spellStart"/>
+            <w:proofErr w:type="gramStart"/>
+            <w:r>
+              <w:t>spark.read</w:t>
+            </w:r>
+            <w:proofErr w:type="gramEnd"/>
+            <w:r>
+              <w:t>.parquet</w:t>
+            </w:r>
+            <w:proofErr w:type="spellEnd"/>
+            <w:r>
+              <w:t>("</w:t>
+            </w:r>
+            <w:proofErr w:type="spellStart"/>
+            <w:proofErr w:type="gramStart"/>
+            <w:r>
+              <w:t>data.parquet</w:t>
+            </w:r>
+            <w:proofErr w:type="spellEnd"/>
+            <w:proofErr w:type="gramEnd"/>
+            <w:r>
+              <w:t>")</w:t>
             </w:r>
           </w:p>
         </w:tc>
@@ -1294,8 +1610,33 @@
             <w:pPr>
               <w:spacing w:after="160" w:line="278" w:lineRule="auto"/>
             </w:pPr>
-            <w:r>
-              <w:t>df = spark.table("database.table")</w:t>
+            <w:proofErr w:type="spellStart"/>
+            <w:r>
+              <w:t>df</w:t>
+            </w:r>
+            <w:proofErr w:type="spellEnd"/>
+            <w:r>
+              <w:t xml:space="preserve"> = </w:t>
+            </w:r>
+            <w:proofErr w:type="spellStart"/>
+            <w:proofErr w:type="gramStart"/>
+            <w:r>
+              <w:t>spark.table</w:t>
+            </w:r>
+            <w:proofErr w:type="spellEnd"/>
+            <w:proofErr w:type="gramEnd"/>
+            <w:r>
+              <w:t>("</w:t>
+            </w:r>
+            <w:proofErr w:type="spellStart"/>
+            <w:proofErr w:type="gramStart"/>
+            <w:r>
+              <w:t>database.table</w:t>
+            </w:r>
+            <w:proofErr w:type="spellEnd"/>
+            <w:proofErr w:type="gramEnd"/>
+            <w:r>
+              <w:t>")</w:t>
             </w:r>
           </w:p>
         </w:tc>
@@ -1339,7 +1680,14 @@
         <w:rPr>
           <w:rFonts w:asciiTheme="minorHAnsi" w:hAnsiTheme="minorHAnsi" w:cstheme="minorBidi"/>
         </w:rPr>
-        <w:t>3. Inspect</w:t>
+        <w:t xml:space="preserve">3. </w:t>
+      </w:r>
+      <w:proofErr w:type="spellStart"/>
+      <w:r>
+        <w:rPr>
+          <w:rFonts w:asciiTheme="minorHAnsi" w:hAnsiTheme="minorHAnsi" w:cstheme="minorBidi"/>
+        </w:rPr>
+        <w:t>Inspect</w:t>
       </w:r>
       <w:r>
         <w:rPr>
@@ -1353,6 +1701,7 @@
         </w:rPr>
         <w:t>Data</w:t>
       </w:r>
+      <w:proofErr w:type="spellEnd"/>
     </w:p>
     <w:tbl>
       <w:tblPr>
@@ -1527,12 +1876,28 @@
             <w:pPr>
               <w:spacing w:after="160" w:line="278" w:lineRule="auto"/>
             </w:pPr>
-            <w:r>
-              <w:t>df.show()</w:t>
+            <w:proofErr w:type="spellStart"/>
+            <w:proofErr w:type="gramStart"/>
+            <w:r>
+              <w:t>df.show</w:t>
+            </w:r>
+            <w:proofErr w:type="spellEnd"/>
+            <w:proofErr w:type="gramEnd"/>
+            <w:r>
+              <w:t>()</w:t>
             </w:r>
             <w:r>
               <w:br/>
-              <w:t>df.show(20, truncate=False)</w:t>
+            </w:r>
+            <w:proofErr w:type="spellStart"/>
+            <w:proofErr w:type="gramStart"/>
+            <w:r>
+              <w:t>df.show</w:t>
+            </w:r>
+            <w:proofErr w:type="spellEnd"/>
+            <w:proofErr w:type="gramEnd"/>
+            <w:r>
+              <w:t>(20, truncate=False)</w:t>
             </w:r>
           </w:p>
         </w:tc>
@@ -1626,8 +1991,15 @@
             <w:pPr>
               <w:spacing w:after="160" w:line="278" w:lineRule="auto"/>
             </w:pPr>
-            <w:r>
-              <w:t>df.printSchema()</w:t>
+            <w:proofErr w:type="spellStart"/>
+            <w:proofErr w:type="gramStart"/>
+            <w:r>
+              <w:t>df.printSchema</w:t>
+            </w:r>
+            <w:proofErr w:type="spellEnd"/>
+            <w:proofErr w:type="gramEnd"/>
+            <w:r>
+              <w:t>()</w:t>
             </w:r>
           </w:p>
         </w:tc>
@@ -1721,9 +2093,13 @@
             <w:pPr>
               <w:spacing w:after="160" w:line="278" w:lineRule="auto"/>
             </w:pPr>
+            <w:proofErr w:type="spellStart"/>
+            <w:proofErr w:type="gramStart"/>
             <w:r>
               <w:t>df.columns</w:t>
             </w:r>
+            <w:proofErr w:type="spellEnd"/>
+            <w:proofErr w:type="gramEnd"/>
           </w:p>
         </w:tc>
         <w:tc>
@@ -1816,8 +2192,15 @@
             <w:pPr>
               <w:spacing w:after="160" w:line="278" w:lineRule="auto"/>
             </w:pPr>
-            <w:r>
-              <w:t>df.count()</w:t>
+            <w:proofErr w:type="spellStart"/>
+            <w:proofErr w:type="gramStart"/>
+            <w:r>
+              <w:t>df.count</w:t>
+            </w:r>
+            <w:proofErr w:type="spellEnd"/>
+            <w:proofErr w:type="gramEnd"/>
+            <w:r>
+              <w:t>()</w:t>
             </w:r>
           </w:p>
         </w:tc>
@@ -1911,8 +2294,15 @@
             <w:pPr>
               <w:spacing w:after="160" w:line="278" w:lineRule="auto"/>
             </w:pPr>
-            <w:r>
-              <w:t>df.first()</w:t>
+            <w:proofErr w:type="spellStart"/>
+            <w:proofErr w:type="gramStart"/>
+            <w:r>
+              <w:t>df.first</w:t>
+            </w:r>
+            <w:proofErr w:type="spellEnd"/>
+            <w:proofErr w:type="gramEnd"/>
+            <w:r>
+              <w:t>()</w:t>
             </w:r>
           </w:p>
         </w:tc>
@@ -2006,8 +2396,15 @@
             <w:pPr>
               <w:spacing w:after="160" w:line="278" w:lineRule="auto"/>
             </w:pPr>
-            <w:r>
-              <w:t>df.take(5)</w:t>
+            <w:proofErr w:type="spellStart"/>
+            <w:proofErr w:type="gramStart"/>
+            <w:r>
+              <w:t>df.take</w:t>
+            </w:r>
+            <w:proofErr w:type="spellEnd"/>
+            <w:proofErr w:type="gramEnd"/>
+            <w:r>
+              <w:t>(5)</w:t>
             </w:r>
           </w:p>
         </w:tc>
@@ -2101,8 +2498,23 @@
             <w:pPr>
               <w:spacing w:after="160" w:line="278" w:lineRule="auto"/>
             </w:pPr>
-            <w:r>
-              <w:t>df.describe().show()</w:t>
+            <w:proofErr w:type="spellStart"/>
+            <w:proofErr w:type="gramStart"/>
+            <w:r>
+              <w:t>df.describe</w:t>
+            </w:r>
+            <w:proofErr w:type="spellEnd"/>
+            <w:proofErr w:type="gramEnd"/>
+            <w:r>
+              <w:t>(</w:t>
+            </w:r>
+            <w:proofErr w:type="gramStart"/>
+            <w:r>
+              <w:t>).show</w:t>
+            </w:r>
+            <w:proofErr w:type="gramEnd"/>
+            <w:r>
+              <w:t>()</w:t>
             </w:r>
           </w:p>
         </w:tc>
@@ -2129,7 +2541,15 @@
               <w:spacing w:after="160" w:line="278" w:lineRule="auto"/>
             </w:pPr>
             <w:r>
-              <w:t>Shows count, mean, stddev, min, and max for numeric/string columns.</w:t>
+              <w:t xml:space="preserve">Shows count, mean, </w:t>
+            </w:r>
+            <w:proofErr w:type="spellStart"/>
+            <w:r>
+              <w:t>stddev</w:t>
+            </w:r>
+            <w:proofErr w:type="spellEnd"/>
+            <w:r>
+              <w:t>, min, and max for numeric/string columns.</w:t>
             </w:r>
           </w:p>
         </w:tc>
@@ -2322,8 +2742,31 @@
             <w:pPr>
               <w:spacing w:after="160" w:line="278" w:lineRule="auto"/>
             </w:pPr>
-            <w:r>
-              <w:t>df.select("name","age").show()</w:t>
+            <w:proofErr w:type="spellStart"/>
+            <w:proofErr w:type="gramStart"/>
+            <w:r>
+              <w:t>df.select</w:t>
+            </w:r>
+            <w:proofErr w:type="spellEnd"/>
+            <w:proofErr w:type="gramEnd"/>
+            <w:r>
+              <w:t>("</w:t>
+            </w:r>
+            <w:proofErr w:type="spellStart"/>
+            <w:r>
+              <w:t>name","age</w:t>
+            </w:r>
+            <w:proofErr w:type="spellEnd"/>
+            <w:r>
+              <w:t>"</w:t>
+            </w:r>
+            <w:proofErr w:type="gramStart"/>
+            <w:r>
+              <w:t>).show</w:t>
+            </w:r>
+            <w:proofErr w:type="gramEnd"/>
+            <w:r>
+              <w:t>()</w:t>
             </w:r>
           </w:p>
         </w:tc>
@@ -2417,8 +2860,23 @@
             <w:pPr>
               <w:spacing w:after="160" w:line="278" w:lineRule="auto"/>
             </w:pPr>
-            <w:r>
-              <w:t>df.selectExpr("name", "salary * 12 AS annual_salary")</w:t>
+            <w:proofErr w:type="spellStart"/>
+            <w:proofErr w:type="gramStart"/>
+            <w:r>
+              <w:t>df.selectExpr</w:t>
+            </w:r>
+            <w:proofErr w:type="spellEnd"/>
+            <w:proofErr w:type="gramEnd"/>
+            <w:r>
+              <w:t xml:space="preserve">("name", "salary * 12 AS </w:t>
+            </w:r>
+            <w:proofErr w:type="spellStart"/>
+            <w:r>
+              <w:t>annual_salary</w:t>
+            </w:r>
+            <w:proofErr w:type="spellEnd"/>
+            <w:r>
+              <w:t>")</w:t>
             </w:r>
           </w:p>
         </w:tc>
@@ -2513,11 +2971,38 @@
               <w:spacing w:after="160" w:line="278" w:lineRule="auto"/>
             </w:pPr>
             <w:r>
-              <w:t>from pyspark.sql.functions import col, lit</w:t>
+              <w:t xml:space="preserve">from </w:t>
+            </w:r>
+            <w:proofErr w:type="spellStart"/>
+            <w:proofErr w:type="gramStart"/>
+            <w:r>
+              <w:t>pyspark.sql.functions</w:t>
+            </w:r>
+            <w:proofErr w:type="spellEnd"/>
+            <w:proofErr w:type="gramEnd"/>
+            <w:r>
+              <w:t xml:space="preserve"> import col, lit</w:t>
             </w:r>
             <w:r>
               <w:br/>
-              <w:t>df = df.withColumn("bonus", col("salary") * 0.10)</w:t>
+            </w:r>
+            <w:proofErr w:type="spellStart"/>
+            <w:r>
+              <w:t>df</w:t>
+            </w:r>
+            <w:proofErr w:type="spellEnd"/>
+            <w:r>
+              <w:t xml:space="preserve"> = </w:t>
+            </w:r>
+            <w:proofErr w:type="spellStart"/>
+            <w:proofErr w:type="gramStart"/>
+            <w:r>
+              <w:t>df.withColumn</w:t>
+            </w:r>
+            <w:proofErr w:type="spellEnd"/>
+            <w:proofErr w:type="gramEnd"/>
+            <w:r>
+              <w:t>("bonus", col("salary") * 0.10)</w:t>
             </w:r>
           </w:p>
         </w:tc>
@@ -2611,8 +3096,23 @@
             <w:pPr>
               <w:spacing w:after="160" w:line="278" w:lineRule="auto"/>
             </w:pPr>
-            <w:r>
-              <w:t>df = df.withColumn("country", lit("USA"))</w:t>
+            <w:proofErr w:type="spellStart"/>
+            <w:r>
+              <w:t>df</w:t>
+            </w:r>
+            <w:proofErr w:type="spellEnd"/>
+            <w:r>
+              <w:t xml:space="preserve"> = </w:t>
+            </w:r>
+            <w:proofErr w:type="spellStart"/>
+            <w:proofErr w:type="gramStart"/>
+            <w:r>
+              <w:t>df.withColumn</w:t>
+            </w:r>
+            <w:proofErr w:type="spellEnd"/>
+            <w:proofErr w:type="gramEnd"/>
+            <w:r>
+              <w:t>("country", lit("USA"))</w:t>
             </w:r>
           </w:p>
         </w:tc>
@@ -2706,8 +3206,31 @@
             <w:pPr>
               <w:spacing w:after="160" w:line="278" w:lineRule="auto"/>
             </w:pPr>
-            <w:r>
-              <w:t>df = df.withColumnRenamed("old_name","new_name")</w:t>
+            <w:proofErr w:type="spellStart"/>
+            <w:r>
+              <w:t>df</w:t>
+            </w:r>
+            <w:proofErr w:type="spellEnd"/>
+            <w:r>
+              <w:t xml:space="preserve"> = </w:t>
+            </w:r>
+            <w:proofErr w:type="spellStart"/>
+            <w:proofErr w:type="gramStart"/>
+            <w:r>
+              <w:t>df.withColumnRenamed</w:t>
+            </w:r>
+            <w:proofErr w:type="spellEnd"/>
+            <w:proofErr w:type="gramEnd"/>
+            <w:r>
+              <w:t>("old_name","</w:t>
+            </w:r>
+            <w:proofErr w:type="spellStart"/>
+            <w:r>
+              <w:t>new_name</w:t>
+            </w:r>
+            <w:proofErr w:type="spellEnd"/>
+            <w:r>
+              <w:t>")</w:t>
             </w:r>
           </w:p>
         </w:tc>
@@ -2801,8 +3324,31 @@
             <w:pPr>
               <w:spacing w:after="160" w:line="278" w:lineRule="auto"/>
             </w:pPr>
-            <w:r>
-              <w:t>df = df.drop("unwanted_column")</w:t>
+            <w:proofErr w:type="spellStart"/>
+            <w:r>
+              <w:t>df</w:t>
+            </w:r>
+            <w:proofErr w:type="spellEnd"/>
+            <w:r>
+              <w:t xml:space="preserve"> = </w:t>
+            </w:r>
+            <w:proofErr w:type="spellStart"/>
+            <w:proofErr w:type="gramStart"/>
+            <w:r>
+              <w:t>df.drop</w:t>
+            </w:r>
+            <w:proofErr w:type="spellEnd"/>
+            <w:proofErr w:type="gramEnd"/>
+            <w:r>
+              <w:t>("</w:t>
+            </w:r>
+            <w:proofErr w:type="spellStart"/>
+            <w:r>
+              <w:t>unwanted_column</w:t>
+            </w:r>
+            <w:proofErr w:type="spellEnd"/>
+            <w:r>
+              <w:t>")</w:t>
             </w:r>
           </w:p>
         </w:tc>
@@ -2896,8 +3442,23 @@
             <w:pPr>
               <w:spacing w:after="160" w:line="278" w:lineRule="auto"/>
             </w:pPr>
-            <w:r>
-              <w:t>df.select(col("salary").alias("pay"))</w:t>
+            <w:proofErr w:type="spellStart"/>
+            <w:proofErr w:type="gramStart"/>
+            <w:r>
+              <w:t>df.select</w:t>
+            </w:r>
+            <w:proofErr w:type="spellEnd"/>
+            <w:proofErr w:type="gramEnd"/>
+            <w:r>
+              <w:t>(col("salary"</w:t>
+            </w:r>
+            <w:proofErr w:type="gramStart"/>
+            <w:r>
+              <w:t>).alias</w:t>
+            </w:r>
+            <w:proofErr w:type="gramEnd"/>
+            <w:r>
+              <w:t>("pay"))</w:t>
             </w:r>
           </w:p>
         </w:tc>
@@ -3118,8 +3679,15 @@
             <w:pPr>
               <w:spacing w:after="160" w:line="278" w:lineRule="auto"/>
             </w:pPr>
-            <w:r>
-              <w:t>df.filter(col("age") &gt; 25)</w:t>
+            <w:proofErr w:type="spellStart"/>
+            <w:proofErr w:type="gramStart"/>
+            <w:r>
+              <w:t>df.filter</w:t>
+            </w:r>
+            <w:proofErr w:type="spellEnd"/>
+            <w:proofErr w:type="gramEnd"/>
+            <w:r>
+              <w:t>(col("age") &gt; 25)</w:t>
             </w:r>
           </w:p>
         </w:tc>
@@ -3213,8 +3781,15 @@
             <w:pPr>
               <w:spacing w:after="160" w:line="278" w:lineRule="auto"/>
             </w:pPr>
-            <w:r>
-              <w:t>df.where(col("city") == "Dallas")</w:t>
+            <w:proofErr w:type="spellStart"/>
+            <w:proofErr w:type="gramStart"/>
+            <w:r>
+              <w:t>df.where</w:t>
+            </w:r>
+            <w:proofErr w:type="spellEnd"/>
+            <w:proofErr w:type="gramEnd"/>
+            <w:r>
+              <w:t>(col("city") == "Dallas")</w:t>
             </w:r>
           </w:p>
         </w:tc>
@@ -3241,7 +3816,15 @@
               <w:spacing w:after="160" w:line="278" w:lineRule="auto"/>
             </w:pPr>
             <w:r>
-              <w:t>Same idea as filter().</w:t>
+              <w:t xml:space="preserve">Same idea as </w:t>
+            </w:r>
+            <w:proofErr w:type="gramStart"/>
+            <w:r>
+              <w:t>filter(</w:t>
+            </w:r>
+            <w:proofErr w:type="gramEnd"/>
+            <w:r>
+              <w:t>).</w:t>
             </w:r>
           </w:p>
         </w:tc>
@@ -3308,8 +3891,15 @@
             <w:pPr>
               <w:spacing w:after="160" w:line="278" w:lineRule="auto"/>
             </w:pPr>
-            <w:r>
-              <w:t>df.filter((col("age") &gt; 25) &amp; (col("city") == "Dallas"))</w:t>
+            <w:proofErr w:type="spellStart"/>
+            <w:proofErr w:type="gramStart"/>
+            <w:r>
+              <w:t>df.filter</w:t>
+            </w:r>
+            <w:proofErr w:type="spellEnd"/>
+            <w:proofErr w:type="gramEnd"/>
+            <w:r>
+              <w:t>((col("age") &gt; 25) &amp; (col("city") == "Dallas"))</w:t>
             </w:r>
           </w:p>
         </w:tc>
@@ -3403,8 +3993,15 @@
             <w:pPr>
               <w:spacing w:after="160" w:line="278" w:lineRule="auto"/>
             </w:pPr>
-            <w:r>
-              <w:t>df.filter((col("age") &lt; 20) | (col("age") &gt; 60))</w:t>
+            <w:proofErr w:type="spellStart"/>
+            <w:proofErr w:type="gramStart"/>
+            <w:r>
+              <w:t>df.filter</w:t>
+            </w:r>
+            <w:proofErr w:type="spellEnd"/>
+            <w:proofErr w:type="gramEnd"/>
+            <w:r>
+              <w:t>((col("age") &lt; 20) | (col("age") &gt; 60))</w:t>
             </w:r>
           </w:p>
         </w:tc>
@@ -3498,8 +4095,28 @@
             <w:pPr>
               <w:spacing w:after="160" w:line="278" w:lineRule="auto"/>
             </w:pPr>
-            <w:r>
-              <w:t>df.filter(col("state").isin("TX","MO"))</w:t>
+            <w:proofErr w:type="spellStart"/>
+            <w:proofErr w:type="gramStart"/>
+            <w:r>
+              <w:t>df.filter</w:t>
+            </w:r>
+            <w:proofErr w:type="spellEnd"/>
+            <w:proofErr w:type="gramEnd"/>
+            <w:r>
+              <w:t>(col("state"</w:t>
+            </w:r>
+            <w:proofErr w:type="gramStart"/>
+            <w:r>
+              <w:t>).</w:t>
+            </w:r>
+            <w:proofErr w:type="spellStart"/>
+            <w:r>
+              <w:t>isin</w:t>
+            </w:r>
+            <w:proofErr w:type="spellEnd"/>
+            <w:proofErr w:type="gramEnd"/>
+            <w:r>
+              <w:t>("TX","MO"))</w:t>
             </w:r>
           </w:p>
         </w:tc>
@@ -3593,8 +4210,23 @@
             <w:pPr>
               <w:spacing w:after="160" w:line="278" w:lineRule="auto"/>
             </w:pPr>
-            <w:r>
-              <w:t>df.filter(col("name").like("A%"))</w:t>
+            <w:proofErr w:type="spellStart"/>
+            <w:proofErr w:type="gramStart"/>
+            <w:r>
+              <w:t>df.filter</w:t>
+            </w:r>
+            <w:proofErr w:type="spellEnd"/>
+            <w:proofErr w:type="gramEnd"/>
+            <w:r>
+              <w:t>(col("name"</w:t>
+            </w:r>
+            <w:proofErr w:type="gramStart"/>
+            <w:r>
+              <w:t>).like</w:t>
+            </w:r>
+            <w:proofErr w:type="gramEnd"/>
+            <w:r>
+              <w:t>("A%"))</w:t>
             </w:r>
           </w:p>
         </w:tc>
@@ -3688,8 +4320,28 @@
             <w:pPr>
               <w:spacing w:after="160" w:line="278" w:lineRule="auto"/>
             </w:pPr>
-            <w:r>
-              <w:t>df.filter(col("name").ilike("a%"))</w:t>
+            <w:proofErr w:type="spellStart"/>
+            <w:proofErr w:type="gramStart"/>
+            <w:r>
+              <w:t>df.filter</w:t>
+            </w:r>
+            <w:proofErr w:type="spellEnd"/>
+            <w:proofErr w:type="gramEnd"/>
+            <w:r>
+              <w:t>(col("name"</w:t>
+            </w:r>
+            <w:proofErr w:type="gramStart"/>
+            <w:r>
+              <w:t>).</w:t>
+            </w:r>
+            <w:proofErr w:type="spellStart"/>
+            <w:r>
+              <w:t>ilike</w:t>
+            </w:r>
+            <w:proofErr w:type="spellEnd"/>
+            <w:proofErr w:type="gramEnd"/>
+            <w:r>
+              <w:t>("a%"))</w:t>
             </w:r>
           </w:p>
         </w:tc>
@@ -3783,8 +4435,15 @@
             <w:pPr>
               <w:spacing w:after="160" w:line="278" w:lineRule="auto"/>
             </w:pPr>
-            <w:r>
-              <w:t>df.orderBy("salary")</w:t>
+            <w:proofErr w:type="spellStart"/>
+            <w:proofErr w:type="gramStart"/>
+            <w:r>
+              <w:t>df.orderBy</w:t>
+            </w:r>
+            <w:proofErr w:type="spellEnd"/>
+            <w:proofErr w:type="gramEnd"/>
+            <w:r>
+              <w:t>("salary")</w:t>
             </w:r>
           </w:p>
         </w:tc>
@@ -3878,8 +4537,23 @@
             <w:pPr>
               <w:spacing w:after="160" w:line="278" w:lineRule="auto"/>
             </w:pPr>
-            <w:r>
-              <w:t>df.orderBy(col("salary").desc())</w:t>
+            <w:proofErr w:type="spellStart"/>
+            <w:proofErr w:type="gramStart"/>
+            <w:r>
+              <w:t>df.orderBy</w:t>
+            </w:r>
+            <w:proofErr w:type="spellEnd"/>
+            <w:proofErr w:type="gramEnd"/>
+            <w:r>
+              <w:t>(col("salary"</w:t>
+            </w:r>
+            <w:proofErr w:type="gramStart"/>
+            <w:r>
+              <w:t>).desc</w:t>
+            </w:r>
+            <w:proofErr w:type="gramEnd"/>
+            <w:r>
+              <w:t>())</w:t>
             </w:r>
           </w:p>
         </w:tc>
@@ -3905,8 +4579,13 @@
             <w:pPr>
               <w:spacing w:after="160" w:line="278" w:lineRule="auto"/>
             </w:pPr>
-            <w:r>
-              <w:t>Sorts highest to lowest.</w:t>
+            <w:proofErr w:type="gramStart"/>
+            <w:r>
+              <w:t>Sorts</w:t>
+            </w:r>
+            <w:proofErr w:type="gramEnd"/>
+            <w:r>
+              <w:t xml:space="preserve"> highest to lowest.</w:t>
             </w:r>
           </w:p>
         </w:tc>
@@ -4099,8 +4778,15 @@
             <w:pPr>
               <w:spacing w:after="160" w:line="278" w:lineRule="auto"/>
             </w:pPr>
-            <w:r>
-              <w:t>df.na.drop()</w:t>
+            <w:proofErr w:type="spellStart"/>
+            <w:proofErr w:type="gramStart"/>
+            <w:r>
+              <w:t>df.na.drop</w:t>
+            </w:r>
+            <w:proofErr w:type="spellEnd"/>
+            <w:proofErr w:type="gramEnd"/>
+            <w:r>
+              <w:t>()</w:t>
             </w:r>
           </w:p>
         </w:tc>
@@ -4126,8 +4812,13 @@
             <w:pPr>
               <w:spacing w:after="160" w:line="278" w:lineRule="auto"/>
             </w:pPr>
-            <w:r>
-              <w:t>Removes rows containing nulls.</w:t>
+            <w:proofErr w:type="gramStart"/>
+            <w:r>
+              <w:t>Removes</w:t>
+            </w:r>
+            <w:proofErr w:type="gramEnd"/>
+            <w:r>
+              <w:t xml:space="preserve"> rows containing nulls.</w:t>
             </w:r>
           </w:p>
         </w:tc>
@@ -4194,8 +4885,23 @@
             <w:pPr>
               <w:spacing w:after="160" w:line="278" w:lineRule="auto"/>
             </w:pPr>
-            <w:r>
-              <w:t>df.na.drop(subset=["name","age"])</w:t>
+            <w:proofErr w:type="spellStart"/>
+            <w:proofErr w:type="gramStart"/>
+            <w:r>
+              <w:t>df.na.drop</w:t>
+            </w:r>
+            <w:proofErr w:type="spellEnd"/>
+            <w:proofErr w:type="gramEnd"/>
+            <w:r>
+              <w:t>(subset=["</w:t>
+            </w:r>
+            <w:proofErr w:type="spellStart"/>
+            <w:r>
+              <w:t>name","age</w:t>
+            </w:r>
+            <w:proofErr w:type="spellEnd"/>
+            <w:r>
+              <w:t>"])</w:t>
             </w:r>
           </w:p>
         </w:tc>
@@ -4289,8 +4995,23 @@
             <w:pPr>
               <w:spacing w:after="160" w:line="278" w:lineRule="auto"/>
             </w:pPr>
-            <w:r>
-              <w:t>df.na.fill({"age":0,"city":"Unknown"})</w:t>
+            <w:proofErr w:type="spellStart"/>
+            <w:proofErr w:type="gramStart"/>
+            <w:r>
+              <w:t>df.na.fill</w:t>
+            </w:r>
+            <w:proofErr w:type="spellEnd"/>
+            <w:proofErr w:type="gramEnd"/>
+            <w:r>
+              <w:t>({"age":0,"city":"</w:t>
+            </w:r>
+            <w:proofErr w:type="gramStart"/>
+            <w:r>
+              <w:t>Unknown"}</w:t>
+            </w:r>
+            <w:proofErr w:type="gramEnd"/>
+            <w:r>
+              <w:t>)</w:t>
             </w:r>
           </w:p>
         </w:tc>
@@ -4384,8 +5105,15 @@
             <w:pPr>
               <w:spacing w:after="160" w:line="278" w:lineRule="auto"/>
             </w:pPr>
-            <w:r>
-              <w:t>df.dropDuplicates()</w:t>
+            <w:proofErr w:type="spellStart"/>
+            <w:proofErr w:type="gramStart"/>
+            <w:r>
+              <w:t>df.dropDuplicates</w:t>
+            </w:r>
+            <w:proofErr w:type="spellEnd"/>
+            <w:proofErr w:type="gramEnd"/>
+            <w:r>
+              <w:t>()</w:t>
             </w:r>
           </w:p>
         </w:tc>
@@ -4411,8 +5139,13 @@
             <w:pPr>
               <w:spacing w:after="160" w:line="278" w:lineRule="auto"/>
             </w:pPr>
-            <w:r>
-              <w:t>Removes rows that are completely duplicated.</w:t>
+            <w:proofErr w:type="gramStart"/>
+            <w:r>
+              <w:t>Removes</w:t>
+            </w:r>
+            <w:proofErr w:type="gramEnd"/>
+            <w:r>
+              <w:t xml:space="preserve"> rows that are completely duplicated.</w:t>
             </w:r>
           </w:p>
         </w:tc>
@@ -4479,8 +5212,23 @@
             <w:pPr>
               <w:spacing w:after="160" w:line="278" w:lineRule="auto"/>
             </w:pPr>
-            <w:r>
-              <w:t>df.dropDuplicates(["age","height"])</w:t>
+            <w:proofErr w:type="spellStart"/>
+            <w:proofErr w:type="gramStart"/>
+            <w:r>
+              <w:t>df.dropDuplicates</w:t>
+            </w:r>
+            <w:proofErr w:type="spellEnd"/>
+            <w:proofErr w:type="gramEnd"/>
+            <w:r>
+              <w:t>(["</w:t>
+            </w:r>
+            <w:proofErr w:type="spellStart"/>
+            <w:r>
+              <w:t>age","height</w:t>
+            </w:r>
+            <w:proofErr w:type="spellEnd"/>
+            <w:r>
+              <w:t>"])</w:t>
             </w:r>
           </w:p>
         </w:tc>
@@ -4700,8 +5448,23 @@
             <w:pPr>
               <w:spacing w:after="160" w:line="278" w:lineRule="auto"/>
             </w:pPr>
-            <w:r>
-              <w:t>df.groupBy("department").count()</w:t>
+            <w:proofErr w:type="spellStart"/>
+            <w:proofErr w:type="gramStart"/>
+            <w:r>
+              <w:t>df.groupBy</w:t>
+            </w:r>
+            <w:proofErr w:type="spellEnd"/>
+            <w:proofErr w:type="gramEnd"/>
+            <w:r>
+              <w:t>("department"</w:t>
+            </w:r>
+            <w:proofErr w:type="gramStart"/>
+            <w:r>
+              <w:t>).count</w:t>
+            </w:r>
+            <w:proofErr w:type="gramEnd"/>
+            <w:r>
+              <w:t>()</w:t>
             </w:r>
           </w:p>
         </w:tc>
@@ -4795,8 +5558,23 @@
             <w:pPr>
               <w:spacing w:after="160" w:line="278" w:lineRule="auto"/>
             </w:pPr>
-            <w:r>
-              <w:t>df.groupBy("department").sum("salary")</w:t>
+            <w:proofErr w:type="spellStart"/>
+            <w:proofErr w:type="gramStart"/>
+            <w:r>
+              <w:t>df.groupBy</w:t>
+            </w:r>
+            <w:proofErr w:type="spellEnd"/>
+            <w:proofErr w:type="gramEnd"/>
+            <w:r>
+              <w:t>("department"</w:t>
+            </w:r>
+            <w:proofErr w:type="gramStart"/>
+            <w:r>
+              <w:t>).sum</w:t>
+            </w:r>
+            <w:proofErr w:type="gramEnd"/>
+            <w:r>
+              <w:t>("salary")</w:t>
             </w:r>
           </w:p>
         </w:tc>
@@ -4890,8 +5668,23 @@
             <w:pPr>
               <w:spacing w:after="160" w:line="278" w:lineRule="auto"/>
             </w:pPr>
-            <w:r>
-              <w:t>df.groupBy("department").avg("salary")</w:t>
+            <w:proofErr w:type="spellStart"/>
+            <w:proofErr w:type="gramStart"/>
+            <w:r>
+              <w:t>df.groupBy</w:t>
+            </w:r>
+            <w:proofErr w:type="spellEnd"/>
+            <w:proofErr w:type="gramEnd"/>
+            <w:r>
+              <w:t>("department"</w:t>
+            </w:r>
+            <w:proofErr w:type="gramStart"/>
+            <w:r>
+              <w:t>).avg</w:t>
+            </w:r>
+            <w:proofErr w:type="gramEnd"/>
+            <w:r>
+              <w:t>("salary")</w:t>
             </w:r>
           </w:p>
         </w:tc>
@@ -4987,11 +5780,59 @@
               <w:spacing w:after="160" w:line="278" w:lineRule="auto"/>
             </w:pPr>
             <w:r>
-              <w:t>from pyspark.sql.functions import sum, avg, max</w:t>
+              <w:t xml:space="preserve">from </w:t>
+            </w:r>
+            <w:proofErr w:type="spellStart"/>
+            <w:proofErr w:type="gramStart"/>
+            <w:r>
+              <w:t>pyspark.sql.functions</w:t>
+            </w:r>
+            <w:proofErr w:type="spellEnd"/>
+            <w:proofErr w:type="gramEnd"/>
+            <w:r>
+              <w:t xml:space="preserve"> import sum, avg, max</w:t>
             </w:r>
             <w:r>
               <w:br/>
-              <w:t>df.groupBy("dept").agg(sum("sales"),avg("sales"),max("sales"))</w:t>
+            </w:r>
+            <w:proofErr w:type="spellStart"/>
+            <w:proofErr w:type="gramStart"/>
+            <w:r>
+              <w:t>df.groupBy</w:t>
+            </w:r>
+            <w:proofErr w:type="spellEnd"/>
+            <w:proofErr w:type="gramEnd"/>
+            <w:r>
+              <w:t>("dept"</w:t>
+            </w:r>
+            <w:proofErr w:type="gramStart"/>
+            <w:r>
+              <w:t>).</w:t>
+            </w:r>
+            <w:proofErr w:type="spellStart"/>
+            <w:r>
+              <w:t>agg</w:t>
+            </w:r>
+            <w:proofErr w:type="spellEnd"/>
+            <w:proofErr w:type="gramEnd"/>
+            <w:r>
+              <w:t>(sum("sales"</w:t>
+            </w:r>
+            <w:proofErr w:type="gramStart"/>
+            <w:r>
+              <w:t>),avg</w:t>
+            </w:r>
+            <w:proofErr w:type="gramEnd"/>
+            <w:r>
+              <w:t>("sales"</w:t>
+            </w:r>
+            <w:proofErr w:type="gramStart"/>
+            <w:r>
+              <w:t>),max</w:t>
+            </w:r>
+            <w:proofErr w:type="gramEnd"/>
+            <w:r>
+              <w:t>("sales"))</w:t>
             </w:r>
           </w:p>
         </w:tc>
@@ -5086,11 +5927,57 @@
               <w:spacing w:after="160" w:line="278" w:lineRule="auto"/>
             </w:pPr>
             <w:r>
-              <w:t>from pyspark.sql.functions import countDistinct</w:t>
-            </w:r>
+              <w:t xml:space="preserve">from </w:t>
+            </w:r>
+            <w:proofErr w:type="spellStart"/>
+            <w:proofErr w:type="gramStart"/>
+            <w:r>
+              <w:t>pyspark.sql.functions</w:t>
+            </w:r>
+            <w:proofErr w:type="spellEnd"/>
+            <w:proofErr w:type="gramEnd"/>
+            <w:r>
+              <w:t xml:space="preserve"> import </w:t>
+            </w:r>
+            <w:proofErr w:type="spellStart"/>
+            <w:r>
+              <w:t>countDistinct</w:t>
+            </w:r>
+            <w:proofErr w:type="spellEnd"/>
             <w:r>
               <w:br/>
-              <w:t>df.agg(countDistinct("customer_id")).show()</w:t>
+            </w:r>
+            <w:proofErr w:type="spellStart"/>
+            <w:r>
+              <w:t>df.agg</w:t>
+            </w:r>
+            <w:proofErr w:type="spellEnd"/>
+            <w:r>
+              <w:t>(</w:t>
+            </w:r>
+            <w:proofErr w:type="spellStart"/>
+            <w:r>
+              <w:t>countDistinct</w:t>
+            </w:r>
+            <w:proofErr w:type="spellEnd"/>
+            <w:r>
+              <w:t>("</w:t>
+            </w:r>
+            <w:proofErr w:type="spellStart"/>
+            <w:r>
+              <w:t>customer_id</w:t>
+            </w:r>
+            <w:proofErr w:type="spellEnd"/>
+            <w:r>
+              <w:t>")</w:t>
+            </w:r>
+            <w:proofErr w:type="gramStart"/>
+            <w:r>
+              <w:t>).show</w:t>
+            </w:r>
+            <w:proofErr w:type="gramEnd"/>
+            <w:r>
+              <w:t>()</w:t>
             </w:r>
           </w:p>
         </w:tc>
@@ -5310,8 +6197,23 @@
             <w:pPr>
               <w:spacing w:after="160" w:line="278" w:lineRule="auto"/>
             </w:pPr>
-            <w:r>
-              <w:t>df.withColumn("age", col("age").cast("int"))</w:t>
+            <w:proofErr w:type="spellStart"/>
+            <w:proofErr w:type="gramStart"/>
+            <w:r>
+              <w:t>df.withColumn</w:t>
+            </w:r>
+            <w:proofErr w:type="spellEnd"/>
+            <w:proofErr w:type="gramEnd"/>
+            <w:r>
+              <w:t>("age", col("age"</w:t>
+            </w:r>
+            <w:proofErr w:type="gramStart"/>
+            <w:r>
+              <w:t>).cast</w:t>
+            </w:r>
+            <w:proofErr w:type="gramEnd"/>
+            <w:r>
+              <w:t>("int"))</w:t>
             </w:r>
           </w:p>
         </w:tc>
@@ -5406,11 +6308,30 @@
               <w:spacing w:after="160" w:line="278" w:lineRule="auto"/>
             </w:pPr>
             <w:r>
-              <w:t>from pyspark.sql.functions import upper, lower</w:t>
+              <w:t xml:space="preserve">from </w:t>
+            </w:r>
+            <w:proofErr w:type="spellStart"/>
+            <w:proofErr w:type="gramStart"/>
+            <w:r>
+              <w:t>pyspark.sql.functions</w:t>
+            </w:r>
+            <w:proofErr w:type="spellEnd"/>
+            <w:proofErr w:type="gramEnd"/>
+            <w:r>
+              <w:t xml:space="preserve"> import upper, lower</w:t>
             </w:r>
             <w:r>
               <w:br/>
-              <w:t>df.select(upper("name"), lower("city"))</w:t>
+            </w:r>
+            <w:proofErr w:type="spellStart"/>
+            <w:proofErr w:type="gramStart"/>
+            <w:r>
+              <w:t>df.select</w:t>
+            </w:r>
+            <w:proofErr w:type="spellEnd"/>
+            <w:proofErr w:type="gramEnd"/>
+            <w:r>
+              <w:t>(upper("name"), lower("city"))</w:t>
             </w:r>
           </w:p>
         </w:tc>
@@ -5473,6 +6394,7 @@
             <w:pPr>
               <w:spacing w:after="160" w:line="278" w:lineRule="auto"/>
             </w:pPr>
+            <w:proofErr w:type="spellStart"/>
             <w:r>
               <w:rPr>
                 <w:b/>
@@ -5480,6 +6402,7 @@
               </w:rPr>
               <w:t>Concat</w:t>
             </w:r>
+            <w:proofErr w:type="spellEnd"/>
           </w:p>
         </w:tc>
         <w:tc>
@@ -5505,11 +6428,67 @@
               <w:spacing w:after="160" w:line="278" w:lineRule="auto"/>
             </w:pPr>
             <w:r>
-              <w:t>from pyspark.sql.functions import concat_ws</w:t>
-            </w:r>
+              <w:t xml:space="preserve">from </w:t>
+            </w:r>
+            <w:proofErr w:type="spellStart"/>
+            <w:proofErr w:type="gramStart"/>
+            <w:r>
+              <w:t>pyspark.sql.functions</w:t>
+            </w:r>
+            <w:proofErr w:type="spellEnd"/>
+            <w:proofErr w:type="gramEnd"/>
+            <w:r>
+              <w:t xml:space="preserve"> import </w:t>
+            </w:r>
+            <w:proofErr w:type="spellStart"/>
+            <w:r>
+              <w:t>concat_ws</w:t>
+            </w:r>
+            <w:proofErr w:type="spellEnd"/>
             <w:r>
               <w:br/>
-              <w:t>df.withColumn("full_name", concat_ws(" ","first","last"))</w:t>
+            </w:r>
+            <w:proofErr w:type="spellStart"/>
+            <w:proofErr w:type="gramStart"/>
+            <w:r>
+              <w:t>df.withColumn</w:t>
+            </w:r>
+            <w:proofErr w:type="spellEnd"/>
+            <w:proofErr w:type="gramEnd"/>
+            <w:r>
+              <w:t>("</w:t>
+            </w:r>
+            <w:proofErr w:type="spellStart"/>
+            <w:r>
+              <w:t>full_name</w:t>
+            </w:r>
+            <w:proofErr w:type="spellEnd"/>
+            <w:r>
+              <w:t xml:space="preserve">", </w:t>
+            </w:r>
+            <w:proofErr w:type="spellStart"/>
+            <w:r>
+              <w:t>concat_</w:t>
+            </w:r>
+            <w:proofErr w:type="gramStart"/>
+            <w:r>
+              <w:t>ws</w:t>
+            </w:r>
+            <w:proofErr w:type="spellEnd"/>
+            <w:r>
+              <w:t>(</w:t>
+            </w:r>
+            <w:proofErr w:type="gramEnd"/>
+            <w:r>
+              <w:t>" ","</w:t>
+            </w:r>
+            <w:proofErr w:type="spellStart"/>
+            <w:r>
+              <w:t>first","last</w:t>
+            </w:r>
+            <w:proofErr w:type="spellEnd"/>
+            <w:r>
+              <w:t>"))</w:t>
             </w:r>
           </w:p>
         </w:tc>
@@ -5604,11 +6583,30 @@
               <w:spacing w:after="160" w:line="278" w:lineRule="auto"/>
             </w:pPr>
             <w:r>
-              <w:t>from pyspark.sql.functions import substring</w:t>
+              <w:t xml:space="preserve">from </w:t>
+            </w:r>
+            <w:proofErr w:type="spellStart"/>
+            <w:proofErr w:type="gramStart"/>
+            <w:r>
+              <w:t>pyspark.sql.functions</w:t>
+            </w:r>
+            <w:proofErr w:type="spellEnd"/>
+            <w:proofErr w:type="gramEnd"/>
+            <w:r>
+              <w:t xml:space="preserve"> import substring</w:t>
             </w:r>
             <w:r>
               <w:br/>
-              <w:t>df.withColumn("code", substring("id",1,3))</w:t>
+            </w:r>
+            <w:proofErr w:type="spellStart"/>
+            <w:proofErr w:type="gramStart"/>
+            <w:r>
+              <w:t>df.withColumn</w:t>
+            </w:r>
+            <w:proofErr w:type="spellEnd"/>
+            <w:proofErr w:type="gramEnd"/>
+            <w:r>
+              <w:t>("code", substring("id",1,3))</w:t>
             </w:r>
           </w:p>
         </w:tc>
@@ -5703,11 +6701,38 @@
               <w:spacing w:after="160" w:line="278" w:lineRule="auto"/>
             </w:pPr>
             <w:r>
-              <w:t>from pyspark.sql.functions import when</w:t>
+              <w:t xml:space="preserve">from </w:t>
+            </w:r>
+            <w:proofErr w:type="spellStart"/>
+            <w:proofErr w:type="gramStart"/>
+            <w:r>
+              <w:t>pyspark.sql.functions</w:t>
+            </w:r>
+            <w:proofErr w:type="spellEnd"/>
+            <w:proofErr w:type="gramEnd"/>
+            <w:r>
+              <w:t xml:space="preserve"> import when</w:t>
             </w:r>
             <w:r>
               <w:br/>
-              <w:t>df.withColumn("grade", when(col("score")&gt;=90,"A").otherwise("Other"))</w:t>
+            </w:r>
+            <w:proofErr w:type="spellStart"/>
+            <w:proofErr w:type="gramStart"/>
+            <w:r>
+              <w:t>df.withColumn</w:t>
+            </w:r>
+            <w:proofErr w:type="spellEnd"/>
+            <w:proofErr w:type="gramEnd"/>
+            <w:r>
+              <w:t>("grade", when(col("score")&gt;=90,"A"</w:t>
+            </w:r>
+            <w:proofErr w:type="gramStart"/>
+            <w:r>
+              <w:t>).otherwise</w:t>
+            </w:r>
+            <w:proofErr w:type="gramEnd"/>
+            <w:r>
+              <w:t>("Other"))</w:t>
             </w:r>
           </w:p>
         </w:tc>
@@ -5802,11 +6827,51 @@
               <w:spacing w:after="160" w:line="278" w:lineRule="auto"/>
             </w:pPr>
             <w:r>
-              <w:t>from pyspark.sql.functions import to_date</w:t>
-            </w:r>
+              <w:t xml:space="preserve">from </w:t>
+            </w:r>
+            <w:proofErr w:type="spellStart"/>
+            <w:proofErr w:type="gramStart"/>
+            <w:r>
+              <w:t>pyspark.sql.functions</w:t>
+            </w:r>
+            <w:proofErr w:type="spellEnd"/>
+            <w:proofErr w:type="gramEnd"/>
+            <w:r>
+              <w:t xml:space="preserve"> import </w:t>
+            </w:r>
+            <w:proofErr w:type="spellStart"/>
+            <w:r>
+              <w:t>to_date</w:t>
+            </w:r>
+            <w:proofErr w:type="spellEnd"/>
             <w:r>
               <w:br/>
-              <w:t>df.withColumn("dt", to_date("date_str","yyyy-MM-dd"))</w:t>
+            </w:r>
+            <w:proofErr w:type="spellStart"/>
+            <w:proofErr w:type="gramStart"/>
+            <w:r>
+              <w:t>df.withColumn</w:t>
+            </w:r>
+            <w:proofErr w:type="spellEnd"/>
+            <w:proofErr w:type="gramEnd"/>
+            <w:r>
+              <w:t xml:space="preserve">("dt", </w:t>
+            </w:r>
+            <w:proofErr w:type="spellStart"/>
+            <w:r>
+              <w:t>to_date</w:t>
+            </w:r>
+            <w:proofErr w:type="spellEnd"/>
+            <w:r>
+              <w:t>("date_str","</w:t>
+            </w:r>
+            <w:proofErr w:type="spellStart"/>
+            <w:r>
+              <w:t>yyyy</w:t>
+            </w:r>
+            <w:proofErr w:type="spellEnd"/>
+            <w:r>
+              <w:t>-MM-dd"))</w:t>
             </w:r>
           </w:p>
         </w:tc>
@@ -5833,7 +6898,15 @@
               <w:spacing w:after="160" w:line="278" w:lineRule="auto"/>
             </w:pPr>
             <w:r>
-              <w:t>Converts string to DateType.</w:t>
+              <w:t xml:space="preserve">Converts string to </w:t>
+            </w:r>
+            <w:proofErr w:type="spellStart"/>
+            <w:r>
+              <w:t>DateType</w:t>
+            </w:r>
+            <w:proofErr w:type="spellEnd"/>
+            <w:r>
+              <w:t>.</w:t>
             </w:r>
           </w:p>
         </w:tc>
@@ -6054,7 +7127,15 @@
               <w:spacing w:after="160" w:line="278" w:lineRule="auto"/>
             </w:pPr>
             <w:r>
-              <w:t>Returns matching rows from both DataFrames.</w:t>
+              <w:t xml:space="preserve">Returns matching rows from both </w:t>
+            </w:r>
+            <w:proofErr w:type="spellStart"/>
+            <w:r>
+              <w:t>DataFrames</w:t>
+            </w:r>
+            <w:proofErr w:type="spellEnd"/>
+            <w:r>
+              <w:t>.</w:t>
             </w:r>
           </w:p>
         </w:tc>
@@ -6380,7 +7461,23 @@
                 <w:b/>
                 <w:bCs/>
               </w:rPr>
-              <w:t>Join on different keys</w:t>
+              <w:t xml:space="preserve">Join </w:t>
+            </w:r>
+            <w:proofErr w:type="gramStart"/>
+            <w:r>
+              <w:rPr>
+                <w:b/>
+                <w:bCs/>
+              </w:rPr>
+              <w:t>on</w:t>
+            </w:r>
+            <w:proofErr w:type="gramEnd"/>
+            <w:r>
+              <w:rPr>
+                <w:b/>
+                <w:bCs/>
+              </w:rPr>
+              <w:t xml:space="preserve"> different keys</w:t>
             </w:r>
           </w:p>
         </w:tc>
@@ -6502,7 +7599,15 @@
               <w:spacing w:after="160" w:line="278" w:lineRule="auto"/>
             </w:pPr>
             <w:r>
-              <w:t>df1.join(df2, "id", "left_semi")</w:t>
+              <w:t>df1.join(df2, "id", "</w:t>
+            </w:r>
+            <w:proofErr w:type="spellStart"/>
+            <w:r>
+              <w:t>left_semi</w:t>
+            </w:r>
+            <w:proofErr w:type="spellEnd"/>
+            <w:r>
+              <w:t>")</w:t>
             </w:r>
           </w:p>
         </w:tc>
@@ -6597,7 +7702,15 @@
               <w:spacing w:after="160" w:line="278" w:lineRule="auto"/>
             </w:pPr>
             <w:r>
-              <w:t>df1.join(df2, "id", "left_anti")</w:t>
+              <w:t>df1.join(df2, "id", "</w:t>
+            </w:r>
+            <w:proofErr w:type="spellStart"/>
+            <w:r>
+              <w:t>left_anti</w:t>
+            </w:r>
+            <w:proofErr w:type="spellEnd"/>
+            <w:r>
+              <w:t>")</w:t>
             </w:r>
           </w:p>
         </w:tc>
@@ -6818,8 +7931,15 @@
             <w:pPr>
               <w:spacing w:after="160" w:line="278" w:lineRule="auto"/>
             </w:pPr>
-            <w:r>
-              <w:t>df.createOrReplaceTempView("people")</w:t>
+            <w:proofErr w:type="spellStart"/>
+            <w:proofErr w:type="gramStart"/>
+            <w:r>
+              <w:t>df.createOrReplaceTempView</w:t>
+            </w:r>
+            <w:proofErr w:type="spellEnd"/>
+            <w:proofErr w:type="gramEnd"/>
+            <w:r>
+              <w:t>("people")</w:t>
             </w:r>
           </w:p>
         </w:tc>
@@ -6846,7 +7966,15 @@
               <w:spacing w:after="160" w:line="278" w:lineRule="auto"/>
             </w:pPr>
             <w:r>
-              <w:t>Makes a DataFrame queryable with SQL.</w:t>
+              <w:t xml:space="preserve">Makes a DataFrame </w:t>
+            </w:r>
+            <w:proofErr w:type="spellStart"/>
+            <w:r>
+              <w:t>queryable</w:t>
+            </w:r>
+            <w:proofErr w:type="spellEnd"/>
+            <w:r>
+              <w:t xml:space="preserve"> with SQL.</w:t>
             </w:r>
           </w:p>
         </w:tc>
@@ -6914,7 +8042,20 @@
               <w:spacing w:after="160" w:line="278" w:lineRule="auto"/>
             </w:pPr>
             <w:r>
-              <w:t>result = spark.sql("SELECT * FROM people WHERE age &gt; 25")</w:t>
+              <w:t xml:space="preserve">result = </w:t>
+            </w:r>
+            <w:proofErr w:type="spellStart"/>
+            <w:proofErr w:type="gramStart"/>
+            <w:r>
+              <w:t>spark.sql</w:t>
+            </w:r>
+            <w:proofErr w:type="spellEnd"/>
+            <w:r>
+              <w:t>(</w:t>
+            </w:r>
+            <w:proofErr w:type="gramEnd"/>
+            <w:r>
+              <w:t>"SELECT * FROM people WHERE age &gt; 25")</w:t>
             </w:r>
           </w:p>
         </w:tc>
@@ -7008,8 +8149,26 @@
             <w:pPr>
               <w:spacing w:after="160" w:line="278" w:lineRule="auto"/>
             </w:pPr>
-            <w:r>
-              <w:t>spark.sql("SHOW DATABASES").show()</w:t>
+            <w:proofErr w:type="spellStart"/>
+            <w:proofErr w:type="gramStart"/>
+            <w:r>
+              <w:t>spark.sql</w:t>
+            </w:r>
+            <w:proofErr w:type="spellEnd"/>
+            <w:r>
+              <w:t>(</w:t>
+            </w:r>
+            <w:proofErr w:type="gramEnd"/>
+            <w:r>
+              <w:t>"SHOW DATABASES"</w:t>
+            </w:r>
+            <w:proofErr w:type="gramStart"/>
+            <w:r>
+              <w:t>).show</w:t>
+            </w:r>
+            <w:proofErr w:type="gramEnd"/>
+            <w:r>
+              <w:t>()</w:t>
             </w:r>
           </w:p>
         </w:tc>
@@ -7103,8 +8262,26 @@
             <w:pPr>
               <w:spacing w:after="160" w:line="278" w:lineRule="auto"/>
             </w:pPr>
-            <w:r>
-              <w:t>spark.sql("SHOW TABLES").show()</w:t>
+            <w:proofErr w:type="spellStart"/>
+            <w:proofErr w:type="gramStart"/>
+            <w:r>
+              <w:t>spark.sql</w:t>
+            </w:r>
+            <w:proofErr w:type="spellEnd"/>
+            <w:r>
+              <w:t>(</w:t>
+            </w:r>
+            <w:proofErr w:type="gramEnd"/>
+            <w:r>
+              <w:t>"SHOW TABLES"</w:t>
+            </w:r>
+            <w:proofErr w:type="gramStart"/>
+            <w:r>
+              <w:t>).show</w:t>
+            </w:r>
+            <w:proofErr w:type="gramEnd"/>
+            <w:r>
+              <w:t>()</w:t>
             </w:r>
           </w:p>
         </w:tc>
@@ -7130,8 +8307,13 @@
             <w:pPr>
               <w:spacing w:after="160" w:line="278" w:lineRule="auto"/>
             </w:pPr>
-            <w:r>
-              <w:t>Shows tables in the current database.</w:t>
+            <w:proofErr w:type="gramStart"/>
+            <w:r>
+              <w:t>Shows</w:t>
+            </w:r>
+            <w:proofErr w:type="gramEnd"/>
+            <w:r>
+              <w:t xml:space="preserve"> tables in the current database.</w:t>
             </w:r>
           </w:p>
         </w:tc>
@@ -7198,8 +8380,26 @@
             <w:pPr>
               <w:spacing w:after="160" w:line="278" w:lineRule="auto"/>
             </w:pPr>
-            <w:r>
-              <w:t>spark.sql("USE my_database")</w:t>
+            <w:proofErr w:type="spellStart"/>
+            <w:proofErr w:type="gramStart"/>
+            <w:r>
+              <w:t>spark.sql</w:t>
+            </w:r>
+            <w:proofErr w:type="spellEnd"/>
+            <w:r>
+              <w:t>(</w:t>
+            </w:r>
+            <w:proofErr w:type="gramEnd"/>
+            <w:r>
+              <w:t xml:space="preserve">"USE </w:t>
+            </w:r>
+            <w:proofErr w:type="spellStart"/>
+            <w:r>
+              <w:t>my_database</w:t>
+            </w:r>
+            <w:proofErr w:type="spellEnd"/>
+            <w:r>
+              <w:t>")</w:t>
             </w:r>
           </w:p>
         </w:tc>
@@ -7419,8 +8619,23 @@
             <w:pPr>
               <w:spacing w:after="160" w:line="278" w:lineRule="auto"/>
             </w:pPr>
-            <w:r>
-              <w:t>rdd = spark.sparkContext.parallelize([1,2,3,4])</w:t>
+            <w:proofErr w:type="spellStart"/>
+            <w:r>
+              <w:t>rdd</w:t>
+            </w:r>
+            <w:proofErr w:type="spellEnd"/>
+            <w:r>
+              <w:t xml:space="preserve"> = </w:t>
+            </w:r>
+            <w:proofErr w:type="spellStart"/>
+            <w:proofErr w:type="gramStart"/>
+            <w:r>
+              <w:t>spark.sparkContext.parallelize</w:t>
+            </w:r>
+            <w:proofErr w:type="spellEnd"/>
+            <w:proofErr w:type="gramEnd"/>
+            <w:r>
+              <w:t>([1,2,3,4])</w:t>
             </w:r>
           </w:p>
         </w:tc>
@@ -7446,8 +8661,13 @@
             <w:pPr>
               <w:spacing w:after="160" w:line="278" w:lineRule="auto"/>
             </w:pPr>
-            <w:r>
-              <w:t>Creates a distributed collection.</w:t>
+            <w:proofErr w:type="gramStart"/>
+            <w:r>
+              <w:t>Creates</w:t>
+            </w:r>
+            <w:proofErr w:type="gramEnd"/>
+            <w:r>
+              <w:t xml:space="preserve"> a distributed collection.</w:t>
             </w:r>
           </w:p>
         </w:tc>
@@ -7514,8 +8734,26 @@
             <w:pPr>
               <w:spacing w:after="160" w:line="278" w:lineRule="auto"/>
             </w:pPr>
-            <w:r>
-              <w:t>rdd.map(lambda x: x * 2).collect()</w:t>
+            <w:proofErr w:type="spellStart"/>
+            <w:proofErr w:type="gramStart"/>
+            <w:r>
+              <w:t>rdd.map</w:t>
+            </w:r>
+            <w:proofErr w:type="spellEnd"/>
+            <w:r>
+              <w:t>(</w:t>
+            </w:r>
+            <w:proofErr w:type="gramEnd"/>
+            <w:r>
+              <w:t>lambda x: x * 2</w:t>
+            </w:r>
+            <w:proofErr w:type="gramStart"/>
+            <w:r>
+              <w:t>).collect</w:t>
+            </w:r>
+            <w:proofErr w:type="gramEnd"/>
+            <w:r>
+              <w:t>()</w:t>
             </w:r>
           </w:p>
         </w:tc>
@@ -7578,6 +8816,7 @@
             <w:pPr>
               <w:spacing w:after="160" w:line="278" w:lineRule="auto"/>
             </w:pPr>
+            <w:proofErr w:type="spellStart"/>
             <w:r>
               <w:rPr>
                 <w:b/>
@@ -7585,6 +8824,7 @@
               </w:rPr>
               <w:t>flatMap</w:t>
             </w:r>
+            <w:proofErr w:type="spellEnd"/>
           </w:p>
         </w:tc>
         <w:tc>
@@ -7609,8 +8849,23 @@
             <w:pPr>
               <w:spacing w:after="160" w:line="278" w:lineRule="auto"/>
             </w:pPr>
-            <w:r>
-              <w:t>rdd.flatMap(lambda x: [x, x*2]).collect()</w:t>
+            <w:proofErr w:type="spellStart"/>
+            <w:proofErr w:type="gramStart"/>
+            <w:r>
+              <w:t>rdd.flatMap</w:t>
+            </w:r>
+            <w:proofErr w:type="spellEnd"/>
+            <w:proofErr w:type="gramEnd"/>
+            <w:r>
+              <w:t>(lambda x: [x, x*2]</w:t>
+            </w:r>
+            <w:proofErr w:type="gramStart"/>
+            <w:r>
+              <w:t>).collect</w:t>
+            </w:r>
+            <w:proofErr w:type="gramEnd"/>
+            <w:r>
+              <w:t>()</w:t>
             </w:r>
           </w:p>
         </w:tc>
@@ -7704,8 +8959,31 @@
             <w:pPr>
               <w:spacing w:after="160" w:line="278" w:lineRule="auto"/>
             </w:pPr>
-            <w:r>
-              <w:t>rdd.filter(lambda x: x &gt; 2).collect()</w:t>
+            <w:proofErr w:type="spellStart"/>
+            <w:proofErr w:type="gramStart"/>
+            <w:r>
+              <w:t>rdd.filter</w:t>
+            </w:r>
+            <w:proofErr w:type="spellEnd"/>
+            <w:proofErr w:type="gramEnd"/>
+            <w:r>
+              <w:t>(lambda x</w:t>
+            </w:r>
+            <w:proofErr w:type="gramStart"/>
+            <w:r>
+              <w:t>: x</w:t>
+            </w:r>
+            <w:proofErr w:type="gramEnd"/>
+            <w:r>
+              <w:t xml:space="preserve"> &gt; 2</w:t>
+            </w:r>
+            <w:proofErr w:type="gramStart"/>
+            <w:r>
+              <w:t>).collect</w:t>
+            </w:r>
+            <w:proofErr w:type="gramEnd"/>
+            <w:r>
+              <w:t>()</w:t>
             </w:r>
           </w:p>
         </w:tc>
@@ -7799,8 +9077,33 @@
             <w:pPr>
               <w:spacing w:after="160" w:line="278" w:lineRule="auto"/>
             </w:pPr>
-            <w:r>
-              <w:t>rdd.reduce(lambda a,b: a+b)</w:t>
+            <w:proofErr w:type="spellStart"/>
+            <w:proofErr w:type="gramStart"/>
+            <w:r>
+              <w:t>rdd.reduce</w:t>
+            </w:r>
+            <w:proofErr w:type="spellEnd"/>
+            <w:proofErr w:type="gramEnd"/>
+            <w:r>
+              <w:t xml:space="preserve">(lambda </w:t>
+            </w:r>
+            <w:proofErr w:type="spellStart"/>
+            <w:proofErr w:type="gramStart"/>
+            <w:r>
+              <w:t>a,b</w:t>
+            </w:r>
+            <w:proofErr w:type="spellEnd"/>
+            <w:proofErr w:type="gramEnd"/>
+            <w:r>
+              <w:t xml:space="preserve">: </w:t>
+            </w:r>
+            <w:proofErr w:type="spellStart"/>
+            <w:r>
+              <w:t>a+b</w:t>
+            </w:r>
+            <w:proofErr w:type="spellEnd"/>
+            <w:r>
+              <w:t>)</w:t>
             </w:r>
           </w:p>
         </w:tc>
@@ -7894,8 +9197,15 @@
             <w:pPr>
               <w:spacing w:after="160" w:line="278" w:lineRule="auto"/>
             </w:pPr>
-            <w:r>
-              <w:t>rdd.count()</w:t>
+            <w:proofErr w:type="spellStart"/>
+            <w:proofErr w:type="gramStart"/>
+            <w:r>
+              <w:t>rdd.count</w:t>
+            </w:r>
+            <w:proofErr w:type="spellEnd"/>
+            <w:proofErr w:type="gramEnd"/>
+            <w:r>
+              <w:t>()</w:t>
             </w:r>
           </w:p>
         </w:tc>
@@ -7989,8 +9299,15 @@
             <w:pPr>
               <w:spacing w:after="160" w:line="278" w:lineRule="auto"/>
             </w:pPr>
-            <w:r>
-              <w:t>rdd.collect()</w:t>
+            <w:proofErr w:type="spellStart"/>
+            <w:proofErr w:type="gramStart"/>
+            <w:r>
+              <w:t>rdd.collect</w:t>
+            </w:r>
+            <w:proofErr w:type="spellEnd"/>
+            <w:proofErr w:type="gramEnd"/>
+            <w:r>
+              <w:t>()</w:t>
             </w:r>
           </w:p>
         </w:tc>
@@ -8016,8 +9333,13 @@
             <w:pPr>
               <w:spacing w:after="160" w:line="278" w:lineRule="auto"/>
             </w:pPr>
-            <w:r>
-              <w:t>Brings all elements to the driver; use carefully on large data.</w:t>
+            <w:proofErr w:type="gramStart"/>
+            <w:r>
+              <w:t>Brings</w:t>
+            </w:r>
+            <w:proofErr w:type="gramEnd"/>
+            <w:r>
+              <w:t xml:space="preserve"> all elements to the driver; use carefully on large data.</w:t>
             </w:r>
           </w:p>
         </w:tc>
@@ -8210,8 +9532,15 @@
             <w:pPr>
               <w:spacing w:after="160" w:line="278" w:lineRule="auto"/>
             </w:pPr>
-            <w:r>
-              <w:t>df.rdd.getNumPartitions()</w:t>
+            <w:proofErr w:type="spellStart"/>
+            <w:proofErr w:type="gramStart"/>
+            <w:r>
+              <w:t>df.rdd.getNumPartitions</w:t>
+            </w:r>
+            <w:proofErr w:type="spellEnd"/>
+            <w:proofErr w:type="gramEnd"/>
+            <w:r>
+              <w:t>()</w:t>
             </w:r>
           </w:p>
         </w:tc>
@@ -8306,7 +9635,17 @@
               <w:spacing w:after="160" w:line="278" w:lineRule="auto"/>
             </w:pPr>
             <w:r>
-              <w:t>df2 = df.repartition(8)</w:t>
+              <w:t xml:space="preserve">df2 = </w:t>
+            </w:r>
+            <w:proofErr w:type="spellStart"/>
+            <w:proofErr w:type="gramStart"/>
+            <w:r>
+              <w:t>df.repartition</w:t>
+            </w:r>
+            <w:proofErr w:type="spellEnd"/>
+            <w:proofErr w:type="gramEnd"/>
+            <w:r>
+              <w:t>(8)</w:t>
             </w:r>
           </w:p>
         </w:tc>
@@ -8401,7 +9740,17 @@
               <w:spacing w:after="160" w:line="278" w:lineRule="auto"/>
             </w:pPr>
             <w:r>
-              <w:t>df2 = df.repartition("department")</w:t>
+              <w:t xml:space="preserve">df2 = </w:t>
+            </w:r>
+            <w:proofErr w:type="spellStart"/>
+            <w:proofErr w:type="gramStart"/>
+            <w:r>
+              <w:t>df.repartition</w:t>
+            </w:r>
+            <w:proofErr w:type="spellEnd"/>
+            <w:proofErr w:type="gramEnd"/>
+            <w:r>
+              <w:t>("department")</w:t>
             </w:r>
           </w:p>
         </w:tc>
@@ -8497,7 +9846,17 @@
               <w:spacing w:after="160" w:line="278" w:lineRule="auto"/>
             </w:pPr>
             <w:r>
-              <w:t>df2 = df.coalesce(2)</w:t>
+              <w:t xml:space="preserve">df2 = </w:t>
+            </w:r>
+            <w:proofErr w:type="spellStart"/>
+            <w:proofErr w:type="gramStart"/>
+            <w:r>
+              <w:t>df.coalesce</w:t>
+            </w:r>
+            <w:proofErr w:type="spellEnd"/>
+            <w:proofErr w:type="gramEnd"/>
+            <w:r>
+              <w:t>(2)</w:t>
             </w:r>
           </w:p>
         </w:tc>
@@ -8591,8 +9950,15 @@
             <w:pPr>
               <w:spacing w:after="160" w:line="278" w:lineRule="auto"/>
             </w:pPr>
-            <w:r>
-              <w:t>df.cache()</w:t>
+            <w:proofErr w:type="spellStart"/>
+            <w:proofErr w:type="gramStart"/>
+            <w:r>
+              <w:t>df.cache</w:t>
+            </w:r>
+            <w:proofErr w:type="spellEnd"/>
+            <w:proofErr w:type="gramEnd"/>
+            <w:r>
+              <w:t>()</w:t>
             </w:r>
           </w:p>
         </w:tc>
@@ -8619,7 +9985,15 @@
               <w:spacing w:after="160" w:line="278" w:lineRule="auto"/>
             </w:pPr>
             <w:r>
-              <w:t>Marks the DataFrame to be cached after an action.</w:t>
+              <w:t xml:space="preserve">Marks the DataFrame to be </w:t>
+            </w:r>
+            <w:proofErr w:type="gramStart"/>
+            <w:r>
+              <w:t>cached</w:t>
+            </w:r>
+            <w:proofErr w:type="gramEnd"/>
+            <w:r>
+              <w:t xml:space="preserve"> after an action.</w:t>
             </w:r>
           </w:p>
         </w:tc>
@@ -8687,11 +10061,39 @@
               <w:spacing w:after="160" w:line="278" w:lineRule="auto"/>
             </w:pPr>
             <w:r>
-              <w:t>from pyspark import StorageLevel</w:t>
-            </w:r>
+              <w:t xml:space="preserve">from </w:t>
+            </w:r>
+            <w:proofErr w:type="spellStart"/>
+            <w:r>
+              <w:t>pyspark</w:t>
+            </w:r>
+            <w:proofErr w:type="spellEnd"/>
+            <w:r>
+              <w:t xml:space="preserve"> import </w:t>
+            </w:r>
+            <w:proofErr w:type="spellStart"/>
+            <w:r>
+              <w:t>StorageLevel</w:t>
+            </w:r>
+            <w:proofErr w:type="spellEnd"/>
             <w:r>
               <w:br/>
-              <w:t>df.persist(StorageLevel.MEMORY_AND_DISK)</w:t>
+            </w:r>
+            <w:proofErr w:type="spellStart"/>
+            <w:r>
+              <w:t>df.persist</w:t>
+            </w:r>
+            <w:proofErr w:type="spellEnd"/>
+            <w:r>
+              <w:t>(</w:t>
+            </w:r>
+            <w:proofErr w:type="spellStart"/>
+            <w:r>
+              <w:t>StorageLevel.MEMORY_AND_DISK</w:t>
+            </w:r>
+            <w:proofErr w:type="spellEnd"/>
+            <w:r>
+              <w:t>)</w:t>
             </w:r>
           </w:p>
         </w:tc>
@@ -8717,8 +10119,13 @@
             <w:pPr>
               <w:spacing w:after="160" w:line="278" w:lineRule="auto"/>
             </w:pPr>
-            <w:r>
-              <w:t>Persists using a chosen storage level.</w:t>
+            <w:proofErr w:type="gramStart"/>
+            <w:r>
+              <w:t>Persists</w:t>
+            </w:r>
+            <w:proofErr w:type="gramEnd"/>
+            <w:r>
+              <w:t xml:space="preserve"> using a chosen storage level.</w:t>
             </w:r>
           </w:p>
         </w:tc>
@@ -8754,6 +10161,7 @@
             <w:pPr>
               <w:spacing w:after="160" w:line="278" w:lineRule="auto"/>
             </w:pPr>
+            <w:proofErr w:type="spellStart"/>
             <w:r>
               <w:rPr>
                 <w:b/>
@@ -8761,6 +10169,7 @@
               </w:rPr>
               <w:t>Unpersist</w:t>
             </w:r>
+            <w:proofErr w:type="spellEnd"/>
           </w:p>
         </w:tc>
         <w:tc>
@@ -8785,8 +10194,15 @@
             <w:pPr>
               <w:spacing w:after="160" w:line="278" w:lineRule="auto"/>
             </w:pPr>
-            <w:r>
-              <w:t>df.unpersist()</w:t>
+            <w:proofErr w:type="spellStart"/>
+            <w:proofErr w:type="gramStart"/>
+            <w:r>
+              <w:t>df.unpersist</w:t>
+            </w:r>
+            <w:proofErr w:type="spellEnd"/>
+            <w:proofErr w:type="gramEnd"/>
+            <w:r>
+              <w:t>()</w:t>
             </w:r>
           </w:p>
         </w:tc>
@@ -8880,8 +10296,15 @@
             <w:pPr>
               <w:spacing w:after="160" w:line="278" w:lineRule="auto"/>
             </w:pPr>
-            <w:r>
-              <w:t>df.explain(True)</w:t>
+            <w:proofErr w:type="spellStart"/>
+            <w:proofErr w:type="gramStart"/>
+            <w:r>
+              <w:t>df.explain</w:t>
+            </w:r>
+            <w:proofErr w:type="spellEnd"/>
+            <w:proofErr w:type="gramEnd"/>
+            <w:r>
+              <w:t>(True)</w:t>
             </w:r>
           </w:p>
         </w:tc>
@@ -9101,8 +10524,39 @@
             <w:pPr>
               <w:spacing w:after="160" w:line="278" w:lineRule="auto"/>
             </w:pPr>
-            <w:r>
-              <w:t>df.write.mode("overwrite").option("header",True).csv("output")</w:t>
+            <w:proofErr w:type="spellStart"/>
+            <w:proofErr w:type="gramStart"/>
+            <w:r>
+              <w:t>df.write</w:t>
+            </w:r>
+            <w:proofErr w:type="gramEnd"/>
+            <w:r>
+              <w:t>.mode</w:t>
+            </w:r>
+            <w:proofErr w:type="spellEnd"/>
+            <w:r>
+              <w:t>("overwrite"</w:t>
+            </w:r>
+            <w:proofErr w:type="gramStart"/>
+            <w:r>
+              <w:t>).option</w:t>
+            </w:r>
+            <w:proofErr w:type="gramEnd"/>
+            <w:r>
+              <w:t>("</w:t>
+            </w:r>
+            <w:proofErr w:type="spellStart"/>
+            <w:r>
+              <w:t>header</w:t>
+            </w:r>
+            <w:proofErr w:type="gramStart"/>
+            <w:r>
+              <w:t>",True</w:t>
+            </w:r>
+            <w:proofErr w:type="spellEnd"/>
+            <w:proofErr w:type="gramEnd"/>
+            <w:r>
+              <w:t>).csv("output")</w:t>
             </w:r>
           </w:p>
         </w:tc>
@@ -9196,8 +10650,26 @@
             <w:pPr>
               <w:spacing w:after="160" w:line="278" w:lineRule="auto"/>
             </w:pPr>
-            <w:r>
-              <w:t>df.write.mode("overwrite").parquet("output")</w:t>
+            <w:proofErr w:type="spellStart"/>
+            <w:proofErr w:type="gramStart"/>
+            <w:r>
+              <w:t>df.write</w:t>
+            </w:r>
+            <w:proofErr w:type="gramEnd"/>
+            <w:r>
+              <w:t>.mode</w:t>
+            </w:r>
+            <w:proofErr w:type="spellEnd"/>
+            <w:r>
+              <w:t>("overwrite"</w:t>
+            </w:r>
+            <w:proofErr w:type="gramStart"/>
+            <w:r>
+              <w:t>).parquet</w:t>
+            </w:r>
+            <w:proofErr w:type="gramEnd"/>
+            <w:r>
+              <w:t>("output")</w:t>
             </w:r>
           </w:p>
         </w:tc>
@@ -9291,8 +10763,31 @@
             <w:pPr>
               <w:spacing w:after="160" w:line="278" w:lineRule="auto"/>
             </w:pPr>
-            <w:r>
-              <w:t>df.write.mode("overwrite").json("output")</w:t>
+            <w:proofErr w:type="spellStart"/>
+            <w:proofErr w:type="gramStart"/>
+            <w:r>
+              <w:t>df.write</w:t>
+            </w:r>
+            <w:proofErr w:type="gramEnd"/>
+            <w:r>
+              <w:t>.mode</w:t>
+            </w:r>
+            <w:proofErr w:type="spellEnd"/>
+            <w:r>
+              <w:t>("overwrite"</w:t>
+            </w:r>
+            <w:proofErr w:type="gramStart"/>
+            <w:r>
+              <w:t>).</w:t>
+            </w:r>
+            <w:proofErr w:type="spellStart"/>
+            <w:r>
+              <w:t>json</w:t>
+            </w:r>
+            <w:proofErr w:type="spellEnd"/>
+            <w:proofErr w:type="gramEnd"/>
+            <w:r>
+              <w:t>("output")</w:t>
             </w:r>
           </w:p>
         </w:tc>
@@ -9386,8 +10881,41 @@
             <w:pPr>
               <w:spacing w:after="160" w:line="278" w:lineRule="auto"/>
             </w:pPr>
-            <w:r>
-              <w:t>df.write.mode("overwrite").saveAsTable("database.table")</w:t>
+            <w:proofErr w:type="spellStart"/>
+            <w:proofErr w:type="gramStart"/>
+            <w:r>
+              <w:t>df.write</w:t>
+            </w:r>
+            <w:proofErr w:type="gramEnd"/>
+            <w:r>
+              <w:t>.mode</w:t>
+            </w:r>
+            <w:proofErr w:type="spellEnd"/>
+            <w:r>
+              <w:t>("overwrite"</w:t>
+            </w:r>
+            <w:proofErr w:type="gramStart"/>
+            <w:r>
+              <w:t>).</w:t>
+            </w:r>
+            <w:proofErr w:type="spellStart"/>
+            <w:r>
+              <w:t>saveAsTable</w:t>
+            </w:r>
+            <w:proofErr w:type="spellEnd"/>
+            <w:proofErr w:type="gramEnd"/>
+            <w:r>
+              <w:t>("</w:t>
+            </w:r>
+            <w:proofErr w:type="spellStart"/>
+            <w:proofErr w:type="gramStart"/>
+            <w:r>
+              <w:t>database.table</w:t>
+            </w:r>
+            <w:proofErr w:type="spellEnd"/>
+            <w:proofErr w:type="gramEnd"/>
+            <w:r>
+              <w:t>")</w:t>
             </w:r>
           </w:p>
         </w:tc>
@@ -9413,8 +10941,13 @@
             <w:pPr>
               <w:spacing w:after="160" w:line="278" w:lineRule="auto"/>
             </w:pPr>
-            <w:r>
-              <w:t>Writes a catalog/Hive table.</w:t>
+            <w:proofErr w:type="gramStart"/>
+            <w:r>
+              <w:t>Writes</w:t>
+            </w:r>
+            <w:proofErr w:type="gramEnd"/>
+            <w:r>
+              <w:t xml:space="preserve"> a catalog/Hive table.</w:t>
             </w:r>
           </w:p>
         </w:tc>
@@ -9481,8 +11014,34 @@
             <w:pPr>
               <w:spacing w:after="160" w:line="278" w:lineRule="auto"/>
             </w:pPr>
-            <w:r>
-              <w:t>df.write.partitionBy("year","month").parquet("output")</w:t>
+            <w:proofErr w:type="spellStart"/>
+            <w:proofErr w:type="gramStart"/>
+            <w:r>
+              <w:t>df.write</w:t>
+            </w:r>
+            <w:proofErr w:type="gramEnd"/>
+            <w:r>
+              <w:t>.partitionBy</w:t>
+            </w:r>
+            <w:proofErr w:type="spellEnd"/>
+            <w:r>
+              <w:t>("</w:t>
+            </w:r>
+            <w:proofErr w:type="spellStart"/>
+            <w:r>
+              <w:t>year","month</w:t>
+            </w:r>
+            <w:proofErr w:type="spellEnd"/>
+            <w:r>
+              <w:t>"</w:t>
+            </w:r>
+            <w:proofErr w:type="gramStart"/>
+            <w:r>
+              <w:t>).parquet</w:t>
+            </w:r>
+            <w:proofErr w:type="gramEnd"/>
+            <w:r>
+              <w:t>("output")</w:t>
             </w:r>
           </w:p>
         </w:tc>
@@ -9703,11 +11262,50 @@
               <w:spacing w:after="160" w:line="278" w:lineRule="auto"/>
             </w:pPr>
             <w:r>
-              <w:t>from pyspark.sql.window import Window</w:t>
+              <w:t xml:space="preserve">from </w:t>
+            </w:r>
+            <w:proofErr w:type="spellStart"/>
+            <w:proofErr w:type="gramStart"/>
+            <w:r>
+              <w:t>pyspark.sql.window</w:t>
+            </w:r>
+            <w:proofErr w:type="spellEnd"/>
+            <w:proofErr w:type="gramEnd"/>
+            <w:r>
+              <w:t xml:space="preserve"> import Window</w:t>
             </w:r>
             <w:r>
               <w:br/>
-              <w:t>w = Window.partitionBy("dept").orderBy(col("salary").desc())</w:t>
+              <w:t xml:space="preserve">w = </w:t>
+            </w:r>
+            <w:proofErr w:type="spellStart"/>
+            <w:r>
+              <w:t>Window.partitionBy</w:t>
+            </w:r>
+            <w:proofErr w:type="spellEnd"/>
+            <w:r>
+              <w:t>("dept"</w:t>
+            </w:r>
+            <w:proofErr w:type="gramStart"/>
+            <w:r>
+              <w:t>).</w:t>
+            </w:r>
+            <w:proofErr w:type="spellStart"/>
+            <w:r>
+              <w:t>orderBy</w:t>
+            </w:r>
+            <w:proofErr w:type="spellEnd"/>
+            <w:proofErr w:type="gramEnd"/>
+            <w:r>
+              <w:t>(col("salary"</w:t>
+            </w:r>
+            <w:proofErr w:type="gramStart"/>
+            <w:r>
+              <w:t>).desc</w:t>
+            </w:r>
+            <w:proofErr w:type="gramEnd"/>
+            <w:r>
+              <w:t>())</w:t>
             </w:r>
           </w:p>
         </w:tc>
@@ -9734,7 +11332,15 @@
               <w:spacing w:after="160" w:line="278" w:lineRule="auto"/>
             </w:pPr>
             <w:r>
-              <w:t>Defines a window partition and ordering.</w:t>
+              <w:t xml:space="preserve">Defines </w:t>
+            </w:r>
+            <w:proofErr w:type="gramStart"/>
+            <w:r>
+              <w:t>a window</w:t>
+            </w:r>
+            <w:proofErr w:type="gramEnd"/>
+            <w:r>
+              <w:t xml:space="preserve"> partition and ordering.</w:t>
             </w:r>
           </w:p>
         </w:tc>
@@ -9802,11 +11408,59 @@
               <w:spacing w:after="160" w:line="278" w:lineRule="auto"/>
             </w:pPr>
             <w:r>
-              <w:t>from pyspark.sql.functions import row_number</w:t>
-            </w:r>
+              <w:t xml:space="preserve">from </w:t>
+            </w:r>
+            <w:proofErr w:type="spellStart"/>
+            <w:proofErr w:type="gramStart"/>
+            <w:r>
+              <w:t>pyspark.sql.functions</w:t>
+            </w:r>
+            <w:proofErr w:type="spellEnd"/>
+            <w:proofErr w:type="gramEnd"/>
+            <w:r>
+              <w:t xml:space="preserve"> import </w:t>
+            </w:r>
+            <w:proofErr w:type="spellStart"/>
+            <w:r>
+              <w:t>row_number</w:t>
+            </w:r>
+            <w:proofErr w:type="spellEnd"/>
             <w:r>
               <w:br/>
-              <w:t>df.withColumn("rn", row_number().over(w))</w:t>
+            </w:r>
+            <w:proofErr w:type="spellStart"/>
+            <w:proofErr w:type="gramStart"/>
+            <w:r>
+              <w:t>df.withColumn</w:t>
+            </w:r>
+            <w:proofErr w:type="spellEnd"/>
+            <w:proofErr w:type="gramEnd"/>
+            <w:r>
+              <w:t>("</w:t>
+            </w:r>
+            <w:proofErr w:type="spellStart"/>
+            <w:r>
+              <w:t>rn</w:t>
+            </w:r>
+            <w:proofErr w:type="spellEnd"/>
+            <w:r>
+              <w:t xml:space="preserve">", </w:t>
+            </w:r>
+            <w:proofErr w:type="spellStart"/>
+            <w:r>
+              <w:t>row_number</w:t>
+            </w:r>
+            <w:proofErr w:type="spellEnd"/>
+            <w:r>
+              <w:t>(</w:t>
+            </w:r>
+            <w:proofErr w:type="gramStart"/>
+            <w:r>
+              <w:t>).over</w:t>
+            </w:r>
+            <w:proofErr w:type="gramEnd"/>
+            <w:r>
+              <w:t>(w))</w:t>
             </w:r>
           </w:p>
         </w:tc>
@@ -9901,11 +11555,38 @@
               <w:spacing w:after="160" w:line="278" w:lineRule="auto"/>
             </w:pPr>
             <w:r>
-              <w:t>from pyspark.sql.functions import rank</w:t>
+              <w:t xml:space="preserve">from </w:t>
+            </w:r>
+            <w:proofErr w:type="spellStart"/>
+            <w:proofErr w:type="gramStart"/>
+            <w:r>
+              <w:t>pyspark.sql.functions</w:t>
+            </w:r>
+            <w:proofErr w:type="spellEnd"/>
+            <w:proofErr w:type="gramEnd"/>
+            <w:r>
+              <w:t xml:space="preserve"> import rank</w:t>
             </w:r>
             <w:r>
               <w:br/>
-              <w:t>df.withColumn("rank", rank().over(w))</w:t>
+            </w:r>
+            <w:proofErr w:type="spellStart"/>
+            <w:proofErr w:type="gramStart"/>
+            <w:r>
+              <w:t>df.withColumn</w:t>
+            </w:r>
+            <w:proofErr w:type="spellEnd"/>
+            <w:proofErr w:type="gramEnd"/>
+            <w:r>
+              <w:t>("rank", rank(</w:t>
+            </w:r>
+            <w:proofErr w:type="gramStart"/>
+            <w:r>
+              <w:t>).over</w:t>
+            </w:r>
+            <w:proofErr w:type="gramEnd"/>
+            <w:r>
+              <w:t>(w))</w:t>
             </w:r>
           </w:p>
         </w:tc>
@@ -10000,11 +11681,46 @@
               <w:spacing w:after="160" w:line="278" w:lineRule="auto"/>
             </w:pPr>
             <w:r>
-              <w:t>from pyspark.sql.functions import lag</w:t>
+              <w:t xml:space="preserve">from </w:t>
+            </w:r>
+            <w:proofErr w:type="spellStart"/>
+            <w:proofErr w:type="gramStart"/>
+            <w:r>
+              <w:t>pyspark.sql.functions</w:t>
+            </w:r>
+            <w:proofErr w:type="spellEnd"/>
+            <w:proofErr w:type="gramEnd"/>
+            <w:r>
+              <w:t xml:space="preserve"> import lag</w:t>
             </w:r>
             <w:r>
               <w:br/>
-              <w:t>df.withColumn("prev", lag("sales",1).over(w))</w:t>
+            </w:r>
+            <w:proofErr w:type="spellStart"/>
+            <w:proofErr w:type="gramStart"/>
+            <w:r>
+              <w:t>df.withColumn</w:t>
+            </w:r>
+            <w:proofErr w:type="spellEnd"/>
+            <w:proofErr w:type="gramEnd"/>
+            <w:r>
+              <w:t>("</w:t>
+            </w:r>
+            <w:proofErr w:type="spellStart"/>
+            <w:r>
+              <w:t>prev</w:t>
+            </w:r>
+            <w:proofErr w:type="spellEnd"/>
+            <w:r>
+              <w:t>", lag("sales",1</w:t>
+            </w:r>
+            <w:proofErr w:type="gramStart"/>
+            <w:r>
+              <w:t>).over</w:t>
+            </w:r>
+            <w:proofErr w:type="gramEnd"/>
+            <w:r>
+              <w:t>(w))</w:t>
             </w:r>
           </w:p>
         </w:tc>
@@ -10225,8 +11941,26 @@
             <w:pPr>
               <w:spacing w:after="160" w:line="278" w:lineRule="auto"/>
             </w:pPr>
-            <w:r>
-              <w:t>spark.conf.get("spark.sql.shuffle.partitions")</w:t>
+            <w:proofErr w:type="spellStart"/>
+            <w:r>
+              <w:t>spark.conf.get</w:t>
+            </w:r>
+            <w:proofErr w:type="spellEnd"/>
+            <w:r>
+              <w:t>("</w:t>
+            </w:r>
+            <w:proofErr w:type="spellStart"/>
+            <w:proofErr w:type="gramStart"/>
+            <w:r>
+              <w:t>spark.sql.shuffle</w:t>
+            </w:r>
+            <w:proofErr w:type="gramEnd"/>
+            <w:r>
+              <w:t>.partitions</w:t>
+            </w:r>
+            <w:proofErr w:type="spellEnd"/>
+            <w:r>
+              <w:t>")</w:t>
             </w:r>
           </w:p>
         </w:tc>
@@ -10253,7 +11987,15 @@
               <w:spacing w:after="160" w:line="278" w:lineRule="auto"/>
             </w:pPr>
             <w:r>
-              <w:t>Reads a Spark configuration value.</w:t>
+              <w:t xml:space="preserve">Reads </w:t>
+            </w:r>
+            <w:proofErr w:type="gramStart"/>
+            <w:r>
+              <w:t>a Spark</w:t>
+            </w:r>
+            <w:proofErr w:type="gramEnd"/>
+            <w:r>
+              <w:t xml:space="preserve"> configuration value.</w:t>
             </w:r>
           </w:p>
         </w:tc>
@@ -10320,8 +12062,31 @@
             <w:pPr>
               <w:spacing w:after="160" w:line="278" w:lineRule="auto"/>
             </w:pPr>
-            <w:r>
-              <w:t>spark.conf.set("spark.sql.shuffle.partitions", "8")</w:t>
+            <w:proofErr w:type="spellStart"/>
+            <w:proofErr w:type="gramStart"/>
+            <w:r>
+              <w:t>spark.conf.set</w:t>
+            </w:r>
+            <w:proofErr w:type="spellEnd"/>
+            <w:r>
+              <w:t>(</w:t>
+            </w:r>
+            <w:proofErr w:type="gramEnd"/>
+            <w:r>
+              <w:t>"</w:t>
+            </w:r>
+            <w:proofErr w:type="spellStart"/>
+            <w:proofErr w:type="gramStart"/>
+            <w:r>
+              <w:t>spark.sql.shuffle</w:t>
+            </w:r>
+            <w:proofErr w:type="gramEnd"/>
+            <w:r>
+              <w:t>.partitions</w:t>
+            </w:r>
+            <w:proofErr w:type="spellEnd"/>
+            <w:r>
+              <w:t>", "8")</w:t>
             </w:r>
           </w:p>
         </w:tc>
@@ -10415,9 +12180,13 @@
             <w:pPr>
               <w:spacing w:after="160" w:line="278" w:lineRule="auto"/>
             </w:pPr>
+            <w:proofErr w:type="spellStart"/>
+            <w:proofErr w:type="gramStart"/>
             <w:r>
               <w:t>spark.sparkContext.appName</w:t>
             </w:r>
+            <w:proofErr w:type="spellEnd"/>
+            <w:proofErr w:type="gramEnd"/>
           </w:p>
         </w:tc>
         <w:tc>
@@ -10510,9 +12279,13 @@
             <w:pPr>
               <w:spacing w:after="160" w:line="278" w:lineRule="auto"/>
             </w:pPr>
+            <w:proofErr w:type="spellStart"/>
+            <w:proofErr w:type="gramStart"/>
             <w:r>
               <w:t>spark.version</w:t>
             </w:r>
+            <w:proofErr w:type="spellEnd"/>
+            <w:proofErr w:type="gramEnd"/>
           </w:p>
         </w:tc>
         <w:tc>
@@ -10605,9 +12378,13 @@
             <w:pPr>
               <w:spacing w:after="160" w:line="278" w:lineRule="auto"/>
             </w:pPr>
+            <w:proofErr w:type="spellStart"/>
+            <w:proofErr w:type="gramStart"/>
             <w:r>
               <w:t>spark.sparkContext.uiWebUrl</w:t>
             </w:r>
+            <w:proofErr w:type="spellEnd"/>
+            <w:proofErr w:type="gramEnd"/>
           </w:p>
         </w:tc>
         <w:tc>
@@ -10827,8 +12604,31 @@
               <w:spacing w:after="160" w:line="278" w:lineRule="auto"/>
             </w:pPr>
             <w:r>
-              <w:t>select, filter, withColumn, groupBy, join, map, flatMap</w:t>
-            </w:r>
+              <w:t xml:space="preserve">select, filter, </w:t>
+            </w:r>
+            <w:proofErr w:type="spellStart"/>
+            <w:proofErr w:type="gramStart"/>
+            <w:r>
+              <w:t>withColumn</w:t>
+            </w:r>
+            <w:proofErr w:type="spellEnd"/>
+            <w:proofErr w:type="gramEnd"/>
+            <w:r>
+              <w:t xml:space="preserve">, </w:t>
+            </w:r>
+            <w:proofErr w:type="spellStart"/>
+            <w:r>
+              <w:t>groupBy</w:t>
+            </w:r>
+            <w:proofErr w:type="spellEnd"/>
+            <w:r>
+              <w:t xml:space="preserve">, join, map, </w:t>
+            </w:r>
+            <w:proofErr w:type="spellStart"/>
+            <w:r>
+              <w:t>flatMap</w:t>
+            </w:r>
+            <w:proofErr w:type="spellEnd"/>
           </w:p>
         </w:tc>
         <w:tc>
@@ -11019,7 +12819,14 @@
         <w:rPr>
           <w:rFonts w:asciiTheme="minorHAnsi" w:hAnsiTheme="minorHAnsi" w:cstheme="minorBidi"/>
         </w:rPr>
-        <w:t>17. Mini End</w:t>
+        <w:t xml:space="preserve">17. Mini </w:t>
+      </w:r>
+      <w:proofErr w:type="spellStart"/>
+      <w:r>
+        <w:rPr>
+          <w:rFonts w:asciiTheme="minorHAnsi" w:hAnsiTheme="minorHAnsi" w:cstheme="minorBidi"/>
+        </w:rPr>
+        <w:t>End</w:t>
       </w:r>
       <w:r>
         <w:rPr>
@@ -11043,7 +12850,14 @@
         <w:rPr>
           <w:rFonts w:asciiTheme="minorHAnsi" w:hAnsiTheme="minorHAnsi" w:cstheme="minorBidi"/>
         </w:rPr>
-        <w:t>End Example</w:t>
+        <w:t>End</w:t>
+      </w:r>
+      <w:proofErr w:type="spellEnd"/>
+      <w:r>
+        <w:rPr>
+          <w:rFonts w:asciiTheme="minorHAnsi" w:hAnsiTheme="minorHAnsi" w:cstheme="minorBidi"/>
+        </w:rPr>
+        <w:t xml:space="preserve"> Example</w:t>
       </w:r>
     </w:p>
     <w:p>
@@ -11051,33 +12865,98 @@
         <w:spacing w:after="160" w:line="278" w:lineRule="auto"/>
       </w:pPr>
       <w:r>
-        <w:t>from pyspark.sql import SparkSession</w:t>
+        <w:t xml:space="preserve">from </w:t>
       </w:r>
+      <w:proofErr w:type="spellStart"/>
+      <w:r>
+        <w:t>pyspark.sql</w:t>
+      </w:r>
+      <w:proofErr w:type="spellEnd"/>
+      <w:r>
+        <w:t xml:space="preserve"> import </w:t>
+      </w:r>
+      <w:proofErr w:type="spellStart"/>
+      <w:r>
+        <w:t>SparkSession</w:t>
+      </w:r>
+      <w:proofErr w:type="spellEnd"/>
       <w:r>
         <w:br/>
-        <w:t>from pyspark.sql.functions import col, avg</w:t>
+        <w:t xml:space="preserve">from </w:t>
+      </w:r>
+      <w:proofErr w:type="spellStart"/>
+      <w:r>
+        <w:t>pyspark.sql.functions</w:t>
+      </w:r>
+      <w:proofErr w:type="spellEnd"/>
+      <w:r>
+        <w:t xml:space="preserve"> import col, avg</w:t>
       </w:r>
       <w:r>
         <w:br/>
       </w:r>
       <w:r>
         <w:br/>
-        <w:t>spark = SparkSession.builder.appName("SalesDemo").getOrCreate()</w:t>
+        <w:t xml:space="preserve">spark = </w:t>
+      </w:r>
+      <w:proofErr w:type="spellStart"/>
+      <w:r>
+        <w:t>SparkSession.builder.appName</w:t>
+      </w:r>
+      <w:proofErr w:type="spellEnd"/>
+      <w:r>
+        <w:t>("</w:t>
+      </w:r>
+      <w:proofErr w:type="spellStart"/>
+      <w:r>
+        <w:t>SalesDemo</w:t>
+      </w:r>
+      <w:proofErr w:type="spellEnd"/>
+      <w:r>
+        <w:t>").</w:t>
+      </w:r>
+      <w:proofErr w:type="spellStart"/>
+      <w:r>
+        <w:t>getOrCreate</w:t>
+      </w:r>
+      <w:proofErr w:type="spellEnd"/>
+      <w:r>
+        <w:t>()</w:t>
       </w:r>
       <w:r>
         <w:br/>
       </w:r>
       <w:r>
         <w:br/>
-        <w:t>df = (spark.read</w:t>
       </w:r>
+      <w:proofErr w:type="spellStart"/>
+      <w:r>
+        <w:t>df</w:t>
+      </w:r>
+      <w:proofErr w:type="spellEnd"/>
+      <w:r>
+        <w:t xml:space="preserve"> = (</w:t>
+      </w:r>
+      <w:proofErr w:type="spellStart"/>
+      <w:r>
+        <w:t>spark.read</w:t>
+      </w:r>
+      <w:proofErr w:type="spellEnd"/>
       <w:r>
         <w:br/>
         <w:t>.option("header", True)</w:t>
       </w:r>
       <w:r>
         <w:br/>
-        <w:t>.option("inferSchema", True)</w:t>
+        <w:t>.option("</w:t>
+      </w:r>
+      <w:proofErr w:type="spellStart"/>
+      <w:r>
+        <w:t>inferSchema</w:t>
+      </w:r>
+      <w:proofErr w:type="spellEnd"/>
+      <w:r>
+        <w:t>", True)</w:t>
       </w:r>
       <w:r>
         <w:br/>
@@ -11088,11 +12967,24 @@
       </w:r>
       <w:r>
         <w:br/>
-        <w:t>result = (df</w:t>
+        <w:t>result = (</w:t>
       </w:r>
+      <w:proofErr w:type="spellStart"/>
+      <w:r>
+        <w:t>df</w:t>
+      </w:r>
+      <w:proofErr w:type="spellEnd"/>
       <w:r>
         <w:br/>
-        <w:t>.dropDuplicates()</w:t>
+        <w:t>.</w:t>
+      </w:r>
+      <w:proofErr w:type="spellStart"/>
+      <w:r>
+        <w:t>dropDuplicates</w:t>
+      </w:r>
+      <w:proofErr w:type="spellEnd"/>
+      <w:r>
+        <w:t>()</w:t>
       </w:r>
       <w:r>
         <w:br/>
@@ -11100,33 +12992,102 @@
       </w:r>
       <w:r>
         <w:br/>
-        <w:t>.groupBy("department")</w:t>
+        <w:t>.</w:t>
+      </w:r>
+      <w:proofErr w:type="spellStart"/>
+      <w:r>
+        <w:t>groupBy</w:t>
+      </w:r>
+      <w:proofErr w:type="spellEnd"/>
+      <w:r>
+        <w:t>("department")</w:t>
       </w:r>
       <w:r>
         <w:br/>
-        <w:t>.agg(avg("sales").alias("avg_sales"))</w:t>
+        <w:t>.</w:t>
+      </w:r>
+      <w:proofErr w:type="spellStart"/>
+      <w:r>
+        <w:t>agg</w:t>
+      </w:r>
+      <w:proofErr w:type="spellEnd"/>
+      <w:r>
+        <w:t>(avg("sales").alias("</w:t>
+      </w:r>
+      <w:proofErr w:type="spellStart"/>
+      <w:r>
+        <w:t>avg_sales</w:t>
+      </w:r>
+      <w:proofErr w:type="spellEnd"/>
+      <w:r>
+        <w:t>"))</w:t>
       </w:r>
       <w:r>
         <w:br/>
-        <w:t>.orderBy(col("avg_sales").desc()))</w:t>
+        <w:t>.</w:t>
+      </w:r>
+      <w:proofErr w:type="spellStart"/>
+      <w:r>
+        <w:t>orderBy</w:t>
+      </w:r>
+      <w:proofErr w:type="spellEnd"/>
+      <w:r>
+        <w:t>(col("</w:t>
+      </w:r>
+      <w:proofErr w:type="spellStart"/>
+      <w:r>
+        <w:t>avg_sales</w:t>
+      </w:r>
+      <w:proofErr w:type="spellEnd"/>
+      <w:r>
+        <w:t>").desc()))</w:t>
       </w:r>
       <w:r>
         <w:br/>
       </w:r>
       <w:r>
         <w:br/>
-        <w:t>result.show()</w:t>
+      </w:r>
+      <w:proofErr w:type="spellStart"/>
+      <w:r>
+        <w:t>result.show</w:t>
+      </w:r>
+      <w:proofErr w:type="spellEnd"/>
+      <w:r>
+        <w:t>()</w:t>
       </w:r>
       <w:r>
         <w:br/>
-        <w:t>result.write.mode("overwrite").parquet("sales_summary")</w:t>
+      </w:r>
+      <w:proofErr w:type="spellStart"/>
+      <w:r>
+        <w:t>result.write.mode</w:t>
+      </w:r>
+      <w:proofErr w:type="spellEnd"/>
+      <w:r>
+        <w:t>("overwrite").parquet("</w:t>
+      </w:r>
+      <w:proofErr w:type="spellStart"/>
+      <w:r>
+        <w:t>sales_summary</w:t>
+      </w:r>
+      <w:proofErr w:type="spellEnd"/>
+      <w:r>
+        <w:t>")</w:t>
       </w:r>
       <w:r>
         <w:br/>
       </w:r>
       <w:r>
         <w:br/>
-        <w:t>spark.stop()</w:t>
+      </w:r>
+      <w:proofErr w:type="spellStart"/>
+      <w:r>
+        <w:t>spark.stop</w:t>
+      </w:r>
+      <w:proofErr w:type="spellEnd"/>
+      <w:r>
+        <w:t>()</w:t>
       </w:r>
     </w:p>
     <w:p>
@@ -11149,7 +13110,15 @@
         <w:spacing w:after="160" w:line="278" w:lineRule="auto"/>
       </w:pPr>
       <w:r>
-        <w:t>DataFrame is the preferred high-level API for structured data; RDD is lower-level.</w:t>
+        <w:t xml:space="preserve">DataFrame is the preferred high-level API for structured data; RDD is </w:t>
+      </w:r>
+      <w:proofErr w:type="gramStart"/>
+      <w:r>
+        <w:t>lower-level</w:t>
+      </w:r>
+      <w:proofErr w:type="gramEnd"/>
+      <w:r>
+        <w:t>.</w:t>
       </w:r>
     </w:p>
     <w:p>
@@ -11157,7 +13126,15 @@
         <w:spacing w:after="160" w:line="278" w:lineRule="auto"/>
       </w:pPr>
       <w:r>
-        <w:t>Narrow transformations (for example, map/filter) usually avoid shuffles; wide transformations (groupBy/join/repartition) often cause shuffles.</w:t>
+        <w:t>Narrow transformations (for example, map/filter) usually avoid shuffles; wide transformations (</w:t>
+      </w:r>
+      <w:proofErr w:type="spellStart"/>
+      <w:r>
+        <w:t>groupBy</w:t>
+      </w:r>
+      <w:proofErr w:type="spellEnd"/>
+      <w:r>
+        <w:t>/join/repartition) often cause shuffles.</w:t>
       </w:r>
     </w:p>
     <w:p>
@@ -11181,7 +13158,15 @@
         <w:spacing w:after="160" w:line="278" w:lineRule="auto"/>
       </w:pPr>
       <w:r>
-        <w:t>Avoid collect() on large datasets because it moves all data to the driver.</w:t>
+        <w:t xml:space="preserve">Avoid </w:t>
+      </w:r>
+      <w:proofErr w:type="gramStart"/>
+      <w:r>
+        <w:t>collect(</w:t>
+      </w:r>
+      <w:proofErr w:type="gramEnd"/>
+      <w:r>
+        <w:t>) on large datasets because it moves all data to the driver.</w:t>
       </w:r>
     </w:p>
     <w:p>
@@ -11197,7 +13182,15 @@
         <w:spacing w:after="160" w:line="278" w:lineRule="auto"/>
       </w:pPr>
       <w:r>
-        <w:t>Use explain() and the Spark UI to understand query plans, stages, shuffles, and bottlenecks.</w:t>
+        <w:t xml:space="preserve">Use </w:t>
+      </w:r>
+      <w:proofErr w:type="gramStart"/>
+      <w:r>
+        <w:t>explain(</w:t>
+      </w:r>
+      <w:proofErr w:type="gramEnd"/>
+      <w:r>
+        <w:t>) and the Spark UI to understand query plans, stages, shuffles, and bottlenecks.</w:t>
       </w:r>
     </w:p>
     <w:p>
@@ -11205,7 +13198,15 @@
         <w:spacing w:after="160" w:line="278" w:lineRule="auto"/>
       </w:pPr>
       <w:r>
-        <w:t>Apache Spark Commands Cheat Sheet • PySpark Quick Reference</w:t>
+        <w:t xml:space="preserve">Apache Spark Commands Cheat Sheet • </w:t>
+      </w:r>
+      <w:proofErr w:type="spellStart"/>
+      <w:r>
+        <w:t>PySpark</w:t>
+      </w:r>
+      <w:proofErr w:type="spellEnd"/>
+      <w:r>
+        <w:t xml:space="preserve"> Quick Reference</w:t>
       </w:r>
     </w:p>
     <w:p/>

--- a/Spark_CheatSheet.docx
+++ b/Spark_CheatSheet.docx
@@ -46,37 +46,12 @@
       <w:pPr>
         <w:pStyle w:val="Subtitle"/>
       </w:pPr>
-      <w:proofErr w:type="spellStart"/>
       <w:r>
         <w:rPr>
           <w:b/>
           <w:bCs/>
         </w:rPr>
-        <w:t>PySpark</w:t>
-      </w:r>
-      <w:proofErr w:type="spellEnd"/>
-      <w:r>
-        <w:rPr>
-          <w:b/>
-          <w:bCs/>
-        </w:rPr>
-        <w:t xml:space="preserve"> • </w:t>
-      </w:r>
-      <w:proofErr w:type="spellStart"/>
-      <w:r>
-        <w:rPr>
-          <w:b/>
-          <w:bCs/>
-        </w:rPr>
-        <w:t>DataFrames</w:t>
-      </w:r>
-      <w:proofErr w:type="spellEnd"/>
-      <w:r>
-        <w:rPr>
-          <w:b/>
-          <w:bCs/>
-        </w:rPr>
-        <w:t xml:space="preserve"> • RDDs • SQL • Spark CLI</w:t>
+        <w:t>PySpark • DataFrames • RDDs • SQL • Spark CLI</w:t>
       </w:r>
     </w:p>
     <w:p>
@@ -90,14 +65,7 @@
         <w:rPr>
           <w:rFonts w:asciiTheme="minorHAnsi" w:hAnsiTheme="minorHAnsi" w:cstheme="minorBidi"/>
         </w:rPr>
-        <w:t xml:space="preserve">1. </w:t>
-      </w:r>
-      <w:proofErr w:type="spellStart"/>
-      <w:r>
-        <w:rPr>
-          <w:rFonts w:asciiTheme="minorHAnsi" w:hAnsiTheme="minorHAnsi" w:cstheme="minorBidi"/>
-        </w:rPr>
-        <w:t>Start</w:t>
+        <w:t>1. Start</w:t>
       </w:r>
       <w:r>
         <w:rPr>
@@ -111,7 +79,12 @@
         </w:rPr>
         <w:t>Spark</w:t>
       </w:r>
-      <w:proofErr w:type="spellEnd"/>
+      <w:r>
+        <w:rPr>
+          <w:rFonts w:asciiTheme="minorHAnsi" w:hAnsiTheme="minorHAnsi" w:cstheme="minorBidi"/>
+        </w:rPr>
+        <w:t>-</w:t>
+      </w:r>
     </w:p>
     <w:tbl>
       <w:tblPr>
@@ -266,17 +239,8 @@
                 <w:b/>
                 <w:bCs/>
               </w:rPr>
-              <w:t xml:space="preserve">Create </w:t>
-            </w:r>
-            <w:proofErr w:type="spellStart"/>
-            <w:r>
-              <w:rPr>
-                <w:b/>
-                <w:bCs/>
-              </w:rPr>
-              <w:t>SparkSession</w:t>
-            </w:r>
-            <w:proofErr w:type="spellEnd"/>
+              <w:t>Create SparkSession</w:t>
+            </w:r>
           </w:p>
         </w:tc>
         <w:tc>
@@ -302,55 +266,11 @@
               <w:spacing w:after="160" w:line="278" w:lineRule="auto"/>
             </w:pPr>
             <w:r>
-              <w:t xml:space="preserve">from </w:t>
-            </w:r>
-            <w:proofErr w:type="spellStart"/>
-            <w:r>
-              <w:t>pyspark.sql</w:t>
-            </w:r>
-            <w:proofErr w:type="spellEnd"/>
-            <w:r>
-              <w:t xml:space="preserve"> import </w:t>
-            </w:r>
-            <w:proofErr w:type="spellStart"/>
-            <w:r>
-              <w:t>SparkSession</w:t>
-            </w:r>
-            <w:proofErr w:type="spellEnd"/>
+              <w:t>from pyspark.sql import SparkSession</w:t>
+            </w:r>
             <w:r>
               <w:br/>
-              <w:t xml:space="preserve">spark = </w:t>
-            </w:r>
-            <w:proofErr w:type="spellStart"/>
-            <w:proofErr w:type="gramStart"/>
-            <w:r>
-              <w:t>SparkSession.builder.appName</w:t>
-            </w:r>
-            <w:proofErr w:type="spellEnd"/>
-            <w:proofErr w:type="gramEnd"/>
-            <w:r>
-              <w:t>("</w:t>
-            </w:r>
-            <w:proofErr w:type="spellStart"/>
-            <w:r>
-              <w:t>MyApp</w:t>
-            </w:r>
-            <w:proofErr w:type="spellEnd"/>
-            <w:r>
-              <w:t>"</w:t>
-            </w:r>
-            <w:proofErr w:type="gramStart"/>
-            <w:r>
-              <w:t>).</w:t>
-            </w:r>
-            <w:proofErr w:type="spellStart"/>
-            <w:r>
-              <w:t>getOrCreate</w:t>
-            </w:r>
-            <w:proofErr w:type="spellEnd"/>
-            <w:proofErr w:type="gramEnd"/>
-            <w:r>
-              <w:t>()</w:t>
+              <w:t>spark = SparkSession.builder.appName("MyApp").getOrCreate()</w:t>
             </w:r>
           </w:p>
         </w:tc>
@@ -405,7 +325,6 @@
             <w:pPr>
               <w:spacing w:after="160" w:line="278" w:lineRule="auto"/>
             </w:pPr>
-            <w:proofErr w:type="gramStart"/>
             <w:r>
               <w:rPr>
                 <w:b/>
@@ -427,7 +346,6 @@
               </w:rPr>
               <w:t>mode</w:t>
             </w:r>
-            <w:proofErr w:type="gramEnd"/>
           </w:p>
         </w:tc>
         <w:tc>
@@ -452,29 +370,8 @@
             <w:pPr>
               <w:spacing w:after="160" w:line="278" w:lineRule="auto"/>
             </w:pPr>
-            <w:proofErr w:type="gramStart"/>
-            <w:r>
-              <w:t>SparkSession.builder.master</w:t>
-            </w:r>
-            <w:proofErr w:type="gramEnd"/>
-            <w:r>
-              <w:t>("local[*]"</w:t>
-            </w:r>
-            <w:proofErr w:type="gramStart"/>
-            <w:r>
-              <w:t>).appName</w:t>
-            </w:r>
-            <w:proofErr w:type="gramEnd"/>
-            <w:r>
-              <w:t>("Demo"</w:t>
-            </w:r>
-            <w:proofErr w:type="gramStart"/>
-            <w:r>
-              <w:t>).getOrCreate</w:t>
-            </w:r>
-            <w:proofErr w:type="gramEnd"/>
-            <w:r>
-              <w:t>()</w:t>
+            <w:r>
+              <w:t>SparkSession.builder.master("local[*]").appName("Demo").getOrCreate()</w:t>
             </w:r>
           </w:p>
         </w:tc>
@@ -560,15 +457,8 @@
             <w:pPr>
               <w:spacing w:after="160" w:line="278" w:lineRule="auto"/>
             </w:pPr>
-            <w:proofErr w:type="spellStart"/>
-            <w:proofErr w:type="gramStart"/>
-            <w:r>
-              <w:t>spark.stop</w:t>
-            </w:r>
-            <w:proofErr w:type="spellEnd"/>
-            <w:proofErr w:type="gramEnd"/>
-            <w:r>
-              <w:t>()</w:t>
+            <w:r>
+              <w:t>spark.stop()</w:t>
             </w:r>
           </w:p>
         </w:tc>
@@ -595,15 +485,7 @@
               <w:spacing w:after="160" w:line="278" w:lineRule="auto"/>
             </w:pPr>
             <w:r>
-              <w:t xml:space="preserve">Stops the </w:t>
-            </w:r>
-            <w:proofErr w:type="spellStart"/>
-            <w:r>
-              <w:t>SparkSession</w:t>
-            </w:r>
-            <w:proofErr w:type="spellEnd"/>
-            <w:r>
-              <w:t>.</w:t>
+              <w:t>Stops the SparkSession.</w:t>
             </w:r>
           </w:p>
         </w:tc>
@@ -662,11 +544,9 @@
             <w:pPr>
               <w:spacing w:after="160" w:line="278" w:lineRule="auto"/>
             </w:pPr>
-            <w:proofErr w:type="spellStart"/>
             <w:r>
               <w:t>pyspark</w:t>
             </w:r>
-            <w:proofErr w:type="spellEnd"/>
           </w:p>
         </w:tc>
         <w:tc>
@@ -692,15 +572,7 @@
               <w:spacing w:after="160" w:line="278" w:lineRule="auto"/>
             </w:pPr>
             <w:r>
-              <w:t xml:space="preserve">Starts an interactive </w:t>
-            </w:r>
-            <w:proofErr w:type="spellStart"/>
-            <w:r>
-              <w:t>PySpark</w:t>
-            </w:r>
-            <w:proofErr w:type="spellEnd"/>
-            <w:r>
-              <w:t xml:space="preserve"> shell.</w:t>
+              <w:t>Starts an interactive PySpark shell.</w:t>
             </w:r>
           </w:p>
         </w:tc>
@@ -891,16 +763,8 @@
         <w:rPr>
           <w:rFonts w:asciiTheme="minorHAnsi" w:hAnsiTheme="minorHAnsi" w:cstheme="minorBidi"/>
         </w:rPr>
-        <w:t xml:space="preserve">2. Create </w:t>
+        <w:t>2. Create DataFrames</w:t>
       </w:r>
-      <w:proofErr w:type="spellStart"/>
-      <w:r>
-        <w:rPr>
-          <w:rFonts w:asciiTheme="minorHAnsi" w:hAnsiTheme="minorHAnsi" w:cstheme="minorBidi"/>
-        </w:rPr>
-        <w:t>DataFrames</w:t>
-      </w:r>
-      <w:proofErr w:type="spellEnd"/>
     </w:p>
     <w:tbl>
       <w:tblPr>
@@ -1092,60 +956,11 @@
               <w:spacing w:after="160" w:line="278" w:lineRule="auto"/>
             </w:pPr>
             <w:r>
-              <w:t xml:space="preserve">data </w:t>
-            </w:r>
-            <w:proofErr w:type="gramStart"/>
-            <w:r>
-              <w:t>= [(</w:t>
-            </w:r>
-            <w:proofErr w:type="gramEnd"/>
-            <w:r>
-              <w:t>1,"A"</w:t>
-            </w:r>
-            <w:proofErr w:type="gramStart"/>
-            <w:r>
-              <w:t>),(</w:t>
-            </w:r>
-            <w:proofErr w:type="gramEnd"/>
-            <w:r>
-              <w:t>2,"B")]</w:t>
+              <w:t>data = [(1,"A"),(2,"B")]</w:t>
             </w:r>
             <w:r>
               <w:br/>
-            </w:r>
-            <w:proofErr w:type="spellStart"/>
-            <w:r>
-              <w:t>df</w:t>
-            </w:r>
-            <w:proofErr w:type="spellEnd"/>
-            <w:r>
-              <w:t xml:space="preserve"> = </w:t>
-            </w:r>
-            <w:proofErr w:type="spellStart"/>
-            <w:proofErr w:type="gramStart"/>
-            <w:r>
-              <w:t>spark.createDataFrame</w:t>
-            </w:r>
-            <w:proofErr w:type="spellEnd"/>
-            <w:proofErr w:type="gramEnd"/>
-            <w:r>
-              <w:t>(</w:t>
-            </w:r>
-            <w:proofErr w:type="gramStart"/>
-            <w:r>
-              <w:t>data,[</w:t>
-            </w:r>
-            <w:proofErr w:type="gramEnd"/>
-            <w:r>
-              <w:t>"</w:t>
-            </w:r>
-            <w:proofErr w:type="spellStart"/>
-            <w:r>
-              <w:t>id","name</w:t>
-            </w:r>
-            <w:proofErr w:type="spellEnd"/>
-            <w:r>
-              <w:t>"])</w:t>
+              <w:t>df = spark.createDataFrame(data,["id","name"])</w:t>
             </w:r>
           </w:p>
         </w:tc>
@@ -1239,37 +1054,8 @@
             <w:pPr>
               <w:spacing w:after="160" w:line="278" w:lineRule="auto"/>
             </w:pPr>
-            <w:proofErr w:type="spellStart"/>
-            <w:r>
-              <w:t>df</w:t>
-            </w:r>
-            <w:proofErr w:type="spellEnd"/>
-            <w:r>
-              <w:t xml:space="preserve"> = </w:t>
-            </w:r>
-            <w:proofErr w:type="gramStart"/>
-            <w:r>
-              <w:t>spark.read</w:t>
-            </w:r>
-            <w:proofErr w:type="gramEnd"/>
-            <w:r>
-              <w:t>.option("header</w:t>
-            </w:r>
-            <w:proofErr w:type="gramStart"/>
-            <w:r>
-              <w:t>",True).option</w:t>
-            </w:r>
-            <w:proofErr w:type="gramEnd"/>
-            <w:r>
-              <w:t>("inferSchema</w:t>
-            </w:r>
-            <w:proofErr w:type="gramStart"/>
-            <w:r>
-              <w:t>",True</w:t>
-            </w:r>
-            <w:proofErr w:type="gramEnd"/>
-            <w:r>
-              <w:t>).csv("file.csv")</w:t>
+            <w:r>
+              <w:t>df = spark.read.option("header",True).option("inferSchema",True).csv("file.csv")</w:t>
             </w:r>
           </w:p>
         </w:tc>
@@ -1363,36 +1149,8 @@
             <w:pPr>
               <w:spacing w:after="160" w:line="278" w:lineRule="auto"/>
             </w:pPr>
-            <w:proofErr w:type="spellStart"/>
-            <w:r>
-              <w:t>df</w:t>
-            </w:r>
-            <w:proofErr w:type="spellEnd"/>
-            <w:r>
-              <w:t xml:space="preserve"> = </w:t>
-            </w:r>
-            <w:proofErr w:type="spellStart"/>
-            <w:proofErr w:type="gramStart"/>
-            <w:r>
-              <w:t>spark.read</w:t>
-            </w:r>
-            <w:proofErr w:type="gramEnd"/>
-            <w:r>
-              <w:t>.json</w:t>
-            </w:r>
-            <w:proofErr w:type="spellEnd"/>
-            <w:r>
-              <w:t>("</w:t>
-            </w:r>
-            <w:proofErr w:type="spellStart"/>
-            <w:proofErr w:type="gramStart"/>
-            <w:r>
-              <w:t>file.json</w:t>
-            </w:r>
-            <w:proofErr w:type="spellEnd"/>
-            <w:proofErr w:type="gramEnd"/>
-            <w:r>
-              <w:t>")</w:t>
+            <w:r>
+              <w:t>df = spark.read.json("file.json")</w:t>
             </w:r>
           </w:p>
         </w:tc>
@@ -1486,36 +1244,8 @@
             <w:pPr>
               <w:spacing w:after="160" w:line="278" w:lineRule="auto"/>
             </w:pPr>
-            <w:proofErr w:type="spellStart"/>
-            <w:r>
-              <w:t>df</w:t>
-            </w:r>
-            <w:proofErr w:type="spellEnd"/>
-            <w:r>
-              <w:t xml:space="preserve"> = </w:t>
-            </w:r>
-            <w:proofErr w:type="spellStart"/>
-            <w:proofErr w:type="gramStart"/>
-            <w:r>
-              <w:t>spark.read</w:t>
-            </w:r>
-            <w:proofErr w:type="gramEnd"/>
-            <w:r>
-              <w:t>.parquet</w:t>
-            </w:r>
-            <w:proofErr w:type="spellEnd"/>
-            <w:r>
-              <w:t>("</w:t>
-            </w:r>
-            <w:proofErr w:type="spellStart"/>
-            <w:proofErr w:type="gramStart"/>
-            <w:r>
-              <w:t>data.parquet</w:t>
-            </w:r>
-            <w:proofErr w:type="spellEnd"/>
-            <w:proofErr w:type="gramEnd"/>
-            <w:r>
-              <w:t>")</w:t>
+            <w:r>
+              <w:t>df = spark.read.parquet("data.parquet")</w:t>
             </w:r>
           </w:p>
         </w:tc>
@@ -1610,33 +1340,8 @@
             <w:pPr>
               <w:spacing w:after="160" w:line="278" w:lineRule="auto"/>
             </w:pPr>
-            <w:proofErr w:type="spellStart"/>
-            <w:r>
-              <w:t>df</w:t>
-            </w:r>
-            <w:proofErr w:type="spellEnd"/>
-            <w:r>
-              <w:t xml:space="preserve"> = </w:t>
-            </w:r>
-            <w:proofErr w:type="spellStart"/>
-            <w:proofErr w:type="gramStart"/>
-            <w:r>
-              <w:t>spark.table</w:t>
-            </w:r>
-            <w:proofErr w:type="spellEnd"/>
-            <w:proofErr w:type="gramEnd"/>
-            <w:r>
-              <w:t>("</w:t>
-            </w:r>
-            <w:proofErr w:type="spellStart"/>
-            <w:proofErr w:type="gramStart"/>
-            <w:r>
-              <w:t>database.table</w:t>
-            </w:r>
-            <w:proofErr w:type="spellEnd"/>
-            <w:proofErr w:type="gramEnd"/>
-            <w:r>
-              <w:t>")</w:t>
+            <w:r>
+              <w:t>df = spark.table("database.table")</w:t>
             </w:r>
           </w:p>
         </w:tc>
@@ -1680,14 +1385,7 @@
         <w:rPr>
           <w:rFonts w:asciiTheme="minorHAnsi" w:hAnsiTheme="minorHAnsi" w:cstheme="minorBidi"/>
         </w:rPr>
-        <w:t xml:space="preserve">3. </w:t>
-      </w:r>
-      <w:proofErr w:type="spellStart"/>
-      <w:r>
-        <w:rPr>
-          <w:rFonts w:asciiTheme="minorHAnsi" w:hAnsiTheme="minorHAnsi" w:cstheme="minorBidi"/>
-        </w:rPr>
-        <w:t>Inspect</w:t>
+        <w:t>3. Inspect</w:t>
       </w:r>
       <w:r>
         <w:rPr>
@@ -1701,7 +1399,6 @@
         </w:rPr>
         <w:t>Data</w:t>
       </w:r>
-      <w:proofErr w:type="spellEnd"/>
     </w:p>
     <w:tbl>
       <w:tblPr>
@@ -1876,28 +1573,12 @@
             <w:pPr>
               <w:spacing w:after="160" w:line="278" w:lineRule="auto"/>
             </w:pPr>
-            <w:proofErr w:type="spellStart"/>
-            <w:proofErr w:type="gramStart"/>
-            <w:r>
-              <w:t>df.show</w:t>
-            </w:r>
-            <w:proofErr w:type="spellEnd"/>
-            <w:proofErr w:type="gramEnd"/>
-            <w:r>
-              <w:t>()</w:t>
+            <w:r>
+              <w:t>df.show()</w:t>
             </w:r>
             <w:r>
               <w:br/>
-            </w:r>
-            <w:proofErr w:type="spellStart"/>
-            <w:proofErr w:type="gramStart"/>
-            <w:r>
-              <w:t>df.show</w:t>
-            </w:r>
-            <w:proofErr w:type="spellEnd"/>
-            <w:proofErr w:type="gramEnd"/>
-            <w:r>
-              <w:t>(20, truncate=False)</w:t>
+              <w:t>df.show(20, truncate=False)</w:t>
             </w:r>
           </w:p>
         </w:tc>
@@ -1991,15 +1672,8 @@
             <w:pPr>
               <w:spacing w:after="160" w:line="278" w:lineRule="auto"/>
             </w:pPr>
-            <w:proofErr w:type="spellStart"/>
-            <w:proofErr w:type="gramStart"/>
-            <w:r>
-              <w:t>df.printSchema</w:t>
-            </w:r>
-            <w:proofErr w:type="spellEnd"/>
-            <w:proofErr w:type="gramEnd"/>
-            <w:r>
-              <w:t>()</w:t>
+            <w:r>
+              <w:t>df.printSchema()</w:t>
             </w:r>
           </w:p>
         </w:tc>
@@ -2093,13 +1767,9 @@
             <w:pPr>
               <w:spacing w:after="160" w:line="278" w:lineRule="auto"/>
             </w:pPr>
-            <w:proofErr w:type="spellStart"/>
-            <w:proofErr w:type="gramStart"/>
             <w:r>
               <w:t>df.columns</w:t>
             </w:r>
-            <w:proofErr w:type="spellEnd"/>
-            <w:proofErr w:type="gramEnd"/>
           </w:p>
         </w:tc>
         <w:tc>
@@ -2192,15 +1862,8 @@
             <w:pPr>
               <w:spacing w:after="160" w:line="278" w:lineRule="auto"/>
             </w:pPr>
-            <w:proofErr w:type="spellStart"/>
-            <w:proofErr w:type="gramStart"/>
-            <w:r>
-              <w:t>df.count</w:t>
-            </w:r>
-            <w:proofErr w:type="spellEnd"/>
-            <w:proofErr w:type="gramEnd"/>
-            <w:r>
-              <w:t>()</w:t>
+            <w:r>
+              <w:t>df.count()</w:t>
             </w:r>
           </w:p>
         </w:tc>
@@ -2294,15 +1957,8 @@
             <w:pPr>
               <w:spacing w:after="160" w:line="278" w:lineRule="auto"/>
             </w:pPr>
-            <w:proofErr w:type="spellStart"/>
-            <w:proofErr w:type="gramStart"/>
-            <w:r>
-              <w:t>df.first</w:t>
-            </w:r>
-            <w:proofErr w:type="spellEnd"/>
-            <w:proofErr w:type="gramEnd"/>
-            <w:r>
-              <w:t>()</w:t>
+            <w:r>
+              <w:t>df.first()</w:t>
             </w:r>
           </w:p>
         </w:tc>
@@ -2396,15 +2052,8 @@
             <w:pPr>
               <w:spacing w:after="160" w:line="278" w:lineRule="auto"/>
             </w:pPr>
-            <w:proofErr w:type="spellStart"/>
-            <w:proofErr w:type="gramStart"/>
-            <w:r>
-              <w:t>df.take</w:t>
-            </w:r>
-            <w:proofErr w:type="spellEnd"/>
-            <w:proofErr w:type="gramEnd"/>
-            <w:r>
-              <w:t>(5)</w:t>
+            <w:r>
+              <w:t>df.take(5)</w:t>
             </w:r>
           </w:p>
         </w:tc>
@@ -2498,23 +2147,8 @@
             <w:pPr>
               <w:spacing w:after="160" w:line="278" w:lineRule="auto"/>
             </w:pPr>
-            <w:proofErr w:type="spellStart"/>
-            <w:proofErr w:type="gramStart"/>
-            <w:r>
-              <w:t>df.describe</w:t>
-            </w:r>
-            <w:proofErr w:type="spellEnd"/>
-            <w:proofErr w:type="gramEnd"/>
-            <w:r>
-              <w:t>(</w:t>
-            </w:r>
-            <w:proofErr w:type="gramStart"/>
-            <w:r>
-              <w:t>).show</w:t>
-            </w:r>
-            <w:proofErr w:type="gramEnd"/>
-            <w:r>
-              <w:t>()</w:t>
+            <w:r>
+              <w:t>df.describe().show()</w:t>
             </w:r>
           </w:p>
         </w:tc>
@@ -2541,15 +2175,7 @@
               <w:spacing w:after="160" w:line="278" w:lineRule="auto"/>
             </w:pPr>
             <w:r>
-              <w:t xml:space="preserve">Shows count, mean, </w:t>
-            </w:r>
-            <w:proofErr w:type="spellStart"/>
-            <w:r>
-              <w:t>stddev</w:t>
-            </w:r>
-            <w:proofErr w:type="spellEnd"/>
-            <w:r>
-              <w:t>, min, and max for numeric/string columns.</w:t>
+              <w:t>Shows count, mean, stddev, min, and max for numeric/string columns.</w:t>
             </w:r>
           </w:p>
         </w:tc>
@@ -2742,31 +2368,8 @@
             <w:pPr>
               <w:spacing w:after="160" w:line="278" w:lineRule="auto"/>
             </w:pPr>
-            <w:proofErr w:type="spellStart"/>
-            <w:proofErr w:type="gramStart"/>
-            <w:r>
-              <w:t>df.select</w:t>
-            </w:r>
-            <w:proofErr w:type="spellEnd"/>
-            <w:proofErr w:type="gramEnd"/>
-            <w:r>
-              <w:t>("</w:t>
-            </w:r>
-            <w:proofErr w:type="spellStart"/>
-            <w:r>
-              <w:t>name","age</w:t>
-            </w:r>
-            <w:proofErr w:type="spellEnd"/>
-            <w:r>
-              <w:t>"</w:t>
-            </w:r>
-            <w:proofErr w:type="gramStart"/>
-            <w:r>
-              <w:t>).show</w:t>
-            </w:r>
-            <w:proofErr w:type="gramEnd"/>
-            <w:r>
-              <w:t>()</w:t>
+            <w:r>
+              <w:t>df.select("name","age").show()</w:t>
             </w:r>
           </w:p>
         </w:tc>
@@ -2860,23 +2463,8 @@
             <w:pPr>
               <w:spacing w:after="160" w:line="278" w:lineRule="auto"/>
             </w:pPr>
-            <w:proofErr w:type="spellStart"/>
-            <w:proofErr w:type="gramStart"/>
-            <w:r>
-              <w:t>df.selectExpr</w:t>
-            </w:r>
-            <w:proofErr w:type="spellEnd"/>
-            <w:proofErr w:type="gramEnd"/>
-            <w:r>
-              <w:t xml:space="preserve">("name", "salary * 12 AS </w:t>
-            </w:r>
-            <w:proofErr w:type="spellStart"/>
-            <w:r>
-              <w:t>annual_salary</w:t>
-            </w:r>
-            <w:proofErr w:type="spellEnd"/>
-            <w:r>
-              <w:t>")</w:t>
+            <w:r>
+              <w:t>df.selectExpr("name", "salary * 12 AS annual_salary")</w:t>
             </w:r>
           </w:p>
         </w:tc>
@@ -2971,38 +2559,11 @@
               <w:spacing w:after="160" w:line="278" w:lineRule="auto"/>
             </w:pPr>
             <w:r>
-              <w:t xml:space="preserve">from </w:t>
-            </w:r>
-            <w:proofErr w:type="spellStart"/>
-            <w:proofErr w:type="gramStart"/>
-            <w:r>
-              <w:t>pyspark.sql.functions</w:t>
-            </w:r>
-            <w:proofErr w:type="spellEnd"/>
-            <w:proofErr w:type="gramEnd"/>
-            <w:r>
-              <w:t xml:space="preserve"> import col, lit</w:t>
+              <w:t>from pyspark.sql.functions import col, lit</w:t>
             </w:r>
             <w:r>
               <w:br/>
-            </w:r>
-            <w:proofErr w:type="spellStart"/>
-            <w:r>
-              <w:t>df</w:t>
-            </w:r>
-            <w:proofErr w:type="spellEnd"/>
-            <w:r>
-              <w:t xml:space="preserve"> = </w:t>
-            </w:r>
-            <w:proofErr w:type="spellStart"/>
-            <w:proofErr w:type="gramStart"/>
-            <w:r>
-              <w:t>df.withColumn</w:t>
-            </w:r>
-            <w:proofErr w:type="spellEnd"/>
-            <w:proofErr w:type="gramEnd"/>
-            <w:r>
-              <w:t>("bonus", col("salary") * 0.10)</w:t>
+              <w:t>df = df.withColumn("bonus", col("salary") * 0.10)</w:t>
             </w:r>
           </w:p>
         </w:tc>
@@ -3096,23 +2657,8 @@
             <w:pPr>
               <w:spacing w:after="160" w:line="278" w:lineRule="auto"/>
             </w:pPr>
-            <w:proofErr w:type="spellStart"/>
-            <w:r>
-              <w:t>df</w:t>
-            </w:r>
-            <w:proofErr w:type="spellEnd"/>
-            <w:r>
-              <w:t xml:space="preserve"> = </w:t>
-            </w:r>
-            <w:proofErr w:type="spellStart"/>
-            <w:proofErr w:type="gramStart"/>
-            <w:r>
-              <w:t>df.withColumn</w:t>
-            </w:r>
-            <w:proofErr w:type="spellEnd"/>
-            <w:proofErr w:type="gramEnd"/>
-            <w:r>
-              <w:t>("country", lit("USA"))</w:t>
+            <w:r>
+              <w:t>df = df.withColumn("country", lit("USA"))</w:t>
             </w:r>
           </w:p>
         </w:tc>
@@ -3206,31 +2752,8 @@
             <w:pPr>
               <w:spacing w:after="160" w:line="278" w:lineRule="auto"/>
             </w:pPr>
-            <w:proofErr w:type="spellStart"/>
-            <w:r>
-              <w:t>df</w:t>
-            </w:r>
-            <w:proofErr w:type="spellEnd"/>
-            <w:r>
-              <w:t xml:space="preserve"> = </w:t>
-            </w:r>
-            <w:proofErr w:type="spellStart"/>
-            <w:proofErr w:type="gramStart"/>
-            <w:r>
-              <w:t>df.withColumnRenamed</w:t>
-            </w:r>
-            <w:proofErr w:type="spellEnd"/>
-            <w:proofErr w:type="gramEnd"/>
-            <w:r>
-              <w:t>("old_name","</w:t>
-            </w:r>
-            <w:proofErr w:type="spellStart"/>
-            <w:r>
-              <w:t>new_name</w:t>
-            </w:r>
-            <w:proofErr w:type="spellEnd"/>
-            <w:r>
-              <w:t>")</w:t>
+            <w:r>
+              <w:t>df = df.withColumnRenamed("old_name","new_name")</w:t>
             </w:r>
           </w:p>
         </w:tc>
@@ -3324,31 +2847,8 @@
             <w:pPr>
               <w:spacing w:after="160" w:line="278" w:lineRule="auto"/>
             </w:pPr>
-            <w:proofErr w:type="spellStart"/>
-            <w:r>
-              <w:t>df</w:t>
-            </w:r>
-            <w:proofErr w:type="spellEnd"/>
-            <w:r>
-              <w:t xml:space="preserve"> = </w:t>
-            </w:r>
-            <w:proofErr w:type="spellStart"/>
-            <w:proofErr w:type="gramStart"/>
-            <w:r>
-              <w:t>df.drop</w:t>
-            </w:r>
-            <w:proofErr w:type="spellEnd"/>
-            <w:proofErr w:type="gramEnd"/>
-            <w:r>
-              <w:t>("</w:t>
-            </w:r>
-            <w:proofErr w:type="spellStart"/>
-            <w:r>
-              <w:t>unwanted_column</w:t>
-            </w:r>
-            <w:proofErr w:type="spellEnd"/>
-            <w:r>
-              <w:t>")</w:t>
+            <w:r>
+              <w:t>df = df.drop("unwanted_column")</w:t>
             </w:r>
           </w:p>
         </w:tc>
@@ -3442,23 +2942,8 @@
             <w:pPr>
               <w:spacing w:after="160" w:line="278" w:lineRule="auto"/>
             </w:pPr>
-            <w:proofErr w:type="spellStart"/>
-            <w:proofErr w:type="gramStart"/>
-            <w:r>
-              <w:t>df.select</w:t>
-            </w:r>
-            <w:proofErr w:type="spellEnd"/>
-            <w:proofErr w:type="gramEnd"/>
-            <w:r>
-              <w:t>(col("salary"</w:t>
-            </w:r>
-            <w:proofErr w:type="gramStart"/>
-            <w:r>
-              <w:t>).alias</w:t>
-            </w:r>
-            <w:proofErr w:type="gramEnd"/>
-            <w:r>
-              <w:t>("pay"))</w:t>
+            <w:r>
+              <w:t>df.select(col("salary").alias("pay"))</w:t>
             </w:r>
           </w:p>
         </w:tc>
@@ -3679,15 +3164,8 @@
             <w:pPr>
               <w:spacing w:after="160" w:line="278" w:lineRule="auto"/>
             </w:pPr>
-            <w:proofErr w:type="spellStart"/>
-            <w:proofErr w:type="gramStart"/>
-            <w:r>
-              <w:t>df.filter</w:t>
-            </w:r>
-            <w:proofErr w:type="spellEnd"/>
-            <w:proofErr w:type="gramEnd"/>
-            <w:r>
-              <w:t>(col("age") &gt; 25)</w:t>
+            <w:r>
+              <w:t>df.filter(col("age") &gt; 25)</w:t>
             </w:r>
           </w:p>
         </w:tc>
@@ -3781,15 +3259,8 @@
             <w:pPr>
               <w:spacing w:after="160" w:line="278" w:lineRule="auto"/>
             </w:pPr>
-            <w:proofErr w:type="spellStart"/>
-            <w:proofErr w:type="gramStart"/>
-            <w:r>
-              <w:t>df.where</w:t>
-            </w:r>
-            <w:proofErr w:type="spellEnd"/>
-            <w:proofErr w:type="gramEnd"/>
-            <w:r>
-              <w:t>(col("city") == "Dallas")</w:t>
+            <w:r>
+              <w:t>df.where(col("city") == "Dallas")</w:t>
             </w:r>
           </w:p>
         </w:tc>
@@ -3816,15 +3287,7 @@
               <w:spacing w:after="160" w:line="278" w:lineRule="auto"/>
             </w:pPr>
             <w:r>
-              <w:t xml:space="preserve">Same idea as </w:t>
-            </w:r>
-            <w:proofErr w:type="gramStart"/>
-            <w:r>
-              <w:t>filter(</w:t>
-            </w:r>
-            <w:proofErr w:type="gramEnd"/>
-            <w:r>
-              <w:t>).</w:t>
+              <w:t>Same idea as filter().</w:t>
             </w:r>
           </w:p>
         </w:tc>
@@ -3891,15 +3354,8 @@
             <w:pPr>
               <w:spacing w:after="160" w:line="278" w:lineRule="auto"/>
             </w:pPr>
-            <w:proofErr w:type="spellStart"/>
-            <w:proofErr w:type="gramStart"/>
-            <w:r>
-              <w:t>df.filter</w:t>
-            </w:r>
-            <w:proofErr w:type="spellEnd"/>
-            <w:proofErr w:type="gramEnd"/>
-            <w:r>
-              <w:t>((col("age") &gt; 25) &amp; (col("city") == "Dallas"))</w:t>
+            <w:r>
+              <w:t>df.filter((col("age") &gt; 25) &amp; (col("city") == "Dallas"))</w:t>
             </w:r>
           </w:p>
         </w:tc>
@@ -3993,15 +3449,8 @@
             <w:pPr>
               <w:spacing w:after="160" w:line="278" w:lineRule="auto"/>
             </w:pPr>
-            <w:proofErr w:type="spellStart"/>
-            <w:proofErr w:type="gramStart"/>
-            <w:r>
-              <w:t>df.filter</w:t>
-            </w:r>
-            <w:proofErr w:type="spellEnd"/>
-            <w:proofErr w:type="gramEnd"/>
-            <w:r>
-              <w:t>((col("age") &lt; 20) | (col("age") &gt; 60))</w:t>
+            <w:r>
+              <w:t>df.filter((col("age") &lt; 20) | (col("age") &gt; 60))</w:t>
             </w:r>
           </w:p>
         </w:tc>
@@ -4095,28 +3544,8 @@
             <w:pPr>
               <w:spacing w:after="160" w:line="278" w:lineRule="auto"/>
             </w:pPr>
-            <w:proofErr w:type="spellStart"/>
-            <w:proofErr w:type="gramStart"/>
-            <w:r>
-              <w:t>df.filter</w:t>
-            </w:r>
-            <w:proofErr w:type="spellEnd"/>
-            <w:proofErr w:type="gramEnd"/>
-            <w:r>
-              <w:t>(col("state"</w:t>
-            </w:r>
-            <w:proofErr w:type="gramStart"/>
-            <w:r>
-              <w:t>).</w:t>
-            </w:r>
-            <w:proofErr w:type="spellStart"/>
-            <w:r>
-              <w:t>isin</w:t>
-            </w:r>
-            <w:proofErr w:type="spellEnd"/>
-            <w:proofErr w:type="gramEnd"/>
-            <w:r>
-              <w:t>("TX","MO"))</w:t>
+            <w:r>
+              <w:t>df.filter(col("state").isin("TX","MO"))</w:t>
             </w:r>
           </w:p>
         </w:tc>
@@ -4210,23 +3639,8 @@
             <w:pPr>
               <w:spacing w:after="160" w:line="278" w:lineRule="auto"/>
             </w:pPr>
-            <w:proofErr w:type="spellStart"/>
-            <w:proofErr w:type="gramStart"/>
-            <w:r>
-              <w:t>df.filter</w:t>
-            </w:r>
-            <w:proofErr w:type="spellEnd"/>
-            <w:proofErr w:type="gramEnd"/>
-            <w:r>
-              <w:t>(col("name"</w:t>
-            </w:r>
-            <w:proofErr w:type="gramStart"/>
-            <w:r>
-              <w:t>).like</w:t>
-            </w:r>
-            <w:proofErr w:type="gramEnd"/>
-            <w:r>
-              <w:t>("A%"))</w:t>
+            <w:r>
+              <w:t>df.filter(col("name").like("A%"))</w:t>
             </w:r>
           </w:p>
         </w:tc>
@@ -4320,28 +3734,8 @@
             <w:pPr>
               <w:spacing w:after="160" w:line="278" w:lineRule="auto"/>
             </w:pPr>
-            <w:proofErr w:type="spellStart"/>
-            <w:proofErr w:type="gramStart"/>
-            <w:r>
-              <w:t>df.filter</w:t>
-            </w:r>
-            <w:proofErr w:type="spellEnd"/>
-            <w:proofErr w:type="gramEnd"/>
-            <w:r>
-              <w:t>(col("name"</w:t>
-            </w:r>
-            <w:proofErr w:type="gramStart"/>
-            <w:r>
-              <w:t>).</w:t>
-            </w:r>
-            <w:proofErr w:type="spellStart"/>
-            <w:r>
-              <w:t>ilike</w:t>
-            </w:r>
-            <w:proofErr w:type="spellEnd"/>
-            <w:proofErr w:type="gramEnd"/>
-            <w:r>
-              <w:t>("a%"))</w:t>
+            <w:r>
+              <w:t>df.filter(col("name").ilike("a%"))</w:t>
             </w:r>
           </w:p>
         </w:tc>
@@ -4435,15 +3829,8 @@
             <w:pPr>
               <w:spacing w:after="160" w:line="278" w:lineRule="auto"/>
             </w:pPr>
-            <w:proofErr w:type="spellStart"/>
-            <w:proofErr w:type="gramStart"/>
-            <w:r>
-              <w:t>df.orderBy</w:t>
-            </w:r>
-            <w:proofErr w:type="spellEnd"/>
-            <w:proofErr w:type="gramEnd"/>
-            <w:r>
-              <w:t>("salary")</w:t>
+            <w:r>
+              <w:t>df.orderBy("salary")</w:t>
             </w:r>
           </w:p>
         </w:tc>
@@ -4537,23 +3924,8 @@
             <w:pPr>
               <w:spacing w:after="160" w:line="278" w:lineRule="auto"/>
             </w:pPr>
-            <w:proofErr w:type="spellStart"/>
-            <w:proofErr w:type="gramStart"/>
-            <w:r>
-              <w:t>df.orderBy</w:t>
-            </w:r>
-            <w:proofErr w:type="spellEnd"/>
-            <w:proofErr w:type="gramEnd"/>
-            <w:r>
-              <w:t>(col("salary"</w:t>
-            </w:r>
-            <w:proofErr w:type="gramStart"/>
-            <w:r>
-              <w:t>).desc</w:t>
-            </w:r>
-            <w:proofErr w:type="gramEnd"/>
-            <w:r>
-              <w:t>())</w:t>
+            <w:r>
+              <w:t>df.orderBy(col("salary").desc())</w:t>
             </w:r>
           </w:p>
         </w:tc>
@@ -4579,13 +3951,8 @@
             <w:pPr>
               <w:spacing w:after="160" w:line="278" w:lineRule="auto"/>
             </w:pPr>
-            <w:proofErr w:type="gramStart"/>
-            <w:r>
-              <w:t>Sorts</w:t>
-            </w:r>
-            <w:proofErr w:type="gramEnd"/>
-            <w:r>
-              <w:t xml:space="preserve"> highest to lowest.</w:t>
+            <w:r>
+              <w:t>Sorts highest to lowest.</w:t>
             </w:r>
           </w:p>
         </w:tc>
@@ -4778,15 +4145,8 @@
             <w:pPr>
               <w:spacing w:after="160" w:line="278" w:lineRule="auto"/>
             </w:pPr>
-            <w:proofErr w:type="spellStart"/>
-            <w:proofErr w:type="gramStart"/>
-            <w:r>
-              <w:t>df.na.drop</w:t>
-            </w:r>
-            <w:proofErr w:type="spellEnd"/>
-            <w:proofErr w:type="gramEnd"/>
-            <w:r>
-              <w:t>()</w:t>
+            <w:r>
+              <w:t>df.na.drop()</w:t>
             </w:r>
           </w:p>
         </w:tc>
@@ -4812,13 +4172,8 @@
             <w:pPr>
               <w:spacing w:after="160" w:line="278" w:lineRule="auto"/>
             </w:pPr>
-            <w:proofErr w:type="gramStart"/>
-            <w:r>
-              <w:t>Removes</w:t>
-            </w:r>
-            <w:proofErr w:type="gramEnd"/>
-            <w:r>
-              <w:t xml:space="preserve"> rows containing nulls.</w:t>
+            <w:r>
+              <w:t>Removes rows containing nulls.</w:t>
             </w:r>
           </w:p>
         </w:tc>
@@ -4885,23 +4240,8 @@
             <w:pPr>
               <w:spacing w:after="160" w:line="278" w:lineRule="auto"/>
             </w:pPr>
-            <w:proofErr w:type="spellStart"/>
-            <w:proofErr w:type="gramStart"/>
-            <w:r>
-              <w:t>df.na.drop</w:t>
-            </w:r>
-            <w:proofErr w:type="spellEnd"/>
-            <w:proofErr w:type="gramEnd"/>
-            <w:r>
-              <w:t>(subset=["</w:t>
-            </w:r>
-            <w:proofErr w:type="spellStart"/>
-            <w:r>
-              <w:t>name","age</w:t>
-            </w:r>
-            <w:proofErr w:type="spellEnd"/>
-            <w:r>
-              <w:t>"])</w:t>
+            <w:r>
+              <w:t>df.na.drop(subset=["name","age"])</w:t>
             </w:r>
           </w:p>
         </w:tc>
@@ -4995,23 +4335,8 @@
             <w:pPr>
               <w:spacing w:after="160" w:line="278" w:lineRule="auto"/>
             </w:pPr>
-            <w:proofErr w:type="spellStart"/>
-            <w:proofErr w:type="gramStart"/>
-            <w:r>
-              <w:t>df.na.fill</w:t>
-            </w:r>
-            <w:proofErr w:type="spellEnd"/>
-            <w:proofErr w:type="gramEnd"/>
-            <w:r>
-              <w:t>({"age":0,"city":"</w:t>
-            </w:r>
-            <w:proofErr w:type="gramStart"/>
-            <w:r>
-              <w:t>Unknown"}</w:t>
-            </w:r>
-            <w:proofErr w:type="gramEnd"/>
-            <w:r>
-              <w:t>)</w:t>
+            <w:r>
+              <w:t>df.na.fill({"age":0,"city":"Unknown"})</w:t>
             </w:r>
           </w:p>
         </w:tc>
@@ -5105,15 +4430,8 @@
             <w:pPr>
               <w:spacing w:after="160" w:line="278" w:lineRule="auto"/>
             </w:pPr>
-            <w:proofErr w:type="spellStart"/>
-            <w:proofErr w:type="gramStart"/>
-            <w:r>
-              <w:t>df.dropDuplicates</w:t>
-            </w:r>
-            <w:proofErr w:type="spellEnd"/>
-            <w:proofErr w:type="gramEnd"/>
-            <w:r>
-              <w:t>()</w:t>
+            <w:r>
+              <w:t>df.dropDuplicates()</w:t>
             </w:r>
           </w:p>
         </w:tc>
@@ -5139,13 +4457,8 @@
             <w:pPr>
               <w:spacing w:after="160" w:line="278" w:lineRule="auto"/>
             </w:pPr>
-            <w:proofErr w:type="gramStart"/>
-            <w:r>
-              <w:t>Removes</w:t>
-            </w:r>
-            <w:proofErr w:type="gramEnd"/>
-            <w:r>
-              <w:t xml:space="preserve"> rows that are completely duplicated.</w:t>
+            <w:r>
+              <w:t>Removes rows that are completely duplicated.</w:t>
             </w:r>
           </w:p>
         </w:tc>
@@ -5212,23 +4525,8 @@
             <w:pPr>
               <w:spacing w:after="160" w:line="278" w:lineRule="auto"/>
             </w:pPr>
-            <w:proofErr w:type="spellStart"/>
-            <w:proofErr w:type="gramStart"/>
-            <w:r>
-              <w:t>df.dropDuplicates</w:t>
-            </w:r>
-            <w:proofErr w:type="spellEnd"/>
-            <w:proofErr w:type="gramEnd"/>
-            <w:r>
-              <w:t>(["</w:t>
-            </w:r>
-            <w:proofErr w:type="spellStart"/>
-            <w:r>
-              <w:t>age","height</w:t>
-            </w:r>
-            <w:proofErr w:type="spellEnd"/>
-            <w:r>
-              <w:t>"])</w:t>
+            <w:r>
+              <w:t>df.dropDuplicates(["age","height"])</w:t>
             </w:r>
           </w:p>
         </w:tc>
@@ -5448,23 +4746,8 @@
             <w:pPr>
               <w:spacing w:after="160" w:line="278" w:lineRule="auto"/>
             </w:pPr>
-            <w:proofErr w:type="spellStart"/>
-            <w:proofErr w:type="gramStart"/>
-            <w:r>
-              <w:t>df.groupBy</w:t>
-            </w:r>
-            <w:proofErr w:type="spellEnd"/>
-            <w:proofErr w:type="gramEnd"/>
-            <w:r>
-              <w:t>("department"</w:t>
-            </w:r>
-            <w:proofErr w:type="gramStart"/>
-            <w:r>
-              <w:t>).count</w:t>
-            </w:r>
-            <w:proofErr w:type="gramEnd"/>
-            <w:r>
-              <w:t>()</w:t>
+            <w:r>
+              <w:t>df.groupBy("department").count()</w:t>
             </w:r>
           </w:p>
         </w:tc>
@@ -5558,23 +4841,8 @@
             <w:pPr>
               <w:spacing w:after="160" w:line="278" w:lineRule="auto"/>
             </w:pPr>
-            <w:proofErr w:type="spellStart"/>
-            <w:proofErr w:type="gramStart"/>
-            <w:r>
-              <w:t>df.groupBy</w:t>
-            </w:r>
-            <w:proofErr w:type="spellEnd"/>
-            <w:proofErr w:type="gramEnd"/>
-            <w:r>
-              <w:t>("department"</w:t>
-            </w:r>
-            <w:proofErr w:type="gramStart"/>
-            <w:r>
-              <w:t>).sum</w:t>
-            </w:r>
-            <w:proofErr w:type="gramEnd"/>
-            <w:r>
-              <w:t>("salary")</w:t>
+            <w:r>
+              <w:t>df.groupBy("department").sum("salary")</w:t>
             </w:r>
           </w:p>
         </w:tc>
@@ -5668,23 +4936,8 @@
             <w:pPr>
               <w:spacing w:after="160" w:line="278" w:lineRule="auto"/>
             </w:pPr>
-            <w:proofErr w:type="spellStart"/>
-            <w:proofErr w:type="gramStart"/>
-            <w:r>
-              <w:t>df.groupBy</w:t>
-            </w:r>
-            <w:proofErr w:type="spellEnd"/>
-            <w:proofErr w:type="gramEnd"/>
-            <w:r>
-              <w:t>("department"</w:t>
-            </w:r>
-            <w:proofErr w:type="gramStart"/>
-            <w:r>
-              <w:t>).avg</w:t>
-            </w:r>
-            <w:proofErr w:type="gramEnd"/>
-            <w:r>
-              <w:t>("salary")</w:t>
+            <w:r>
+              <w:t>df.groupBy("department").avg("salary")</w:t>
             </w:r>
           </w:p>
         </w:tc>
@@ -5780,59 +5033,11 @@
               <w:spacing w:after="160" w:line="278" w:lineRule="auto"/>
             </w:pPr>
             <w:r>
-              <w:t xml:space="preserve">from </w:t>
-            </w:r>
-            <w:proofErr w:type="spellStart"/>
-            <w:proofErr w:type="gramStart"/>
-            <w:r>
-              <w:t>pyspark.sql.functions</w:t>
-            </w:r>
-            <w:proofErr w:type="spellEnd"/>
-            <w:proofErr w:type="gramEnd"/>
-            <w:r>
-              <w:t xml:space="preserve"> import sum, avg, max</w:t>
+              <w:t>from pyspark.sql.functions import sum, avg, max</w:t>
             </w:r>
             <w:r>
               <w:br/>
-            </w:r>
-            <w:proofErr w:type="spellStart"/>
-            <w:proofErr w:type="gramStart"/>
-            <w:r>
-              <w:t>df.groupBy</w:t>
-            </w:r>
-            <w:proofErr w:type="spellEnd"/>
-            <w:proofErr w:type="gramEnd"/>
-            <w:r>
-              <w:t>("dept"</w:t>
-            </w:r>
-            <w:proofErr w:type="gramStart"/>
-            <w:r>
-              <w:t>).</w:t>
-            </w:r>
-            <w:proofErr w:type="spellStart"/>
-            <w:r>
-              <w:t>agg</w:t>
-            </w:r>
-            <w:proofErr w:type="spellEnd"/>
-            <w:proofErr w:type="gramEnd"/>
-            <w:r>
-              <w:t>(sum("sales"</w:t>
-            </w:r>
-            <w:proofErr w:type="gramStart"/>
-            <w:r>
-              <w:t>),avg</w:t>
-            </w:r>
-            <w:proofErr w:type="gramEnd"/>
-            <w:r>
-              <w:t>("sales"</w:t>
-            </w:r>
-            <w:proofErr w:type="gramStart"/>
-            <w:r>
-              <w:t>),max</w:t>
-            </w:r>
-            <w:proofErr w:type="gramEnd"/>
-            <w:r>
-              <w:t>("sales"))</w:t>
+              <w:t>df.groupBy("dept").agg(sum("sales"),avg("sales"),max("sales"))</w:t>
             </w:r>
           </w:p>
         </w:tc>
@@ -5927,57 +5132,11 @@
               <w:spacing w:after="160" w:line="278" w:lineRule="auto"/>
             </w:pPr>
             <w:r>
-              <w:t xml:space="preserve">from </w:t>
-            </w:r>
-            <w:proofErr w:type="spellStart"/>
-            <w:proofErr w:type="gramStart"/>
-            <w:r>
-              <w:t>pyspark.sql.functions</w:t>
-            </w:r>
-            <w:proofErr w:type="spellEnd"/>
-            <w:proofErr w:type="gramEnd"/>
-            <w:r>
-              <w:t xml:space="preserve"> import </w:t>
-            </w:r>
-            <w:proofErr w:type="spellStart"/>
-            <w:r>
-              <w:t>countDistinct</w:t>
-            </w:r>
-            <w:proofErr w:type="spellEnd"/>
+              <w:t>from pyspark.sql.functions import countDistinct</w:t>
+            </w:r>
             <w:r>
               <w:br/>
-            </w:r>
-            <w:proofErr w:type="spellStart"/>
-            <w:r>
-              <w:t>df.agg</w:t>
-            </w:r>
-            <w:proofErr w:type="spellEnd"/>
-            <w:r>
-              <w:t>(</w:t>
-            </w:r>
-            <w:proofErr w:type="spellStart"/>
-            <w:r>
-              <w:t>countDistinct</w:t>
-            </w:r>
-            <w:proofErr w:type="spellEnd"/>
-            <w:r>
-              <w:t>("</w:t>
-            </w:r>
-            <w:proofErr w:type="spellStart"/>
-            <w:r>
-              <w:t>customer_id</w:t>
-            </w:r>
-            <w:proofErr w:type="spellEnd"/>
-            <w:r>
-              <w:t>")</w:t>
-            </w:r>
-            <w:proofErr w:type="gramStart"/>
-            <w:r>
-              <w:t>).show</w:t>
-            </w:r>
-            <w:proofErr w:type="gramEnd"/>
-            <w:r>
-              <w:t>()</w:t>
+              <w:t>df.agg(countDistinct("customer_id")).show()</w:t>
             </w:r>
           </w:p>
         </w:tc>
@@ -6197,23 +5356,8 @@
             <w:pPr>
               <w:spacing w:after="160" w:line="278" w:lineRule="auto"/>
             </w:pPr>
-            <w:proofErr w:type="spellStart"/>
-            <w:proofErr w:type="gramStart"/>
-            <w:r>
-              <w:t>df.withColumn</w:t>
-            </w:r>
-            <w:proofErr w:type="spellEnd"/>
-            <w:proofErr w:type="gramEnd"/>
-            <w:r>
-              <w:t>("age", col("age"</w:t>
-            </w:r>
-            <w:proofErr w:type="gramStart"/>
-            <w:r>
-              <w:t>).cast</w:t>
-            </w:r>
-            <w:proofErr w:type="gramEnd"/>
-            <w:r>
-              <w:t>("int"))</w:t>
+            <w:r>
+              <w:t>df.withColumn("age", col("age").cast("int"))</w:t>
             </w:r>
           </w:p>
         </w:tc>
@@ -6308,30 +5452,11 @@
               <w:spacing w:after="160" w:line="278" w:lineRule="auto"/>
             </w:pPr>
             <w:r>
-              <w:t xml:space="preserve">from </w:t>
-            </w:r>
-            <w:proofErr w:type="spellStart"/>
-            <w:proofErr w:type="gramStart"/>
-            <w:r>
-              <w:t>pyspark.sql.functions</w:t>
-            </w:r>
-            <w:proofErr w:type="spellEnd"/>
-            <w:proofErr w:type="gramEnd"/>
-            <w:r>
-              <w:t xml:space="preserve"> import upper, lower</w:t>
+              <w:t>from pyspark.sql.functions import upper, lower</w:t>
             </w:r>
             <w:r>
               <w:br/>
-            </w:r>
-            <w:proofErr w:type="spellStart"/>
-            <w:proofErr w:type="gramStart"/>
-            <w:r>
-              <w:t>df.select</w:t>
-            </w:r>
-            <w:proofErr w:type="spellEnd"/>
-            <w:proofErr w:type="gramEnd"/>
-            <w:r>
-              <w:t>(upper("name"), lower("city"))</w:t>
+              <w:t>df.select(upper("name"), lower("city"))</w:t>
             </w:r>
           </w:p>
         </w:tc>
@@ -6394,7 +5519,6 @@
             <w:pPr>
               <w:spacing w:after="160" w:line="278" w:lineRule="auto"/>
             </w:pPr>
-            <w:proofErr w:type="spellStart"/>
             <w:r>
               <w:rPr>
                 <w:b/>
@@ -6402,7 +5526,6 @@
               </w:rPr>
               <w:t>Concat</w:t>
             </w:r>
-            <w:proofErr w:type="spellEnd"/>
           </w:p>
         </w:tc>
         <w:tc>
@@ -6428,67 +5551,11 @@
               <w:spacing w:after="160" w:line="278" w:lineRule="auto"/>
             </w:pPr>
             <w:r>
-              <w:t xml:space="preserve">from </w:t>
-            </w:r>
-            <w:proofErr w:type="spellStart"/>
-            <w:proofErr w:type="gramStart"/>
-            <w:r>
-              <w:t>pyspark.sql.functions</w:t>
-            </w:r>
-            <w:proofErr w:type="spellEnd"/>
-            <w:proofErr w:type="gramEnd"/>
-            <w:r>
-              <w:t xml:space="preserve"> import </w:t>
-            </w:r>
-            <w:proofErr w:type="spellStart"/>
-            <w:r>
-              <w:t>concat_ws</w:t>
-            </w:r>
-            <w:proofErr w:type="spellEnd"/>
+              <w:t>from pyspark.sql.functions import concat_ws</w:t>
+            </w:r>
             <w:r>
               <w:br/>
-            </w:r>
-            <w:proofErr w:type="spellStart"/>
-            <w:proofErr w:type="gramStart"/>
-            <w:r>
-              <w:t>df.withColumn</w:t>
-            </w:r>
-            <w:proofErr w:type="spellEnd"/>
-            <w:proofErr w:type="gramEnd"/>
-            <w:r>
-              <w:t>("</w:t>
-            </w:r>
-            <w:proofErr w:type="spellStart"/>
-            <w:r>
-              <w:t>full_name</w:t>
-            </w:r>
-            <w:proofErr w:type="spellEnd"/>
-            <w:r>
-              <w:t xml:space="preserve">", </w:t>
-            </w:r>
-            <w:proofErr w:type="spellStart"/>
-            <w:r>
-              <w:t>concat_</w:t>
-            </w:r>
-            <w:proofErr w:type="gramStart"/>
-            <w:r>
-              <w:t>ws</w:t>
-            </w:r>
-            <w:proofErr w:type="spellEnd"/>
-            <w:r>
-              <w:t>(</w:t>
-            </w:r>
-            <w:proofErr w:type="gramEnd"/>
-            <w:r>
-              <w:t>" ","</w:t>
-            </w:r>
-            <w:proofErr w:type="spellStart"/>
-            <w:r>
-              <w:t>first","last</w:t>
-            </w:r>
-            <w:proofErr w:type="spellEnd"/>
-            <w:r>
-              <w:t>"))</w:t>
+              <w:t>df.withColumn("full_name", concat_ws(" ","first","last"))</w:t>
             </w:r>
           </w:p>
         </w:tc>
@@ -6583,30 +5650,11 @@
               <w:spacing w:after="160" w:line="278" w:lineRule="auto"/>
             </w:pPr>
             <w:r>
-              <w:t xml:space="preserve">from </w:t>
-            </w:r>
-            <w:proofErr w:type="spellStart"/>
-            <w:proofErr w:type="gramStart"/>
-            <w:r>
-              <w:t>pyspark.sql.functions</w:t>
-            </w:r>
-            <w:proofErr w:type="spellEnd"/>
-            <w:proofErr w:type="gramEnd"/>
-            <w:r>
-              <w:t xml:space="preserve"> import substring</w:t>
+              <w:t>from pyspark.sql.functions import substring</w:t>
             </w:r>
             <w:r>
               <w:br/>
-            </w:r>
-            <w:proofErr w:type="spellStart"/>
-            <w:proofErr w:type="gramStart"/>
-            <w:r>
-              <w:t>df.withColumn</w:t>
-            </w:r>
-            <w:proofErr w:type="spellEnd"/>
-            <w:proofErr w:type="gramEnd"/>
-            <w:r>
-              <w:t>("code", substring("id",1,3))</w:t>
+              <w:t>df.withColumn("code", substring("id",1,3))</w:t>
             </w:r>
           </w:p>
         </w:tc>
@@ -6701,38 +5749,11 @@
               <w:spacing w:after="160" w:line="278" w:lineRule="auto"/>
             </w:pPr>
             <w:r>
-              <w:t xml:space="preserve">from </w:t>
-            </w:r>
-            <w:proofErr w:type="spellStart"/>
-            <w:proofErr w:type="gramStart"/>
-            <w:r>
-              <w:t>pyspark.sql.functions</w:t>
-            </w:r>
-            <w:proofErr w:type="spellEnd"/>
-            <w:proofErr w:type="gramEnd"/>
-            <w:r>
-              <w:t xml:space="preserve"> import when</w:t>
+              <w:t>from pyspark.sql.functions import when</w:t>
             </w:r>
             <w:r>
               <w:br/>
-            </w:r>
-            <w:proofErr w:type="spellStart"/>
-            <w:proofErr w:type="gramStart"/>
-            <w:r>
-              <w:t>df.withColumn</w:t>
-            </w:r>
-            <w:proofErr w:type="spellEnd"/>
-            <w:proofErr w:type="gramEnd"/>
-            <w:r>
-              <w:t>("grade", when(col("score")&gt;=90,"A"</w:t>
-            </w:r>
-            <w:proofErr w:type="gramStart"/>
-            <w:r>
-              <w:t>).otherwise</w:t>
-            </w:r>
-            <w:proofErr w:type="gramEnd"/>
-            <w:r>
-              <w:t>("Other"))</w:t>
+              <w:t>df.withColumn("grade", when(col("score")&gt;=90,"A").otherwise("Other"))</w:t>
             </w:r>
           </w:p>
         </w:tc>
@@ -6827,51 +5848,11 @@
               <w:spacing w:after="160" w:line="278" w:lineRule="auto"/>
             </w:pPr>
             <w:r>
-              <w:t xml:space="preserve">from </w:t>
-            </w:r>
-            <w:proofErr w:type="spellStart"/>
-            <w:proofErr w:type="gramStart"/>
-            <w:r>
-              <w:t>pyspark.sql.functions</w:t>
-            </w:r>
-            <w:proofErr w:type="spellEnd"/>
-            <w:proofErr w:type="gramEnd"/>
-            <w:r>
-              <w:t xml:space="preserve"> import </w:t>
-            </w:r>
-            <w:proofErr w:type="spellStart"/>
-            <w:r>
-              <w:t>to_date</w:t>
-            </w:r>
-            <w:proofErr w:type="spellEnd"/>
+              <w:t>from pyspark.sql.functions import to_date</w:t>
+            </w:r>
             <w:r>
               <w:br/>
-            </w:r>
-            <w:proofErr w:type="spellStart"/>
-            <w:proofErr w:type="gramStart"/>
-            <w:r>
-              <w:t>df.withColumn</w:t>
-            </w:r>
-            <w:proofErr w:type="spellEnd"/>
-            <w:proofErr w:type="gramEnd"/>
-            <w:r>
-              <w:t xml:space="preserve">("dt", </w:t>
-            </w:r>
-            <w:proofErr w:type="spellStart"/>
-            <w:r>
-              <w:t>to_date</w:t>
-            </w:r>
-            <w:proofErr w:type="spellEnd"/>
-            <w:r>
-              <w:t>("date_str","</w:t>
-            </w:r>
-            <w:proofErr w:type="spellStart"/>
-            <w:r>
-              <w:t>yyyy</w:t>
-            </w:r>
-            <w:proofErr w:type="spellEnd"/>
-            <w:r>
-              <w:t>-MM-dd"))</w:t>
+              <w:t>df.withColumn("dt", to_date("date_str","yyyy-MM-dd"))</w:t>
             </w:r>
           </w:p>
         </w:tc>
@@ -6898,15 +5879,7 @@
               <w:spacing w:after="160" w:line="278" w:lineRule="auto"/>
             </w:pPr>
             <w:r>
-              <w:t xml:space="preserve">Converts string to </w:t>
-            </w:r>
-            <w:proofErr w:type="spellStart"/>
-            <w:r>
-              <w:t>DateType</w:t>
-            </w:r>
-            <w:proofErr w:type="spellEnd"/>
-            <w:r>
-              <w:t>.</w:t>
+              <w:t>Converts string to DateType.</w:t>
             </w:r>
           </w:p>
         </w:tc>
@@ -7127,15 +6100,7 @@
               <w:spacing w:after="160" w:line="278" w:lineRule="auto"/>
             </w:pPr>
             <w:r>
-              <w:t xml:space="preserve">Returns matching rows from both </w:t>
-            </w:r>
-            <w:proofErr w:type="spellStart"/>
-            <w:r>
-              <w:t>DataFrames</w:t>
-            </w:r>
-            <w:proofErr w:type="spellEnd"/>
-            <w:r>
-              <w:t>.</w:t>
+              <w:t>Returns matching rows from both DataFrames.</w:t>
             </w:r>
           </w:p>
         </w:tc>
@@ -7461,23 +6426,7 @@
                 <w:b/>
                 <w:bCs/>
               </w:rPr>
-              <w:t xml:space="preserve">Join </w:t>
-            </w:r>
-            <w:proofErr w:type="gramStart"/>
-            <w:r>
-              <w:rPr>
-                <w:b/>
-                <w:bCs/>
-              </w:rPr>
-              <w:t>on</w:t>
-            </w:r>
-            <w:proofErr w:type="gramEnd"/>
-            <w:r>
-              <w:rPr>
-                <w:b/>
-                <w:bCs/>
-              </w:rPr>
-              <w:t xml:space="preserve"> different keys</w:t>
+              <w:t>Join on different keys</w:t>
             </w:r>
           </w:p>
         </w:tc>
@@ -7599,15 +6548,7 @@
               <w:spacing w:after="160" w:line="278" w:lineRule="auto"/>
             </w:pPr>
             <w:r>
-              <w:t>df1.join(df2, "id", "</w:t>
-            </w:r>
-            <w:proofErr w:type="spellStart"/>
-            <w:r>
-              <w:t>left_semi</w:t>
-            </w:r>
-            <w:proofErr w:type="spellEnd"/>
-            <w:r>
-              <w:t>")</w:t>
+              <w:t>df1.join(df2, "id", "left_semi")</w:t>
             </w:r>
           </w:p>
         </w:tc>
@@ -7702,15 +6643,7 @@
               <w:spacing w:after="160" w:line="278" w:lineRule="auto"/>
             </w:pPr>
             <w:r>
-              <w:t>df1.join(df2, "id", "</w:t>
-            </w:r>
-            <w:proofErr w:type="spellStart"/>
-            <w:r>
-              <w:t>left_anti</w:t>
-            </w:r>
-            <w:proofErr w:type="spellEnd"/>
-            <w:r>
-              <w:t>")</w:t>
+              <w:t>df1.join(df2, "id", "left_anti")</w:t>
             </w:r>
           </w:p>
         </w:tc>
@@ -7931,15 +6864,8 @@
             <w:pPr>
               <w:spacing w:after="160" w:line="278" w:lineRule="auto"/>
             </w:pPr>
-            <w:proofErr w:type="spellStart"/>
-            <w:proofErr w:type="gramStart"/>
-            <w:r>
-              <w:t>df.createOrReplaceTempView</w:t>
-            </w:r>
-            <w:proofErr w:type="spellEnd"/>
-            <w:proofErr w:type="gramEnd"/>
-            <w:r>
-              <w:t>("people")</w:t>
+            <w:r>
+              <w:t>df.createOrReplaceTempView("people")</w:t>
             </w:r>
           </w:p>
         </w:tc>
@@ -7966,15 +6892,7 @@
               <w:spacing w:after="160" w:line="278" w:lineRule="auto"/>
             </w:pPr>
             <w:r>
-              <w:t xml:space="preserve">Makes a DataFrame </w:t>
-            </w:r>
-            <w:proofErr w:type="spellStart"/>
-            <w:r>
-              <w:t>queryable</w:t>
-            </w:r>
-            <w:proofErr w:type="spellEnd"/>
-            <w:r>
-              <w:t xml:space="preserve"> with SQL.</w:t>
+              <w:t>Makes a DataFrame queryable with SQL.</w:t>
             </w:r>
           </w:p>
         </w:tc>
@@ -8042,20 +6960,7 @@
               <w:spacing w:after="160" w:line="278" w:lineRule="auto"/>
             </w:pPr>
             <w:r>
-              <w:t xml:space="preserve">result = </w:t>
-            </w:r>
-            <w:proofErr w:type="spellStart"/>
-            <w:proofErr w:type="gramStart"/>
-            <w:r>
-              <w:t>spark.sql</w:t>
-            </w:r>
-            <w:proofErr w:type="spellEnd"/>
-            <w:r>
-              <w:t>(</w:t>
-            </w:r>
-            <w:proofErr w:type="gramEnd"/>
-            <w:r>
-              <w:t>"SELECT * FROM people WHERE age &gt; 25")</w:t>
+              <w:t>result = spark.sql("SELECT * FROM people WHERE age &gt; 25")</w:t>
             </w:r>
           </w:p>
         </w:tc>
@@ -8149,26 +7054,8 @@
             <w:pPr>
               <w:spacing w:after="160" w:line="278" w:lineRule="auto"/>
             </w:pPr>
-            <w:proofErr w:type="spellStart"/>
-            <w:proofErr w:type="gramStart"/>
-            <w:r>
-              <w:t>spark.sql</w:t>
-            </w:r>
-            <w:proofErr w:type="spellEnd"/>
-            <w:r>
-              <w:t>(</w:t>
-            </w:r>
-            <w:proofErr w:type="gramEnd"/>
-            <w:r>
-              <w:t>"SHOW DATABASES"</w:t>
-            </w:r>
-            <w:proofErr w:type="gramStart"/>
-            <w:r>
-              <w:t>).show</w:t>
-            </w:r>
-            <w:proofErr w:type="gramEnd"/>
-            <w:r>
-              <w:t>()</w:t>
+            <w:r>
+              <w:t>spark.sql("SHOW DATABASES").show()</w:t>
             </w:r>
           </w:p>
         </w:tc>
@@ -8262,26 +7149,8 @@
             <w:pPr>
               <w:spacing w:after="160" w:line="278" w:lineRule="auto"/>
             </w:pPr>
-            <w:proofErr w:type="spellStart"/>
-            <w:proofErr w:type="gramStart"/>
-            <w:r>
-              <w:t>spark.sql</w:t>
-            </w:r>
-            <w:proofErr w:type="spellEnd"/>
-            <w:r>
-              <w:t>(</w:t>
-            </w:r>
-            <w:proofErr w:type="gramEnd"/>
-            <w:r>
-              <w:t>"SHOW TABLES"</w:t>
-            </w:r>
-            <w:proofErr w:type="gramStart"/>
-            <w:r>
-              <w:t>).show</w:t>
-            </w:r>
-            <w:proofErr w:type="gramEnd"/>
-            <w:r>
-              <w:t>()</w:t>
+            <w:r>
+              <w:t>spark.sql("SHOW TABLES").show()</w:t>
             </w:r>
           </w:p>
         </w:tc>
@@ -8307,13 +7176,8 @@
             <w:pPr>
               <w:spacing w:after="160" w:line="278" w:lineRule="auto"/>
             </w:pPr>
-            <w:proofErr w:type="gramStart"/>
-            <w:r>
-              <w:t>Shows</w:t>
-            </w:r>
-            <w:proofErr w:type="gramEnd"/>
-            <w:r>
-              <w:t xml:space="preserve"> tables in the current database.</w:t>
+            <w:r>
+              <w:t>Shows tables in the current database.</w:t>
             </w:r>
           </w:p>
         </w:tc>
@@ -8380,26 +7244,8 @@
             <w:pPr>
               <w:spacing w:after="160" w:line="278" w:lineRule="auto"/>
             </w:pPr>
-            <w:proofErr w:type="spellStart"/>
-            <w:proofErr w:type="gramStart"/>
-            <w:r>
-              <w:t>spark.sql</w:t>
-            </w:r>
-            <w:proofErr w:type="spellEnd"/>
-            <w:r>
-              <w:t>(</w:t>
-            </w:r>
-            <w:proofErr w:type="gramEnd"/>
-            <w:r>
-              <w:t xml:space="preserve">"USE </w:t>
-            </w:r>
-            <w:proofErr w:type="spellStart"/>
-            <w:r>
-              <w:t>my_database</w:t>
-            </w:r>
-            <w:proofErr w:type="spellEnd"/>
-            <w:r>
-              <w:t>")</w:t>
+            <w:r>
+              <w:t>spark.sql("USE my_database")</w:t>
             </w:r>
           </w:p>
         </w:tc>
@@ -8619,23 +7465,8 @@
             <w:pPr>
               <w:spacing w:after="160" w:line="278" w:lineRule="auto"/>
             </w:pPr>
-            <w:proofErr w:type="spellStart"/>
-            <w:r>
-              <w:t>rdd</w:t>
-            </w:r>
-            <w:proofErr w:type="spellEnd"/>
-            <w:r>
-              <w:t xml:space="preserve"> = </w:t>
-            </w:r>
-            <w:proofErr w:type="spellStart"/>
-            <w:proofErr w:type="gramStart"/>
-            <w:r>
-              <w:t>spark.sparkContext.parallelize</w:t>
-            </w:r>
-            <w:proofErr w:type="spellEnd"/>
-            <w:proofErr w:type="gramEnd"/>
-            <w:r>
-              <w:t>([1,2,3,4])</w:t>
+            <w:r>
+              <w:t>rdd = spark.sparkContext.parallelize([1,2,3,4])</w:t>
             </w:r>
           </w:p>
         </w:tc>
@@ -8661,13 +7492,8 @@
             <w:pPr>
               <w:spacing w:after="160" w:line="278" w:lineRule="auto"/>
             </w:pPr>
-            <w:proofErr w:type="gramStart"/>
-            <w:r>
-              <w:t>Creates</w:t>
-            </w:r>
-            <w:proofErr w:type="gramEnd"/>
-            <w:r>
-              <w:t xml:space="preserve"> a distributed collection.</w:t>
+            <w:r>
+              <w:t>Creates a distributed collection.</w:t>
             </w:r>
           </w:p>
         </w:tc>
@@ -8734,26 +7560,8 @@
             <w:pPr>
               <w:spacing w:after="160" w:line="278" w:lineRule="auto"/>
             </w:pPr>
-            <w:proofErr w:type="spellStart"/>
-            <w:proofErr w:type="gramStart"/>
-            <w:r>
-              <w:t>rdd.map</w:t>
-            </w:r>
-            <w:proofErr w:type="spellEnd"/>
-            <w:r>
-              <w:t>(</w:t>
-            </w:r>
-            <w:proofErr w:type="gramEnd"/>
-            <w:r>
-              <w:t>lambda x: x * 2</w:t>
-            </w:r>
-            <w:proofErr w:type="gramStart"/>
-            <w:r>
-              <w:t>).collect</w:t>
-            </w:r>
-            <w:proofErr w:type="gramEnd"/>
-            <w:r>
-              <w:t>()</w:t>
+            <w:r>
+              <w:t>rdd.map(lambda x: x * 2).collect()</w:t>
             </w:r>
           </w:p>
         </w:tc>
@@ -8816,7 +7624,6 @@
             <w:pPr>
               <w:spacing w:after="160" w:line="278" w:lineRule="auto"/>
             </w:pPr>
-            <w:proofErr w:type="spellStart"/>
             <w:r>
               <w:rPr>
                 <w:b/>
@@ -8824,7 +7631,6 @@
               </w:rPr>
               <w:t>flatMap</w:t>
             </w:r>
-            <w:proofErr w:type="spellEnd"/>
           </w:p>
         </w:tc>
         <w:tc>
@@ -8849,23 +7655,8 @@
             <w:pPr>
               <w:spacing w:after="160" w:line="278" w:lineRule="auto"/>
             </w:pPr>
-            <w:proofErr w:type="spellStart"/>
-            <w:proofErr w:type="gramStart"/>
-            <w:r>
-              <w:t>rdd.flatMap</w:t>
-            </w:r>
-            <w:proofErr w:type="spellEnd"/>
-            <w:proofErr w:type="gramEnd"/>
-            <w:r>
-              <w:t>(lambda x: [x, x*2]</w:t>
-            </w:r>
-            <w:proofErr w:type="gramStart"/>
-            <w:r>
-              <w:t>).collect</w:t>
-            </w:r>
-            <w:proofErr w:type="gramEnd"/>
-            <w:r>
-              <w:t>()</w:t>
+            <w:r>
+              <w:t>rdd.flatMap(lambda x: [x, x*2]).collect()</w:t>
             </w:r>
           </w:p>
         </w:tc>
@@ -8959,31 +7750,8 @@
             <w:pPr>
               <w:spacing w:after="160" w:line="278" w:lineRule="auto"/>
             </w:pPr>
-            <w:proofErr w:type="spellStart"/>
-            <w:proofErr w:type="gramStart"/>
-            <w:r>
-              <w:t>rdd.filter</w:t>
-            </w:r>
-            <w:proofErr w:type="spellEnd"/>
-            <w:proofErr w:type="gramEnd"/>
-            <w:r>
-              <w:t>(lambda x</w:t>
-            </w:r>
-            <w:proofErr w:type="gramStart"/>
-            <w:r>
-              <w:t>: x</w:t>
-            </w:r>
-            <w:proofErr w:type="gramEnd"/>
-            <w:r>
-              <w:t xml:space="preserve"> &gt; 2</w:t>
-            </w:r>
-            <w:proofErr w:type="gramStart"/>
-            <w:r>
-              <w:t>).collect</w:t>
-            </w:r>
-            <w:proofErr w:type="gramEnd"/>
-            <w:r>
-              <w:t>()</w:t>
+            <w:r>
+              <w:t>rdd.filter(lambda x: x &gt; 2).collect()</w:t>
             </w:r>
           </w:p>
         </w:tc>
@@ -9077,33 +7845,8 @@
             <w:pPr>
               <w:spacing w:after="160" w:line="278" w:lineRule="auto"/>
             </w:pPr>
-            <w:proofErr w:type="spellStart"/>
-            <w:proofErr w:type="gramStart"/>
-            <w:r>
-              <w:t>rdd.reduce</w:t>
-            </w:r>
-            <w:proofErr w:type="spellEnd"/>
-            <w:proofErr w:type="gramEnd"/>
-            <w:r>
-              <w:t xml:space="preserve">(lambda </w:t>
-            </w:r>
-            <w:proofErr w:type="spellStart"/>
-            <w:proofErr w:type="gramStart"/>
-            <w:r>
-              <w:t>a,b</w:t>
-            </w:r>
-            <w:proofErr w:type="spellEnd"/>
-            <w:proofErr w:type="gramEnd"/>
-            <w:r>
-              <w:t xml:space="preserve">: </w:t>
-            </w:r>
-            <w:proofErr w:type="spellStart"/>
-            <w:r>
-              <w:t>a+b</w:t>
-            </w:r>
-            <w:proofErr w:type="spellEnd"/>
-            <w:r>
-              <w:t>)</w:t>
+            <w:r>
+              <w:t>rdd.reduce(lambda a,b: a+b)</w:t>
             </w:r>
           </w:p>
         </w:tc>
@@ -9197,15 +7940,8 @@
             <w:pPr>
               <w:spacing w:after="160" w:line="278" w:lineRule="auto"/>
             </w:pPr>
-            <w:proofErr w:type="spellStart"/>
-            <w:proofErr w:type="gramStart"/>
-            <w:r>
-              <w:t>rdd.count</w:t>
-            </w:r>
-            <w:proofErr w:type="spellEnd"/>
-            <w:proofErr w:type="gramEnd"/>
-            <w:r>
-              <w:t>()</w:t>
+            <w:r>
+              <w:t>rdd.count()</w:t>
             </w:r>
           </w:p>
         </w:tc>
@@ -9299,15 +8035,8 @@
             <w:pPr>
               <w:spacing w:after="160" w:line="278" w:lineRule="auto"/>
             </w:pPr>
-            <w:proofErr w:type="spellStart"/>
-            <w:proofErr w:type="gramStart"/>
-            <w:r>
-              <w:t>rdd.collect</w:t>
-            </w:r>
-            <w:proofErr w:type="spellEnd"/>
-            <w:proofErr w:type="gramEnd"/>
-            <w:r>
-              <w:t>()</w:t>
+            <w:r>
+              <w:t>rdd.collect()</w:t>
             </w:r>
           </w:p>
         </w:tc>
@@ -9333,13 +8062,8 @@
             <w:pPr>
               <w:spacing w:after="160" w:line="278" w:lineRule="auto"/>
             </w:pPr>
-            <w:proofErr w:type="gramStart"/>
-            <w:r>
-              <w:t>Brings</w:t>
-            </w:r>
-            <w:proofErr w:type="gramEnd"/>
-            <w:r>
-              <w:t xml:space="preserve"> all elements to the driver; use carefully on large data.</w:t>
+            <w:r>
+              <w:t>Brings all elements to the driver; use carefully on large data.</w:t>
             </w:r>
           </w:p>
         </w:tc>
@@ -9532,15 +8256,8 @@
             <w:pPr>
               <w:spacing w:after="160" w:line="278" w:lineRule="auto"/>
             </w:pPr>
-            <w:proofErr w:type="spellStart"/>
-            <w:proofErr w:type="gramStart"/>
-            <w:r>
-              <w:t>df.rdd.getNumPartitions</w:t>
-            </w:r>
-            <w:proofErr w:type="spellEnd"/>
-            <w:proofErr w:type="gramEnd"/>
-            <w:r>
-              <w:t>()</w:t>
+            <w:r>
+              <w:t>df.rdd.getNumPartitions()</w:t>
             </w:r>
           </w:p>
         </w:tc>
@@ -9635,17 +8352,7 @@
               <w:spacing w:after="160" w:line="278" w:lineRule="auto"/>
             </w:pPr>
             <w:r>
-              <w:t xml:space="preserve">df2 = </w:t>
-            </w:r>
-            <w:proofErr w:type="spellStart"/>
-            <w:proofErr w:type="gramStart"/>
-            <w:r>
-              <w:t>df.repartition</w:t>
-            </w:r>
-            <w:proofErr w:type="spellEnd"/>
-            <w:proofErr w:type="gramEnd"/>
-            <w:r>
-              <w:t>(8)</w:t>
+              <w:t>df2 = df.repartition(8)</w:t>
             </w:r>
           </w:p>
         </w:tc>
@@ -9740,17 +8447,7 @@
               <w:spacing w:after="160" w:line="278" w:lineRule="auto"/>
             </w:pPr>
             <w:r>
-              <w:t xml:space="preserve">df2 = </w:t>
-            </w:r>
-            <w:proofErr w:type="spellStart"/>
-            <w:proofErr w:type="gramStart"/>
-            <w:r>
-              <w:t>df.repartition</w:t>
-            </w:r>
-            <w:proofErr w:type="spellEnd"/>
-            <w:proofErr w:type="gramEnd"/>
-            <w:r>
-              <w:t>("department")</w:t>
+              <w:t>df2 = df.repartition("department")</w:t>
             </w:r>
           </w:p>
         </w:tc>
@@ -9846,17 +8543,7 @@
               <w:spacing w:after="160" w:line="278" w:lineRule="auto"/>
             </w:pPr>
             <w:r>
-              <w:t xml:space="preserve">df2 = </w:t>
-            </w:r>
-            <w:proofErr w:type="spellStart"/>
-            <w:proofErr w:type="gramStart"/>
-            <w:r>
-              <w:t>df.coalesce</w:t>
-            </w:r>
-            <w:proofErr w:type="spellEnd"/>
-            <w:proofErr w:type="gramEnd"/>
-            <w:r>
-              <w:t>(2)</w:t>
+              <w:t>df2 = df.coalesce(2)</w:t>
             </w:r>
           </w:p>
         </w:tc>
@@ -9950,15 +8637,8 @@
             <w:pPr>
               <w:spacing w:after="160" w:line="278" w:lineRule="auto"/>
             </w:pPr>
-            <w:proofErr w:type="spellStart"/>
-            <w:proofErr w:type="gramStart"/>
-            <w:r>
-              <w:t>df.cache</w:t>
-            </w:r>
-            <w:proofErr w:type="spellEnd"/>
-            <w:proofErr w:type="gramEnd"/>
-            <w:r>
-              <w:t>()</w:t>
+            <w:r>
+              <w:t>df.cache()</w:t>
             </w:r>
           </w:p>
         </w:tc>
@@ -9985,15 +8665,7 @@
               <w:spacing w:after="160" w:line="278" w:lineRule="auto"/>
             </w:pPr>
             <w:r>
-              <w:t xml:space="preserve">Marks the DataFrame to be </w:t>
-            </w:r>
-            <w:proofErr w:type="gramStart"/>
-            <w:r>
-              <w:t>cached</w:t>
-            </w:r>
-            <w:proofErr w:type="gramEnd"/>
-            <w:r>
-              <w:t xml:space="preserve"> after an action.</w:t>
+              <w:t>Marks the DataFrame to be cached after an action.</w:t>
             </w:r>
           </w:p>
         </w:tc>
@@ -10061,39 +8733,11 @@
               <w:spacing w:after="160" w:line="278" w:lineRule="auto"/>
             </w:pPr>
             <w:r>
-              <w:t xml:space="preserve">from </w:t>
-            </w:r>
-            <w:proofErr w:type="spellStart"/>
-            <w:r>
-              <w:t>pyspark</w:t>
-            </w:r>
-            <w:proofErr w:type="spellEnd"/>
-            <w:r>
-              <w:t xml:space="preserve"> import </w:t>
-            </w:r>
-            <w:proofErr w:type="spellStart"/>
-            <w:r>
-              <w:t>StorageLevel</w:t>
-            </w:r>
-            <w:proofErr w:type="spellEnd"/>
+              <w:t>from pyspark import StorageLevel</w:t>
+            </w:r>
             <w:r>
               <w:br/>
-            </w:r>
-            <w:proofErr w:type="spellStart"/>
-            <w:r>
-              <w:t>df.persist</w:t>
-            </w:r>
-            <w:proofErr w:type="spellEnd"/>
-            <w:r>
-              <w:t>(</w:t>
-            </w:r>
-            <w:proofErr w:type="spellStart"/>
-            <w:r>
-              <w:t>StorageLevel.MEMORY_AND_DISK</w:t>
-            </w:r>
-            <w:proofErr w:type="spellEnd"/>
-            <w:r>
-              <w:t>)</w:t>
+              <w:t>df.persist(StorageLevel.MEMORY_AND_DISK)</w:t>
             </w:r>
           </w:p>
         </w:tc>
@@ -10119,13 +8763,8 @@
             <w:pPr>
               <w:spacing w:after="160" w:line="278" w:lineRule="auto"/>
             </w:pPr>
-            <w:proofErr w:type="gramStart"/>
-            <w:r>
-              <w:t>Persists</w:t>
-            </w:r>
-            <w:proofErr w:type="gramEnd"/>
-            <w:r>
-              <w:t xml:space="preserve"> using a chosen storage level.</w:t>
+            <w:r>
+              <w:t>Persists using a chosen storage level.</w:t>
             </w:r>
           </w:p>
         </w:tc>
@@ -10161,7 +8800,6 @@
             <w:pPr>
               <w:spacing w:after="160" w:line="278" w:lineRule="auto"/>
             </w:pPr>
-            <w:proofErr w:type="spellStart"/>
             <w:r>
               <w:rPr>
                 <w:b/>
@@ -10169,7 +8807,6 @@
               </w:rPr>
               <w:t>Unpersist</w:t>
             </w:r>
-            <w:proofErr w:type="spellEnd"/>
           </w:p>
         </w:tc>
         <w:tc>
@@ -10194,15 +8831,8 @@
             <w:pPr>
               <w:spacing w:after="160" w:line="278" w:lineRule="auto"/>
             </w:pPr>
-            <w:proofErr w:type="spellStart"/>
-            <w:proofErr w:type="gramStart"/>
-            <w:r>
-              <w:t>df.unpersist</w:t>
-            </w:r>
-            <w:proofErr w:type="spellEnd"/>
-            <w:proofErr w:type="gramEnd"/>
-            <w:r>
-              <w:t>()</w:t>
+            <w:r>
+              <w:t>df.unpersist()</w:t>
             </w:r>
           </w:p>
         </w:tc>
@@ -10296,15 +8926,8 @@
             <w:pPr>
               <w:spacing w:after="160" w:line="278" w:lineRule="auto"/>
             </w:pPr>
-            <w:proofErr w:type="spellStart"/>
-            <w:proofErr w:type="gramStart"/>
-            <w:r>
-              <w:t>df.explain</w:t>
-            </w:r>
-            <w:proofErr w:type="spellEnd"/>
-            <w:proofErr w:type="gramEnd"/>
-            <w:r>
-              <w:t>(True)</w:t>
+            <w:r>
+              <w:t>df.explain(True)</w:t>
             </w:r>
           </w:p>
         </w:tc>
@@ -10524,39 +9147,8 @@
             <w:pPr>
               <w:spacing w:after="160" w:line="278" w:lineRule="auto"/>
             </w:pPr>
-            <w:proofErr w:type="spellStart"/>
-            <w:proofErr w:type="gramStart"/>
-            <w:r>
-              <w:t>df.write</w:t>
-            </w:r>
-            <w:proofErr w:type="gramEnd"/>
-            <w:r>
-              <w:t>.mode</w:t>
-            </w:r>
-            <w:proofErr w:type="spellEnd"/>
-            <w:r>
-              <w:t>("overwrite"</w:t>
-            </w:r>
-            <w:proofErr w:type="gramStart"/>
-            <w:r>
-              <w:t>).option</w:t>
-            </w:r>
-            <w:proofErr w:type="gramEnd"/>
-            <w:r>
-              <w:t>("</w:t>
-            </w:r>
-            <w:proofErr w:type="spellStart"/>
-            <w:r>
-              <w:t>header</w:t>
-            </w:r>
-            <w:proofErr w:type="gramStart"/>
-            <w:r>
-              <w:t>",True</w:t>
-            </w:r>
-            <w:proofErr w:type="spellEnd"/>
-            <w:proofErr w:type="gramEnd"/>
-            <w:r>
-              <w:t>).csv("output")</w:t>
+            <w:r>
+              <w:t>df.write.mode("overwrite").option("header",True).csv("output")</w:t>
             </w:r>
           </w:p>
         </w:tc>
@@ -10650,26 +9242,8 @@
             <w:pPr>
               <w:spacing w:after="160" w:line="278" w:lineRule="auto"/>
             </w:pPr>
-            <w:proofErr w:type="spellStart"/>
-            <w:proofErr w:type="gramStart"/>
-            <w:r>
-              <w:t>df.write</w:t>
-            </w:r>
-            <w:proofErr w:type="gramEnd"/>
-            <w:r>
-              <w:t>.mode</w:t>
-            </w:r>
-            <w:proofErr w:type="spellEnd"/>
-            <w:r>
-              <w:t>("overwrite"</w:t>
-            </w:r>
-            <w:proofErr w:type="gramStart"/>
-            <w:r>
-              <w:t>).parquet</w:t>
-            </w:r>
-            <w:proofErr w:type="gramEnd"/>
-            <w:r>
-              <w:t>("output")</w:t>
+            <w:r>
+              <w:t>df.write.mode("overwrite").parquet("output")</w:t>
             </w:r>
           </w:p>
         </w:tc>
@@ -10763,31 +9337,8 @@
             <w:pPr>
               <w:spacing w:after="160" w:line="278" w:lineRule="auto"/>
             </w:pPr>
-            <w:proofErr w:type="spellStart"/>
-            <w:proofErr w:type="gramStart"/>
-            <w:r>
-              <w:t>df.write</w:t>
-            </w:r>
-            <w:proofErr w:type="gramEnd"/>
-            <w:r>
-              <w:t>.mode</w:t>
-            </w:r>
-            <w:proofErr w:type="spellEnd"/>
-            <w:r>
-              <w:t>("overwrite"</w:t>
-            </w:r>
-            <w:proofErr w:type="gramStart"/>
-            <w:r>
-              <w:t>).</w:t>
-            </w:r>
-            <w:proofErr w:type="spellStart"/>
-            <w:r>
-              <w:t>json</w:t>
-            </w:r>
-            <w:proofErr w:type="spellEnd"/>
-            <w:proofErr w:type="gramEnd"/>
-            <w:r>
-              <w:t>("output")</w:t>
+            <w:r>
+              <w:t>df.write.mode("overwrite").json("output")</w:t>
             </w:r>
           </w:p>
         </w:tc>
@@ -10881,41 +9432,8 @@
             <w:pPr>
               <w:spacing w:after="160" w:line="278" w:lineRule="auto"/>
             </w:pPr>
-            <w:proofErr w:type="spellStart"/>
-            <w:proofErr w:type="gramStart"/>
-            <w:r>
-              <w:t>df.write</w:t>
-            </w:r>
-            <w:proofErr w:type="gramEnd"/>
-            <w:r>
-              <w:t>.mode</w:t>
-            </w:r>
-            <w:proofErr w:type="spellEnd"/>
-            <w:r>
-              <w:t>("overwrite"</w:t>
-            </w:r>
-            <w:proofErr w:type="gramStart"/>
-            <w:r>
-              <w:t>).</w:t>
-            </w:r>
-            <w:proofErr w:type="spellStart"/>
-            <w:r>
-              <w:t>saveAsTable</w:t>
-            </w:r>
-            <w:proofErr w:type="spellEnd"/>
-            <w:proofErr w:type="gramEnd"/>
-            <w:r>
-              <w:t>("</w:t>
-            </w:r>
-            <w:proofErr w:type="spellStart"/>
-            <w:proofErr w:type="gramStart"/>
-            <w:r>
-              <w:t>database.table</w:t>
-            </w:r>
-            <w:proofErr w:type="spellEnd"/>
-            <w:proofErr w:type="gramEnd"/>
-            <w:r>
-              <w:t>")</w:t>
+            <w:r>
+              <w:t>df.write.mode("overwrite").saveAsTable("database.table")</w:t>
             </w:r>
           </w:p>
         </w:tc>
@@ -10941,13 +9459,8 @@
             <w:pPr>
               <w:spacing w:after="160" w:line="278" w:lineRule="auto"/>
             </w:pPr>
-            <w:proofErr w:type="gramStart"/>
-            <w:r>
-              <w:t>Writes</w:t>
-            </w:r>
-            <w:proofErr w:type="gramEnd"/>
-            <w:r>
-              <w:t xml:space="preserve"> a catalog/Hive table.</w:t>
+            <w:r>
+              <w:t>Writes a catalog/Hive table.</w:t>
             </w:r>
           </w:p>
         </w:tc>
@@ -11014,34 +9527,8 @@
             <w:pPr>
               <w:spacing w:after="160" w:line="278" w:lineRule="auto"/>
             </w:pPr>
-            <w:proofErr w:type="spellStart"/>
-            <w:proofErr w:type="gramStart"/>
-            <w:r>
-              <w:t>df.write</w:t>
-            </w:r>
-            <w:proofErr w:type="gramEnd"/>
-            <w:r>
-              <w:t>.partitionBy</w:t>
-            </w:r>
-            <w:proofErr w:type="spellEnd"/>
-            <w:r>
-              <w:t>("</w:t>
-            </w:r>
-            <w:proofErr w:type="spellStart"/>
-            <w:r>
-              <w:t>year","month</w:t>
-            </w:r>
-            <w:proofErr w:type="spellEnd"/>
-            <w:r>
-              <w:t>"</w:t>
-            </w:r>
-            <w:proofErr w:type="gramStart"/>
-            <w:r>
-              <w:t>).parquet</w:t>
-            </w:r>
-            <w:proofErr w:type="gramEnd"/>
-            <w:r>
-              <w:t>("output")</w:t>
+            <w:r>
+              <w:t>df.write.partitionBy("year","month").parquet("output")</w:t>
             </w:r>
           </w:p>
         </w:tc>
@@ -11262,50 +9749,11 @@
               <w:spacing w:after="160" w:line="278" w:lineRule="auto"/>
             </w:pPr>
             <w:r>
-              <w:t xml:space="preserve">from </w:t>
-            </w:r>
-            <w:proofErr w:type="spellStart"/>
-            <w:proofErr w:type="gramStart"/>
-            <w:r>
-              <w:t>pyspark.sql.window</w:t>
-            </w:r>
-            <w:proofErr w:type="spellEnd"/>
-            <w:proofErr w:type="gramEnd"/>
-            <w:r>
-              <w:t xml:space="preserve"> import Window</w:t>
+              <w:t>from pyspark.sql.window import Window</w:t>
             </w:r>
             <w:r>
               <w:br/>
-              <w:t xml:space="preserve">w = </w:t>
-            </w:r>
-            <w:proofErr w:type="spellStart"/>
-            <w:r>
-              <w:t>Window.partitionBy</w:t>
-            </w:r>
-            <w:proofErr w:type="spellEnd"/>
-            <w:r>
-              <w:t>("dept"</w:t>
-            </w:r>
-            <w:proofErr w:type="gramStart"/>
-            <w:r>
-              <w:t>).</w:t>
-            </w:r>
-            <w:proofErr w:type="spellStart"/>
-            <w:r>
-              <w:t>orderBy</w:t>
-            </w:r>
-            <w:proofErr w:type="spellEnd"/>
-            <w:proofErr w:type="gramEnd"/>
-            <w:r>
-              <w:t>(col("salary"</w:t>
-            </w:r>
-            <w:proofErr w:type="gramStart"/>
-            <w:r>
-              <w:t>).desc</w:t>
-            </w:r>
-            <w:proofErr w:type="gramEnd"/>
-            <w:r>
-              <w:t>())</w:t>
+              <w:t>w = Window.partitionBy("dept").orderBy(col("salary").desc())</w:t>
             </w:r>
           </w:p>
         </w:tc>
@@ -11332,15 +9780,7 @@
               <w:spacing w:after="160" w:line="278" w:lineRule="auto"/>
             </w:pPr>
             <w:r>
-              <w:t xml:space="preserve">Defines </w:t>
-            </w:r>
-            <w:proofErr w:type="gramStart"/>
-            <w:r>
-              <w:t>a window</w:t>
-            </w:r>
-            <w:proofErr w:type="gramEnd"/>
-            <w:r>
-              <w:t xml:space="preserve"> partition and ordering.</w:t>
+              <w:t>Defines a window partition and ordering.</w:t>
             </w:r>
           </w:p>
         </w:tc>
@@ -11408,59 +9848,11 @@
               <w:spacing w:after="160" w:line="278" w:lineRule="auto"/>
             </w:pPr>
             <w:r>
-              <w:t xml:space="preserve">from </w:t>
-            </w:r>
-            <w:proofErr w:type="spellStart"/>
-            <w:proofErr w:type="gramStart"/>
-            <w:r>
-              <w:t>pyspark.sql.functions</w:t>
-            </w:r>
-            <w:proofErr w:type="spellEnd"/>
-            <w:proofErr w:type="gramEnd"/>
-            <w:r>
-              <w:t xml:space="preserve"> import </w:t>
-            </w:r>
-            <w:proofErr w:type="spellStart"/>
-            <w:r>
-              <w:t>row_number</w:t>
-            </w:r>
-            <w:proofErr w:type="spellEnd"/>
+              <w:t>from pyspark.sql.functions import row_number</w:t>
+            </w:r>
             <w:r>
               <w:br/>
-            </w:r>
-            <w:proofErr w:type="spellStart"/>
-            <w:proofErr w:type="gramStart"/>
-            <w:r>
-              <w:t>df.withColumn</w:t>
-            </w:r>
-            <w:proofErr w:type="spellEnd"/>
-            <w:proofErr w:type="gramEnd"/>
-            <w:r>
-              <w:t>("</w:t>
-            </w:r>
-            <w:proofErr w:type="spellStart"/>
-            <w:r>
-              <w:t>rn</w:t>
-            </w:r>
-            <w:proofErr w:type="spellEnd"/>
-            <w:r>
-              <w:t xml:space="preserve">", </w:t>
-            </w:r>
-            <w:proofErr w:type="spellStart"/>
-            <w:r>
-              <w:t>row_number</w:t>
-            </w:r>
-            <w:proofErr w:type="spellEnd"/>
-            <w:r>
-              <w:t>(</w:t>
-            </w:r>
-            <w:proofErr w:type="gramStart"/>
-            <w:r>
-              <w:t>).over</w:t>
-            </w:r>
-            <w:proofErr w:type="gramEnd"/>
-            <w:r>
-              <w:t>(w))</w:t>
+              <w:t>df.withColumn("rn", row_number().over(w))</w:t>
             </w:r>
           </w:p>
         </w:tc>
@@ -11555,38 +9947,11 @@
               <w:spacing w:after="160" w:line="278" w:lineRule="auto"/>
             </w:pPr>
             <w:r>
-              <w:t xml:space="preserve">from </w:t>
-            </w:r>
-            <w:proofErr w:type="spellStart"/>
-            <w:proofErr w:type="gramStart"/>
-            <w:r>
-              <w:t>pyspark.sql.functions</w:t>
-            </w:r>
-            <w:proofErr w:type="spellEnd"/>
-            <w:proofErr w:type="gramEnd"/>
-            <w:r>
-              <w:t xml:space="preserve"> import rank</w:t>
+              <w:t>from pyspark.sql.functions import rank</w:t>
             </w:r>
             <w:r>
               <w:br/>
-            </w:r>
-            <w:proofErr w:type="spellStart"/>
-            <w:proofErr w:type="gramStart"/>
-            <w:r>
-              <w:t>df.withColumn</w:t>
-            </w:r>
-            <w:proofErr w:type="spellEnd"/>
-            <w:proofErr w:type="gramEnd"/>
-            <w:r>
-              <w:t>("rank", rank(</w:t>
-            </w:r>
-            <w:proofErr w:type="gramStart"/>
-            <w:r>
-              <w:t>).over</w:t>
-            </w:r>
-            <w:proofErr w:type="gramEnd"/>
-            <w:r>
-              <w:t>(w))</w:t>
+              <w:t>df.withColumn("rank", rank().over(w))</w:t>
             </w:r>
           </w:p>
         </w:tc>
@@ -11681,46 +10046,11 @@
               <w:spacing w:after="160" w:line="278" w:lineRule="auto"/>
             </w:pPr>
             <w:r>
-              <w:t xml:space="preserve">from </w:t>
-            </w:r>
-            <w:proofErr w:type="spellStart"/>
-            <w:proofErr w:type="gramStart"/>
-            <w:r>
-              <w:t>pyspark.sql.functions</w:t>
-            </w:r>
-            <w:proofErr w:type="spellEnd"/>
-            <w:proofErr w:type="gramEnd"/>
-            <w:r>
-              <w:t xml:space="preserve"> import lag</w:t>
+              <w:t>from pyspark.sql.functions import lag</w:t>
             </w:r>
             <w:r>
               <w:br/>
-            </w:r>
-            <w:proofErr w:type="spellStart"/>
-            <w:proofErr w:type="gramStart"/>
-            <w:r>
-              <w:t>df.withColumn</w:t>
-            </w:r>
-            <w:proofErr w:type="spellEnd"/>
-            <w:proofErr w:type="gramEnd"/>
-            <w:r>
-              <w:t>("</w:t>
-            </w:r>
-            <w:proofErr w:type="spellStart"/>
-            <w:r>
-              <w:t>prev</w:t>
-            </w:r>
-            <w:proofErr w:type="spellEnd"/>
-            <w:r>
-              <w:t>", lag("sales",1</w:t>
-            </w:r>
-            <w:proofErr w:type="gramStart"/>
-            <w:r>
-              <w:t>).over</w:t>
-            </w:r>
-            <w:proofErr w:type="gramEnd"/>
-            <w:r>
-              <w:t>(w))</w:t>
+              <w:t>df.withColumn("prev", lag("sales",1).over(w))</w:t>
             </w:r>
           </w:p>
         </w:tc>
@@ -11941,26 +10271,8 @@
             <w:pPr>
               <w:spacing w:after="160" w:line="278" w:lineRule="auto"/>
             </w:pPr>
-            <w:proofErr w:type="spellStart"/>
-            <w:r>
-              <w:t>spark.conf.get</w:t>
-            </w:r>
-            <w:proofErr w:type="spellEnd"/>
-            <w:r>
-              <w:t>("</w:t>
-            </w:r>
-            <w:proofErr w:type="spellStart"/>
-            <w:proofErr w:type="gramStart"/>
-            <w:r>
-              <w:t>spark.sql.shuffle</w:t>
-            </w:r>
-            <w:proofErr w:type="gramEnd"/>
-            <w:r>
-              <w:t>.partitions</w:t>
-            </w:r>
-            <w:proofErr w:type="spellEnd"/>
-            <w:r>
-              <w:t>")</w:t>
+            <w:r>
+              <w:t>spark.conf.get("spark.sql.shuffle.partitions")</w:t>
             </w:r>
           </w:p>
         </w:tc>
@@ -11987,15 +10299,7 @@
               <w:spacing w:after="160" w:line="278" w:lineRule="auto"/>
             </w:pPr>
             <w:r>
-              <w:t xml:space="preserve">Reads </w:t>
-            </w:r>
-            <w:proofErr w:type="gramStart"/>
-            <w:r>
-              <w:t>a Spark</w:t>
-            </w:r>
-            <w:proofErr w:type="gramEnd"/>
-            <w:r>
-              <w:t xml:space="preserve"> configuration value.</w:t>
+              <w:t>Reads a Spark configuration value.</w:t>
             </w:r>
           </w:p>
         </w:tc>
@@ -12062,31 +10366,8 @@
             <w:pPr>
               <w:spacing w:after="160" w:line="278" w:lineRule="auto"/>
             </w:pPr>
-            <w:proofErr w:type="spellStart"/>
-            <w:proofErr w:type="gramStart"/>
-            <w:r>
-              <w:t>spark.conf.set</w:t>
-            </w:r>
-            <w:proofErr w:type="spellEnd"/>
-            <w:r>
-              <w:t>(</w:t>
-            </w:r>
-            <w:proofErr w:type="gramEnd"/>
-            <w:r>
-              <w:t>"</w:t>
-            </w:r>
-            <w:proofErr w:type="spellStart"/>
-            <w:proofErr w:type="gramStart"/>
-            <w:r>
-              <w:t>spark.sql.shuffle</w:t>
-            </w:r>
-            <w:proofErr w:type="gramEnd"/>
-            <w:r>
-              <w:t>.partitions</w:t>
-            </w:r>
-            <w:proofErr w:type="spellEnd"/>
-            <w:r>
-              <w:t>", "8")</w:t>
+            <w:r>
+              <w:t>spark.conf.set("spark.sql.shuffle.partitions", "8")</w:t>
             </w:r>
           </w:p>
         </w:tc>
@@ -12180,13 +10461,9 @@
             <w:pPr>
               <w:spacing w:after="160" w:line="278" w:lineRule="auto"/>
             </w:pPr>
-            <w:proofErr w:type="spellStart"/>
-            <w:proofErr w:type="gramStart"/>
             <w:r>
               <w:t>spark.sparkContext.appName</w:t>
             </w:r>
-            <w:proofErr w:type="spellEnd"/>
-            <w:proofErr w:type="gramEnd"/>
           </w:p>
         </w:tc>
         <w:tc>
@@ -12279,13 +10556,9 @@
             <w:pPr>
               <w:spacing w:after="160" w:line="278" w:lineRule="auto"/>
             </w:pPr>
-            <w:proofErr w:type="spellStart"/>
-            <w:proofErr w:type="gramStart"/>
             <w:r>
               <w:t>spark.version</w:t>
             </w:r>
-            <w:proofErr w:type="spellEnd"/>
-            <w:proofErr w:type="gramEnd"/>
           </w:p>
         </w:tc>
         <w:tc>
@@ -12378,13 +10651,9 @@
             <w:pPr>
               <w:spacing w:after="160" w:line="278" w:lineRule="auto"/>
             </w:pPr>
-            <w:proofErr w:type="spellStart"/>
-            <w:proofErr w:type="gramStart"/>
             <w:r>
               <w:t>spark.sparkContext.uiWebUrl</w:t>
             </w:r>
-            <w:proofErr w:type="spellEnd"/>
-            <w:proofErr w:type="gramEnd"/>
           </w:p>
         </w:tc>
         <w:tc>
@@ -12604,31 +10873,8 @@
               <w:spacing w:after="160" w:line="278" w:lineRule="auto"/>
             </w:pPr>
             <w:r>
-              <w:t xml:space="preserve">select, filter, </w:t>
-            </w:r>
-            <w:proofErr w:type="spellStart"/>
-            <w:proofErr w:type="gramStart"/>
-            <w:r>
-              <w:t>withColumn</w:t>
-            </w:r>
-            <w:proofErr w:type="spellEnd"/>
-            <w:proofErr w:type="gramEnd"/>
-            <w:r>
-              <w:t xml:space="preserve">, </w:t>
-            </w:r>
-            <w:proofErr w:type="spellStart"/>
-            <w:r>
-              <w:t>groupBy</w:t>
-            </w:r>
-            <w:proofErr w:type="spellEnd"/>
-            <w:r>
-              <w:t xml:space="preserve">, join, map, </w:t>
-            </w:r>
-            <w:proofErr w:type="spellStart"/>
-            <w:r>
-              <w:t>flatMap</w:t>
-            </w:r>
-            <w:proofErr w:type="spellEnd"/>
+              <w:t>select, filter, withColumn, groupBy, join, map, flatMap</w:t>
+            </w:r>
           </w:p>
         </w:tc>
         <w:tc>
@@ -12819,14 +11065,7 @@
         <w:rPr>
           <w:rFonts w:asciiTheme="minorHAnsi" w:hAnsiTheme="minorHAnsi" w:cstheme="minorBidi"/>
         </w:rPr>
-        <w:t xml:space="preserve">17. Mini </w:t>
-      </w:r>
-      <w:proofErr w:type="spellStart"/>
-      <w:r>
-        <w:rPr>
-          <w:rFonts w:asciiTheme="minorHAnsi" w:hAnsiTheme="minorHAnsi" w:cstheme="minorBidi"/>
-        </w:rPr>
-        <w:t>End</w:t>
+        <w:t>17. Mini End</w:t>
       </w:r>
       <w:r>
         <w:rPr>
@@ -12850,14 +11089,7 @@
         <w:rPr>
           <w:rFonts w:asciiTheme="minorHAnsi" w:hAnsiTheme="minorHAnsi" w:cstheme="minorBidi"/>
         </w:rPr>
-        <w:t>End</w:t>
-      </w:r>
-      <w:proofErr w:type="spellEnd"/>
-      <w:r>
-        <w:rPr>
-          <w:rFonts w:asciiTheme="minorHAnsi" w:hAnsiTheme="minorHAnsi" w:cstheme="minorBidi"/>
-        </w:rPr>
-        <w:t xml:space="preserve"> Example</w:t>
+        <w:t>End Example</w:t>
       </w:r>
     </w:p>
     <w:p>
@@ -12865,98 +11097,33 @@
         <w:spacing w:after="160" w:line="278" w:lineRule="auto"/>
       </w:pPr>
       <w:r>
-        <w:t xml:space="preserve">from </w:t>
+        <w:t>from pyspark.sql import SparkSession</w:t>
       </w:r>
-      <w:proofErr w:type="spellStart"/>
-      <w:r>
-        <w:t>pyspark.sql</w:t>
-      </w:r>
-      <w:proofErr w:type="spellEnd"/>
-      <w:r>
-        <w:t xml:space="preserve"> import </w:t>
-      </w:r>
-      <w:proofErr w:type="spellStart"/>
-      <w:r>
-        <w:t>SparkSession</w:t>
-      </w:r>
-      <w:proofErr w:type="spellEnd"/>
       <w:r>
         <w:br/>
-        <w:t xml:space="preserve">from </w:t>
-      </w:r>
-      <w:proofErr w:type="spellStart"/>
-      <w:r>
-        <w:t>pyspark.sql.functions</w:t>
-      </w:r>
-      <w:proofErr w:type="spellEnd"/>
-      <w:r>
-        <w:t xml:space="preserve"> import col, avg</w:t>
+        <w:t>from pyspark.sql.functions import col, avg</w:t>
       </w:r>
       <w:r>
         <w:br/>
       </w:r>
       <w:r>
         <w:br/>
-        <w:t xml:space="preserve">spark = </w:t>
-      </w:r>
-      <w:proofErr w:type="spellStart"/>
-      <w:r>
-        <w:t>SparkSession.builder.appName</w:t>
-      </w:r>
-      <w:proofErr w:type="spellEnd"/>
-      <w:r>
-        <w:t>("</w:t>
-      </w:r>
-      <w:proofErr w:type="spellStart"/>
-      <w:r>
-        <w:t>SalesDemo</w:t>
-      </w:r>
-      <w:proofErr w:type="spellEnd"/>
-      <w:r>
-        <w:t>").</w:t>
-      </w:r>
-      <w:proofErr w:type="spellStart"/>
-      <w:r>
-        <w:t>getOrCreate</w:t>
-      </w:r>
-      <w:proofErr w:type="spellEnd"/>
-      <w:r>
-        <w:t>()</w:t>
+        <w:t>spark = SparkSession.builder.appName("SalesDemo").getOrCreate()</w:t>
       </w:r>
       <w:r>
         <w:br/>
       </w:r>
       <w:r>
         <w:br/>
+        <w:t>df = (spark.read</w:t>
       </w:r>
-      <w:proofErr w:type="spellStart"/>
-      <w:r>
-        <w:t>df</w:t>
-      </w:r>
-      <w:proofErr w:type="spellEnd"/>
-      <w:r>
-        <w:t xml:space="preserve"> = (</w:t>
-      </w:r>
-      <w:proofErr w:type="spellStart"/>
-      <w:r>
-        <w:t>spark.read</w:t>
-      </w:r>
-      <w:proofErr w:type="spellEnd"/>
       <w:r>
         <w:br/>
         <w:t>.option("header", True)</w:t>
       </w:r>
       <w:r>
         <w:br/>
-        <w:t>.option("</w:t>
-      </w:r>
-      <w:proofErr w:type="spellStart"/>
-      <w:r>
-        <w:t>inferSchema</w:t>
-      </w:r>
-      <w:proofErr w:type="spellEnd"/>
-      <w:r>
-        <w:t>", True)</w:t>
+        <w:t>.option("inferSchema", True)</w:t>
       </w:r>
       <w:r>
         <w:br/>
@@ -12967,24 +11134,11 @@
       </w:r>
       <w:r>
         <w:br/>
-        <w:t>result = (</w:t>
+        <w:t>result = (df</w:t>
       </w:r>
-      <w:proofErr w:type="spellStart"/>
-      <w:r>
-        <w:t>df</w:t>
-      </w:r>
-      <w:proofErr w:type="spellEnd"/>
       <w:r>
         <w:br/>
-        <w:t>.</w:t>
-      </w:r>
-      <w:proofErr w:type="spellStart"/>
-      <w:r>
-        <w:t>dropDuplicates</w:t>
-      </w:r>
-      <w:proofErr w:type="spellEnd"/>
-      <w:r>
-        <w:t>()</w:t>
+        <w:t>.dropDuplicates()</w:t>
       </w:r>
       <w:r>
         <w:br/>
@@ -12992,102 +11146,33 @@
       </w:r>
       <w:r>
         <w:br/>
-        <w:t>.</w:t>
-      </w:r>
-      <w:proofErr w:type="spellStart"/>
-      <w:r>
-        <w:t>groupBy</w:t>
-      </w:r>
-      <w:proofErr w:type="spellEnd"/>
-      <w:r>
-        <w:t>("department")</w:t>
+        <w:t>.groupBy("department")</w:t>
       </w:r>
       <w:r>
         <w:br/>
-        <w:t>.</w:t>
-      </w:r>
-      <w:proofErr w:type="spellStart"/>
-      <w:r>
-        <w:t>agg</w:t>
-      </w:r>
-      <w:proofErr w:type="spellEnd"/>
-      <w:r>
-        <w:t>(avg("sales").alias("</w:t>
-      </w:r>
-      <w:proofErr w:type="spellStart"/>
-      <w:r>
-        <w:t>avg_sales</w:t>
-      </w:r>
-      <w:proofErr w:type="spellEnd"/>
-      <w:r>
-        <w:t>"))</w:t>
+        <w:t>.agg(avg("sales").alias("avg_sales"))</w:t>
       </w:r>
       <w:r>
         <w:br/>
-        <w:t>.</w:t>
-      </w:r>
-      <w:proofErr w:type="spellStart"/>
-      <w:r>
-        <w:t>orderBy</w:t>
-      </w:r>
-      <w:proofErr w:type="spellEnd"/>
-      <w:r>
-        <w:t>(col("</w:t>
-      </w:r>
-      <w:proofErr w:type="spellStart"/>
-      <w:r>
-        <w:t>avg_sales</w:t>
-      </w:r>
-      <w:proofErr w:type="spellEnd"/>
-      <w:r>
-        <w:t>").desc()))</w:t>
+        <w:t>.orderBy(col("avg_sales").desc()))</w:t>
       </w:r>
       <w:r>
         <w:br/>
       </w:r>
       <w:r>
         <w:br/>
-      </w:r>
-      <w:proofErr w:type="spellStart"/>
-      <w:r>
-        <w:t>result.show</w:t>
-      </w:r>
-      <w:proofErr w:type="spellEnd"/>
-      <w:r>
-        <w:t>()</w:t>
+        <w:t>result.show()</w:t>
       </w:r>
       <w:r>
         <w:br/>
-      </w:r>
-      <w:proofErr w:type="spellStart"/>
-      <w:r>
-        <w:t>result.write.mode</w:t>
-      </w:r>
-      <w:proofErr w:type="spellEnd"/>
-      <w:r>
-        <w:t>("overwrite").parquet("</w:t>
-      </w:r>
-      <w:proofErr w:type="spellStart"/>
-      <w:r>
-        <w:t>sales_summary</w:t>
-      </w:r>
-      <w:proofErr w:type="spellEnd"/>
-      <w:r>
-        <w:t>")</w:t>
+        <w:t>result.write.mode("overwrite").parquet("sales_summary")</w:t>
       </w:r>
       <w:r>
         <w:br/>
       </w:r>
       <w:r>
         <w:br/>
-      </w:r>
-      <w:proofErr w:type="spellStart"/>
-      <w:r>
-        <w:t>spark.stop</w:t>
-      </w:r>
-      <w:proofErr w:type="spellEnd"/>
-      <w:r>
-        <w:t>()</w:t>
+        <w:t>spark.stop()</w:t>
       </w:r>
     </w:p>
     <w:p>
@@ -13110,15 +11195,7 @@
         <w:spacing w:after="160" w:line="278" w:lineRule="auto"/>
       </w:pPr>
       <w:r>
-        <w:t xml:space="preserve">DataFrame is the preferred high-level API for structured data; RDD is </w:t>
-      </w:r>
-      <w:proofErr w:type="gramStart"/>
-      <w:r>
-        <w:t>lower-level</w:t>
-      </w:r>
-      <w:proofErr w:type="gramEnd"/>
-      <w:r>
-        <w:t>.</w:t>
+        <w:t>DataFrame is the preferred high-level API for structured data; RDD is lower-level.</w:t>
       </w:r>
     </w:p>
     <w:p>
@@ -13126,15 +11203,7 @@
         <w:spacing w:after="160" w:line="278" w:lineRule="auto"/>
       </w:pPr>
       <w:r>
-        <w:t>Narrow transformations (for example, map/filter) usually avoid shuffles; wide transformations (</w:t>
-      </w:r>
-      <w:proofErr w:type="spellStart"/>
-      <w:r>
-        <w:t>groupBy</w:t>
-      </w:r>
-      <w:proofErr w:type="spellEnd"/>
-      <w:r>
-        <w:t>/join/repartition) often cause shuffles.</w:t>
+        <w:t>Narrow transformations (for example, map/filter) usually avoid shuffles; wide transformations (groupBy/join/repartition) often cause shuffles.</w:t>
       </w:r>
     </w:p>
     <w:p>
@@ -13158,15 +11227,7 @@
         <w:spacing w:after="160" w:line="278" w:lineRule="auto"/>
       </w:pPr>
       <w:r>
-        <w:t xml:space="preserve">Avoid </w:t>
-      </w:r>
-      <w:proofErr w:type="gramStart"/>
-      <w:r>
-        <w:t>collect(</w:t>
-      </w:r>
-      <w:proofErr w:type="gramEnd"/>
-      <w:r>
-        <w:t>) on large datasets because it moves all data to the driver.</w:t>
+        <w:t>Avoid collect() on large datasets because it moves all data to the driver.</w:t>
       </w:r>
     </w:p>
     <w:p>
@@ -13182,15 +11243,7 @@
         <w:spacing w:after="160" w:line="278" w:lineRule="auto"/>
       </w:pPr>
       <w:r>
-        <w:t xml:space="preserve">Use </w:t>
-      </w:r>
-      <w:proofErr w:type="gramStart"/>
-      <w:r>
-        <w:t>explain(</w:t>
-      </w:r>
-      <w:proofErr w:type="gramEnd"/>
-      <w:r>
-        <w:t>) and the Spark UI to understand query plans, stages, shuffles, and bottlenecks.</w:t>
+        <w:t>Use explain() and the Spark UI to understand query plans, stages, shuffles, and bottlenecks.</w:t>
       </w:r>
     </w:p>
     <w:p>
@@ -13198,15 +11251,7 @@
         <w:spacing w:after="160" w:line="278" w:lineRule="auto"/>
       </w:pPr>
       <w:r>
-        <w:t xml:space="preserve">Apache Spark Commands Cheat Sheet • </w:t>
-      </w:r>
-      <w:proofErr w:type="spellStart"/>
-      <w:r>
-        <w:t>PySpark</w:t>
-      </w:r>
-      <w:proofErr w:type="spellEnd"/>
-      <w:r>
-        <w:t xml:space="preserve"> Quick Reference</w:t>
+        <w:t>Apache Spark Commands Cheat Sheet • PySpark Quick Reference</w:t>
       </w:r>
     </w:p>
     <w:p/>

--- a/Spark_CheatSheet.docx
+++ b/Spark_CheatSheet.docx
@@ -46,12 +46,37 @@
       <w:pPr>
         <w:pStyle w:val="Subtitle"/>
       </w:pPr>
+      <w:proofErr w:type="spellStart"/>
       <w:r>
         <w:rPr>
           <w:b/>
           <w:bCs/>
         </w:rPr>
-        <w:t>PySpark • DataFrames • RDDs • SQL • Spark CLI</w:t>
+        <w:t>PySpark</w:t>
+      </w:r>
+      <w:proofErr w:type="spellEnd"/>
+      <w:r>
+        <w:rPr>
+          <w:b/>
+          <w:bCs/>
+        </w:rPr>
+        <w:t xml:space="preserve"> • </w:t>
+      </w:r>
+      <w:proofErr w:type="spellStart"/>
+      <w:r>
+        <w:rPr>
+          <w:b/>
+          <w:bCs/>
+        </w:rPr>
+        <w:t>DataFrames</w:t>
+      </w:r>
+      <w:proofErr w:type="spellEnd"/>
+      <w:r>
+        <w:rPr>
+          <w:b/>
+          <w:bCs/>
+        </w:rPr>
+        <w:t xml:space="preserve"> • RDDs • SQL • Spark CLI</w:t>
       </w:r>
     </w:p>
     <w:p>
@@ -65,7 +90,14 @@
         <w:rPr>
           <w:rFonts w:asciiTheme="minorHAnsi" w:hAnsiTheme="minorHAnsi" w:cstheme="minorBidi"/>
         </w:rPr>
-        <w:t>1. Start</w:t>
+        <w:t xml:space="preserve">1. </w:t>
+      </w:r>
+      <w:proofErr w:type="spellStart"/>
+      <w:r>
+        <w:rPr>
+          <w:rFonts w:asciiTheme="minorHAnsi" w:hAnsiTheme="minorHAnsi" w:cstheme="minorBidi"/>
+        </w:rPr>
+        <w:t>Start</w:t>
       </w:r>
       <w:r>
         <w:rPr>
@@ -79,6 +111,7 @@
         </w:rPr>
         <w:t>Spark</w:t>
       </w:r>
+      <w:proofErr w:type="spellEnd"/>
       <w:r>
         <w:rPr>
           <w:rFonts w:asciiTheme="minorHAnsi" w:hAnsiTheme="minorHAnsi" w:cstheme="minorBidi"/>
@@ -239,8 +272,17 @@
                 <w:b/>
                 <w:bCs/>
               </w:rPr>
-              <w:t>Create SparkSession</w:t>
-            </w:r>
+              <w:t xml:space="preserve">Create </w:t>
+            </w:r>
+            <w:proofErr w:type="spellStart"/>
+            <w:r>
+              <w:rPr>
+                <w:b/>
+                <w:bCs/>
+              </w:rPr>
+              <w:t>SparkSession</w:t>
+            </w:r>
+            <w:proofErr w:type="spellEnd"/>
           </w:p>
         </w:tc>
         <w:tc>
@@ -266,11 +308,55 @@
               <w:spacing w:after="160" w:line="278" w:lineRule="auto"/>
             </w:pPr>
             <w:r>
-              <w:t>from pyspark.sql import SparkSession</w:t>
-            </w:r>
+              <w:t xml:space="preserve">from </w:t>
+            </w:r>
+            <w:proofErr w:type="spellStart"/>
+            <w:r>
+              <w:t>pyspark.sql</w:t>
+            </w:r>
+            <w:proofErr w:type="spellEnd"/>
+            <w:r>
+              <w:t xml:space="preserve"> import </w:t>
+            </w:r>
+            <w:proofErr w:type="spellStart"/>
+            <w:r>
+              <w:t>SparkSession</w:t>
+            </w:r>
+            <w:proofErr w:type="spellEnd"/>
             <w:r>
               <w:br/>
-              <w:t>spark = SparkSession.builder.appName("MyApp").getOrCreate()</w:t>
+              <w:t xml:space="preserve">spark = </w:t>
+            </w:r>
+            <w:proofErr w:type="spellStart"/>
+            <w:proofErr w:type="gramStart"/>
+            <w:r>
+              <w:t>SparkSession.builder.appName</w:t>
+            </w:r>
+            <w:proofErr w:type="spellEnd"/>
+            <w:proofErr w:type="gramEnd"/>
+            <w:r>
+              <w:t>("</w:t>
+            </w:r>
+            <w:proofErr w:type="spellStart"/>
+            <w:r>
+              <w:t>MyApp</w:t>
+            </w:r>
+            <w:proofErr w:type="spellEnd"/>
+            <w:r>
+              <w:t>"</w:t>
+            </w:r>
+            <w:proofErr w:type="gramStart"/>
+            <w:r>
+              <w:t>).</w:t>
+            </w:r>
+            <w:proofErr w:type="spellStart"/>
+            <w:r>
+              <w:t>getOrCreate</w:t>
+            </w:r>
+            <w:proofErr w:type="spellEnd"/>
+            <w:proofErr w:type="gramEnd"/>
+            <w:r>
+              <w:t>()</w:t>
             </w:r>
           </w:p>
         </w:tc>
@@ -325,6 +411,7 @@
             <w:pPr>
               <w:spacing w:after="160" w:line="278" w:lineRule="auto"/>
             </w:pPr>
+            <w:proofErr w:type="gramStart"/>
             <w:r>
               <w:rPr>
                 <w:b/>
@@ -346,6 +433,7 @@
               </w:rPr>
               <w:t>mode</w:t>
             </w:r>
+            <w:proofErr w:type="gramEnd"/>
           </w:p>
         </w:tc>
         <w:tc>
@@ -370,8 +458,29 @@
             <w:pPr>
               <w:spacing w:after="160" w:line="278" w:lineRule="auto"/>
             </w:pPr>
-            <w:r>
-              <w:t>SparkSession.builder.master("local[*]").appName("Demo").getOrCreate()</w:t>
+            <w:proofErr w:type="gramStart"/>
+            <w:r>
+              <w:t>SparkSession.builder.master</w:t>
+            </w:r>
+            <w:proofErr w:type="gramEnd"/>
+            <w:r>
+              <w:t>("local[*]"</w:t>
+            </w:r>
+            <w:proofErr w:type="gramStart"/>
+            <w:r>
+              <w:t>).appName</w:t>
+            </w:r>
+            <w:proofErr w:type="gramEnd"/>
+            <w:r>
+              <w:t>("Demo"</w:t>
+            </w:r>
+            <w:proofErr w:type="gramStart"/>
+            <w:r>
+              <w:t>).getOrCreate</w:t>
+            </w:r>
+            <w:proofErr w:type="gramEnd"/>
+            <w:r>
+              <w:t>()</w:t>
             </w:r>
           </w:p>
         </w:tc>
@@ -457,8 +566,15 @@
             <w:pPr>
               <w:spacing w:after="160" w:line="278" w:lineRule="auto"/>
             </w:pPr>
-            <w:r>
-              <w:t>spark.stop()</w:t>
+            <w:proofErr w:type="spellStart"/>
+            <w:proofErr w:type="gramStart"/>
+            <w:r>
+              <w:t>spark.stop</w:t>
+            </w:r>
+            <w:proofErr w:type="spellEnd"/>
+            <w:proofErr w:type="gramEnd"/>
+            <w:r>
+              <w:t>()</w:t>
             </w:r>
           </w:p>
         </w:tc>
@@ -485,7 +601,15 @@
               <w:spacing w:after="160" w:line="278" w:lineRule="auto"/>
             </w:pPr>
             <w:r>
-              <w:t>Stops the SparkSession.</w:t>
+              <w:t xml:space="preserve">Stops the </w:t>
+            </w:r>
+            <w:proofErr w:type="spellStart"/>
+            <w:r>
+              <w:t>SparkSession</w:t>
+            </w:r>
+            <w:proofErr w:type="spellEnd"/>
+            <w:r>
+              <w:t>.</w:t>
             </w:r>
           </w:p>
         </w:tc>
@@ -544,9 +668,11 @@
             <w:pPr>
               <w:spacing w:after="160" w:line="278" w:lineRule="auto"/>
             </w:pPr>
+            <w:proofErr w:type="spellStart"/>
             <w:r>
               <w:t>pyspark</w:t>
             </w:r>
+            <w:proofErr w:type="spellEnd"/>
           </w:p>
         </w:tc>
         <w:tc>
@@ -572,7 +698,15 @@
               <w:spacing w:after="160" w:line="278" w:lineRule="auto"/>
             </w:pPr>
             <w:r>
-              <w:t>Starts an interactive PySpark shell.</w:t>
+              <w:t xml:space="preserve">Starts an interactive </w:t>
+            </w:r>
+            <w:proofErr w:type="spellStart"/>
+            <w:r>
+              <w:t>PySpark</w:t>
+            </w:r>
+            <w:proofErr w:type="spellEnd"/>
+            <w:r>
+              <w:t xml:space="preserve"> shell.</w:t>
             </w:r>
           </w:p>
         </w:tc>
@@ -763,8 +897,16 @@
         <w:rPr>
           <w:rFonts w:asciiTheme="minorHAnsi" w:hAnsiTheme="minorHAnsi" w:cstheme="minorBidi"/>
         </w:rPr>
-        <w:t>2. Create DataFrames</w:t>
+        <w:t xml:space="preserve">2. Create </w:t>
       </w:r>
+      <w:proofErr w:type="spellStart"/>
+      <w:r>
+        <w:rPr>
+          <w:rFonts w:asciiTheme="minorHAnsi" w:hAnsiTheme="minorHAnsi" w:cstheme="minorBidi"/>
+        </w:rPr>
+        <w:t>DataFrames</w:t>
+      </w:r>
+      <w:proofErr w:type="spellEnd"/>
     </w:p>
     <w:tbl>
       <w:tblPr>
@@ -956,11 +1098,60 @@
               <w:spacing w:after="160" w:line="278" w:lineRule="auto"/>
             </w:pPr>
             <w:r>
-              <w:t>data = [(1,"A"),(2,"B")]</w:t>
+              <w:t xml:space="preserve">data </w:t>
+            </w:r>
+            <w:proofErr w:type="gramStart"/>
+            <w:r>
+              <w:t>= [(</w:t>
+            </w:r>
+            <w:proofErr w:type="gramEnd"/>
+            <w:r>
+              <w:t>1,"A"</w:t>
+            </w:r>
+            <w:proofErr w:type="gramStart"/>
+            <w:r>
+              <w:t>),(</w:t>
+            </w:r>
+            <w:proofErr w:type="gramEnd"/>
+            <w:r>
+              <w:t>2,"B")]</w:t>
             </w:r>
             <w:r>
               <w:br/>
-              <w:t>df = spark.createDataFrame(data,["id","name"])</w:t>
+            </w:r>
+            <w:proofErr w:type="spellStart"/>
+            <w:r>
+              <w:t>df</w:t>
+            </w:r>
+            <w:proofErr w:type="spellEnd"/>
+            <w:r>
+              <w:t xml:space="preserve"> = </w:t>
+            </w:r>
+            <w:proofErr w:type="spellStart"/>
+            <w:proofErr w:type="gramStart"/>
+            <w:r>
+              <w:t>spark.createDataFrame</w:t>
+            </w:r>
+            <w:proofErr w:type="spellEnd"/>
+            <w:proofErr w:type="gramEnd"/>
+            <w:r>
+              <w:t>(</w:t>
+            </w:r>
+            <w:proofErr w:type="gramStart"/>
+            <w:r>
+              <w:t>data,[</w:t>
+            </w:r>
+            <w:proofErr w:type="gramEnd"/>
+            <w:r>
+              <w:t>"</w:t>
+            </w:r>
+            <w:proofErr w:type="spellStart"/>
+            <w:r>
+              <w:t>id","name</w:t>
+            </w:r>
+            <w:proofErr w:type="spellEnd"/>
+            <w:r>
+              <w:t>"])</w:t>
             </w:r>
           </w:p>
         </w:tc>
@@ -1054,8 +1245,37 @@
             <w:pPr>
               <w:spacing w:after="160" w:line="278" w:lineRule="auto"/>
             </w:pPr>
-            <w:r>
-              <w:t>df = spark.read.option("header",True).option("inferSchema",True).csv("file.csv")</w:t>
+            <w:proofErr w:type="spellStart"/>
+            <w:r>
+              <w:t>df</w:t>
+            </w:r>
+            <w:proofErr w:type="spellEnd"/>
+            <w:r>
+              <w:t xml:space="preserve"> = </w:t>
+            </w:r>
+            <w:proofErr w:type="gramStart"/>
+            <w:r>
+              <w:t>spark.read</w:t>
+            </w:r>
+            <w:proofErr w:type="gramEnd"/>
+            <w:r>
+              <w:t>.option("header</w:t>
+            </w:r>
+            <w:proofErr w:type="gramStart"/>
+            <w:r>
+              <w:t>",True).option</w:t>
+            </w:r>
+            <w:proofErr w:type="gramEnd"/>
+            <w:r>
+              <w:t>("inferSchema</w:t>
+            </w:r>
+            <w:proofErr w:type="gramStart"/>
+            <w:r>
+              <w:t>",True</w:t>
+            </w:r>
+            <w:proofErr w:type="gramEnd"/>
+            <w:r>
+              <w:t>).csv("file.csv")</w:t>
             </w:r>
           </w:p>
         </w:tc>
@@ -1149,8 +1369,36 @@
             <w:pPr>
               <w:spacing w:after="160" w:line="278" w:lineRule="auto"/>
             </w:pPr>
-            <w:r>
-              <w:t>df = spark.read.json("file.json")</w:t>
+            <w:proofErr w:type="spellStart"/>
+            <w:r>
+              <w:t>df</w:t>
+            </w:r>
+            <w:proofErr w:type="spellEnd"/>
+            <w:r>
+              <w:t xml:space="preserve"> = </w:t>
+            </w:r>
+            <w:proofErr w:type="spellStart"/>
+            <w:proofErr w:type="gramStart"/>
+            <w:r>
+              <w:t>spark.read</w:t>
+            </w:r>
+            <w:proofErr w:type="gramEnd"/>
+            <w:r>
+              <w:t>.json</w:t>
+            </w:r>
+            <w:proofErr w:type="spellEnd"/>
+            <w:r>
+              <w:t>("</w:t>
+            </w:r>
+            <w:proofErr w:type="spellStart"/>
+            <w:proofErr w:type="gramStart"/>
+            <w:r>
+              <w:t>file.json</w:t>
+            </w:r>
+            <w:proofErr w:type="spellEnd"/>
+            <w:proofErr w:type="gramEnd"/>
+            <w:r>
+              <w:t>")</w:t>
             </w:r>
           </w:p>
         </w:tc>
@@ -1244,8 +1492,36 @@
             <w:pPr>
               <w:spacing w:after="160" w:line="278" w:lineRule="auto"/>
             </w:pPr>
-            <w:r>
-              <w:t>df = spark.read.parquet("data.parquet")</w:t>
+            <w:proofErr w:type="spellStart"/>
+            <w:r>
+              <w:t>df</w:t>
+            </w:r>
+            <w:proofErr w:type="spellEnd"/>
+            <w:r>
+              <w:t xml:space="preserve"> = </w:t>
+            </w:r>
+            <w:proofErr w:type="spellStart"/>
+            <w:proofErr w:type="gramStart"/>
+            <w:r>
+              <w:t>spark.read</w:t>
+            </w:r>
+            <w:proofErr w:type="gramEnd"/>
+            <w:r>
+              <w:t>.parquet</w:t>
+            </w:r>
+            <w:proofErr w:type="spellEnd"/>
+            <w:r>
+              <w:t>("</w:t>
+            </w:r>
+            <w:proofErr w:type="spellStart"/>
+            <w:proofErr w:type="gramStart"/>
+            <w:r>
+              <w:t>data.parquet</w:t>
+            </w:r>
+            <w:proofErr w:type="spellEnd"/>
+            <w:proofErr w:type="gramEnd"/>
+            <w:r>
+              <w:t>")</w:t>
             </w:r>
           </w:p>
         </w:tc>
@@ -1340,8 +1616,33 @@
             <w:pPr>
               <w:spacing w:after="160" w:line="278" w:lineRule="auto"/>
             </w:pPr>
-            <w:r>
-              <w:t>df = spark.table("database.table")</w:t>
+            <w:proofErr w:type="spellStart"/>
+            <w:r>
+              <w:t>df</w:t>
+            </w:r>
+            <w:proofErr w:type="spellEnd"/>
+            <w:r>
+              <w:t xml:space="preserve"> = </w:t>
+            </w:r>
+            <w:proofErr w:type="spellStart"/>
+            <w:proofErr w:type="gramStart"/>
+            <w:r>
+              <w:t>spark.table</w:t>
+            </w:r>
+            <w:proofErr w:type="spellEnd"/>
+            <w:proofErr w:type="gramEnd"/>
+            <w:r>
+              <w:t>("</w:t>
+            </w:r>
+            <w:proofErr w:type="spellStart"/>
+            <w:proofErr w:type="gramStart"/>
+            <w:r>
+              <w:t>database.table</w:t>
+            </w:r>
+            <w:proofErr w:type="spellEnd"/>
+            <w:proofErr w:type="gramEnd"/>
+            <w:r>
+              <w:t>")</w:t>
             </w:r>
           </w:p>
         </w:tc>
@@ -1385,7 +1686,14 @@
         <w:rPr>
           <w:rFonts w:asciiTheme="minorHAnsi" w:hAnsiTheme="minorHAnsi" w:cstheme="minorBidi"/>
         </w:rPr>
-        <w:t>3. Inspect</w:t>
+        <w:t xml:space="preserve">3. </w:t>
+      </w:r>
+      <w:proofErr w:type="spellStart"/>
+      <w:r>
+        <w:rPr>
+          <w:rFonts w:asciiTheme="minorHAnsi" w:hAnsiTheme="minorHAnsi" w:cstheme="minorBidi"/>
+        </w:rPr>
+        <w:t>Inspect</w:t>
       </w:r>
       <w:r>
         <w:rPr>
@@ -1399,6 +1707,7 @@
         </w:rPr>
         <w:t>Data</w:t>
       </w:r>
+      <w:proofErr w:type="spellEnd"/>
     </w:p>
     <w:tbl>
       <w:tblPr>
@@ -1573,12 +1882,28 @@
             <w:pPr>
               <w:spacing w:after="160" w:line="278" w:lineRule="auto"/>
             </w:pPr>
-            <w:r>
-              <w:t>df.show()</w:t>
+            <w:proofErr w:type="spellStart"/>
+            <w:proofErr w:type="gramStart"/>
+            <w:r>
+              <w:t>df.show</w:t>
+            </w:r>
+            <w:proofErr w:type="spellEnd"/>
+            <w:proofErr w:type="gramEnd"/>
+            <w:r>
+              <w:t>()</w:t>
             </w:r>
             <w:r>
               <w:br/>
-              <w:t>df.show(20, truncate=False)</w:t>
+            </w:r>
+            <w:proofErr w:type="spellStart"/>
+            <w:proofErr w:type="gramStart"/>
+            <w:r>
+              <w:t>df.show</w:t>
+            </w:r>
+            <w:proofErr w:type="spellEnd"/>
+            <w:proofErr w:type="gramEnd"/>
+            <w:r>
+              <w:t>(20, truncate=False)</w:t>
             </w:r>
           </w:p>
         </w:tc>
@@ -1672,8 +1997,15 @@
             <w:pPr>
               <w:spacing w:after="160" w:line="278" w:lineRule="auto"/>
             </w:pPr>
-            <w:r>
-              <w:t>df.printSchema()</w:t>
+            <w:proofErr w:type="spellStart"/>
+            <w:proofErr w:type="gramStart"/>
+            <w:r>
+              <w:t>df.printSchema</w:t>
+            </w:r>
+            <w:proofErr w:type="spellEnd"/>
+            <w:proofErr w:type="gramEnd"/>
+            <w:r>
+              <w:t>()</w:t>
             </w:r>
           </w:p>
         </w:tc>
@@ -1767,9 +2099,13 @@
             <w:pPr>
               <w:spacing w:after="160" w:line="278" w:lineRule="auto"/>
             </w:pPr>
+            <w:proofErr w:type="spellStart"/>
+            <w:proofErr w:type="gramStart"/>
             <w:r>
               <w:t>df.columns</w:t>
             </w:r>
+            <w:proofErr w:type="spellEnd"/>
+            <w:proofErr w:type="gramEnd"/>
           </w:p>
         </w:tc>
         <w:tc>
@@ -1862,8 +2198,15 @@
             <w:pPr>
               <w:spacing w:after="160" w:line="278" w:lineRule="auto"/>
             </w:pPr>
-            <w:r>
-              <w:t>df.count()</w:t>
+            <w:proofErr w:type="spellStart"/>
+            <w:proofErr w:type="gramStart"/>
+            <w:r>
+              <w:t>df.count</w:t>
+            </w:r>
+            <w:proofErr w:type="spellEnd"/>
+            <w:proofErr w:type="gramEnd"/>
+            <w:r>
+              <w:t>()</w:t>
             </w:r>
           </w:p>
         </w:tc>
@@ -1957,8 +2300,15 @@
             <w:pPr>
               <w:spacing w:after="160" w:line="278" w:lineRule="auto"/>
             </w:pPr>
-            <w:r>
-              <w:t>df.first()</w:t>
+            <w:proofErr w:type="spellStart"/>
+            <w:proofErr w:type="gramStart"/>
+            <w:r>
+              <w:t>df.first</w:t>
+            </w:r>
+            <w:proofErr w:type="spellEnd"/>
+            <w:proofErr w:type="gramEnd"/>
+            <w:r>
+              <w:t>()</w:t>
             </w:r>
           </w:p>
         </w:tc>
@@ -2052,8 +2402,15 @@
             <w:pPr>
               <w:spacing w:after="160" w:line="278" w:lineRule="auto"/>
             </w:pPr>
-            <w:r>
-              <w:t>df.take(5)</w:t>
+            <w:proofErr w:type="spellStart"/>
+            <w:proofErr w:type="gramStart"/>
+            <w:r>
+              <w:t>df.take</w:t>
+            </w:r>
+            <w:proofErr w:type="spellEnd"/>
+            <w:proofErr w:type="gramEnd"/>
+            <w:r>
+              <w:t>(5)</w:t>
             </w:r>
           </w:p>
         </w:tc>
@@ -2147,8 +2504,23 @@
             <w:pPr>
               <w:spacing w:after="160" w:line="278" w:lineRule="auto"/>
             </w:pPr>
-            <w:r>
-              <w:t>df.describe().show()</w:t>
+            <w:proofErr w:type="spellStart"/>
+            <w:proofErr w:type="gramStart"/>
+            <w:r>
+              <w:t>df.describe</w:t>
+            </w:r>
+            <w:proofErr w:type="spellEnd"/>
+            <w:proofErr w:type="gramEnd"/>
+            <w:r>
+              <w:t>(</w:t>
+            </w:r>
+            <w:proofErr w:type="gramStart"/>
+            <w:r>
+              <w:t>).show</w:t>
+            </w:r>
+            <w:proofErr w:type="gramEnd"/>
+            <w:r>
+              <w:t>()</w:t>
             </w:r>
           </w:p>
         </w:tc>
@@ -2175,7 +2547,15 @@
               <w:spacing w:after="160" w:line="278" w:lineRule="auto"/>
             </w:pPr>
             <w:r>
-              <w:t>Shows count, mean, stddev, min, and max for numeric/string columns.</w:t>
+              <w:t xml:space="preserve">Shows count, mean, </w:t>
+            </w:r>
+            <w:proofErr w:type="spellStart"/>
+            <w:r>
+              <w:t>stddev</w:t>
+            </w:r>
+            <w:proofErr w:type="spellEnd"/>
+            <w:r>
+              <w:t>, min, and max for numeric/string columns.</w:t>
             </w:r>
           </w:p>
         </w:tc>
@@ -2368,8 +2748,31 @@
             <w:pPr>
               <w:spacing w:after="160" w:line="278" w:lineRule="auto"/>
             </w:pPr>
-            <w:r>
-              <w:t>df.select("name","age").show()</w:t>
+            <w:proofErr w:type="spellStart"/>
+            <w:proofErr w:type="gramStart"/>
+            <w:r>
+              <w:t>df.select</w:t>
+            </w:r>
+            <w:proofErr w:type="spellEnd"/>
+            <w:proofErr w:type="gramEnd"/>
+            <w:r>
+              <w:t>("</w:t>
+            </w:r>
+            <w:proofErr w:type="spellStart"/>
+            <w:r>
+              <w:t>name","age</w:t>
+            </w:r>
+            <w:proofErr w:type="spellEnd"/>
+            <w:r>
+              <w:t>"</w:t>
+            </w:r>
+            <w:proofErr w:type="gramStart"/>
+            <w:r>
+              <w:t>).show</w:t>
+            </w:r>
+            <w:proofErr w:type="gramEnd"/>
+            <w:r>
+              <w:t>()</w:t>
             </w:r>
           </w:p>
         </w:tc>
@@ -2463,8 +2866,23 @@
             <w:pPr>
               <w:spacing w:after="160" w:line="278" w:lineRule="auto"/>
             </w:pPr>
-            <w:r>
-              <w:t>df.selectExpr("name", "salary * 12 AS annual_salary")</w:t>
+            <w:proofErr w:type="spellStart"/>
+            <w:proofErr w:type="gramStart"/>
+            <w:r>
+              <w:t>df.selectExpr</w:t>
+            </w:r>
+            <w:proofErr w:type="spellEnd"/>
+            <w:proofErr w:type="gramEnd"/>
+            <w:r>
+              <w:t xml:space="preserve">("name", "salary * 12 AS </w:t>
+            </w:r>
+            <w:proofErr w:type="spellStart"/>
+            <w:r>
+              <w:t>annual_salary</w:t>
+            </w:r>
+            <w:proofErr w:type="spellEnd"/>
+            <w:r>
+              <w:t>")</w:t>
             </w:r>
           </w:p>
         </w:tc>
@@ -2559,11 +2977,38 @@
               <w:spacing w:after="160" w:line="278" w:lineRule="auto"/>
             </w:pPr>
             <w:r>
-              <w:t>from pyspark.sql.functions import col, lit</w:t>
+              <w:t xml:space="preserve">from </w:t>
+            </w:r>
+            <w:proofErr w:type="spellStart"/>
+            <w:proofErr w:type="gramStart"/>
+            <w:r>
+              <w:t>pyspark.sql.functions</w:t>
+            </w:r>
+            <w:proofErr w:type="spellEnd"/>
+            <w:proofErr w:type="gramEnd"/>
+            <w:r>
+              <w:t xml:space="preserve"> import col, lit</w:t>
             </w:r>
             <w:r>
               <w:br/>
-              <w:t>df = df.withColumn("bonus", col("salary") * 0.10)</w:t>
+            </w:r>
+            <w:proofErr w:type="spellStart"/>
+            <w:r>
+              <w:t>df</w:t>
+            </w:r>
+            <w:proofErr w:type="spellEnd"/>
+            <w:r>
+              <w:t xml:space="preserve"> = </w:t>
+            </w:r>
+            <w:proofErr w:type="spellStart"/>
+            <w:proofErr w:type="gramStart"/>
+            <w:r>
+              <w:t>df.withColumn</w:t>
+            </w:r>
+            <w:proofErr w:type="spellEnd"/>
+            <w:proofErr w:type="gramEnd"/>
+            <w:r>
+              <w:t>("bonus", col("salary") * 0.10)</w:t>
             </w:r>
           </w:p>
         </w:tc>
@@ -2657,8 +3102,23 @@
             <w:pPr>
               <w:spacing w:after="160" w:line="278" w:lineRule="auto"/>
             </w:pPr>
-            <w:r>
-              <w:t>df = df.withColumn("country", lit("USA"))</w:t>
+            <w:proofErr w:type="spellStart"/>
+            <w:r>
+              <w:t>df</w:t>
+            </w:r>
+            <w:proofErr w:type="spellEnd"/>
+            <w:r>
+              <w:t xml:space="preserve"> = </w:t>
+            </w:r>
+            <w:proofErr w:type="spellStart"/>
+            <w:proofErr w:type="gramStart"/>
+            <w:r>
+              <w:t>df.withColumn</w:t>
+            </w:r>
+            <w:proofErr w:type="spellEnd"/>
+            <w:proofErr w:type="gramEnd"/>
+            <w:r>
+              <w:t>("country", lit("USA"))</w:t>
             </w:r>
           </w:p>
         </w:tc>
@@ -2752,8 +3212,31 @@
             <w:pPr>
               <w:spacing w:after="160" w:line="278" w:lineRule="auto"/>
             </w:pPr>
-            <w:r>
-              <w:t>df = df.withColumnRenamed("old_name","new_name")</w:t>
+            <w:proofErr w:type="spellStart"/>
+            <w:r>
+              <w:t>df</w:t>
+            </w:r>
+            <w:proofErr w:type="spellEnd"/>
+            <w:r>
+              <w:t xml:space="preserve"> = </w:t>
+            </w:r>
+            <w:proofErr w:type="spellStart"/>
+            <w:proofErr w:type="gramStart"/>
+            <w:r>
+              <w:t>df.withColumnRenamed</w:t>
+            </w:r>
+            <w:proofErr w:type="spellEnd"/>
+            <w:proofErr w:type="gramEnd"/>
+            <w:r>
+              <w:t>("old_name","</w:t>
+            </w:r>
+            <w:proofErr w:type="spellStart"/>
+            <w:r>
+              <w:t>new_name</w:t>
+            </w:r>
+            <w:proofErr w:type="spellEnd"/>
+            <w:r>
+              <w:t>")</w:t>
             </w:r>
           </w:p>
         </w:tc>
@@ -2847,8 +3330,31 @@
             <w:pPr>
               <w:spacing w:after="160" w:line="278" w:lineRule="auto"/>
             </w:pPr>
-            <w:r>
-              <w:t>df = df.drop("unwanted_column")</w:t>
+            <w:proofErr w:type="spellStart"/>
+            <w:r>
+              <w:t>df</w:t>
+            </w:r>
+            <w:proofErr w:type="spellEnd"/>
+            <w:r>
+              <w:t xml:space="preserve"> = </w:t>
+            </w:r>
+            <w:proofErr w:type="spellStart"/>
+            <w:proofErr w:type="gramStart"/>
+            <w:r>
+              <w:t>df.drop</w:t>
+            </w:r>
+            <w:proofErr w:type="spellEnd"/>
+            <w:proofErr w:type="gramEnd"/>
+            <w:r>
+              <w:t>("</w:t>
+            </w:r>
+            <w:proofErr w:type="spellStart"/>
+            <w:r>
+              <w:t>unwanted_column</w:t>
+            </w:r>
+            <w:proofErr w:type="spellEnd"/>
+            <w:r>
+              <w:t>")</w:t>
             </w:r>
           </w:p>
         </w:tc>
@@ -2942,8 +3448,23 @@
             <w:pPr>
               <w:spacing w:after="160" w:line="278" w:lineRule="auto"/>
             </w:pPr>
-            <w:r>
-              <w:t>df.select(col("salary").alias("pay"))</w:t>
+            <w:proofErr w:type="spellStart"/>
+            <w:proofErr w:type="gramStart"/>
+            <w:r>
+              <w:t>df.select</w:t>
+            </w:r>
+            <w:proofErr w:type="spellEnd"/>
+            <w:proofErr w:type="gramEnd"/>
+            <w:r>
+              <w:t>(col("salary"</w:t>
+            </w:r>
+            <w:proofErr w:type="gramStart"/>
+            <w:r>
+              <w:t>).alias</w:t>
+            </w:r>
+            <w:proofErr w:type="gramEnd"/>
+            <w:r>
+              <w:t>("pay"))</w:t>
             </w:r>
           </w:p>
         </w:tc>
@@ -2988,7 +3509,31 @@
           <w:rFonts w:asciiTheme="minorHAnsi" w:hAnsiTheme="minorHAnsi" w:cstheme="minorBidi"/>
         </w:rPr>
         <w:lastRenderedPageBreak/>
-        <w:t>5. Filter and Sort</w:t>
+        <w:t>5. Filter</w:t>
+      </w:r>
+      <w:r>
+        <w:rPr>
+          <w:rFonts w:asciiTheme="minorHAnsi" w:hAnsiTheme="minorHAnsi" w:cstheme="minorBidi"/>
+        </w:rPr>
+        <w:t>_ A</w:t>
+      </w:r>
+      <w:r>
+        <w:rPr>
+          <w:rFonts w:asciiTheme="minorHAnsi" w:hAnsiTheme="minorHAnsi" w:cstheme="minorBidi"/>
+        </w:rPr>
+        <w:t>nd</w:t>
+      </w:r>
+      <w:r>
+        <w:rPr>
+          <w:rFonts w:asciiTheme="minorHAnsi" w:hAnsiTheme="minorHAnsi" w:cstheme="minorBidi"/>
+        </w:rPr>
+        <w:t>_</w:t>
+      </w:r>
+      <w:r>
+        <w:rPr>
+          <w:rFonts w:asciiTheme="minorHAnsi" w:hAnsiTheme="minorHAnsi" w:cstheme="minorBidi"/>
+        </w:rPr>
+        <w:t xml:space="preserve"> Sort</w:t>
       </w:r>
     </w:p>
     <w:tbl>
@@ -3164,8 +3709,15 @@
             <w:pPr>
               <w:spacing w:after="160" w:line="278" w:lineRule="auto"/>
             </w:pPr>
-            <w:r>
-              <w:t>df.filter(col("age") &gt; 25)</w:t>
+            <w:proofErr w:type="spellStart"/>
+            <w:proofErr w:type="gramStart"/>
+            <w:r>
+              <w:t>df.filter</w:t>
+            </w:r>
+            <w:proofErr w:type="spellEnd"/>
+            <w:proofErr w:type="gramEnd"/>
+            <w:r>
+              <w:t>(col("age") &gt; 25)</w:t>
             </w:r>
           </w:p>
         </w:tc>
@@ -3259,8 +3811,15 @@
             <w:pPr>
               <w:spacing w:after="160" w:line="278" w:lineRule="auto"/>
             </w:pPr>
-            <w:r>
-              <w:t>df.where(col("city") == "Dallas")</w:t>
+            <w:proofErr w:type="spellStart"/>
+            <w:proofErr w:type="gramStart"/>
+            <w:r>
+              <w:t>df.where</w:t>
+            </w:r>
+            <w:proofErr w:type="spellEnd"/>
+            <w:proofErr w:type="gramEnd"/>
+            <w:r>
+              <w:t>(col("city") == "Dallas")</w:t>
             </w:r>
           </w:p>
         </w:tc>
@@ -3287,7 +3846,15 @@
               <w:spacing w:after="160" w:line="278" w:lineRule="auto"/>
             </w:pPr>
             <w:r>
-              <w:t>Same idea as filter().</w:t>
+              <w:t xml:space="preserve">Same idea as </w:t>
+            </w:r>
+            <w:proofErr w:type="gramStart"/>
+            <w:r>
+              <w:t>filter(</w:t>
+            </w:r>
+            <w:proofErr w:type="gramEnd"/>
+            <w:r>
+              <w:t>).</w:t>
             </w:r>
           </w:p>
         </w:tc>
@@ -3354,8 +3921,15 @@
             <w:pPr>
               <w:spacing w:after="160" w:line="278" w:lineRule="auto"/>
             </w:pPr>
-            <w:r>
-              <w:t>df.filter((col("age") &gt; 25) &amp; (col("city") == "Dallas"))</w:t>
+            <w:proofErr w:type="spellStart"/>
+            <w:proofErr w:type="gramStart"/>
+            <w:r>
+              <w:t>df.filter</w:t>
+            </w:r>
+            <w:proofErr w:type="spellEnd"/>
+            <w:proofErr w:type="gramEnd"/>
+            <w:r>
+              <w:t>((col("age") &gt; 25) &amp; (col("city") == "Dallas"))</w:t>
             </w:r>
           </w:p>
         </w:tc>
@@ -3449,8 +4023,15 @@
             <w:pPr>
               <w:spacing w:after="160" w:line="278" w:lineRule="auto"/>
             </w:pPr>
-            <w:r>
-              <w:t>df.filter((col("age") &lt; 20) | (col("age") &gt; 60))</w:t>
+            <w:proofErr w:type="spellStart"/>
+            <w:proofErr w:type="gramStart"/>
+            <w:r>
+              <w:t>df.filter</w:t>
+            </w:r>
+            <w:proofErr w:type="spellEnd"/>
+            <w:proofErr w:type="gramEnd"/>
+            <w:r>
+              <w:t>((col("age") &lt; 20) | (col("age") &gt; 60))</w:t>
             </w:r>
           </w:p>
         </w:tc>
@@ -3544,8 +4125,28 @@
             <w:pPr>
               <w:spacing w:after="160" w:line="278" w:lineRule="auto"/>
             </w:pPr>
-            <w:r>
-              <w:t>df.filter(col("state").isin("TX","MO"))</w:t>
+            <w:proofErr w:type="spellStart"/>
+            <w:proofErr w:type="gramStart"/>
+            <w:r>
+              <w:t>df.filter</w:t>
+            </w:r>
+            <w:proofErr w:type="spellEnd"/>
+            <w:proofErr w:type="gramEnd"/>
+            <w:r>
+              <w:t>(col("state"</w:t>
+            </w:r>
+            <w:proofErr w:type="gramStart"/>
+            <w:r>
+              <w:t>).</w:t>
+            </w:r>
+            <w:proofErr w:type="spellStart"/>
+            <w:r>
+              <w:t>isin</w:t>
+            </w:r>
+            <w:proofErr w:type="spellEnd"/>
+            <w:proofErr w:type="gramEnd"/>
+            <w:r>
+              <w:t>("TX","MO"))</w:t>
             </w:r>
           </w:p>
         </w:tc>
@@ -3639,8 +4240,23 @@
             <w:pPr>
               <w:spacing w:after="160" w:line="278" w:lineRule="auto"/>
             </w:pPr>
-            <w:r>
-              <w:t>df.filter(col("name").like("A%"))</w:t>
+            <w:proofErr w:type="spellStart"/>
+            <w:proofErr w:type="gramStart"/>
+            <w:r>
+              <w:t>df.filter</w:t>
+            </w:r>
+            <w:proofErr w:type="spellEnd"/>
+            <w:proofErr w:type="gramEnd"/>
+            <w:r>
+              <w:t>(col("name"</w:t>
+            </w:r>
+            <w:proofErr w:type="gramStart"/>
+            <w:r>
+              <w:t>).like</w:t>
+            </w:r>
+            <w:proofErr w:type="gramEnd"/>
+            <w:r>
+              <w:t>("A%"))</w:t>
             </w:r>
           </w:p>
         </w:tc>
@@ -3734,8 +4350,28 @@
             <w:pPr>
               <w:spacing w:after="160" w:line="278" w:lineRule="auto"/>
             </w:pPr>
-            <w:r>
-              <w:t>df.filter(col("name").ilike("a%"))</w:t>
+            <w:proofErr w:type="spellStart"/>
+            <w:proofErr w:type="gramStart"/>
+            <w:r>
+              <w:t>df.filter</w:t>
+            </w:r>
+            <w:proofErr w:type="spellEnd"/>
+            <w:proofErr w:type="gramEnd"/>
+            <w:r>
+              <w:t>(col("name"</w:t>
+            </w:r>
+            <w:proofErr w:type="gramStart"/>
+            <w:r>
+              <w:t>).</w:t>
+            </w:r>
+            <w:proofErr w:type="spellStart"/>
+            <w:r>
+              <w:t>ilike</w:t>
+            </w:r>
+            <w:proofErr w:type="spellEnd"/>
+            <w:proofErr w:type="gramEnd"/>
+            <w:r>
+              <w:t>("a%"))</w:t>
             </w:r>
           </w:p>
         </w:tc>
@@ -3829,8 +4465,15 @@
             <w:pPr>
               <w:spacing w:after="160" w:line="278" w:lineRule="auto"/>
             </w:pPr>
-            <w:r>
-              <w:t>df.orderBy("salary")</w:t>
+            <w:proofErr w:type="spellStart"/>
+            <w:proofErr w:type="gramStart"/>
+            <w:r>
+              <w:t>df.orderBy</w:t>
+            </w:r>
+            <w:proofErr w:type="spellEnd"/>
+            <w:proofErr w:type="gramEnd"/>
+            <w:r>
+              <w:t>("salary")</w:t>
             </w:r>
           </w:p>
         </w:tc>
@@ -3924,8 +4567,23 @@
             <w:pPr>
               <w:spacing w:after="160" w:line="278" w:lineRule="auto"/>
             </w:pPr>
-            <w:r>
-              <w:t>df.orderBy(col("salary").desc())</w:t>
+            <w:proofErr w:type="spellStart"/>
+            <w:proofErr w:type="gramStart"/>
+            <w:r>
+              <w:t>df.orderBy</w:t>
+            </w:r>
+            <w:proofErr w:type="spellEnd"/>
+            <w:proofErr w:type="gramEnd"/>
+            <w:r>
+              <w:t>(col("salary"</w:t>
+            </w:r>
+            <w:proofErr w:type="gramStart"/>
+            <w:r>
+              <w:t>).desc</w:t>
+            </w:r>
+            <w:proofErr w:type="gramEnd"/>
+            <w:r>
+              <w:t>())</w:t>
             </w:r>
           </w:p>
         </w:tc>
@@ -3951,8 +4609,13 @@
             <w:pPr>
               <w:spacing w:after="160" w:line="278" w:lineRule="auto"/>
             </w:pPr>
-            <w:r>
-              <w:t>Sorts highest to lowest.</w:t>
+            <w:proofErr w:type="gramStart"/>
+            <w:r>
+              <w:t>Sorts</w:t>
+            </w:r>
+            <w:proofErr w:type="gramEnd"/>
+            <w:r>
+              <w:t xml:space="preserve"> highest to lowest.</w:t>
             </w:r>
           </w:p>
         </w:tc>
@@ -4145,8 +4808,15 @@
             <w:pPr>
               <w:spacing w:after="160" w:line="278" w:lineRule="auto"/>
             </w:pPr>
-            <w:r>
-              <w:t>df.na.drop()</w:t>
+            <w:proofErr w:type="spellStart"/>
+            <w:proofErr w:type="gramStart"/>
+            <w:r>
+              <w:t>df.na.drop</w:t>
+            </w:r>
+            <w:proofErr w:type="spellEnd"/>
+            <w:proofErr w:type="gramEnd"/>
+            <w:r>
+              <w:t>()</w:t>
             </w:r>
           </w:p>
         </w:tc>
@@ -4172,8 +4842,13 @@
             <w:pPr>
               <w:spacing w:after="160" w:line="278" w:lineRule="auto"/>
             </w:pPr>
-            <w:r>
-              <w:t>Removes rows containing nulls.</w:t>
+            <w:proofErr w:type="gramStart"/>
+            <w:r>
+              <w:t>Removes</w:t>
+            </w:r>
+            <w:proofErr w:type="gramEnd"/>
+            <w:r>
+              <w:t xml:space="preserve"> rows containing nulls.</w:t>
             </w:r>
           </w:p>
         </w:tc>
@@ -4240,8 +4915,23 @@
             <w:pPr>
               <w:spacing w:after="160" w:line="278" w:lineRule="auto"/>
             </w:pPr>
-            <w:r>
-              <w:t>df.na.drop(subset=["name","age"])</w:t>
+            <w:proofErr w:type="spellStart"/>
+            <w:proofErr w:type="gramStart"/>
+            <w:r>
+              <w:t>df.na.drop</w:t>
+            </w:r>
+            <w:proofErr w:type="spellEnd"/>
+            <w:proofErr w:type="gramEnd"/>
+            <w:r>
+              <w:t>(subset=["</w:t>
+            </w:r>
+            <w:proofErr w:type="spellStart"/>
+            <w:r>
+              <w:t>name","age</w:t>
+            </w:r>
+            <w:proofErr w:type="spellEnd"/>
+            <w:r>
+              <w:t>"])</w:t>
             </w:r>
           </w:p>
         </w:tc>
@@ -4335,8 +5025,23 @@
             <w:pPr>
               <w:spacing w:after="160" w:line="278" w:lineRule="auto"/>
             </w:pPr>
-            <w:r>
-              <w:t>df.na.fill({"age":0,"city":"Unknown"})</w:t>
+            <w:proofErr w:type="spellStart"/>
+            <w:proofErr w:type="gramStart"/>
+            <w:r>
+              <w:t>df.na.fill</w:t>
+            </w:r>
+            <w:proofErr w:type="spellEnd"/>
+            <w:proofErr w:type="gramEnd"/>
+            <w:r>
+              <w:t>({"age":0,"city":"</w:t>
+            </w:r>
+            <w:proofErr w:type="gramStart"/>
+            <w:r>
+              <w:t>Unknown"}</w:t>
+            </w:r>
+            <w:proofErr w:type="gramEnd"/>
+            <w:r>
+              <w:t>)</w:t>
             </w:r>
           </w:p>
         </w:tc>
@@ -4430,8 +5135,15 @@
             <w:pPr>
               <w:spacing w:after="160" w:line="278" w:lineRule="auto"/>
             </w:pPr>
-            <w:r>
-              <w:t>df.dropDuplicates()</w:t>
+            <w:proofErr w:type="spellStart"/>
+            <w:proofErr w:type="gramStart"/>
+            <w:r>
+              <w:t>df.dropDuplicates</w:t>
+            </w:r>
+            <w:proofErr w:type="spellEnd"/>
+            <w:proofErr w:type="gramEnd"/>
+            <w:r>
+              <w:t>()</w:t>
             </w:r>
           </w:p>
         </w:tc>
@@ -4457,8 +5169,13 @@
             <w:pPr>
               <w:spacing w:after="160" w:line="278" w:lineRule="auto"/>
             </w:pPr>
-            <w:r>
-              <w:t>Removes rows that are completely duplicated.</w:t>
+            <w:proofErr w:type="gramStart"/>
+            <w:r>
+              <w:t>Removes</w:t>
+            </w:r>
+            <w:proofErr w:type="gramEnd"/>
+            <w:r>
+              <w:t xml:space="preserve"> rows that are completely duplicated.</w:t>
             </w:r>
           </w:p>
         </w:tc>
@@ -4525,8 +5242,23 @@
             <w:pPr>
               <w:spacing w:after="160" w:line="278" w:lineRule="auto"/>
             </w:pPr>
-            <w:r>
-              <w:t>df.dropDuplicates(["age","height"])</w:t>
+            <w:proofErr w:type="spellStart"/>
+            <w:proofErr w:type="gramStart"/>
+            <w:r>
+              <w:t>df.dropDuplicates</w:t>
+            </w:r>
+            <w:proofErr w:type="spellEnd"/>
+            <w:proofErr w:type="gramEnd"/>
+            <w:r>
+              <w:t>(["</w:t>
+            </w:r>
+            <w:proofErr w:type="spellStart"/>
+            <w:r>
+              <w:t>age","height</w:t>
+            </w:r>
+            <w:proofErr w:type="spellEnd"/>
+            <w:r>
+              <w:t>"])</w:t>
             </w:r>
           </w:p>
         </w:tc>
@@ -4746,8 +5478,23 @@
             <w:pPr>
               <w:spacing w:after="160" w:line="278" w:lineRule="auto"/>
             </w:pPr>
-            <w:r>
-              <w:t>df.groupBy("department").count()</w:t>
+            <w:proofErr w:type="spellStart"/>
+            <w:proofErr w:type="gramStart"/>
+            <w:r>
+              <w:t>df.groupBy</w:t>
+            </w:r>
+            <w:proofErr w:type="spellEnd"/>
+            <w:proofErr w:type="gramEnd"/>
+            <w:r>
+              <w:t>("department"</w:t>
+            </w:r>
+            <w:proofErr w:type="gramStart"/>
+            <w:r>
+              <w:t>).count</w:t>
+            </w:r>
+            <w:proofErr w:type="gramEnd"/>
+            <w:r>
+              <w:t>()</w:t>
             </w:r>
           </w:p>
         </w:tc>
@@ -4841,8 +5588,23 @@
             <w:pPr>
               <w:spacing w:after="160" w:line="278" w:lineRule="auto"/>
             </w:pPr>
-            <w:r>
-              <w:t>df.groupBy("department").sum("salary")</w:t>
+            <w:proofErr w:type="spellStart"/>
+            <w:proofErr w:type="gramStart"/>
+            <w:r>
+              <w:t>df.groupBy</w:t>
+            </w:r>
+            <w:proofErr w:type="spellEnd"/>
+            <w:proofErr w:type="gramEnd"/>
+            <w:r>
+              <w:t>("department"</w:t>
+            </w:r>
+            <w:proofErr w:type="gramStart"/>
+            <w:r>
+              <w:t>).sum</w:t>
+            </w:r>
+            <w:proofErr w:type="gramEnd"/>
+            <w:r>
+              <w:t>("salary")</w:t>
             </w:r>
           </w:p>
         </w:tc>
@@ -4936,8 +5698,23 @@
             <w:pPr>
               <w:spacing w:after="160" w:line="278" w:lineRule="auto"/>
             </w:pPr>
-            <w:r>
-              <w:t>df.groupBy("department").avg("salary")</w:t>
+            <w:proofErr w:type="spellStart"/>
+            <w:proofErr w:type="gramStart"/>
+            <w:r>
+              <w:t>df.groupBy</w:t>
+            </w:r>
+            <w:proofErr w:type="spellEnd"/>
+            <w:proofErr w:type="gramEnd"/>
+            <w:r>
+              <w:t>("department"</w:t>
+            </w:r>
+            <w:proofErr w:type="gramStart"/>
+            <w:r>
+              <w:t>).avg</w:t>
+            </w:r>
+            <w:proofErr w:type="gramEnd"/>
+            <w:r>
+              <w:t>("salary")</w:t>
             </w:r>
           </w:p>
         </w:tc>
@@ -5033,11 +5810,59 @@
               <w:spacing w:after="160" w:line="278" w:lineRule="auto"/>
             </w:pPr>
             <w:r>
-              <w:t>from pyspark.sql.functions import sum, avg, max</w:t>
+              <w:t xml:space="preserve">from </w:t>
+            </w:r>
+            <w:proofErr w:type="spellStart"/>
+            <w:proofErr w:type="gramStart"/>
+            <w:r>
+              <w:t>pyspark.sql.functions</w:t>
+            </w:r>
+            <w:proofErr w:type="spellEnd"/>
+            <w:proofErr w:type="gramEnd"/>
+            <w:r>
+              <w:t xml:space="preserve"> import sum, avg, max</w:t>
             </w:r>
             <w:r>
               <w:br/>
-              <w:t>df.groupBy("dept").agg(sum("sales"),avg("sales"),max("sales"))</w:t>
+            </w:r>
+            <w:proofErr w:type="spellStart"/>
+            <w:proofErr w:type="gramStart"/>
+            <w:r>
+              <w:t>df.groupBy</w:t>
+            </w:r>
+            <w:proofErr w:type="spellEnd"/>
+            <w:proofErr w:type="gramEnd"/>
+            <w:r>
+              <w:t>("dept"</w:t>
+            </w:r>
+            <w:proofErr w:type="gramStart"/>
+            <w:r>
+              <w:t>).</w:t>
+            </w:r>
+            <w:proofErr w:type="spellStart"/>
+            <w:r>
+              <w:t>agg</w:t>
+            </w:r>
+            <w:proofErr w:type="spellEnd"/>
+            <w:proofErr w:type="gramEnd"/>
+            <w:r>
+              <w:t>(sum("sales"</w:t>
+            </w:r>
+            <w:proofErr w:type="gramStart"/>
+            <w:r>
+              <w:t>),avg</w:t>
+            </w:r>
+            <w:proofErr w:type="gramEnd"/>
+            <w:r>
+              <w:t>("sales"</w:t>
+            </w:r>
+            <w:proofErr w:type="gramStart"/>
+            <w:r>
+              <w:t>),max</w:t>
+            </w:r>
+            <w:proofErr w:type="gramEnd"/>
+            <w:r>
+              <w:t>("sales"))</w:t>
             </w:r>
           </w:p>
         </w:tc>
@@ -5132,11 +5957,57 @@
               <w:spacing w:after="160" w:line="278" w:lineRule="auto"/>
             </w:pPr>
             <w:r>
-              <w:t>from pyspark.sql.functions import countDistinct</w:t>
-            </w:r>
+              <w:t xml:space="preserve">from </w:t>
+            </w:r>
+            <w:proofErr w:type="spellStart"/>
+            <w:proofErr w:type="gramStart"/>
+            <w:r>
+              <w:t>pyspark.sql.functions</w:t>
+            </w:r>
+            <w:proofErr w:type="spellEnd"/>
+            <w:proofErr w:type="gramEnd"/>
+            <w:r>
+              <w:t xml:space="preserve"> import </w:t>
+            </w:r>
+            <w:proofErr w:type="spellStart"/>
+            <w:r>
+              <w:t>countDistinct</w:t>
+            </w:r>
+            <w:proofErr w:type="spellEnd"/>
             <w:r>
               <w:br/>
-              <w:t>df.agg(countDistinct("customer_id")).show()</w:t>
+            </w:r>
+            <w:proofErr w:type="spellStart"/>
+            <w:r>
+              <w:t>df.agg</w:t>
+            </w:r>
+            <w:proofErr w:type="spellEnd"/>
+            <w:r>
+              <w:t>(</w:t>
+            </w:r>
+            <w:proofErr w:type="spellStart"/>
+            <w:r>
+              <w:t>countDistinct</w:t>
+            </w:r>
+            <w:proofErr w:type="spellEnd"/>
+            <w:r>
+              <w:t>("</w:t>
+            </w:r>
+            <w:proofErr w:type="spellStart"/>
+            <w:r>
+              <w:t>customer_id</w:t>
+            </w:r>
+            <w:proofErr w:type="spellEnd"/>
+            <w:r>
+              <w:t>")</w:t>
+            </w:r>
+            <w:proofErr w:type="gramStart"/>
+            <w:r>
+              <w:t>).show</w:t>
+            </w:r>
+            <w:proofErr w:type="gramEnd"/>
+            <w:r>
+              <w:t>()</w:t>
             </w:r>
           </w:p>
         </w:tc>
@@ -5356,8 +6227,23 @@
             <w:pPr>
               <w:spacing w:after="160" w:line="278" w:lineRule="auto"/>
             </w:pPr>
-            <w:r>
-              <w:t>df.withColumn("age", col("age").cast("int"))</w:t>
+            <w:proofErr w:type="spellStart"/>
+            <w:proofErr w:type="gramStart"/>
+            <w:r>
+              <w:t>df.withColumn</w:t>
+            </w:r>
+            <w:proofErr w:type="spellEnd"/>
+            <w:proofErr w:type="gramEnd"/>
+            <w:r>
+              <w:t>("age", col("age"</w:t>
+            </w:r>
+            <w:proofErr w:type="gramStart"/>
+            <w:r>
+              <w:t>).cast</w:t>
+            </w:r>
+            <w:proofErr w:type="gramEnd"/>
+            <w:r>
+              <w:t>("int"))</w:t>
             </w:r>
           </w:p>
         </w:tc>
@@ -5452,11 +6338,30 @@
               <w:spacing w:after="160" w:line="278" w:lineRule="auto"/>
             </w:pPr>
             <w:r>
-              <w:t>from pyspark.sql.functions import upper, lower</w:t>
+              <w:t xml:space="preserve">from </w:t>
+            </w:r>
+            <w:proofErr w:type="spellStart"/>
+            <w:proofErr w:type="gramStart"/>
+            <w:r>
+              <w:t>pyspark.sql.functions</w:t>
+            </w:r>
+            <w:proofErr w:type="spellEnd"/>
+            <w:proofErr w:type="gramEnd"/>
+            <w:r>
+              <w:t xml:space="preserve"> import upper, lower</w:t>
             </w:r>
             <w:r>
               <w:br/>
-              <w:t>df.select(upper("name"), lower("city"))</w:t>
+            </w:r>
+            <w:proofErr w:type="spellStart"/>
+            <w:proofErr w:type="gramStart"/>
+            <w:r>
+              <w:t>df.select</w:t>
+            </w:r>
+            <w:proofErr w:type="spellEnd"/>
+            <w:proofErr w:type="gramEnd"/>
+            <w:r>
+              <w:t>(upper("name"), lower("city"))</w:t>
             </w:r>
           </w:p>
         </w:tc>
@@ -5519,6 +6424,7 @@
             <w:pPr>
               <w:spacing w:after="160" w:line="278" w:lineRule="auto"/>
             </w:pPr>
+            <w:proofErr w:type="spellStart"/>
             <w:r>
               <w:rPr>
                 <w:b/>
@@ -5526,6 +6432,7 @@
               </w:rPr>
               <w:t>Concat</w:t>
             </w:r>
+            <w:proofErr w:type="spellEnd"/>
           </w:p>
         </w:tc>
         <w:tc>
@@ -5551,11 +6458,67 @@
               <w:spacing w:after="160" w:line="278" w:lineRule="auto"/>
             </w:pPr>
             <w:r>
-              <w:t>from pyspark.sql.functions import concat_ws</w:t>
-            </w:r>
+              <w:t xml:space="preserve">from </w:t>
+            </w:r>
+            <w:proofErr w:type="spellStart"/>
+            <w:proofErr w:type="gramStart"/>
+            <w:r>
+              <w:t>pyspark.sql.functions</w:t>
+            </w:r>
+            <w:proofErr w:type="spellEnd"/>
+            <w:proofErr w:type="gramEnd"/>
+            <w:r>
+              <w:t xml:space="preserve"> import </w:t>
+            </w:r>
+            <w:proofErr w:type="spellStart"/>
+            <w:r>
+              <w:t>concat_ws</w:t>
+            </w:r>
+            <w:proofErr w:type="spellEnd"/>
             <w:r>
               <w:br/>
-              <w:t>df.withColumn("full_name", concat_ws(" ","first","last"))</w:t>
+            </w:r>
+            <w:proofErr w:type="spellStart"/>
+            <w:proofErr w:type="gramStart"/>
+            <w:r>
+              <w:t>df.withColumn</w:t>
+            </w:r>
+            <w:proofErr w:type="spellEnd"/>
+            <w:proofErr w:type="gramEnd"/>
+            <w:r>
+              <w:t>("</w:t>
+            </w:r>
+            <w:proofErr w:type="spellStart"/>
+            <w:r>
+              <w:t>full_name</w:t>
+            </w:r>
+            <w:proofErr w:type="spellEnd"/>
+            <w:r>
+              <w:t xml:space="preserve">", </w:t>
+            </w:r>
+            <w:proofErr w:type="spellStart"/>
+            <w:r>
+              <w:t>concat_</w:t>
+            </w:r>
+            <w:proofErr w:type="gramStart"/>
+            <w:r>
+              <w:t>ws</w:t>
+            </w:r>
+            <w:proofErr w:type="spellEnd"/>
+            <w:r>
+              <w:t>(</w:t>
+            </w:r>
+            <w:proofErr w:type="gramEnd"/>
+            <w:r>
+              <w:t>" ","</w:t>
+            </w:r>
+            <w:proofErr w:type="spellStart"/>
+            <w:r>
+              <w:t>first","last</w:t>
+            </w:r>
+            <w:proofErr w:type="spellEnd"/>
+            <w:r>
+              <w:t>"))</w:t>
             </w:r>
           </w:p>
         </w:tc>
@@ -5650,11 +6613,30 @@
               <w:spacing w:after="160" w:line="278" w:lineRule="auto"/>
             </w:pPr>
             <w:r>
-              <w:t>from pyspark.sql.functions import substring</w:t>
+              <w:t xml:space="preserve">from </w:t>
+            </w:r>
+            <w:proofErr w:type="spellStart"/>
+            <w:proofErr w:type="gramStart"/>
+            <w:r>
+              <w:t>pyspark.sql.functions</w:t>
+            </w:r>
+            <w:proofErr w:type="spellEnd"/>
+            <w:proofErr w:type="gramEnd"/>
+            <w:r>
+              <w:t xml:space="preserve"> import substring</w:t>
             </w:r>
             <w:r>
               <w:br/>
-              <w:t>df.withColumn("code", substring("id",1,3))</w:t>
+            </w:r>
+            <w:proofErr w:type="spellStart"/>
+            <w:proofErr w:type="gramStart"/>
+            <w:r>
+              <w:t>df.withColumn</w:t>
+            </w:r>
+            <w:proofErr w:type="spellEnd"/>
+            <w:proofErr w:type="gramEnd"/>
+            <w:r>
+              <w:t>("code", substring("id",1,3))</w:t>
             </w:r>
           </w:p>
         </w:tc>
@@ -5749,11 +6731,38 @@
               <w:spacing w:after="160" w:line="278" w:lineRule="auto"/>
             </w:pPr>
             <w:r>
-              <w:t>from pyspark.sql.functions import when</w:t>
+              <w:t xml:space="preserve">from </w:t>
+            </w:r>
+            <w:proofErr w:type="spellStart"/>
+            <w:proofErr w:type="gramStart"/>
+            <w:r>
+              <w:t>pyspark.sql.functions</w:t>
+            </w:r>
+            <w:proofErr w:type="spellEnd"/>
+            <w:proofErr w:type="gramEnd"/>
+            <w:r>
+              <w:t xml:space="preserve"> import when</w:t>
             </w:r>
             <w:r>
               <w:br/>
-              <w:t>df.withColumn("grade", when(col("score")&gt;=90,"A").otherwise("Other"))</w:t>
+            </w:r>
+            <w:proofErr w:type="spellStart"/>
+            <w:proofErr w:type="gramStart"/>
+            <w:r>
+              <w:t>df.withColumn</w:t>
+            </w:r>
+            <w:proofErr w:type="spellEnd"/>
+            <w:proofErr w:type="gramEnd"/>
+            <w:r>
+              <w:t>("grade", when(col("score")&gt;=90,"A"</w:t>
+            </w:r>
+            <w:proofErr w:type="gramStart"/>
+            <w:r>
+              <w:t>).otherwise</w:t>
+            </w:r>
+            <w:proofErr w:type="gramEnd"/>
+            <w:r>
+              <w:t>("Other"))</w:t>
             </w:r>
           </w:p>
         </w:tc>
@@ -5848,11 +6857,51 @@
               <w:spacing w:after="160" w:line="278" w:lineRule="auto"/>
             </w:pPr>
             <w:r>
-              <w:t>from pyspark.sql.functions import to_date</w:t>
-            </w:r>
+              <w:t xml:space="preserve">from </w:t>
+            </w:r>
+            <w:proofErr w:type="spellStart"/>
+            <w:proofErr w:type="gramStart"/>
+            <w:r>
+              <w:t>pyspark.sql.functions</w:t>
+            </w:r>
+            <w:proofErr w:type="spellEnd"/>
+            <w:proofErr w:type="gramEnd"/>
+            <w:r>
+              <w:t xml:space="preserve"> import </w:t>
+            </w:r>
+            <w:proofErr w:type="spellStart"/>
+            <w:r>
+              <w:t>to_date</w:t>
+            </w:r>
+            <w:proofErr w:type="spellEnd"/>
             <w:r>
               <w:br/>
-              <w:t>df.withColumn("dt", to_date("date_str","yyyy-MM-dd"))</w:t>
+            </w:r>
+            <w:proofErr w:type="spellStart"/>
+            <w:proofErr w:type="gramStart"/>
+            <w:r>
+              <w:t>df.withColumn</w:t>
+            </w:r>
+            <w:proofErr w:type="spellEnd"/>
+            <w:proofErr w:type="gramEnd"/>
+            <w:r>
+              <w:t xml:space="preserve">("dt", </w:t>
+            </w:r>
+            <w:proofErr w:type="spellStart"/>
+            <w:r>
+              <w:t>to_date</w:t>
+            </w:r>
+            <w:proofErr w:type="spellEnd"/>
+            <w:r>
+              <w:t>("date_str","</w:t>
+            </w:r>
+            <w:proofErr w:type="spellStart"/>
+            <w:r>
+              <w:t>yyyy</w:t>
+            </w:r>
+            <w:proofErr w:type="spellEnd"/>
+            <w:r>
+              <w:t>-MM-dd"))</w:t>
             </w:r>
           </w:p>
         </w:tc>
@@ -5879,7 +6928,15 @@
               <w:spacing w:after="160" w:line="278" w:lineRule="auto"/>
             </w:pPr>
             <w:r>
-              <w:t>Converts string to DateType.</w:t>
+              <w:t xml:space="preserve">Converts string to </w:t>
+            </w:r>
+            <w:proofErr w:type="spellStart"/>
+            <w:r>
+              <w:t>DateType</w:t>
+            </w:r>
+            <w:proofErr w:type="spellEnd"/>
+            <w:r>
+              <w:t>.</w:t>
             </w:r>
           </w:p>
         </w:tc>
@@ -6100,7 +7157,15 @@
               <w:spacing w:after="160" w:line="278" w:lineRule="auto"/>
             </w:pPr>
             <w:r>
-              <w:t>Returns matching rows from both DataFrames.</w:t>
+              <w:t xml:space="preserve">Returns matching rows from both </w:t>
+            </w:r>
+            <w:proofErr w:type="spellStart"/>
+            <w:r>
+              <w:t>DataFrames</w:t>
+            </w:r>
+            <w:proofErr w:type="spellEnd"/>
+            <w:r>
+              <w:t>.</w:t>
             </w:r>
           </w:p>
         </w:tc>
@@ -6426,7 +7491,23 @@
                 <w:b/>
                 <w:bCs/>
               </w:rPr>
-              <w:t>Join on different keys</w:t>
+              <w:t xml:space="preserve">Join </w:t>
+            </w:r>
+            <w:proofErr w:type="gramStart"/>
+            <w:r>
+              <w:rPr>
+                <w:b/>
+                <w:bCs/>
+              </w:rPr>
+              <w:t>on</w:t>
+            </w:r>
+            <w:proofErr w:type="gramEnd"/>
+            <w:r>
+              <w:rPr>
+                <w:b/>
+                <w:bCs/>
+              </w:rPr>
+              <w:t xml:space="preserve"> different keys</w:t>
             </w:r>
           </w:p>
         </w:tc>
@@ -6548,7 +7629,15 @@
               <w:spacing w:after="160" w:line="278" w:lineRule="auto"/>
             </w:pPr>
             <w:r>
-              <w:t>df1.join(df2, "id", "left_semi")</w:t>
+              <w:t>df1.join(df2, "id", "</w:t>
+            </w:r>
+            <w:proofErr w:type="spellStart"/>
+            <w:r>
+              <w:t>left_semi</w:t>
+            </w:r>
+            <w:proofErr w:type="spellEnd"/>
+            <w:r>
+              <w:t>")</w:t>
             </w:r>
           </w:p>
         </w:tc>
@@ -6643,7 +7732,15 @@
               <w:spacing w:after="160" w:line="278" w:lineRule="auto"/>
             </w:pPr>
             <w:r>
-              <w:t>df1.join(df2, "id", "left_anti")</w:t>
+              <w:t>df1.join(df2, "id", "</w:t>
+            </w:r>
+            <w:proofErr w:type="spellStart"/>
+            <w:r>
+              <w:t>left_anti</w:t>
+            </w:r>
+            <w:proofErr w:type="spellEnd"/>
+            <w:r>
+              <w:t>")</w:t>
             </w:r>
           </w:p>
         </w:tc>
@@ -6864,8 +7961,15 @@
             <w:pPr>
               <w:spacing w:after="160" w:line="278" w:lineRule="auto"/>
             </w:pPr>
-            <w:r>
-              <w:t>df.createOrReplaceTempView("people")</w:t>
+            <w:proofErr w:type="spellStart"/>
+            <w:proofErr w:type="gramStart"/>
+            <w:r>
+              <w:t>df.createOrReplaceTempView</w:t>
+            </w:r>
+            <w:proofErr w:type="spellEnd"/>
+            <w:proofErr w:type="gramEnd"/>
+            <w:r>
+              <w:t>("people")</w:t>
             </w:r>
           </w:p>
         </w:tc>
@@ -6892,7 +7996,15 @@
               <w:spacing w:after="160" w:line="278" w:lineRule="auto"/>
             </w:pPr>
             <w:r>
-              <w:t>Makes a DataFrame queryable with SQL.</w:t>
+              <w:t xml:space="preserve">Makes a DataFrame </w:t>
+            </w:r>
+            <w:proofErr w:type="spellStart"/>
+            <w:r>
+              <w:t>queryable</w:t>
+            </w:r>
+            <w:proofErr w:type="spellEnd"/>
+            <w:r>
+              <w:t xml:space="preserve"> with SQL.</w:t>
             </w:r>
           </w:p>
         </w:tc>
@@ -6960,7 +8072,20 @@
               <w:spacing w:after="160" w:line="278" w:lineRule="auto"/>
             </w:pPr>
             <w:r>
-              <w:t>result = spark.sql("SELECT * FROM people WHERE age &gt; 25")</w:t>
+              <w:t xml:space="preserve">result = </w:t>
+            </w:r>
+            <w:proofErr w:type="spellStart"/>
+            <w:proofErr w:type="gramStart"/>
+            <w:r>
+              <w:t>spark.sql</w:t>
+            </w:r>
+            <w:proofErr w:type="spellEnd"/>
+            <w:r>
+              <w:t>(</w:t>
+            </w:r>
+            <w:proofErr w:type="gramEnd"/>
+            <w:r>
+              <w:t>"SELECT * FROM people WHERE age &gt; 25")</w:t>
             </w:r>
           </w:p>
         </w:tc>
@@ -7054,8 +8179,26 @@
             <w:pPr>
               <w:spacing w:after="160" w:line="278" w:lineRule="auto"/>
             </w:pPr>
-            <w:r>
-              <w:t>spark.sql("SHOW DATABASES").show()</w:t>
+            <w:proofErr w:type="spellStart"/>
+            <w:proofErr w:type="gramStart"/>
+            <w:r>
+              <w:t>spark.sql</w:t>
+            </w:r>
+            <w:proofErr w:type="spellEnd"/>
+            <w:r>
+              <w:t>(</w:t>
+            </w:r>
+            <w:proofErr w:type="gramEnd"/>
+            <w:r>
+              <w:t>"SHOW DATABASES"</w:t>
+            </w:r>
+            <w:proofErr w:type="gramStart"/>
+            <w:r>
+              <w:t>).show</w:t>
+            </w:r>
+            <w:proofErr w:type="gramEnd"/>
+            <w:r>
+              <w:t>()</w:t>
             </w:r>
           </w:p>
         </w:tc>
@@ -7149,8 +8292,26 @@
             <w:pPr>
               <w:spacing w:after="160" w:line="278" w:lineRule="auto"/>
             </w:pPr>
-            <w:r>
-              <w:t>spark.sql("SHOW TABLES").show()</w:t>
+            <w:proofErr w:type="spellStart"/>
+            <w:proofErr w:type="gramStart"/>
+            <w:r>
+              <w:t>spark.sql</w:t>
+            </w:r>
+            <w:proofErr w:type="spellEnd"/>
+            <w:r>
+              <w:t>(</w:t>
+            </w:r>
+            <w:proofErr w:type="gramEnd"/>
+            <w:r>
+              <w:t>"SHOW TABLES"</w:t>
+            </w:r>
+            <w:proofErr w:type="gramStart"/>
+            <w:r>
+              <w:t>).show</w:t>
+            </w:r>
+            <w:proofErr w:type="gramEnd"/>
+            <w:r>
+              <w:t>()</w:t>
             </w:r>
           </w:p>
         </w:tc>
@@ -7176,8 +8337,13 @@
             <w:pPr>
               <w:spacing w:after="160" w:line="278" w:lineRule="auto"/>
             </w:pPr>
-            <w:r>
-              <w:t>Shows tables in the current database.</w:t>
+            <w:proofErr w:type="gramStart"/>
+            <w:r>
+              <w:t>Shows</w:t>
+            </w:r>
+            <w:proofErr w:type="gramEnd"/>
+            <w:r>
+              <w:t xml:space="preserve"> tables in the current database.</w:t>
             </w:r>
           </w:p>
         </w:tc>
@@ -7244,8 +8410,26 @@
             <w:pPr>
               <w:spacing w:after="160" w:line="278" w:lineRule="auto"/>
             </w:pPr>
-            <w:r>
-              <w:t>spark.sql("USE my_database")</w:t>
+            <w:proofErr w:type="spellStart"/>
+            <w:proofErr w:type="gramStart"/>
+            <w:r>
+              <w:t>spark.sql</w:t>
+            </w:r>
+            <w:proofErr w:type="spellEnd"/>
+            <w:r>
+              <w:t>(</w:t>
+            </w:r>
+            <w:proofErr w:type="gramEnd"/>
+            <w:r>
+              <w:t xml:space="preserve">"USE </w:t>
+            </w:r>
+            <w:proofErr w:type="spellStart"/>
+            <w:r>
+              <w:t>my_database</w:t>
+            </w:r>
+            <w:proofErr w:type="spellEnd"/>
+            <w:r>
+              <w:t>")</w:t>
             </w:r>
           </w:p>
         </w:tc>
@@ -7465,8 +8649,23 @@
             <w:pPr>
               <w:spacing w:after="160" w:line="278" w:lineRule="auto"/>
             </w:pPr>
-            <w:r>
-              <w:t>rdd = spark.sparkContext.parallelize([1,2,3,4])</w:t>
+            <w:proofErr w:type="spellStart"/>
+            <w:r>
+              <w:t>rdd</w:t>
+            </w:r>
+            <w:proofErr w:type="spellEnd"/>
+            <w:r>
+              <w:t xml:space="preserve"> = </w:t>
+            </w:r>
+            <w:proofErr w:type="spellStart"/>
+            <w:proofErr w:type="gramStart"/>
+            <w:r>
+              <w:t>spark.sparkContext.parallelize</w:t>
+            </w:r>
+            <w:proofErr w:type="spellEnd"/>
+            <w:proofErr w:type="gramEnd"/>
+            <w:r>
+              <w:t>([1,2,3,4])</w:t>
             </w:r>
           </w:p>
         </w:tc>
@@ -7492,8 +8691,13 @@
             <w:pPr>
               <w:spacing w:after="160" w:line="278" w:lineRule="auto"/>
             </w:pPr>
-            <w:r>
-              <w:t>Creates a distributed collection.</w:t>
+            <w:proofErr w:type="gramStart"/>
+            <w:r>
+              <w:t>Creates</w:t>
+            </w:r>
+            <w:proofErr w:type="gramEnd"/>
+            <w:r>
+              <w:t xml:space="preserve"> a distributed collection.</w:t>
             </w:r>
           </w:p>
         </w:tc>
@@ -7560,8 +8764,26 @@
             <w:pPr>
               <w:spacing w:after="160" w:line="278" w:lineRule="auto"/>
             </w:pPr>
-            <w:r>
-              <w:t>rdd.map(lambda x: x * 2).collect()</w:t>
+            <w:proofErr w:type="spellStart"/>
+            <w:proofErr w:type="gramStart"/>
+            <w:r>
+              <w:t>rdd.map</w:t>
+            </w:r>
+            <w:proofErr w:type="spellEnd"/>
+            <w:r>
+              <w:t>(</w:t>
+            </w:r>
+            <w:proofErr w:type="gramEnd"/>
+            <w:r>
+              <w:t>lambda x: x * 2</w:t>
+            </w:r>
+            <w:proofErr w:type="gramStart"/>
+            <w:r>
+              <w:t>).collect</w:t>
+            </w:r>
+            <w:proofErr w:type="gramEnd"/>
+            <w:r>
+              <w:t>()</w:t>
             </w:r>
           </w:p>
         </w:tc>
@@ -7624,6 +8846,7 @@
             <w:pPr>
               <w:spacing w:after="160" w:line="278" w:lineRule="auto"/>
             </w:pPr>
+            <w:proofErr w:type="spellStart"/>
             <w:r>
               <w:rPr>
                 <w:b/>
@@ -7631,6 +8854,7 @@
               </w:rPr>
               <w:t>flatMap</w:t>
             </w:r>
+            <w:proofErr w:type="spellEnd"/>
           </w:p>
         </w:tc>
         <w:tc>
@@ -7655,8 +8879,23 @@
             <w:pPr>
               <w:spacing w:after="160" w:line="278" w:lineRule="auto"/>
             </w:pPr>
-            <w:r>
-              <w:t>rdd.flatMap(lambda x: [x, x*2]).collect()</w:t>
+            <w:proofErr w:type="spellStart"/>
+            <w:proofErr w:type="gramStart"/>
+            <w:r>
+              <w:t>rdd.flatMap</w:t>
+            </w:r>
+            <w:proofErr w:type="spellEnd"/>
+            <w:proofErr w:type="gramEnd"/>
+            <w:r>
+              <w:t>(lambda x: [x, x*2]</w:t>
+            </w:r>
+            <w:proofErr w:type="gramStart"/>
+            <w:r>
+              <w:t>).collect</w:t>
+            </w:r>
+            <w:proofErr w:type="gramEnd"/>
+            <w:r>
+              <w:t>()</w:t>
             </w:r>
           </w:p>
         </w:tc>
@@ -7750,8 +8989,31 @@
             <w:pPr>
               <w:spacing w:after="160" w:line="278" w:lineRule="auto"/>
             </w:pPr>
-            <w:r>
-              <w:t>rdd.filter(lambda x: x &gt; 2).collect()</w:t>
+            <w:proofErr w:type="spellStart"/>
+            <w:proofErr w:type="gramStart"/>
+            <w:r>
+              <w:t>rdd.filter</w:t>
+            </w:r>
+            <w:proofErr w:type="spellEnd"/>
+            <w:proofErr w:type="gramEnd"/>
+            <w:r>
+              <w:t>(lambda x</w:t>
+            </w:r>
+            <w:proofErr w:type="gramStart"/>
+            <w:r>
+              <w:t>: x</w:t>
+            </w:r>
+            <w:proofErr w:type="gramEnd"/>
+            <w:r>
+              <w:t xml:space="preserve"> &gt; 2</w:t>
+            </w:r>
+            <w:proofErr w:type="gramStart"/>
+            <w:r>
+              <w:t>).collect</w:t>
+            </w:r>
+            <w:proofErr w:type="gramEnd"/>
+            <w:r>
+              <w:t>()</w:t>
             </w:r>
           </w:p>
         </w:tc>
@@ -7845,8 +9107,33 @@
             <w:pPr>
               <w:spacing w:after="160" w:line="278" w:lineRule="auto"/>
             </w:pPr>
-            <w:r>
-              <w:t>rdd.reduce(lambda a,b: a+b)</w:t>
+            <w:proofErr w:type="spellStart"/>
+            <w:proofErr w:type="gramStart"/>
+            <w:r>
+              <w:t>rdd.reduce</w:t>
+            </w:r>
+            <w:proofErr w:type="spellEnd"/>
+            <w:proofErr w:type="gramEnd"/>
+            <w:r>
+              <w:t xml:space="preserve">(lambda </w:t>
+            </w:r>
+            <w:proofErr w:type="spellStart"/>
+            <w:proofErr w:type="gramStart"/>
+            <w:r>
+              <w:t>a,b</w:t>
+            </w:r>
+            <w:proofErr w:type="spellEnd"/>
+            <w:proofErr w:type="gramEnd"/>
+            <w:r>
+              <w:t xml:space="preserve">: </w:t>
+            </w:r>
+            <w:proofErr w:type="spellStart"/>
+            <w:r>
+              <w:t>a+b</w:t>
+            </w:r>
+            <w:proofErr w:type="spellEnd"/>
+            <w:r>
+              <w:t>)</w:t>
             </w:r>
           </w:p>
         </w:tc>
@@ -7940,8 +9227,15 @@
             <w:pPr>
               <w:spacing w:after="160" w:line="278" w:lineRule="auto"/>
             </w:pPr>
-            <w:r>
-              <w:t>rdd.count()</w:t>
+            <w:proofErr w:type="spellStart"/>
+            <w:proofErr w:type="gramStart"/>
+            <w:r>
+              <w:t>rdd.count</w:t>
+            </w:r>
+            <w:proofErr w:type="spellEnd"/>
+            <w:proofErr w:type="gramEnd"/>
+            <w:r>
+              <w:t>()</w:t>
             </w:r>
           </w:p>
         </w:tc>
@@ -8035,8 +9329,15 @@
             <w:pPr>
               <w:spacing w:after="160" w:line="278" w:lineRule="auto"/>
             </w:pPr>
-            <w:r>
-              <w:t>rdd.collect()</w:t>
+            <w:proofErr w:type="spellStart"/>
+            <w:proofErr w:type="gramStart"/>
+            <w:r>
+              <w:t>rdd.collect</w:t>
+            </w:r>
+            <w:proofErr w:type="spellEnd"/>
+            <w:proofErr w:type="gramEnd"/>
+            <w:r>
+              <w:t>()</w:t>
             </w:r>
           </w:p>
         </w:tc>
@@ -8062,8 +9363,13 @@
             <w:pPr>
               <w:spacing w:after="160" w:line="278" w:lineRule="auto"/>
             </w:pPr>
-            <w:r>
-              <w:t>Brings all elements to the driver; use carefully on large data.</w:t>
+            <w:proofErr w:type="gramStart"/>
+            <w:r>
+              <w:t>Brings</w:t>
+            </w:r>
+            <w:proofErr w:type="gramEnd"/>
+            <w:r>
+              <w:t xml:space="preserve"> all elements to the driver; use carefully on large data.</w:t>
             </w:r>
           </w:p>
         </w:tc>
@@ -8256,8 +9562,15 @@
             <w:pPr>
               <w:spacing w:after="160" w:line="278" w:lineRule="auto"/>
             </w:pPr>
-            <w:r>
-              <w:t>df.rdd.getNumPartitions()</w:t>
+            <w:proofErr w:type="spellStart"/>
+            <w:proofErr w:type="gramStart"/>
+            <w:r>
+              <w:t>df.rdd.getNumPartitions</w:t>
+            </w:r>
+            <w:proofErr w:type="spellEnd"/>
+            <w:proofErr w:type="gramEnd"/>
+            <w:r>
+              <w:t>()</w:t>
             </w:r>
           </w:p>
         </w:tc>
@@ -8352,7 +9665,17 @@
               <w:spacing w:after="160" w:line="278" w:lineRule="auto"/>
             </w:pPr>
             <w:r>
-              <w:t>df2 = df.repartition(8)</w:t>
+              <w:t xml:space="preserve">df2 = </w:t>
+            </w:r>
+            <w:proofErr w:type="spellStart"/>
+            <w:proofErr w:type="gramStart"/>
+            <w:r>
+              <w:t>df.repartition</w:t>
+            </w:r>
+            <w:proofErr w:type="spellEnd"/>
+            <w:proofErr w:type="gramEnd"/>
+            <w:r>
+              <w:t>(8)</w:t>
             </w:r>
           </w:p>
         </w:tc>
@@ -8447,7 +9770,17 @@
               <w:spacing w:after="160" w:line="278" w:lineRule="auto"/>
             </w:pPr>
             <w:r>
-              <w:t>df2 = df.repartition("department")</w:t>
+              <w:t xml:space="preserve">df2 = </w:t>
+            </w:r>
+            <w:proofErr w:type="spellStart"/>
+            <w:proofErr w:type="gramStart"/>
+            <w:r>
+              <w:t>df.repartition</w:t>
+            </w:r>
+            <w:proofErr w:type="spellEnd"/>
+            <w:proofErr w:type="gramEnd"/>
+            <w:r>
+              <w:t>("department")</w:t>
             </w:r>
           </w:p>
         </w:tc>
@@ -8543,7 +9876,17 @@
               <w:spacing w:after="160" w:line="278" w:lineRule="auto"/>
             </w:pPr>
             <w:r>
-              <w:t>df2 = df.coalesce(2)</w:t>
+              <w:t xml:space="preserve">df2 = </w:t>
+            </w:r>
+            <w:proofErr w:type="spellStart"/>
+            <w:proofErr w:type="gramStart"/>
+            <w:r>
+              <w:t>df.coalesce</w:t>
+            </w:r>
+            <w:proofErr w:type="spellEnd"/>
+            <w:proofErr w:type="gramEnd"/>
+            <w:r>
+              <w:t>(2)</w:t>
             </w:r>
           </w:p>
         </w:tc>
@@ -8637,8 +9980,15 @@
             <w:pPr>
               <w:spacing w:after="160" w:line="278" w:lineRule="auto"/>
             </w:pPr>
-            <w:r>
-              <w:t>df.cache()</w:t>
+            <w:proofErr w:type="spellStart"/>
+            <w:proofErr w:type="gramStart"/>
+            <w:r>
+              <w:t>df.cache</w:t>
+            </w:r>
+            <w:proofErr w:type="spellEnd"/>
+            <w:proofErr w:type="gramEnd"/>
+            <w:r>
+              <w:t>()</w:t>
             </w:r>
           </w:p>
         </w:tc>
@@ -8665,7 +10015,15 @@
               <w:spacing w:after="160" w:line="278" w:lineRule="auto"/>
             </w:pPr>
             <w:r>
-              <w:t>Marks the DataFrame to be cached after an action.</w:t>
+              <w:t xml:space="preserve">Marks the DataFrame to be </w:t>
+            </w:r>
+            <w:proofErr w:type="gramStart"/>
+            <w:r>
+              <w:t>cached</w:t>
+            </w:r>
+            <w:proofErr w:type="gramEnd"/>
+            <w:r>
+              <w:t xml:space="preserve"> after an action.</w:t>
             </w:r>
           </w:p>
         </w:tc>
@@ -8733,11 +10091,39 @@
               <w:spacing w:after="160" w:line="278" w:lineRule="auto"/>
             </w:pPr>
             <w:r>
-              <w:t>from pyspark import StorageLevel</w:t>
-            </w:r>
+              <w:t xml:space="preserve">from </w:t>
+            </w:r>
+            <w:proofErr w:type="spellStart"/>
+            <w:r>
+              <w:t>pyspark</w:t>
+            </w:r>
+            <w:proofErr w:type="spellEnd"/>
+            <w:r>
+              <w:t xml:space="preserve"> import </w:t>
+            </w:r>
+            <w:proofErr w:type="spellStart"/>
+            <w:r>
+              <w:t>StorageLevel</w:t>
+            </w:r>
+            <w:proofErr w:type="spellEnd"/>
             <w:r>
               <w:br/>
-              <w:t>df.persist(StorageLevel.MEMORY_AND_DISK)</w:t>
+            </w:r>
+            <w:proofErr w:type="spellStart"/>
+            <w:r>
+              <w:t>df.persist</w:t>
+            </w:r>
+            <w:proofErr w:type="spellEnd"/>
+            <w:r>
+              <w:t>(</w:t>
+            </w:r>
+            <w:proofErr w:type="spellStart"/>
+            <w:r>
+              <w:t>StorageLevel.MEMORY_AND_DISK</w:t>
+            </w:r>
+            <w:proofErr w:type="spellEnd"/>
+            <w:r>
+              <w:t>)</w:t>
             </w:r>
           </w:p>
         </w:tc>
@@ -8763,8 +10149,13 @@
             <w:pPr>
               <w:spacing w:after="160" w:line="278" w:lineRule="auto"/>
             </w:pPr>
-            <w:r>
-              <w:t>Persists using a chosen storage level.</w:t>
+            <w:proofErr w:type="gramStart"/>
+            <w:r>
+              <w:t>Persists</w:t>
+            </w:r>
+            <w:proofErr w:type="gramEnd"/>
+            <w:r>
+              <w:t xml:space="preserve"> using a chosen storage level.</w:t>
             </w:r>
           </w:p>
         </w:tc>
@@ -8800,6 +10191,7 @@
             <w:pPr>
               <w:spacing w:after="160" w:line="278" w:lineRule="auto"/>
             </w:pPr>
+            <w:proofErr w:type="spellStart"/>
             <w:r>
               <w:rPr>
                 <w:b/>
@@ -8807,6 +10199,7 @@
               </w:rPr>
               <w:t>Unpersist</w:t>
             </w:r>
+            <w:proofErr w:type="spellEnd"/>
           </w:p>
         </w:tc>
         <w:tc>
@@ -8831,8 +10224,15 @@
             <w:pPr>
               <w:spacing w:after="160" w:line="278" w:lineRule="auto"/>
             </w:pPr>
-            <w:r>
-              <w:t>df.unpersist()</w:t>
+            <w:proofErr w:type="spellStart"/>
+            <w:proofErr w:type="gramStart"/>
+            <w:r>
+              <w:t>df.unpersist</w:t>
+            </w:r>
+            <w:proofErr w:type="spellEnd"/>
+            <w:proofErr w:type="gramEnd"/>
+            <w:r>
+              <w:t>()</w:t>
             </w:r>
           </w:p>
         </w:tc>
@@ -8926,8 +10326,15 @@
             <w:pPr>
               <w:spacing w:after="160" w:line="278" w:lineRule="auto"/>
             </w:pPr>
-            <w:r>
-              <w:t>df.explain(True)</w:t>
+            <w:proofErr w:type="spellStart"/>
+            <w:proofErr w:type="gramStart"/>
+            <w:r>
+              <w:t>df.explain</w:t>
+            </w:r>
+            <w:proofErr w:type="spellEnd"/>
+            <w:proofErr w:type="gramEnd"/>
+            <w:r>
+              <w:t>(True)</w:t>
             </w:r>
           </w:p>
         </w:tc>
@@ -9147,8 +10554,39 @@
             <w:pPr>
               <w:spacing w:after="160" w:line="278" w:lineRule="auto"/>
             </w:pPr>
-            <w:r>
-              <w:t>df.write.mode("overwrite").option("header",True).csv("output")</w:t>
+            <w:proofErr w:type="spellStart"/>
+            <w:proofErr w:type="gramStart"/>
+            <w:r>
+              <w:t>df.write</w:t>
+            </w:r>
+            <w:proofErr w:type="gramEnd"/>
+            <w:r>
+              <w:t>.mode</w:t>
+            </w:r>
+            <w:proofErr w:type="spellEnd"/>
+            <w:r>
+              <w:t>("overwrite"</w:t>
+            </w:r>
+            <w:proofErr w:type="gramStart"/>
+            <w:r>
+              <w:t>).option</w:t>
+            </w:r>
+            <w:proofErr w:type="gramEnd"/>
+            <w:r>
+              <w:t>("</w:t>
+            </w:r>
+            <w:proofErr w:type="spellStart"/>
+            <w:r>
+              <w:t>header</w:t>
+            </w:r>
+            <w:proofErr w:type="gramStart"/>
+            <w:r>
+              <w:t>",True</w:t>
+            </w:r>
+            <w:proofErr w:type="spellEnd"/>
+            <w:proofErr w:type="gramEnd"/>
+            <w:r>
+              <w:t>).csv("output")</w:t>
             </w:r>
           </w:p>
         </w:tc>
@@ -9242,8 +10680,26 @@
             <w:pPr>
               <w:spacing w:after="160" w:line="278" w:lineRule="auto"/>
             </w:pPr>
-            <w:r>
-              <w:t>df.write.mode("overwrite").parquet("output")</w:t>
+            <w:proofErr w:type="spellStart"/>
+            <w:proofErr w:type="gramStart"/>
+            <w:r>
+              <w:t>df.write</w:t>
+            </w:r>
+            <w:proofErr w:type="gramEnd"/>
+            <w:r>
+              <w:t>.mode</w:t>
+            </w:r>
+            <w:proofErr w:type="spellEnd"/>
+            <w:r>
+              <w:t>("overwrite"</w:t>
+            </w:r>
+            <w:proofErr w:type="gramStart"/>
+            <w:r>
+              <w:t>).parquet</w:t>
+            </w:r>
+            <w:proofErr w:type="gramEnd"/>
+            <w:r>
+              <w:t>("output")</w:t>
             </w:r>
           </w:p>
         </w:tc>
@@ -9337,8 +10793,31 @@
             <w:pPr>
               <w:spacing w:after="160" w:line="278" w:lineRule="auto"/>
             </w:pPr>
-            <w:r>
-              <w:t>df.write.mode("overwrite").json("output")</w:t>
+            <w:proofErr w:type="spellStart"/>
+            <w:proofErr w:type="gramStart"/>
+            <w:r>
+              <w:t>df.write</w:t>
+            </w:r>
+            <w:proofErr w:type="gramEnd"/>
+            <w:r>
+              <w:t>.mode</w:t>
+            </w:r>
+            <w:proofErr w:type="spellEnd"/>
+            <w:r>
+              <w:t>("overwrite"</w:t>
+            </w:r>
+            <w:proofErr w:type="gramStart"/>
+            <w:r>
+              <w:t>).</w:t>
+            </w:r>
+            <w:proofErr w:type="spellStart"/>
+            <w:r>
+              <w:t>json</w:t>
+            </w:r>
+            <w:proofErr w:type="spellEnd"/>
+            <w:proofErr w:type="gramEnd"/>
+            <w:r>
+              <w:t>("output")</w:t>
             </w:r>
           </w:p>
         </w:tc>
@@ -9432,8 +10911,41 @@
             <w:pPr>
               <w:spacing w:after="160" w:line="278" w:lineRule="auto"/>
             </w:pPr>
-            <w:r>
-              <w:t>df.write.mode("overwrite").saveAsTable("database.table")</w:t>
+            <w:proofErr w:type="spellStart"/>
+            <w:proofErr w:type="gramStart"/>
+            <w:r>
+              <w:t>df.write</w:t>
+            </w:r>
+            <w:proofErr w:type="gramEnd"/>
+            <w:r>
+              <w:t>.mode</w:t>
+            </w:r>
+            <w:proofErr w:type="spellEnd"/>
+            <w:r>
+              <w:t>("overwrite"</w:t>
+            </w:r>
+            <w:proofErr w:type="gramStart"/>
+            <w:r>
+              <w:t>).</w:t>
+            </w:r>
+            <w:proofErr w:type="spellStart"/>
+            <w:r>
+              <w:t>saveAsTable</w:t>
+            </w:r>
+            <w:proofErr w:type="spellEnd"/>
+            <w:proofErr w:type="gramEnd"/>
+            <w:r>
+              <w:t>("</w:t>
+            </w:r>
+            <w:proofErr w:type="spellStart"/>
+            <w:proofErr w:type="gramStart"/>
+            <w:r>
+              <w:t>database.table</w:t>
+            </w:r>
+            <w:proofErr w:type="spellEnd"/>
+            <w:proofErr w:type="gramEnd"/>
+            <w:r>
+              <w:t>")</w:t>
             </w:r>
           </w:p>
         </w:tc>
@@ -9459,8 +10971,13 @@
             <w:pPr>
               <w:spacing w:after="160" w:line="278" w:lineRule="auto"/>
             </w:pPr>
-            <w:r>
-              <w:t>Writes a catalog/Hive table.</w:t>
+            <w:proofErr w:type="gramStart"/>
+            <w:r>
+              <w:t>Writes</w:t>
+            </w:r>
+            <w:proofErr w:type="gramEnd"/>
+            <w:r>
+              <w:t xml:space="preserve"> a catalog/Hive table.</w:t>
             </w:r>
           </w:p>
         </w:tc>
@@ -9527,8 +11044,34 @@
             <w:pPr>
               <w:spacing w:after="160" w:line="278" w:lineRule="auto"/>
             </w:pPr>
-            <w:r>
-              <w:t>df.write.partitionBy("year","month").parquet("output")</w:t>
+            <w:proofErr w:type="spellStart"/>
+            <w:proofErr w:type="gramStart"/>
+            <w:r>
+              <w:t>df.write</w:t>
+            </w:r>
+            <w:proofErr w:type="gramEnd"/>
+            <w:r>
+              <w:t>.partitionBy</w:t>
+            </w:r>
+            <w:proofErr w:type="spellEnd"/>
+            <w:r>
+              <w:t>("</w:t>
+            </w:r>
+            <w:proofErr w:type="spellStart"/>
+            <w:r>
+              <w:t>year","month</w:t>
+            </w:r>
+            <w:proofErr w:type="spellEnd"/>
+            <w:r>
+              <w:t>"</w:t>
+            </w:r>
+            <w:proofErr w:type="gramStart"/>
+            <w:r>
+              <w:t>).parquet</w:t>
+            </w:r>
+            <w:proofErr w:type="gramEnd"/>
+            <w:r>
+              <w:t>("output")</w:t>
             </w:r>
           </w:p>
         </w:tc>
@@ -9749,11 +11292,50 @@
               <w:spacing w:after="160" w:line="278" w:lineRule="auto"/>
             </w:pPr>
             <w:r>
-              <w:t>from pyspark.sql.window import Window</w:t>
+              <w:t xml:space="preserve">from </w:t>
+            </w:r>
+            <w:proofErr w:type="spellStart"/>
+            <w:proofErr w:type="gramStart"/>
+            <w:r>
+              <w:t>pyspark.sql.window</w:t>
+            </w:r>
+            <w:proofErr w:type="spellEnd"/>
+            <w:proofErr w:type="gramEnd"/>
+            <w:r>
+              <w:t xml:space="preserve"> import Window</w:t>
             </w:r>
             <w:r>
               <w:br/>
-              <w:t>w = Window.partitionBy("dept").orderBy(col("salary").desc())</w:t>
+              <w:t xml:space="preserve">w = </w:t>
+            </w:r>
+            <w:proofErr w:type="spellStart"/>
+            <w:r>
+              <w:t>Window.partitionBy</w:t>
+            </w:r>
+            <w:proofErr w:type="spellEnd"/>
+            <w:r>
+              <w:t>("dept"</w:t>
+            </w:r>
+            <w:proofErr w:type="gramStart"/>
+            <w:r>
+              <w:t>).</w:t>
+            </w:r>
+            <w:proofErr w:type="spellStart"/>
+            <w:r>
+              <w:t>orderBy</w:t>
+            </w:r>
+            <w:proofErr w:type="spellEnd"/>
+            <w:proofErr w:type="gramEnd"/>
+            <w:r>
+              <w:t>(col("salary"</w:t>
+            </w:r>
+            <w:proofErr w:type="gramStart"/>
+            <w:r>
+              <w:t>).desc</w:t>
+            </w:r>
+            <w:proofErr w:type="gramEnd"/>
+            <w:r>
+              <w:t>())</w:t>
             </w:r>
           </w:p>
         </w:tc>
@@ -9780,7 +11362,15 @@
               <w:spacing w:after="160" w:line="278" w:lineRule="auto"/>
             </w:pPr>
             <w:r>
-              <w:t>Defines a window partition and ordering.</w:t>
+              <w:t xml:space="preserve">Defines </w:t>
+            </w:r>
+            <w:proofErr w:type="gramStart"/>
+            <w:r>
+              <w:t>a window</w:t>
+            </w:r>
+            <w:proofErr w:type="gramEnd"/>
+            <w:r>
+              <w:t xml:space="preserve"> partition and ordering.</w:t>
             </w:r>
           </w:p>
         </w:tc>
@@ -9848,11 +11438,59 @@
               <w:spacing w:after="160" w:line="278" w:lineRule="auto"/>
             </w:pPr>
             <w:r>
-              <w:t>from pyspark.sql.functions import row_number</w:t>
-            </w:r>
+              <w:t xml:space="preserve">from </w:t>
+            </w:r>
+            <w:proofErr w:type="spellStart"/>
+            <w:proofErr w:type="gramStart"/>
+            <w:r>
+              <w:t>pyspark.sql.functions</w:t>
+            </w:r>
+            <w:proofErr w:type="spellEnd"/>
+            <w:proofErr w:type="gramEnd"/>
+            <w:r>
+              <w:t xml:space="preserve"> import </w:t>
+            </w:r>
+            <w:proofErr w:type="spellStart"/>
+            <w:r>
+              <w:t>row_number</w:t>
+            </w:r>
+            <w:proofErr w:type="spellEnd"/>
             <w:r>
               <w:br/>
-              <w:t>df.withColumn("rn", row_number().over(w))</w:t>
+            </w:r>
+            <w:proofErr w:type="spellStart"/>
+            <w:proofErr w:type="gramStart"/>
+            <w:r>
+              <w:t>df.withColumn</w:t>
+            </w:r>
+            <w:proofErr w:type="spellEnd"/>
+            <w:proofErr w:type="gramEnd"/>
+            <w:r>
+              <w:t>("</w:t>
+            </w:r>
+            <w:proofErr w:type="spellStart"/>
+            <w:r>
+              <w:t>rn</w:t>
+            </w:r>
+            <w:proofErr w:type="spellEnd"/>
+            <w:r>
+              <w:t xml:space="preserve">", </w:t>
+            </w:r>
+            <w:proofErr w:type="spellStart"/>
+            <w:r>
+              <w:t>row_number</w:t>
+            </w:r>
+            <w:proofErr w:type="spellEnd"/>
+            <w:r>
+              <w:t>(</w:t>
+            </w:r>
+            <w:proofErr w:type="gramStart"/>
+            <w:r>
+              <w:t>).over</w:t>
+            </w:r>
+            <w:proofErr w:type="gramEnd"/>
+            <w:r>
+              <w:t>(w))</w:t>
             </w:r>
           </w:p>
         </w:tc>
@@ -9947,11 +11585,38 @@
               <w:spacing w:after="160" w:line="278" w:lineRule="auto"/>
             </w:pPr>
             <w:r>
-              <w:t>from pyspark.sql.functions import rank</w:t>
+              <w:t xml:space="preserve">from </w:t>
+            </w:r>
+            <w:proofErr w:type="spellStart"/>
+            <w:proofErr w:type="gramStart"/>
+            <w:r>
+              <w:t>pyspark.sql.functions</w:t>
+            </w:r>
+            <w:proofErr w:type="spellEnd"/>
+            <w:proofErr w:type="gramEnd"/>
+            <w:r>
+              <w:t xml:space="preserve"> import rank</w:t>
             </w:r>
             <w:r>
               <w:br/>
-              <w:t>df.withColumn("rank", rank().over(w))</w:t>
+            </w:r>
+            <w:proofErr w:type="spellStart"/>
+            <w:proofErr w:type="gramStart"/>
+            <w:r>
+              <w:t>df.withColumn</w:t>
+            </w:r>
+            <w:proofErr w:type="spellEnd"/>
+            <w:proofErr w:type="gramEnd"/>
+            <w:r>
+              <w:t>("rank", rank(</w:t>
+            </w:r>
+            <w:proofErr w:type="gramStart"/>
+            <w:r>
+              <w:t>).over</w:t>
+            </w:r>
+            <w:proofErr w:type="gramEnd"/>
+            <w:r>
+              <w:t>(w))</w:t>
             </w:r>
           </w:p>
         </w:tc>
@@ -10046,11 +11711,46 @@
               <w:spacing w:after="160" w:line="278" w:lineRule="auto"/>
             </w:pPr>
             <w:r>
-              <w:t>from pyspark.sql.functions import lag</w:t>
+              <w:t xml:space="preserve">from </w:t>
+            </w:r>
+            <w:proofErr w:type="spellStart"/>
+            <w:proofErr w:type="gramStart"/>
+            <w:r>
+              <w:t>pyspark.sql.functions</w:t>
+            </w:r>
+            <w:proofErr w:type="spellEnd"/>
+            <w:proofErr w:type="gramEnd"/>
+            <w:r>
+              <w:t xml:space="preserve"> import lag</w:t>
             </w:r>
             <w:r>
               <w:br/>
-              <w:t>df.withColumn("prev", lag("sales",1).over(w))</w:t>
+            </w:r>
+            <w:proofErr w:type="spellStart"/>
+            <w:proofErr w:type="gramStart"/>
+            <w:r>
+              <w:t>df.withColumn</w:t>
+            </w:r>
+            <w:proofErr w:type="spellEnd"/>
+            <w:proofErr w:type="gramEnd"/>
+            <w:r>
+              <w:t>("</w:t>
+            </w:r>
+            <w:proofErr w:type="spellStart"/>
+            <w:r>
+              <w:t>prev</w:t>
+            </w:r>
+            <w:proofErr w:type="spellEnd"/>
+            <w:r>
+              <w:t>", lag("sales",1</w:t>
+            </w:r>
+            <w:proofErr w:type="gramStart"/>
+            <w:r>
+              <w:t>).over</w:t>
+            </w:r>
+            <w:proofErr w:type="gramEnd"/>
+            <w:r>
+              <w:t>(w))</w:t>
             </w:r>
           </w:p>
         </w:tc>
@@ -10271,8 +11971,26 @@
             <w:pPr>
               <w:spacing w:after="160" w:line="278" w:lineRule="auto"/>
             </w:pPr>
-            <w:r>
-              <w:t>spark.conf.get("spark.sql.shuffle.partitions")</w:t>
+            <w:proofErr w:type="spellStart"/>
+            <w:r>
+              <w:t>spark.conf.get</w:t>
+            </w:r>
+            <w:proofErr w:type="spellEnd"/>
+            <w:r>
+              <w:t>("</w:t>
+            </w:r>
+            <w:proofErr w:type="spellStart"/>
+            <w:proofErr w:type="gramStart"/>
+            <w:r>
+              <w:t>spark.sql.shuffle</w:t>
+            </w:r>
+            <w:proofErr w:type="gramEnd"/>
+            <w:r>
+              <w:t>.partitions</w:t>
+            </w:r>
+            <w:proofErr w:type="spellEnd"/>
+            <w:r>
+              <w:t>")</w:t>
             </w:r>
           </w:p>
         </w:tc>
@@ -10299,7 +12017,15 @@
               <w:spacing w:after="160" w:line="278" w:lineRule="auto"/>
             </w:pPr>
             <w:r>
-              <w:t>Reads a Spark configuration value.</w:t>
+              <w:t xml:space="preserve">Reads </w:t>
+            </w:r>
+            <w:proofErr w:type="gramStart"/>
+            <w:r>
+              <w:t>a Spark</w:t>
+            </w:r>
+            <w:proofErr w:type="gramEnd"/>
+            <w:r>
+              <w:t xml:space="preserve"> configuration value.</w:t>
             </w:r>
           </w:p>
         </w:tc>
@@ -10366,8 +12092,31 @@
             <w:pPr>
               <w:spacing w:after="160" w:line="278" w:lineRule="auto"/>
             </w:pPr>
-            <w:r>
-              <w:t>spark.conf.set("spark.sql.shuffle.partitions", "8")</w:t>
+            <w:proofErr w:type="spellStart"/>
+            <w:proofErr w:type="gramStart"/>
+            <w:r>
+              <w:t>spark.conf.set</w:t>
+            </w:r>
+            <w:proofErr w:type="spellEnd"/>
+            <w:r>
+              <w:t>(</w:t>
+            </w:r>
+            <w:proofErr w:type="gramEnd"/>
+            <w:r>
+              <w:t>"</w:t>
+            </w:r>
+            <w:proofErr w:type="spellStart"/>
+            <w:proofErr w:type="gramStart"/>
+            <w:r>
+              <w:t>spark.sql.shuffle</w:t>
+            </w:r>
+            <w:proofErr w:type="gramEnd"/>
+            <w:r>
+              <w:t>.partitions</w:t>
+            </w:r>
+            <w:proofErr w:type="spellEnd"/>
+            <w:r>
+              <w:t>", "8")</w:t>
             </w:r>
           </w:p>
         </w:tc>
@@ -10461,9 +12210,13 @@
             <w:pPr>
               <w:spacing w:after="160" w:line="278" w:lineRule="auto"/>
             </w:pPr>
+            <w:proofErr w:type="spellStart"/>
+            <w:proofErr w:type="gramStart"/>
             <w:r>
               <w:t>spark.sparkContext.appName</w:t>
             </w:r>
+            <w:proofErr w:type="spellEnd"/>
+            <w:proofErr w:type="gramEnd"/>
           </w:p>
         </w:tc>
         <w:tc>
@@ -10556,9 +12309,13 @@
             <w:pPr>
               <w:spacing w:after="160" w:line="278" w:lineRule="auto"/>
             </w:pPr>
+            <w:proofErr w:type="spellStart"/>
+            <w:proofErr w:type="gramStart"/>
             <w:r>
               <w:t>spark.version</w:t>
             </w:r>
+            <w:proofErr w:type="spellEnd"/>
+            <w:proofErr w:type="gramEnd"/>
           </w:p>
         </w:tc>
         <w:tc>
@@ -10651,9 +12408,13 @@
             <w:pPr>
               <w:spacing w:after="160" w:line="278" w:lineRule="auto"/>
             </w:pPr>
+            <w:proofErr w:type="spellStart"/>
+            <w:proofErr w:type="gramStart"/>
             <w:r>
               <w:t>spark.sparkContext.uiWebUrl</w:t>
             </w:r>
+            <w:proofErr w:type="spellEnd"/>
+            <w:proofErr w:type="gramEnd"/>
           </w:p>
         </w:tc>
         <w:tc>
@@ -10873,8 +12634,31 @@
               <w:spacing w:after="160" w:line="278" w:lineRule="auto"/>
             </w:pPr>
             <w:r>
-              <w:t>select, filter, withColumn, groupBy, join, map, flatMap</w:t>
-            </w:r>
+              <w:t xml:space="preserve">select, filter, </w:t>
+            </w:r>
+            <w:proofErr w:type="spellStart"/>
+            <w:proofErr w:type="gramStart"/>
+            <w:r>
+              <w:t>withColumn</w:t>
+            </w:r>
+            <w:proofErr w:type="spellEnd"/>
+            <w:proofErr w:type="gramEnd"/>
+            <w:r>
+              <w:t xml:space="preserve">, </w:t>
+            </w:r>
+            <w:proofErr w:type="spellStart"/>
+            <w:r>
+              <w:t>groupBy</w:t>
+            </w:r>
+            <w:proofErr w:type="spellEnd"/>
+            <w:r>
+              <w:t xml:space="preserve">, join, map, </w:t>
+            </w:r>
+            <w:proofErr w:type="spellStart"/>
+            <w:r>
+              <w:t>flatMap</w:t>
+            </w:r>
+            <w:proofErr w:type="spellEnd"/>
           </w:p>
         </w:tc>
         <w:tc>
@@ -11065,7 +12849,14 @@
         <w:rPr>
           <w:rFonts w:asciiTheme="minorHAnsi" w:hAnsiTheme="minorHAnsi" w:cstheme="minorBidi"/>
         </w:rPr>
-        <w:t>17. Mini End</w:t>
+        <w:t xml:space="preserve">17. Mini </w:t>
+      </w:r>
+      <w:proofErr w:type="spellStart"/>
+      <w:r>
+        <w:rPr>
+          <w:rFonts w:asciiTheme="minorHAnsi" w:hAnsiTheme="minorHAnsi" w:cstheme="minorBidi"/>
+        </w:rPr>
+        <w:t>End</w:t>
       </w:r>
       <w:r>
         <w:rPr>
@@ -11089,7 +12880,14 @@
         <w:rPr>
           <w:rFonts w:asciiTheme="minorHAnsi" w:hAnsiTheme="minorHAnsi" w:cstheme="minorBidi"/>
         </w:rPr>
-        <w:t>End Example</w:t>
+        <w:t>End</w:t>
+      </w:r>
+      <w:proofErr w:type="spellEnd"/>
+      <w:r>
+        <w:rPr>
+          <w:rFonts w:asciiTheme="minorHAnsi" w:hAnsiTheme="minorHAnsi" w:cstheme="minorBidi"/>
+        </w:rPr>
+        <w:t xml:space="preserve"> Example</w:t>
       </w:r>
     </w:p>
     <w:p>
@@ -11097,33 +12895,98 @@
         <w:spacing w:after="160" w:line="278" w:lineRule="auto"/>
       </w:pPr>
       <w:r>
-        <w:t>from pyspark.sql import SparkSession</w:t>
+        <w:t xml:space="preserve">from </w:t>
       </w:r>
+      <w:proofErr w:type="spellStart"/>
+      <w:r>
+        <w:t>pyspark.sql</w:t>
+      </w:r>
+      <w:proofErr w:type="spellEnd"/>
+      <w:r>
+        <w:t xml:space="preserve"> import </w:t>
+      </w:r>
+      <w:proofErr w:type="spellStart"/>
+      <w:r>
+        <w:t>SparkSession</w:t>
+      </w:r>
+      <w:proofErr w:type="spellEnd"/>
       <w:r>
         <w:br/>
-        <w:t>from pyspark.sql.functions import col, avg</w:t>
+        <w:t xml:space="preserve">from </w:t>
+      </w:r>
+      <w:proofErr w:type="spellStart"/>
+      <w:r>
+        <w:t>pyspark.sql.functions</w:t>
+      </w:r>
+      <w:proofErr w:type="spellEnd"/>
+      <w:r>
+        <w:t xml:space="preserve"> import col, avg</w:t>
       </w:r>
       <w:r>
         <w:br/>
       </w:r>
       <w:r>
         <w:br/>
-        <w:t>spark = SparkSession.builder.appName("SalesDemo").getOrCreate()</w:t>
+        <w:t xml:space="preserve">spark = </w:t>
+      </w:r>
+      <w:proofErr w:type="spellStart"/>
+      <w:r>
+        <w:t>SparkSession.builder.appName</w:t>
+      </w:r>
+      <w:proofErr w:type="spellEnd"/>
+      <w:r>
+        <w:t>("</w:t>
+      </w:r>
+      <w:proofErr w:type="spellStart"/>
+      <w:r>
+        <w:t>SalesDemo</w:t>
+      </w:r>
+      <w:proofErr w:type="spellEnd"/>
+      <w:r>
+        <w:t>").</w:t>
+      </w:r>
+      <w:proofErr w:type="spellStart"/>
+      <w:r>
+        <w:t>getOrCreate</w:t>
+      </w:r>
+      <w:proofErr w:type="spellEnd"/>
+      <w:r>
+        <w:t>()</w:t>
       </w:r>
       <w:r>
         <w:br/>
       </w:r>
       <w:r>
         <w:br/>
-        <w:t>df = (spark.read</w:t>
       </w:r>
+      <w:proofErr w:type="spellStart"/>
+      <w:r>
+        <w:t>df</w:t>
+      </w:r>
+      <w:proofErr w:type="spellEnd"/>
+      <w:r>
+        <w:t xml:space="preserve"> = (</w:t>
+      </w:r>
+      <w:proofErr w:type="spellStart"/>
+      <w:r>
+        <w:t>spark.read</w:t>
+      </w:r>
+      <w:proofErr w:type="spellEnd"/>
       <w:r>
         <w:br/>
         <w:t>.option("header", True)</w:t>
       </w:r>
       <w:r>
         <w:br/>
-        <w:t>.option("inferSchema", True)</w:t>
+        <w:t>.option("</w:t>
+      </w:r>
+      <w:proofErr w:type="spellStart"/>
+      <w:r>
+        <w:t>inferSchema</w:t>
+      </w:r>
+      <w:proofErr w:type="spellEnd"/>
+      <w:r>
+        <w:t>", True)</w:t>
       </w:r>
       <w:r>
         <w:br/>
@@ -11134,11 +12997,24 @@
       </w:r>
       <w:r>
         <w:br/>
-        <w:t>result = (df</w:t>
+        <w:t>result = (</w:t>
       </w:r>
+      <w:proofErr w:type="spellStart"/>
+      <w:r>
+        <w:t>df</w:t>
+      </w:r>
+      <w:proofErr w:type="spellEnd"/>
       <w:r>
         <w:br/>
-        <w:t>.dropDuplicates()</w:t>
+        <w:t>.</w:t>
+      </w:r>
+      <w:proofErr w:type="spellStart"/>
+      <w:r>
+        <w:t>dropDuplicates</w:t>
+      </w:r>
+      <w:proofErr w:type="spellEnd"/>
+      <w:r>
+        <w:t>()</w:t>
       </w:r>
       <w:r>
         <w:br/>
@@ -11146,33 +13022,102 @@
       </w:r>
       <w:r>
         <w:br/>
-        <w:t>.groupBy("department")</w:t>
+        <w:t>.</w:t>
+      </w:r>
+      <w:proofErr w:type="spellStart"/>
+      <w:r>
+        <w:t>groupBy</w:t>
+      </w:r>
+      <w:proofErr w:type="spellEnd"/>
+      <w:r>
+        <w:t>("department")</w:t>
       </w:r>
       <w:r>
         <w:br/>
-        <w:t>.agg(avg("sales").alias("avg_sales"))</w:t>
+        <w:t>.</w:t>
+      </w:r>
+      <w:proofErr w:type="spellStart"/>
+      <w:r>
+        <w:t>agg</w:t>
+      </w:r>
+      <w:proofErr w:type="spellEnd"/>
+      <w:r>
+        <w:t>(avg("sales").alias("</w:t>
+      </w:r>
+      <w:proofErr w:type="spellStart"/>
+      <w:r>
+        <w:t>avg_sales</w:t>
+      </w:r>
+      <w:proofErr w:type="spellEnd"/>
+      <w:r>
+        <w:t>"))</w:t>
       </w:r>
       <w:r>
         <w:br/>
-        <w:t>.orderBy(col("avg_sales").desc()))</w:t>
+        <w:t>.</w:t>
+      </w:r>
+      <w:proofErr w:type="spellStart"/>
+      <w:r>
+        <w:t>orderBy</w:t>
+      </w:r>
+      <w:proofErr w:type="spellEnd"/>
+      <w:r>
+        <w:t>(col("</w:t>
+      </w:r>
+      <w:proofErr w:type="spellStart"/>
+      <w:r>
+        <w:t>avg_sales</w:t>
+      </w:r>
+      <w:proofErr w:type="spellEnd"/>
+      <w:r>
+        <w:t>").desc()))</w:t>
       </w:r>
       <w:r>
         <w:br/>
       </w:r>
       <w:r>
         <w:br/>
-        <w:t>result.show()</w:t>
+      </w:r>
+      <w:proofErr w:type="spellStart"/>
+      <w:r>
+        <w:t>result.show</w:t>
+      </w:r>
+      <w:proofErr w:type="spellEnd"/>
+      <w:r>
+        <w:t>()</w:t>
       </w:r>
       <w:r>
         <w:br/>
-        <w:t>result.write.mode("overwrite").parquet("sales_summary")</w:t>
+      </w:r>
+      <w:proofErr w:type="spellStart"/>
+      <w:r>
+        <w:t>result.write.mode</w:t>
+      </w:r>
+      <w:proofErr w:type="spellEnd"/>
+      <w:r>
+        <w:t>("overwrite").parquet("</w:t>
+      </w:r>
+      <w:proofErr w:type="spellStart"/>
+      <w:r>
+        <w:t>sales_summary</w:t>
+      </w:r>
+      <w:proofErr w:type="spellEnd"/>
+      <w:r>
+        <w:t>")</w:t>
       </w:r>
       <w:r>
         <w:br/>
       </w:r>
       <w:r>
         <w:br/>
-        <w:t>spark.stop()</w:t>
+      </w:r>
+      <w:proofErr w:type="spellStart"/>
+      <w:r>
+        <w:t>spark.stop</w:t>
+      </w:r>
+      <w:proofErr w:type="spellEnd"/>
+      <w:r>
+        <w:t>()</w:t>
       </w:r>
     </w:p>
     <w:p>
@@ -11195,7 +13140,15 @@
         <w:spacing w:after="160" w:line="278" w:lineRule="auto"/>
       </w:pPr>
       <w:r>
-        <w:t>DataFrame is the preferred high-level API for structured data; RDD is lower-level.</w:t>
+        <w:t xml:space="preserve">DataFrame is the preferred high-level API for structured data; RDD is </w:t>
+      </w:r>
+      <w:proofErr w:type="gramStart"/>
+      <w:r>
+        <w:t>lower-level</w:t>
+      </w:r>
+      <w:proofErr w:type="gramEnd"/>
+      <w:r>
+        <w:t>.</w:t>
       </w:r>
     </w:p>
     <w:p>
@@ -11203,7 +13156,15 @@
         <w:spacing w:after="160" w:line="278" w:lineRule="auto"/>
       </w:pPr>
       <w:r>
-        <w:t>Narrow transformations (for example, map/filter) usually avoid shuffles; wide transformations (groupBy/join/repartition) often cause shuffles.</w:t>
+        <w:t>Narrow transformations (for example, map/filter) usually avoid shuffles; wide transformations (</w:t>
+      </w:r>
+      <w:proofErr w:type="spellStart"/>
+      <w:r>
+        <w:t>groupBy</w:t>
+      </w:r>
+      <w:proofErr w:type="spellEnd"/>
+      <w:r>
+        <w:t>/join/repartition) often cause shuffles.</w:t>
       </w:r>
     </w:p>
     <w:p>
@@ -11227,7 +13188,15 @@
         <w:spacing w:after="160" w:line="278" w:lineRule="auto"/>
       </w:pPr>
       <w:r>
-        <w:t>Avoid collect() on large datasets because it moves all data to the driver.</w:t>
+        <w:t xml:space="preserve">Avoid </w:t>
+      </w:r>
+      <w:proofErr w:type="gramStart"/>
+      <w:r>
+        <w:t>collect(</w:t>
+      </w:r>
+      <w:proofErr w:type="gramEnd"/>
+      <w:r>
+        <w:t>) on large datasets because it moves all data to the driver.</w:t>
       </w:r>
     </w:p>
     <w:p>
@@ -11243,7 +13212,15 @@
         <w:spacing w:after="160" w:line="278" w:lineRule="auto"/>
       </w:pPr>
       <w:r>
-        <w:t>Use explain() and the Spark UI to understand query plans, stages, shuffles, and bottlenecks.</w:t>
+        <w:t xml:space="preserve">Use </w:t>
+      </w:r>
+      <w:proofErr w:type="gramStart"/>
+      <w:r>
+        <w:t>explain(</w:t>
+      </w:r>
+      <w:proofErr w:type="gramEnd"/>
+      <w:r>
+        <w:t>) and the Spark UI to understand query plans, stages, shuffles, and bottlenecks.</w:t>
       </w:r>
     </w:p>
     <w:p>
@@ -11251,7 +13228,15 @@
         <w:spacing w:after="160" w:line="278" w:lineRule="auto"/>
       </w:pPr>
       <w:r>
-        <w:t>Apache Spark Commands Cheat Sheet • PySpark Quick Reference</w:t>
+        <w:t xml:space="preserve">Apache Spark Commands Cheat Sheet • </w:t>
+      </w:r>
+      <w:proofErr w:type="spellStart"/>
+      <w:r>
+        <w:t>PySpark</w:t>
+      </w:r>
+      <w:proofErr w:type="spellEnd"/>
+      <w:r>
+        <w:t xml:space="preserve"> Quick Reference</w:t>
       </w:r>
     </w:p>
     <w:p/>

--- a/Spark_CheatSheet.docx
+++ b/Spark_CheatSheet.docx
@@ -12893,230 +12893,466 @@
     <w:p>
       <w:pPr>
         <w:spacing w:after="160" w:line="278" w:lineRule="auto"/>
+        <w:rPr>
+          <w:b/>
+          <w:bCs/>
+        </w:rPr>
       </w:pPr>
       <w:r>
+        <w:rPr>
+          <w:b/>
+          <w:bCs/>
+        </w:rPr>
         <w:t xml:space="preserve">from </w:t>
       </w:r>
       <w:proofErr w:type="spellStart"/>
       <w:r>
+        <w:rPr>
+          <w:b/>
+          <w:bCs/>
+        </w:rPr>
         <w:t>pyspark.sql</w:t>
       </w:r>
       <w:proofErr w:type="spellEnd"/>
       <w:r>
+        <w:rPr>
+          <w:b/>
+          <w:bCs/>
+        </w:rPr>
         <w:t xml:space="preserve"> import </w:t>
       </w:r>
       <w:proofErr w:type="spellStart"/>
       <w:r>
+        <w:rPr>
+          <w:b/>
+          <w:bCs/>
+        </w:rPr>
         <w:t>SparkSession</w:t>
       </w:r>
       <w:proofErr w:type="spellEnd"/>
       <w:r>
+        <w:rPr>
+          <w:b/>
+          <w:bCs/>
+        </w:rPr>
         <w:br/>
         <w:t xml:space="preserve">from </w:t>
       </w:r>
       <w:proofErr w:type="spellStart"/>
       <w:r>
+        <w:rPr>
+          <w:b/>
+          <w:bCs/>
+        </w:rPr>
         <w:t>pyspark.sql.functions</w:t>
       </w:r>
       <w:proofErr w:type="spellEnd"/>
       <w:r>
+        <w:rPr>
+          <w:b/>
+          <w:bCs/>
+        </w:rPr>
         <w:t xml:space="preserve"> import col, avg</w:t>
       </w:r>
       <w:r>
+        <w:rPr>
+          <w:b/>
+          <w:bCs/>
+        </w:rPr>
         <w:br/>
       </w:r>
       <w:r>
+        <w:rPr>
+          <w:b/>
+          <w:bCs/>
+        </w:rPr>
         <w:br/>
         <w:t xml:space="preserve">spark = </w:t>
       </w:r>
       <w:proofErr w:type="spellStart"/>
       <w:r>
+        <w:rPr>
+          <w:b/>
+          <w:bCs/>
+        </w:rPr>
         <w:t>SparkSession.builder.appName</w:t>
       </w:r>
       <w:proofErr w:type="spellEnd"/>
       <w:r>
+        <w:rPr>
+          <w:b/>
+          <w:bCs/>
+        </w:rPr>
         <w:t>("</w:t>
       </w:r>
       <w:proofErr w:type="spellStart"/>
       <w:r>
+        <w:rPr>
+          <w:b/>
+          <w:bCs/>
+        </w:rPr>
         <w:t>SalesDemo</w:t>
       </w:r>
       <w:proofErr w:type="spellEnd"/>
       <w:r>
+        <w:rPr>
+          <w:b/>
+          <w:bCs/>
+        </w:rPr>
         <w:t>").</w:t>
       </w:r>
       <w:proofErr w:type="spellStart"/>
       <w:r>
+        <w:rPr>
+          <w:b/>
+          <w:bCs/>
+        </w:rPr>
         <w:t>getOrCreate</w:t>
       </w:r>
       <w:proofErr w:type="spellEnd"/>
       <w:r>
+        <w:rPr>
+          <w:b/>
+          <w:bCs/>
+        </w:rPr>
         <w:t>()</w:t>
       </w:r>
       <w:r>
+        <w:rPr>
+          <w:b/>
+          <w:bCs/>
+        </w:rPr>
         <w:br/>
       </w:r>
       <w:r>
+        <w:rPr>
+          <w:b/>
+          <w:bCs/>
+        </w:rPr>
         <w:br/>
       </w:r>
       <w:proofErr w:type="spellStart"/>
       <w:r>
+        <w:rPr>
+          <w:b/>
+          <w:bCs/>
+        </w:rPr>
         <w:t>df</w:t>
       </w:r>
       <w:proofErr w:type="spellEnd"/>
       <w:r>
+        <w:rPr>
+          <w:b/>
+          <w:bCs/>
+        </w:rPr>
         <w:t xml:space="preserve"> = (</w:t>
       </w:r>
       <w:proofErr w:type="spellStart"/>
       <w:r>
+        <w:rPr>
+          <w:b/>
+          <w:bCs/>
+        </w:rPr>
         <w:t>spark.read</w:t>
       </w:r>
       <w:proofErr w:type="spellEnd"/>
       <w:r>
+        <w:rPr>
+          <w:b/>
+          <w:bCs/>
+        </w:rPr>
         <w:br/>
         <w:t>.option("header", True)</w:t>
       </w:r>
       <w:r>
+        <w:rPr>
+          <w:b/>
+          <w:bCs/>
+        </w:rPr>
         <w:br/>
         <w:t>.option("</w:t>
       </w:r>
       <w:proofErr w:type="spellStart"/>
       <w:r>
+        <w:rPr>
+          <w:b/>
+          <w:bCs/>
+        </w:rPr>
         <w:t>inferSchema</w:t>
       </w:r>
       <w:proofErr w:type="spellEnd"/>
       <w:r>
+        <w:rPr>
+          <w:b/>
+          <w:bCs/>
+        </w:rPr>
         <w:t>", True)</w:t>
       </w:r>
       <w:r>
+        <w:rPr>
+          <w:b/>
+          <w:bCs/>
+        </w:rPr>
         <w:br/>
         <w:t>.csv("sales.csv"))</w:t>
       </w:r>
       <w:r>
+        <w:rPr>
+          <w:b/>
+          <w:bCs/>
+        </w:rPr>
         <w:br/>
       </w:r>
       <w:r>
+        <w:rPr>
+          <w:b/>
+          <w:bCs/>
+        </w:rPr>
         <w:br/>
         <w:t>result = (</w:t>
       </w:r>
       <w:proofErr w:type="spellStart"/>
       <w:r>
+        <w:rPr>
+          <w:b/>
+          <w:bCs/>
+        </w:rPr>
         <w:t>df</w:t>
       </w:r>
       <w:proofErr w:type="spellEnd"/>
       <w:r>
+        <w:rPr>
+          <w:b/>
+          <w:bCs/>
+        </w:rPr>
         <w:br/>
         <w:t>.</w:t>
       </w:r>
       <w:proofErr w:type="spellStart"/>
       <w:r>
+        <w:rPr>
+          <w:b/>
+          <w:bCs/>
+        </w:rPr>
         <w:t>dropDuplicates</w:t>
       </w:r>
       <w:proofErr w:type="spellEnd"/>
       <w:r>
+        <w:rPr>
+          <w:b/>
+          <w:bCs/>
+        </w:rPr>
         <w:t>()</w:t>
       </w:r>
       <w:r>
+        <w:rPr>
+          <w:b/>
+          <w:bCs/>
+        </w:rPr>
         <w:br/>
         <w:t>.filter(col("sales") &gt; 0)</w:t>
       </w:r>
       <w:r>
+        <w:rPr>
+          <w:b/>
+          <w:bCs/>
+        </w:rPr>
         <w:br/>
         <w:t>.</w:t>
       </w:r>
       <w:proofErr w:type="spellStart"/>
       <w:r>
+        <w:rPr>
+          <w:b/>
+          <w:bCs/>
+        </w:rPr>
         <w:t>groupBy</w:t>
       </w:r>
       <w:proofErr w:type="spellEnd"/>
       <w:r>
+        <w:rPr>
+          <w:b/>
+          <w:bCs/>
+        </w:rPr>
         <w:t>("department")</w:t>
       </w:r>
       <w:r>
+        <w:rPr>
+          <w:b/>
+          <w:bCs/>
+        </w:rPr>
         <w:br/>
         <w:t>.</w:t>
       </w:r>
       <w:proofErr w:type="spellStart"/>
       <w:r>
+        <w:rPr>
+          <w:b/>
+          <w:bCs/>
+        </w:rPr>
         <w:t>agg</w:t>
       </w:r>
       <w:proofErr w:type="spellEnd"/>
       <w:r>
+        <w:rPr>
+          <w:b/>
+          <w:bCs/>
+        </w:rPr>
         <w:t>(avg("sales").alias("</w:t>
       </w:r>
       <w:proofErr w:type="spellStart"/>
       <w:r>
+        <w:rPr>
+          <w:b/>
+          <w:bCs/>
+        </w:rPr>
         <w:t>avg_sales</w:t>
       </w:r>
       <w:proofErr w:type="spellEnd"/>
       <w:r>
+        <w:rPr>
+          <w:b/>
+          <w:bCs/>
+        </w:rPr>
         <w:t>"))</w:t>
       </w:r>
       <w:r>
+        <w:rPr>
+          <w:b/>
+          <w:bCs/>
+        </w:rPr>
         <w:br/>
         <w:t>.</w:t>
       </w:r>
       <w:proofErr w:type="spellStart"/>
       <w:r>
+        <w:rPr>
+          <w:b/>
+          <w:bCs/>
+        </w:rPr>
         <w:t>orderBy</w:t>
       </w:r>
       <w:proofErr w:type="spellEnd"/>
       <w:r>
+        <w:rPr>
+          <w:b/>
+          <w:bCs/>
+        </w:rPr>
         <w:t>(col("</w:t>
       </w:r>
       <w:proofErr w:type="spellStart"/>
       <w:r>
+        <w:rPr>
+          <w:b/>
+          <w:bCs/>
+        </w:rPr>
         <w:t>avg_sales</w:t>
       </w:r>
       <w:proofErr w:type="spellEnd"/>
       <w:r>
+        <w:rPr>
+          <w:b/>
+          <w:bCs/>
+        </w:rPr>
         <w:t>").desc()))</w:t>
       </w:r>
       <w:r>
+        <w:rPr>
+          <w:b/>
+          <w:bCs/>
+        </w:rPr>
         <w:br/>
       </w:r>
       <w:r>
+        <w:rPr>
+          <w:b/>
+          <w:bCs/>
+        </w:rPr>
         <w:br/>
       </w:r>
       <w:proofErr w:type="spellStart"/>
       <w:r>
+        <w:rPr>
+          <w:b/>
+          <w:bCs/>
+        </w:rPr>
         <w:t>result.show</w:t>
       </w:r>
       <w:proofErr w:type="spellEnd"/>
       <w:r>
+        <w:rPr>
+          <w:b/>
+          <w:bCs/>
+        </w:rPr>
         <w:t>()</w:t>
       </w:r>
       <w:r>
+        <w:rPr>
+          <w:b/>
+          <w:bCs/>
+        </w:rPr>
         <w:br/>
       </w:r>
       <w:proofErr w:type="spellStart"/>
       <w:r>
+        <w:rPr>
+          <w:b/>
+          <w:bCs/>
+        </w:rPr>
         <w:t>result.write.mode</w:t>
       </w:r>
       <w:proofErr w:type="spellEnd"/>
       <w:r>
+        <w:rPr>
+          <w:b/>
+          <w:bCs/>
+        </w:rPr>
         <w:t>("overwrite").parquet("</w:t>
       </w:r>
       <w:proofErr w:type="spellStart"/>
       <w:r>
+        <w:rPr>
+          <w:b/>
+          <w:bCs/>
+        </w:rPr>
         <w:t>sales_summary</w:t>
       </w:r>
       <w:proofErr w:type="spellEnd"/>
       <w:r>
+        <w:rPr>
+          <w:b/>
+          <w:bCs/>
+        </w:rPr>
         <w:t>")</w:t>
       </w:r>
       <w:r>
+        <w:rPr>
+          <w:b/>
+          <w:bCs/>
+        </w:rPr>
         <w:br/>
       </w:r>
       <w:r>
+        <w:rPr>
+          <w:b/>
+          <w:bCs/>
+        </w:rPr>
         <w:br/>
       </w:r>
       <w:proofErr w:type="spellStart"/>
       <w:r>
+        <w:rPr>
+          <w:b/>
+          <w:bCs/>
+        </w:rPr>
         <w:t>spark.stop</w:t>
       </w:r>
       <w:proofErr w:type="spellEnd"/>
       <w:r>
+        <w:rPr>
+          <w:b/>
+          <w:bCs/>
+        </w:rPr>
         <w:t>()</w:t>
       </w:r>
     </w:p>
@@ -13137,6 +13373,11 @@
     </w:p>
     <w:p>
       <w:pPr>
+        <w:pStyle w:val="ListParagraph"/>
+        <w:numPr>
+          <w:ilvl w:val="0"/>
+          <w:numId w:val="1"/>
+        </w:numPr>
         <w:spacing w:after="160" w:line="278" w:lineRule="auto"/>
       </w:pPr>
       <w:r>
@@ -13153,6 +13394,11 @@
     </w:p>
     <w:p>
       <w:pPr>
+        <w:pStyle w:val="ListParagraph"/>
+        <w:numPr>
+          <w:ilvl w:val="0"/>
+          <w:numId w:val="1"/>
+        </w:numPr>
         <w:spacing w:after="160" w:line="278" w:lineRule="auto"/>
       </w:pPr>
       <w:r>
@@ -13169,6 +13415,11 @@
     </w:p>
     <w:p>
       <w:pPr>
+        <w:pStyle w:val="ListParagraph"/>
+        <w:numPr>
+          <w:ilvl w:val="0"/>
+          <w:numId w:val="1"/>
+        </w:numPr>
         <w:spacing w:after="160" w:line="278" w:lineRule="auto"/>
       </w:pPr>
       <w:r>
@@ -13177,6 +13428,11 @@
     </w:p>
     <w:p>
       <w:pPr>
+        <w:pStyle w:val="ListParagraph"/>
+        <w:numPr>
+          <w:ilvl w:val="0"/>
+          <w:numId w:val="1"/>
+        </w:numPr>
         <w:spacing w:after="160" w:line="278" w:lineRule="auto"/>
       </w:pPr>
       <w:r>
@@ -13185,6 +13441,11 @@
     </w:p>
     <w:p>
       <w:pPr>
+        <w:pStyle w:val="ListParagraph"/>
+        <w:numPr>
+          <w:ilvl w:val="0"/>
+          <w:numId w:val="1"/>
+        </w:numPr>
         <w:spacing w:after="160" w:line="278" w:lineRule="auto"/>
       </w:pPr>
       <w:r>
@@ -13201,6 +13462,11 @@
     </w:p>
     <w:p>
       <w:pPr>
+        <w:pStyle w:val="ListParagraph"/>
+        <w:numPr>
+          <w:ilvl w:val="0"/>
+          <w:numId w:val="1"/>
+        </w:numPr>
         <w:spacing w:after="160" w:line="278" w:lineRule="auto"/>
       </w:pPr>
       <w:r>
@@ -13209,6 +13475,11 @@
     </w:p>
     <w:p>
       <w:pPr>
+        <w:pStyle w:val="ListParagraph"/>
+        <w:numPr>
+          <w:ilvl w:val="0"/>
+          <w:numId w:val="1"/>
+        </w:numPr>
         <w:spacing w:after="160" w:line="278" w:lineRule="auto"/>
       </w:pPr>
       <w:r>
@@ -13225,6 +13496,11 @@
     </w:p>
     <w:p>
       <w:pPr>
+        <w:pStyle w:val="ListParagraph"/>
+        <w:numPr>
+          <w:ilvl w:val="0"/>
+          <w:numId w:val="1"/>
+        </w:numPr>
         <w:spacing w:after="160" w:line="278" w:lineRule="auto"/>
       </w:pPr>
       <w:r>
@@ -13248,6 +13524,127 @@
     </w:sectPr>
   </w:body>
 </w:document>
+</file>
+
+<file path=word/numbering.xml><?xml version="1.0" encoding="utf-8"?>
+<w:numbering xmlns:wpc="http://schemas.microsoft.com/office/word/2010/wordprocessingCanvas" xmlns:cx="http://schemas.microsoft.com/office/drawing/2014/chartex" xmlns:cx1="http://schemas.microsoft.com/office/drawing/2015/9/8/chartex" xmlns:cx2="http://schemas.microsoft.com/office/drawing/2015/10/21/chartex" xmlns:cx3="http://schemas.microsoft.com/office/drawing/2016/5/9/chartex" xmlns:cx4="http://schemas.microsoft.com/office/drawing/2016/5/10/chartex" xmlns:cx5="http://schemas.microsoft.com/office/drawing/2016/5/11/chartex" xmlns:cx6="http://schemas.microsoft.com/office/drawing/2016/5/12/chartex" xmlns:cx7="http://schemas.microsoft.com/office/drawing/2016/5/13/chartex" xmlns:cx8="http://schemas.microsoft.com/office/drawing/2016/5/14/chartex" xmlns:mc="http://schemas.openxmlformats.org/markup-compatibility/2006" xmlns:aink="http://schemas.microsoft.com/office/drawing/2016/ink" xmlns:am3d="http://schemas.microsoft.com/office/drawing/2017/model3d" xmlns:o="urn:schemas-microsoft-com:office:office" xmlns:oel="http://schemas.microsoft.com/office/2019/extlst" xmlns:r="http://schemas.openxmlformats.org/officeDocument/2006/relationships" xmlns:m="http://schemas.openxmlformats.org/officeDocument/2006/math" xmlns:v="urn:schemas-microsoft-com:vml" xmlns:wp14="http://schemas.microsoft.com/office/word/2010/wordprocessingDrawing" xmlns:wp="http://schemas.openxmlformats.org/drawingml/2006/wordprocessingDrawing" xmlns:w10="urn:schemas-microsoft-com:office:word" xmlns:w="http://schemas.openxmlformats.org/wordprocessingml/2006/main" xmlns:w14="http://schemas.microsoft.com/office/word/2010/wordml" xmlns:w15="http://schemas.microsoft.com/office/word/2012/wordml" xmlns:w16cex="http://schemas.microsoft.com/office/word/2018/wordml/cex" xmlns:w16cid="http://schemas.microsoft.com/office/word/2016/wordml/cid" xmlns:w16="http://schemas.microsoft.com/office/word/2018/wordml" xmlns:w16du="http://schemas.microsoft.com/office/word/2023/wordml/word16du" xmlns:w16sdtdh="http://schemas.microsoft.com/office/word/2020/wordml/sdtdatahash" xmlns:w16sdtfl="http://schemas.microsoft.com/office/word/2024/wordml/sdtformatlock" xmlns:w16se="http://schemas.microsoft.com/office/word/2015/wordml/symex" xmlns:wpg="http://schemas.microsoft.com/office/word/2010/wordprocessingGroup" xmlns:wpi="http://schemas.microsoft.com/office/word/2010/wordprocessingInk" xmlns:wne="http://schemas.microsoft.com/office/word/2006/wordml" xmlns:wps="http://schemas.microsoft.com/office/word/2010/wordprocessingShape" mc:Ignorable="w14 w15 w16se w16cid w16 w16cex w16sdtdh w16sdtfl w16du wp14">
+  <w:abstractNum w:abstractNumId="0" w15:restartNumberingAfterBreak="0">
+    <w:nsid w:val="4EFD00DE"/>
+    <w:multiLevelType w:val="hybridMultilevel"/>
+    <w:tmpl w:val="DD4C564C"/>
+    <w:lvl w:ilvl="0" w:tplc="04090001">
+      <w:start w:val="1"/>
+      <w:numFmt w:val="bullet"/>
+      <w:lvlText w:val=""/>
+      <w:lvlJc w:val="left"/>
+      <w:pPr>
+        <w:ind w:left="720" w:hanging="360"/>
+      </w:pPr>
+      <w:rPr>
+        <w:rFonts w:ascii="Symbol" w:hAnsi="Symbol" w:hint="default"/>
+      </w:rPr>
+    </w:lvl>
+    <w:lvl w:ilvl="1" w:tplc="04090003" w:tentative="1">
+      <w:start w:val="1"/>
+      <w:numFmt w:val="bullet"/>
+      <w:lvlText w:val="o"/>
+      <w:lvlJc w:val="left"/>
+      <w:pPr>
+        <w:ind w:left="1440" w:hanging="360"/>
+      </w:pPr>
+      <w:rPr>
+        <w:rFonts w:ascii="Courier New" w:hAnsi="Courier New" w:cs="Courier New" w:hint="default"/>
+      </w:rPr>
+    </w:lvl>
+    <w:lvl w:ilvl="2" w:tplc="04090005" w:tentative="1">
+      <w:start w:val="1"/>
+      <w:numFmt w:val="bullet"/>
+      <w:lvlText w:val=""/>
+      <w:lvlJc w:val="left"/>
+      <w:pPr>
+        <w:ind w:left="2160" w:hanging="360"/>
+      </w:pPr>
+      <w:rPr>
+        <w:rFonts w:ascii="Wingdings" w:hAnsi="Wingdings" w:hint="default"/>
+      </w:rPr>
+    </w:lvl>
+    <w:lvl w:ilvl="3" w:tplc="04090001" w:tentative="1">
+      <w:start w:val="1"/>
+      <w:numFmt w:val="bullet"/>
+      <w:lvlText w:val=""/>
+      <w:lvlJc w:val="left"/>
+      <w:pPr>
+        <w:ind w:left="2880" w:hanging="360"/>
+      </w:pPr>
+      <w:rPr>
+        <w:rFonts w:ascii="Symbol" w:hAnsi="Symbol" w:hint="default"/>
+      </w:rPr>
+    </w:lvl>
+    <w:lvl w:ilvl="4" w:tplc="04090003" w:tentative="1">
+      <w:start w:val="1"/>
+      <w:numFmt w:val="bullet"/>
+      <w:lvlText w:val="o"/>
+      <w:lvlJc w:val="left"/>
+      <w:pPr>
+        <w:ind w:left="3600" w:hanging="360"/>
+      </w:pPr>
+      <w:rPr>
+        <w:rFonts w:ascii="Courier New" w:hAnsi="Courier New" w:cs="Courier New" w:hint="default"/>
+      </w:rPr>
+    </w:lvl>
+    <w:lvl w:ilvl="5" w:tplc="04090005" w:tentative="1">
+      <w:start w:val="1"/>
+      <w:numFmt w:val="bullet"/>
+      <w:lvlText w:val=""/>
+      <w:lvlJc w:val="left"/>
+      <w:pPr>
+        <w:ind w:left="4320" w:hanging="360"/>
+      </w:pPr>
+      <w:rPr>
+        <w:rFonts w:ascii="Wingdings" w:hAnsi="Wingdings" w:hint="default"/>
+      </w:rPr>
+    </w:lvl>
+    <w:lvl w:ilvl="6" w:tplc="04090001" w:tentative="1">
+      <w:start w:val="1"/>
+      <w:numFmt w:val="bullet"/>
+      <w:lvlText w:val=""/>
+      <w:lvlJc w:val="left"/>
+      <w:pPr>
+        <w:ind w:left="5040" w:hanging="360"/>
+      </w:pPr>
+      <w:rPr>
+        <w:rFonts w:ascii="Symbol" w:hAnsi="Symbol" w:hint="default"/>
+      </w:rPr>
+    </w:lvl>
+    <w:lvl w:ilvl="7" w:tplc="04090003" w:tentative="1">
+      <w:start w:val="1"/>
+      <w:numFmt w:val="bullet"/>
+      <w:lvlText w:val="o"/>
+      <w:lvlJc w:val="left"/>
+      <w:pPr>
+        <w:ind w:left="5760" w:hanging="360"/>
+      </w:pPr>
+      <w:rPr>
+        <w:rFonts w:ascii="Courier New" w:hAnsi="Courier New" w:cs="Courier New" w:hint="default"/>
+      </w:rPr>
+    </w:lvl>
+    <w:lvl w:ilvl="8" w:tplc="04090005" w:tentative="1">
+      <w:start w:val="1"/>
+      <w:numFmt w:val="bullet"/>
+      <w:lvlText w:val=""/>
+      <w:lvlJc w:val="left"/>
+      <w:pPr>
+        <w:ind w:left="6480" w:hanging="360"/>
+      </w:pPr>
+      <w:rPr>
+        <w:rFonts w:ascii="Wingdings" w:hAnsi="Wingdings" w:hint="default"/>
+      </w:rPr>
+    </w:lvl>
+  </w:abstractNum>
+  <w:num w:numId="1" w16cid:durableId="697632119">
+    <w:abstractNumId w:val="0"/>
+  </w:num>
+</w:numbering>
 </file>
 
 <file path=word/styles.xml><?xml version="1.0" encoding="utf-8"?>
